--- a/docs/manuscrit/Supplementary_Data.docx
+++ b/docs/manuscrit/Supplementary_Data.docx
@@ -2487,14 +2487,13 @@
         <w:rPr>
           <w:i w:val="0"/>
         </w:rPr>
-        <w:t>Index assignment. The same set of 768 index combinations (i7 × i5) was used for both library preparations, but the assignment of index pairs to plate wells differed between them: relative to durance1, the i7 index differs for 384 of the 768 libraries and the i5 index for 576, whereas durance2 and durance3 — which share a library — carry identical index pairs for all 768 libraries. Sample-to-file assignment was verified independently by nearest-neighbour matching of community composition between replicates; no reciprocal mismatch was observed (0 of 136 discordant pairs), excluding a labelling error.</w:t>
+        <w:t>Index assignment. The same set of 768 index combinations (i7 × i5) was used for both library preparations, but the assignment of index pairs to plate wells differed between them: relative to durance1, the i7 index differs for 384 of the 768 libraries and the i5 index for 576, whereas durance2 and durance3 — which share a library — carry identical index pairs for all 768 libraries. Sample-to-file assignment was verified independently. For each library, its nearest neighbour in community composition (Bray–Curtis) was sought among the replicates of the other runs: correct labelling predicts that a library's nearest neighbour is its own replicate. Of 2,027 comparisons, 1,891 (93.3 %) recovered the library's own replicate; the rate was 99.7 % between the two runs sharing a library preparation and 89.8–90.1 % across preparations. Critically, the plates whose index assignment changed between preparations self-matched at 96.5 %, better than the unchanged plates (90.1 %), so the change in index assignment did not scramble labelling. None of the 136 failures was reciprocal (0 of 136 mutually-pointing pairs), which is the signature a genuine sample swap would leave; the failures instead had high self-dissimilarity (median Bray–Curtis 0.53 against 0.13 for successes) and were concentrated in caudal fin, the lowest-biomass tissue. They therefore reflect poorly reproducible samples rather than mislabelling.</w:t>
       </w:r>
       <w:r>
         <w:rPr>
           <w:i/>
           <w:color w:val="1F4E79"/>
         </w:rPr>
-        <w:t xml:space="preserve"> [À TRACER : ce contrôle d'assignation échantillon–fichier (appariement par plus proche voisin, 0/136 paires discordantes) provient d'une autre session ; aucun script ni fichier de résultat correspondant n'a été trouvé dans le dépôt (scripts/ et results/). À reproduire et versionner avant soumission, ou à retirer.]</w:t>
       </w:r>
     </w:p>
     <w:p>

--- a/docs/manuscrit/Supplementary_Data.docx
+++ b/docs/manuscrit/Supplementary_Data.docx
@@ -31,8 +31,12 @@
       <w:pPr>
         <w:pStyle w:val="Heading1"/>
       </w:pPr>
+      <w:r/>
       <w:r>
-        <w:t>Table S1. Sampling sites</w:t>
+        <w:rPr>
+          <w:b/>
+        </w:rPr>
+        <w:t>Table S1. Sampling stations</w:t>
       </w:r>
     </w:p>
     <w:p>
@@ -40,34 +44,76 @@
         <w:t>Coordinates are WGS84 decimal degrees, reported to six decimal places (≈0.1 m); the ENA sample checklist ERC000013 accepts up to eight decimal places, but six was judged the finest resolution the electrofishing station locations support. All nine sites share the same MIxS environmental context terms: broad-scale context ‘freshwater river biome’ (ENVO:01000253), local context ‘river’ (ENVO:00000022), environmental medium ‘river water’ (ENVO:01000599). Individuals and libraries are counted as deposited (see Table S2 note).</w:t>
       </w:r>
     </w:p>
+    <w:p>
+      <w:r/>
+      <w:r>
+        <w:rPr>
+          <w:i/>
+          <w:color w:val="B2182B"/>
+          <w:sz w:val="16"/>
+        </w:rPr>
+        <w:t>Correction (2026-08-31). An earlier version of this table reported coordinates that were extrapolated from commune names rather than field records. Georeferences, river names and collection dates are now those supplied by the field team: five river names were wrong (Suran, Beaume, Buech and a canal were reported as Ain, Ardèche and Durance) and six positions were displaced by more than 5 km, up to 41.4 km. Site codes Ain and Cab each span two physically separate stations on the Suran, 17.2 km apart and separated by a barrier passable only downstream; they are listed separately here because they carry different taxa. The total is 180 individuals, not 181: one fish had been split into two records by a mistyped year prefix in a sample name. Genotypic categories (Cn, Hy, Pt) follow the chromosome-level assignment, not a threshold on the median hybrid index.</w:t>
+      </w:r>
+    </w:p>
     <w:tbl>
       <w:tblPr>
         <w:tblStyle w:val="LightGrid-Accent1"/>
         <w:tblW w:type="auto" w:w="0"/>
-        <w:jc w:val="center"/>
         <w:tblLook w:firstColumn="1" w:firstRow="1" w:lastColumn="0" w:lastRow="0" w:noHBand="0" w:noVBand="1" w:val="04A0"/>
       </w:tblPr>
       <w:tblGrid>
-        <w:gridCol w:w="1080"/>
-        <w:gridCol w:w="1080"/>
-        <w:gridCol w:w="1080"/>
-        <w:gridCol w:w="1080"/>
-        <w:gridCol w:w="1080"/>
-        <w:gridCol w:w="1080"/>
-        <w:gridCol w:w="1080"/>
-        <w:gridCol w:w="1080"/>
+        <w:gridCol w:w="864"/>
+        <w:gridCol w:w="864"/>
+        <w:gridCol w:w="864"/>
+        <w:gridCol w:w="864"/>
+        <w:gridCol w:w="864"/>
+        <w:gridCol w:w="864"/>
+        <w:gridCol w:w="864"/>
+        <w:gridCol w:w="864"/>
+        <w:gridCol w:w="864"/>
+        <w:gridCol w:w="864"/>
       </w:tblGrid>
       <w:tr>
         <w:tc>
           <w:tcPr>
-            <w:tcW w:type="dxa" w:w="907"/>
+            <w:tcW w:type="dxa" w:w="864"/>
           </w:tcPr>
           <w:p>
             <w:r/>
             <w:r>
               <w:rPr>
                 <w:b/>
-                <w:sz w:val="18"/>
+                <w:sz w:val="16"/>
+              </w:rPr>
+              <w:t>Station</w:t>
+            </w:r>
+          </w:p>
+        </w:tc>
+        <w:tc>
+          <w:tcPr>
+            <w:tcW w:type="dxa" w:w="864"/>
+          </w:tcPr>
+          <w:p>
+            <w:r/>
+            <w:r>
+              <w:rPr>
+                <w:b/>
+                <w:sz w:val="16"/>
+              </w:rPr>
+              <w:t>River</w:t>
+            </w:r>
+          </w:p>
+        </w:tc>
+        <w:tc>
+          <w:tcPr>
+            <w:tcW w:type="dxa" w:w="864"/>
+          </w:tcPr>
+          <w:p>
+            <w:r/>
+            <w:r>
+              <w:rPr>
+                <w:b/>
+                <w:sz w:val="16"/>
               </w:rPr>
               <w:t>Site code</w:t>
             </w:r>
@@ -75,44 +121,14 @@
         </w:tc>
         <w:tc>
           <w:tcPr>
-            <w:tcW w:type="dxa" w:w="1020"/>
+            <w:tcW w:type="dxa" w:w="864"/>
           </w:tcPr>
           <w:p>
             <w:r/>
             <w:r>
               <w:rPr>
                 <w:b/>
-                <w:sz w:val="18"/>
-              </w:rPr>
-              <w:t>River</w:t>
-            </w:r>
-          </w:p>
-        </w:tc>
-        <w:tc>
-          <w:tcPr>
-            <w:tcW w:type="dxa" w:w="2041"/>
-          </w:tcPr>
-          <w:p>
-            <w:r/>
-            <w:r>
-              <w:rPr>
-                <w:b/>
-                <w:sz w:val="18"/>
-              </w:rPr>
-              <w:t>Commune</w:t>
-            </w:r>
-          </w:p>
-        </w:tc>
-        <w:tc>
-          <w:tcPr>
-            <w:tcW w:type="dxa" w:w="1247"/>
-          </w:tcPr>
-          <w:p>
-            <w:r/>
-            <w:r>
-              <w:rPr>
-                <w:b/>
-                <w:sz w:val="18"/>
+                <w:sz w:val="16"/>
               </w:rPr>
               <w:t>Latitude (°N)</w:t>
             </w:r>
@@ -120,14 +136,14 @@
         </w:tc>
         <w:tc>
           <w:tcPr>
-            <w:tcW w:type="dxa" w:w="1247"/>
+            <w:tcW w:type="dxa" w:w="864"/>
           </w:tcPr>
           <w:p>
             <w:r/>
             <w:r>
               <w:rPr>
                 <w:b/>
-                <w:sz w:val="18"/>
+                <w:sz w:val="16"/>
               </w:rPr>
               <w:t>Longitude (°E)</w:t>
             </w:r>
@@ -135,46 +151,74 @@
         </w:tc>
         <w:tc>
           <w:tcPr>
-            <w:tcW w:type="dxa" w:w="1077"/>
+            <w:tcW w:type="dxa" w:w="864"/>
           </w:tcPr>
           <w:p>
             <w:r/>
             <w:r>
               <w:rPr>
                 <w:b/>
-                <w:sz w:val="18"/>
+                <w:sz w:val="16"/>
               </w:rPr>
-              <w:t>Years</w:t>
+              <w:t>Year(s)</w:t>
             </w:r>
           </w:p>
         </w:tc>
         <w:tc>
           <w:tcPr>
-            <w:tcW w:type="dxa" w:w="964"/>
-          </w:tcPr>
-          <w:p>
-            <w:r>
-              <w:t>Individuals (per site-year / year-collapsed)</w:t>
-            </w:r>
-            <w:r>
-              <w:rPr>
-                <w:b/>
-                <w:sz w:val="18"/>
-              </w:rPr>
-              <w:t>Individuals</w:t>
-            </w:r>
-          </w:p>
-        </w:tc>
-        <w:tc>
-          <w:tcPr>
-            <w:tcW w:type="dxa" w:w="907"/>
+            <w:tcW w:type="dxa" w:w="864"/>
           </w:tcPr>
           <w:p>
             <w:r/>
             <w:r>
               <w:rPr>
                 <w:b/>
-                <w:sz w:val="18"/>
+                <w:sz w:val="16"/>
+              </w:rPr>
+              <w:t>Collection date(s)</w:t>
+            </w:r>
+          </w:p>
+        </w:tc>
+        <w:tc>
+          <w:tcPr>
+            <w:tcW w:type="dxa" w:w="864"/>
+          </w:tcPr>
+          <w:p>
+            <w:r/>
+            <w:r>
+              <w:rPr>
+                <w:b/>
+                <w:sz w:val="16"/>
+              </w:rPr>
+              <w:t>Individuals (per year)</w:t>
+            </w:r>
+          </w:p>
+        </w:tc>
+        <w:tc>
+          <w:tcPr>
+            <w:tcW w:type="dxa" w:w="864"/>
+          </w:tcPr>
+          <w:p>
+            <w:r/>
+            <w:r>
+              <w:rPr>
+                <w:b/>
+                <w:sz w:val="16"/>
+              </w:rPr>
+              <w:t>Cn / Hy / Pt</w:t>
+            </w:r>
+          </w:p>
+        </w:tc>
+        <w:tc>
+          <w:tcPr>
+            <w:tcW w:type="dxa" w:w="864"/>
+          </w:tcPr>
+          <w:p>
+            <w:r/>
+            <w:r>
+              <w:rPr>
+                <w:b/>
+                <w:sz w:val="16"/>
               </w:rPr>
               <w:t>Libraries</w:t>
             </w:r>
@@ -184,128 +228,41 @@
       <w:tr>
         <w:tc>
           <w:tcPr>
-            <w:tcW w:type="dxa" w:w="907"/>
+            <w:tcW w:type="dxa" w:w="864"/>
           </w:tcPr>
           <w:p>
             <w:r/>
             <w:r>
               <w:rPr>
-                <w:sz w:val="18"/>
+                <w:sz w:val="16"/>
               </w:rPr>
-              <w:t>Ain</w:t>
+              <w:t>Avignon</w:t>
             </w:r>
           </w:p>
         </w:tc>
         <w:tc>
           <w:tcPr>
-            <w:tcW w:type="dxa" w:w="1020"/>
+            <w:tcW w:type="dxa" w:w="864"/>
           </w:tcPr>
           <w:p>
             <w:r/>
             <w:r>
               <w:rPr>
-                <w:sz w:val="18"/>
+                <w:sz w:val="16"/>
               </w:rPr>
-              <w:t>Ain</w:t>
+              <w:t>Durance</w:t>
             </w:r>
           </w:p>
         </w:tc>
         <w:tc>
           <w:tcPr>
-            <w:tcW w:type="dxa" w:w="2041"/>
+            <w:tcW w:type="dxa" w:w="864"/>
           </w:tcPr>
           <w:p>
             <w:r/>
             <w:r>
               <w:rPr>
-                <w:sz w:val="18"/>
-              </w:rPr>
-              <w:t>Villieu-Loyes-Mollon</w:t>
-            </w:r>
-          </w:p>
-        </w:tc>
-        <w:tc>
-          <w:tcPr>
-            <w:tcW w:type="dxa" w:w="1247"/>
-          </w:tcPr>
-          <w:p>
-            <w:r/>
-            <w:r>
-              <w:rPr>
-                <w:sz w:val="18"/>
-              </w:rPr>
-              <w:t>45.906458</w:t>
-            </w:r>
-          </w:p>
-        </w:tc>
-        <w:tc>
-          <w:tcPr>
-            <w:tcW w:type="dxa" w:w="1247"/>
-          </w:tcPr>
-          <w:p>
-            <w:r/>
-            <w:r>
-              <w:rPr>
-                <w:sz w:val="18"/>
-              </w:rPr>
-              <w:t>5.233251</w:t>
-            </w:r>
-          </w:p>
-        </w:tc>
-        <w:tc>
-          <w:tcPr>
-            <w:tcW w:type="dxa" w:w="1077"/>
-          </w:tcPr>
-          <w:p>
-            <w:r/>
-            <w:r>
-              <w:rPr>
-                <w:sz w:val="18"/>
-              </w:rPr>
-              <w:t>2014</w:t>
-            </w:r>
-          </w:p>
-        </w:tc>
-        <w:tc>
-          <w:tcPr>
-            <w:tcW w:type="dxa" w:w="964"/>
-          </w:tcPr>
-          <w:p>
-            <w:r>
-              <w:t>14</w:t>
-            </w:r>
-            <w:r>
-              <w:rPr>
-                <w:sz w:val="18"/>
-              </w:rPr>
-            </w:r>
-          </w:p>
-        </w:tc>
-        <w:tc>
-          <w:tcPr>
-            <w:tcW w:type="dxa" w:w="907"/>
-          </w:tcPr>
-          <w:p>
-            <w:r/>
-            <w:r>
-              <w:rPr>
-                <w:sz w:val="18"/>
-              </w:rPr>
-              <w:t>55</w:t>
-            </w:r>
-          </w:p>
-        </w:tc>
-      </w:tr>
-      <w:tr>
-        <w:tc>
-          <w:tcPr>
-            <w:tcW w:type="dxa" w:w="907"/>
-          </w:tcPr>
-          <w:p>
-            <w:r/>
-            <w:r>
-              <w:rPr>
-                <w:sz w:val="18"/>
+                <w:sz w:val="16"/>
               </w:rPr>
               <w:t>Avi</w:t>
             </w:r>
@@ -313,69 +270,41 @@
         </w:tc>
         <w:tc>
           <w:tcPr>
-            <w:tcW w:type="dxa" w:w="1020"/>
+            <w:tcW w:type="dxa" w:w="864"/>
           </w:tcPr>
           <w:p>
             <w:r/>
             <w:r>
               <w:rPr>
-                <w:sz w:val="18"/>
+                <w:sz w:val="16"/>
               </w:rPr>
-              <w:t>Durance</w:t>
+              <w:t>43.913000</w:t>
             </w:r>
           </w:p>
         </w:tc>
         <w:tc>
           <w:tcPr>
-            <w:tcW w:type="dxa" w:w="2041"/>
+            <w:tcW w:type="dxa" w:w="864"/>
           </w:tcPr>
           <w:p>
             <w:r/>
             <w:r>
               <w:rPr>
-                <w:sz w:val="18"/>
+                <w:sz w:val="16"/>
               </w:rPr>
-              <w:t>Avignon</w:t>
+              <w:t>4.820722</w:t>
             </w:r>
           </w:p>
         </w:tc>
         <w:tc>
           <w:tcPr>
-            <w:tcW w:type="dxa" w:w="1247"/>
+            <w:tcW w:type="dxa" w:w="864"/>
           </w:tcPr>
           <w:p>
             <w:r/>
             <w:r>
               <w:rPr>
-                <w:sz w:val="18"/>
-              </w:rPr>
-              <w:t>43.912848</w:t>
-            </w:r>
-          </w:p>
-        </w:tc>
-        <w:tc>
-          <w:tcPr>
-            <w:tcW w:type="dxa" w:w="1247"/>
-          </w:tcPr>
-          <w:p>
-            <w:r/>
-            <w:r>
-              <w:rPr>
-                <w:sz w:val="18"/>
-              </w:rPr>
-              <w:t>4.817756</w:t>
-            </w:r>
-          </w:p>
-        </w:tc>
-        <w:tc>
-          <w:tcPr>
-            <w:tcW w:type="dxa" w:w="1077"/>
-          </w:tcPr>
-          <w:p>
-            <w:r/>
-            <w:r>
-              <w:rPr>
-                <w:sz w:val="18"/>
+                <w:sz w:val="16"/>
               </w:rPr>
               <w:t>2014, 2015</w:t>
             </w:r>
@@ -383,28 +312,55 @@
         </w:tc>
         <w:tc>
           <w:tcPr>
-            <w:tcW w:type="dxa" w:w="964"/>
+            <w:tcW w:type="dxa" w:w="864"/>
           </w:tcPr>
           <w:p>
-            <w:r>
-              <w:t>24 / 16</w:t>
-            </w:r>
+            <w:r/>
             <w:r>
               <w:rPr>
-                <w:sz w:val="18"/>
+                <w:sz w:val="16"/>
               </w:rPr>
+              <w:t>2014-07-17 ; 2015-07-10</w:t>
             </w:r>
           </w:p>
         </w:tc>
         <w:tc>
           <w:tcPr>
-            <w:tcW w:type="dxa" w:w="907"/>
+            <w:tcW w:type="dxa" w:w="864"/>
           </w:tcPr>
           <w:p>
             <w:r/>
             <w:r>
               <w:rPr>
-                <w:sz w:val="18"/>
+                <w:sz w:val="16"/>
+              </w:rPr>
+              <w:t>11 / 13</w:t>
+            </w:r>
+          </w:p>
+        </w:tc>
+        <w:tc>
+          <w:tcPr>
+            <w:tcW w:type="dxa" w:w="864"/>
+          </w:tcPr>
+          <w:p>
+            <w:r/>
+            <w:r>
+              <w:rPr>
+                <w:sz w:val="16"/>
+              </w:rPr>
+              <w:t>20 / 4 / 0</w:t>
+            </w:r>
+          </w:p>
+        </w:tc>
+        <w:tc>
+          <w:tcPr>
+            <w:tcW w:type="dxa" w:w="864"/>
+          </w:tcPr>
+          <w:p>
+            <w:r/>
+            <w:r>
+              <w:rPr>
+                <w:sz w:val="16"/>
               </w:rPr>
               <w:t>96</w:t>
             </w:r>
@@ -414,13 +370,893 @@
       <w:tr>
         <w:tc>
           <w:tcPr>
-            <w:tcW w:type="dxa" w:w="907"/>
+            <w:tcW w:type="dxa" w:w="864"/>
           </w:tcPr>
           <w:p>
             <w:r/>
             <w:r>
               <w:rPr>
-                <w:sz w:val="18"/>
+                <w:sz w:val="16"/>
+              </w:rPr>
+              <w:t>Canal (usine du Largue)</w:t>
+            </w:r>
+          </w:p>
+        </w:tc>
+        <w:tc>
+          <w:tcPr>
+            <w:tcW w:type="dxa" w:w="864"/>
+          </w:tcPr>
+          <w:p>
+            <w:r/>
+            <w:r>
+              <w:rPr>
+                <w:sz w:val="16"/>
+              </w:rPr>
+              <w:t>Canal</w:t>
+            </w:r>
+          </w:p>
+        </w:tc>
+        <w:tc>
+          <w:tcPr>
+            <w:tcW w:type="dxa" w:w="864"/>
+          </w:tcPr>
+          <w:p>
+            <w:r/>
+            <w:r>
+              <w:rPr>
+                <w:sz w:val="16"/>
+              </w:rPr>
+              <w:t>Caa</w:t>
+            </w:r>
+          </w:p>
+        </w:tc>
+        <w:tc>
+          <w:tcPr>
+            <w:tcW w:type="dxa" w:w="864"/>
+          </w:tcPr>
+          <w:p>
+            <w:r/>
+            <w:r>
+              <w:rPr>
+                <w:sz w:val="16"/>
+              </w:rPr>
+              <w:t>43.853389</w:t>
+            </w:r>
+          </w:p>
+        </w:tc>
+        <w:tc>
+          <w:tcPr>
+            <w:tcW w:type="dxa" w:w="864"/>
+          </w:tcPr>
+          <w:p>
+            <w:r/>
+            <w:r>
+              <w:rPr>
+                <w:sz w:val="16"/>
+              </w:rPr>
+              <w:t>5.858444</w:t>
+            </w:r>
+          </w:p>
+        </w:tc>
+        <w:tc>
+          <w:tcPr>
+            <w:tcW w:type="dxa" w:w="864"/>
+          </w:tcPr>
+          <w:p>
+            <w:r/>
+            <w:r>
+              <w:rPr>
+                <w:sz w:val="16"/>
+              </w:rPr>
+              <w:t>2015</w:t>
+            </w:r>
+          </w:p>
+        </w:tc>
+        <w:tc>
+          <w:tcPr>
+            <w:tcW w:type="dxa" w:w="864"/>
+          </w:tcPr>
+          <w:p>
+            <w:r/>
+            <w:r>
+              <w:rPr>
+                <w:sz w:val="16"/>
+              </w:rPr>
+              <w:t>2015-09-08</w:t>
+            </w:r>
+          </w:p>
+        </w:tc>
+        <w:tc>
+          <w:tcPr>
+            <w:tcW w:type="dxa" w:w="864"/>
+          </w:tcPr>
+          <w:p>
+            <w:r/>
+            <w:r>
+              <w:rPr>
+                <w:sz w:val="16"/>
+              </w:rPr>
+              <w:t>20</w:t>
+            </w:r>
+          </w:p>
+        </w:tc>
+        <w:tc>
+          <w:tcPr>
+            <w:tcW w:type="dxa" w:w="864"/>
+          </w:tcPr>
+          <w:p>
+            <w:r/>
+            <w:r>
+              <w:rPr>
+                <w:sz w:val="16"/>
+              </w:rPr>
+              <w:t>8 / 4 / 8</w:t>
+            </w:r>
+          </w:p>
+        </w:tc>
+        <w:tc>
+          <w:tcPr>
+            <w:tcW w:type="dxa" w:w="864"/>
+          </w:tcPr>
+          <w:p>
+            <w:r/>
+            <w:r>
+              <w:rPr>
+                <w:sz w:val="16"/>
+              </w:rPr>
+              <w:t>80</w:t>
+            </w:r>
+          </w:p>
+        </w:tc>
+      </w:tr>
+      <w:tr>
+        <w:tc>
+          <w:tcPr>
+            <w:tcW w:type="dxa" w:w="864"/>
+          </w:tcPr>
+          <w:p>
+            <w:r/>
+            <w:r>
+              <w:rPr>
+                <w:sz w:val="16"/>
+              </w:rPr>
+              <w:t>Chavannes-sur-Suran</w:t>
+            </w:r>
+          </w:p>
+        </w:tc>
+        <w:tc>
+          <w:tcPr>
+            <w:tcW w:type="dxa" w:w="864"/>
+          </w:tcPr>
+          <w:p>
+            <w:r/>
+            <w:r>
+              <w:rPr>
+                <w:sz w:val="16"/>
+              </w:rPr>
+              <w:t>Suran</w:t>
+            </w:r>
+          </w:p>
+        </w:tc>
+        <w:tc>
+          <w:tcPr>
+            <w:tcW w:type="dxa" w:w="864"/>
+          </w:tcPr>
+          <w:p>
+            <w:r/>
+            <w:r>
+              <w:rPr>
+                <w:sz w:val="16"/>
+              </w:rPr>
+              <w:t>Ain + Cab</w:t>
+            </w:r>
+          </w:p>
+        </w:tc>
+        <w:tc>
+          <w:tcPr>
+            <w:tcW w:type="dxa" w:w="864"/>
+          </w:tcPr>
+          <w:p>
+            <w:r/>
+            <w:r>
+              <w:rPr>
+                <w:sz w:val="16"/>
+              </w:rPr>
+              <w:t>46.264389</w:t>
+            </w:r>
+          </w:p>
+        </w:tc>
+        <w:tc>
+          <w:tcPr>
+            <w:tcW w:type="dxa" w:w="864"/>
+          </w:tcPr>
+          <w:p>
+            <w:r/>
+            <w:r>
+              <w:rPr>
+                <w:sz w:val="16"/>
+              </w:rPr>
+              <w:t>5.429444</w:t>
+            </w:r>
+          </w:p>
+        </w:tc>
+        <w:tc>
+          <w:tcPr>
+            <w:tcW w:type="dxa" w:w="864"/>
+          </w:tcPr>
+          <w:p>
+            <w:r/>
+            <w:r>
+              <w:rPr>
+                <w:sz w:val="16"/>
+              </w:rPr>
+              <w:t>2014, 2015</w:t>
+            </w:r>
+          </w:p>
+        </w:tc>
+        <w:tc>
+          <w:tcPr>
+            <w:tcW w:type="dxa" w:w="864"/>
+          </w:tcPr>
+          <w:p>
+            <w:r/>
+            <w:r>
+              <w:rPr>
+                <w:sz w:val="16"/>
+              </w:rPr>
+              <w:t>2014-08-12 ; 2015-08-26</w:t>
+            </w:r>
+          </w:p>
+        </w:tc>
+        <w:tc>
+          <w:tcPr>
+            <w:tcW w:type="dxa" w:w="864"/>
+          </w:tcPr>
+          <w:p>
+            <w:r/>
+            <w:r>
+              <w:rPr>
+                <w:sz w:val="16"/>
+              </w:rPr>
+              <w:t>10 / 9</w:t>
+            </w:r>
+          </w:p>
+        </w:tc>
+        <w:tc>
+          <w:tcPr>
+            <w:tcW w:type="dxa" w:w="864"/>
+          </w:tcPr>
+          <w:p>
+            <w:r/>
+            <w:r>
+              <w:rPr>
+                <w:sz w:val="16"/>
+              </w:rPr>
+              <w:t>0 / 0 / 19</w:t>
+            </w:r>
+          </w:p>
+        </w:tc>
+        <w:tc>
+          <w:tcPr>
+            <w:tcW w:type="dxa" w:w="864"/>
+          </w:tcPr>
+          <w:p>
+            <w:r/>
+            <w:r>
+              <w:rPr>
+                <w:sz w:val="16"/>
+              </w:rPr>
+              <w:t>75</w:t>
+            </w:r>
+          </w:p>
+        </w:tc>
+      </w:tr>
+      <w:tr>
+        <w:tc>
+          <w:tcPr>
+            <w:tcW w:type="dxa" w:w="864"/>
+          </w:tcPr>
+          <w:p>
+            <w:r/>
+            <w:r>
+              <w:rPr>
+                <w:sz w:val="16"/>
+              </w:rPr>
+              <w:t>Confluence Buech-Meouge</w:t>
+            </w:r>
+          </w:p>
+        </w:tc>
+        <w:tc>
+          <w:tcPr>
+            <w:tcW w:type="dxa" w:w="864"/>
+          </w:tcPr>
+          <w:p>
+            <w:r/>
+            <w:r>
+              <w:rPr>
+                <w:sz w:val="16"/>
+              </w:rPr>
+              <w:t>Buech</w:t>
+            </w:r>
+          </w:p>
+        </w:tc>
+        <w:tc>
+          <w:tcPr>
+            <w:tcW w:type="dxa" w:w="864"/>
+          </w:tcPr>
+          <w:p>
+            <w:r/>
+            <w:r>
+              <w:rPr>
+                <w:sz w:val="16"/>
+              </w:rPr>
+              <w:t>Bue</w:t>
+            </w:r>
+          </w:p>
+        </w:tc>
+        <w:tc>
+          <w:tcPr>
+            <w:tcW w:type="dxa" w:w="864"/>
+          </w:tcPr>
+          <w:p>
+            <w:r/>
+            <w:r>
+              <w:rPr>
+                <w:sz w:val="16"/>
+              </w:rPr>
+              <w:t>44.262000</w:t>
+            </w:r>
+          </w:p>
+        </w:tc>
+        <w:tc>
+          <w:tcPr>
+            <w:tcW w:type="dxa" w:w="864"/>
+          </w:tcPr>
+          <w:p>
+            <w:r/>
+            <w:r>
+              <w:rPr>
+                <w:sz w:val="16"/>
+              </w:rPr>
+              <w:t>5.828000</w:t>
+            </w:r>
+          </w:p>
+        </w:tc>
+        <w:tc>
+          <w:tcPr>
+            <w:tcW w:type="dxa" w:w="864"/>
+          </w:tcPr>
+          <w:p>
+            <w:r/>
+            <w:r>
+              <w:rPr>
+                <w:sz w:val="16"/>
+              </w:rPr>
+              <w:t>2014, 2015</w:t>
+            </w:r>
+          </w:p>
+        </w:tc>
+        <w:tc>
+          <w:tcPr>
+            <w:tcW w:type="dxa" w:w="864"/>
+          </w:tcPr>
+          <w:p>
+            <w:r/>
+            <w:r>
+              <w:rPr>
+                <w:sz w:val="16"/>
+              </w:rPr>
+              <w:t>2014-07-03 ; 2015-07-17</w:t>
+            </w:r>
+          </w:p>
+        </w:tc>
+        <w:tc>
+          <w:tcPr>
+            <w:tcW w:type="dxa" w:w="864"/>
+          </w:tcPr>
+          <w:p>
+            <w:r/>
+            <w:r>
+              <w:rPr>
+                <w:sz w:val="16"/>
+              </w:rPr>
+              <w:t>17 / 18</w:t>
+            </w:r>
+          </w:p>
+        </w:tc>
+        <w:tc>
+          <w:tcPr>
+            <w:tcW w:type="dxa" w:w="864"/>
+          </w:tcPr>
+          <w:p>
+            <w:r/>
+            <w:r>
+              <w:rPr>
+                <w:sz w:val="16"/>
+              </w:rPr>
+              <w:t>11 / 10 / 14</w:t>
+            </w:r>
+          </w:p>
+        </w:tc>
+        <w:tc>
+          <w:tcPr>
+            <w:tcW w:type="dxa" w:w="864"/>
+          </w:tcPr>
+          <w:p>
+            <w:r/>
+            <w:r>
+              <w:rPr>
+                <w:sz w:val="16"/>
+              </w:rPr>
+              <w:t>140</w:t>
+            </w:r>
+          </w:p>
+        </w:tc>
+      </w:tr>
+      <w:tr>
+        <w:tc>
+          <w:tcPr>
+            <w:tcW w:type="dxa" w:w="864"/>
+          </w:tcPr>
+          <w:p>
+            <w:r/>
+            <w:r>
+              <w:rPr>
+                <w:sz w:val="16"/>
+              </w:rPr>
+              <w:t>Manosque-Oraison</w:t>
+            </w:r>
+          </w:p>
+        </w:tc>
+        <w:tc>
+          <w:tcPr>
+            <w:tcW w:type="dxa" w:w="864"/>
+          </w:tcPr>
+          <w:p>
+            <w:r/>
+            <w:r>
+              <w:rPr>
+                <w:sz w:val="16"/>
+              </w:rPr>
+              <w:t>Durance</w:t>
+            </w:r>
+          </w:p>
+        </w:tc>
+        <w:tc>
+          <w:tcPr>
+            <w:tcW w:type="dxa" w:w="864"/>
+          </w:tcPr>
+          <w:p>
+            <w:r/>
+            <w:r>
+              <w:rPr>
+                <w:sz w:val="16"/>
+              </w:rPr>
+              <w:t>Man</w:t>
+            </w:r>
+          </w:p>
+        </w:tc>
+        <w:tc>
+          <w:tcPr>
+            <w:tcW w:type="dxa" w:w="864"/>
+          </w:tcPr>
+          <w:p>
+            <w:r/>
+            <w:r>
+              <w:rPr>
+                <w:sz w:val="16"/>
+              </w:rPr>
+              <w:t>43.919667</w:t>
+            </w:r>
+          </w:p>
+        </w:tc>
+        <w:tc>
+          <w:tcPr>
+            <w:tcW w:type="dxa" w:w="864"/>
+          </w:tcPr>
+          <w:p>
+            <w:r/>
+            <w:r>
+              <w:rPr>
+                <w:sz w:val="16"/>
+              </w:rPr>
+              <w:t>5.896278</w:t>
+            </w:r>
+          </w:p>
+        </w:tc>
+        <w:tc>
+          <w:tcPr>
+            <w:tcW w:type="dxa" w:w="864"/>
+          </w:tcPr>
+          <w:p>
+            <w:r/>
+            <w:r>
+              <w:rPr>
+                <w:sz w:val="16"/>
+              </w:rPr>
+              <w:t>2014</w:t>
+            </w:r>
+          </w:p>
+        </w:tc>
+        <w:tc>
+          <w:tcPr>
+            <w:tcW w:type="dxa" w:w="864"/>
+          </w:tcPr>
+          <w:p>
+            <w:r/>
+            <w:r>
+              <w:rPr>
+                <w:sz w:val="16"/>
+              </w:rPr>
+              <w:t>2014-07-23</w:t>
+            </w:r>
+          </w:p>
+        </w:tc>
+        <w:tc>
+          <w:tcPr>
+            <w:tcW w:type="dxa" w:w="864"/>
+          </w:tcPr>
+          <w:p>
+            <w:r/>
+            <w:r>
+              <w:rPr>
+                <w:sz w:val="16"/>
+              </w:rPr>
+              <w:t>15</w:t>
+            </w:r>
+          </w:p>
+        </w:tc>
+        <w:tc>
+          <w:tcPr>
+            <w:tcW w:type="dxa" w:w="864"/>
+          </w:tcPr>
+          <w:p>
+            <w:r/>
+            <w:r>
+              <w:rPr>
+                <w:sz w:val="16"/>
+              </w:rPr>
+              <w:t>0 / 2 / 13</w:t>
+            </w:r>
+          </w:p>
+        </w:tc>
+        <w:tc>
+          <w:tcPr>
+            <w:tcW w:type="dxa" w:w="864"/>
+          </w:tcPr>
+          <w:p>
+            <w:r/>
+            <w:r>
+              <w:rPr>
+                <w:sz w:val="16"/>
+              </w:rPr>
+              <w:t>60</w:t>
+            </w:r>
+          </w:p>
+        </w:tc>
+      </w:tr>
+      <w:tr>
+        <w:tc>
+          <w:tcPr>
+            <w:tcW w:type="dxa" w:w="864"/>
+          </w:tcPr>
+          <w:p>
+            <w:r/>
+            <w:r>
+              <w:rPr>
+                <w:sz w:val="16"/>
+              </w:rPr>
+              <w:t>Pertuis</w:t>
+            </w:r>
+          </w:p>
+        </w:tc>
+        <w:tc>
+          <w:tcPr>
+            <w:tcW w:type="dxa" w:w="864"/>
+          </w:tcPr>
+          <w:p>
+            <w:r/>
+            <w:r>
+              <w:rPr>
+                <w:sz w:val="16"/>
+              </w:rPr>
+              <w:t>Durance</w:t>
+            </w:r>
+          </w:p>
+        </w:tc>
+        <w:tc>
+          <w:tcPr>
+            <w:tcW w:type="dxa" w:w="864"/>
+          </w:tcPr>
+          <w:p>
+            <w:r/>
+            <w:r>
+              <w:rPr>
+                <w:sz w:val="16"/>
+              </w:rPr>
+              <w:t>Per</w:t>
+            </w:r>
+          </w:p>
+        </w:tc>
+        <w:tc>
+          <w:tcPr>
+            <w:tcW w:type="dxa" w:w="864"/>
+          </w:tcPr>
+          <w:p>
+            <w:r/>
+            <w:r>
+              <w:rPr>
+                <w:sz w:val="16"/>
+              </w:rPr>
+              <w:t>43.668139</w:t>
+            </w:r>
+          </w:p>
+        </w:tc>
+        <w:tc>
+          <w:tcPr>
+            <w:tcW w:type="dxa" w:w="864"/>
+          </w:tcPr>
+          <w:p>
+            <w:r/>
+            <w:r>
+              <w:rPr>
+                <w:sz w:val="16"/>
+              </w:rPr>
+              <w:t>5.493000</w:t>
+            </w:r>
+          </w:p>
+        </w:tc>
+        <w:tc>
+          <w:tcPr>
+            <w:tcW w:type="dxa" w:w="864"/>
+          </w:tcPr>
+          <w:p>
+            <w:r/>
+            <w:r>
+              <w:rPr>
+                <w:sz w:val="16"/>
+              </w:rPr>
+              <w:t>2014</w:t>
+            </w:r>
+          </w:p>
+        </w:tc>
+        <w:tc>
+          <w:tcPr>
+            <w:tcW w:type="dxa" w:w="864"/>
+          </w:tcPr>
+          <w:p>
+            <w:r/>
+            <w:r>
+              <w:rPr>
+                <w:sz w:val="16"/>
+              </w:rPr>
+              <w:t>2014-07-07 ; 2014-08-20</w:t>
+            </w:r>
+          </w:p>
+        </w:tc>
+        <w:tc>
+          <w:tcPr>
+            <w:tcW w:type="dxa" w:w="864"/>
+          </w:tcPr>
+          <w:p>
+            <w:r/>
+            <w:r>
+              <w:rPr>
+                <w:sz w:val="16"/>
+              </w:rPr>
+              <w:t>9</w:t>
+            </w:r>
+          </w:p>
+        </w:tc>
+        <w:tc>
+          <w:tcPr>
+            <w:tcW w:type="dxa" w:w="864"/>
+          </w:tcPr>
+          <w:p>
+            <w:r/>
+            <w:r>
+              <w:rPr>
+                <w:sz w:val="16"/>
+              </w:rPr>
+              <w:t>0 / 1 / 8</w:t>
+            </w:r>
+          </w:p>
+        </w:tc>
+        <w:tc>
+          <w:tcPr>
+            <w:tcW w:type="dxa" w:w="864"/>
+          </w:tcPr>
+          <w:p>
+            <w:r/>
+            <w:r>
+              <w:rPr>
+                <w:sz w:val="16"/>
+              </w:rPr>
+              <w:t>44</w:t>
+            </w:r>
+          </w:p>
+        </w:tc>
+      </w:tr>
+      <w:tr>
+        <w:tc>
+          <w:tcPr>
+            <w:tcW w:type="dxa" w:w="864"/>
+          </w:tcPr>
+          <w:p>
+            <w:r/>
+            <w:r>
+              <w:rPr>
+                <w:sz w:val="16"/>
+              </w:rPr>
+              <w:t>Pont-d'Ain</w:t>
+            </w:r>
+          </w:p>
+        </w:tc>
+        <w:tc>
+          <w:tcPr>
+            <w:tcW w:type="dxa" w:w="864"/>
+          </w:tcPr>
+          <w:p>
+            <w:r/>
+            <w:r>
+              <w:rPr>
+                <w:sz w:val="16"/>
+              </w:rPr>
+              <w:t>Suran</w:t>
+            </w:r>
+          </w:p>
+        </w:tc>
+        <w:tc>
+          <w:tcPr>
+            <w:tcW w:type="dxa" w:w="864"/>
+          </w:tcPr>
+          <w:p>
+            <w:r/>
+            <w:r>
+              <w:rPr>
+                <w:sz w:val="16"/>
+              </w:rPr>
+              <w:t>Ain + Cab</w:t>
+            </w:r>
+          </w:p>
+        </w:tc>
+        <w:tc>
+          <w:tcPr>
+            <w:tcW w:type="dxa" w:w="864"/>
+          </w:tcPr>
+          <w:p>
+            <w:r/>
+            <w:r>
+              <w:rPr>
+                <w:sz w:val="16"/>
+              </w:rPr>
+              <w:t>46.048000</w:t>
+            </w:r>
+          </w:p>
+        </w:tc>
+        <w:tc>
+          <w:tcPr>
+            <w:tcW w:type="dxa" w:w="864"/>
+          </w:tcPr>
+          <w:p>
+            <w:r/>
+            <w:r>
+              <w:rPr>
+                <w:sz w:val="16"/>
+              </w:rPr>
+              <w:t>5.324000</w:t>
+            </w:r>
+          </w:p>
+        </w:tc>
+        <w:tc>
+          <w:tcPr>
+            <w:tcW w:type="dxa" w:w="864"/>
+          </w:tcPr>
+          <w:p>
+            <w:r/>
+            <w:r>
+              <w:rPr>
+                <w:sz w:val="16"/>
+              </w:rPr>
+              <w:t>2014, 2015</w:t>
+            </w:r>
+          </w:p>
+        </w:tc>
+        <w:tc>
+          <w:tcPr>
+            <w:tcW w:type="dxa" w:w="864"/>
+          </w:tcPr>
+          <w:p>
+            <w:r/>
+            <w:r>
+              <w:rPr>
+                <w:sz w:val="16"/>
+              </w:rPr>
+              <w:t>2014-08-12 ; 2015-08-26</w:t>
+            </w:r>
+          </w:p>
+        </w:tc>
+        <w:tc>
+          <w:tcPr>
+            <w:tcW w:type="dxa" w:w="864"/>
+          </w:tcPr>
+          <w:p>
+            <w:r/>
+            <w:r>
+              <w:rPr>
+                <w:sz w:val="16"/>
+              </w:rPr>
+              <w:t>4 / 10</w:t>
+            </w:r>
+          </w:p>
+        </w:tc>
+        <w:tc>
+          <w:tcPr>
+            <w:tcW w:type="dxa" w:w="864"/>
+          </w:tcPr>
+          <w:p>
+            <w:r/>
+            <w:r>
+              <w:rPr>
+                <w:sz w:val="16"/>
+              </w:rPr>
+              <w:t>12 / 2 / 0</w:t>
+            </w:r>
+          </w:p>
+        </w:tc>
+        <w:tc>
+          <w:tcPr>
+            <w:tcW w:type="dxa" w:w="864"/>
+          </w:tcPr>
+          <w:p>
+            <w:r/>
+            <w:r>
+              <w:rPr>
+                <w:sz w:val="16"/>
+              </w:rPr>
+              <w:t>56</w:t>
+            </w:r>
+          </w:p>
+        </w:tc>
+      </w:tr>
+      <w:tr>
+        <w:tc>
+          <w:tcPr>
+            <w:tcW w:type="dxa" w:w="864"/>
+          </w:tcPr>
+          <w:p>
+            <w:r/>
+            <w:r>
+              <w:rPr>
+                <w:sz w:val="16"/>
+              </w:rPr>
+              <w:t>Rosieres</w:t>
+            </w:r>
+          </w:p>
+        </w:tc>
+        <w:tc>
+          <w:tcPr>
+            <w:tcW w:type="dxa" w:w="864"/>
+          </w:tcPr>
+          <w:p>
+            <w:r/>
+            <w:r>
+              <w:rPr>
+                <w:sz w:val="16"/>
+              </w:rPr>
+              <w:t>Beaume</w:t>
+            </w:r>
+          </w:p>
+        </w:tc>
+        <w:tc>
+          <w:tcPr>
+            <w:tcW w:type="dxa" w:w="864"/>
+          </w:tcPr>
+          <w:p>
+            <w:r/>
+            <w:r>
+              <w:rPr>
+                <w:sz w:val="16"/>
               </w:rPr>
               <w:t>Bau</w:t>
             </w:r>
@@ -428,69 +1264,41 @@
         </w:tc>
         <w:tc>
           <w:tcPr>
-            <w:tcW w:type="dxa" w:w="1020"/>
+            <w:tcW w:type="dxa" w:w="864"/>
           </w:tcPr>
           <w:p>
             <w:r/>
             <w:r>
               <w:rPr>
-                <w:sz w:val="18"/>
+                <w:sz w:val="16"/>
               </w:rPr>
-              <w:t>Ardèche</w:t>
+              <w:t>44.475000</w:t>
             </w:r>
           </w:p>
         </w:tc>
         <w:tc>
           <w:tcPr>
-            <w:tcW w:type="dxa" w:w="2041"/>
+            <w:tcW w:type="dxa" w:w="864"/>
           </w:tcPr>
           <w:p>
             <w:r/>
             <w:r>
               <w:rPr>
-                <w:sz w:val="18"/>
+                <w:sz w:val="16"/>
               </w:rPr>
-              <w:t>Sanilhac</w:t>
+              <w:t>4.264000</w:t>
             </w:r>
           </w:p>
         </w:tc>
         <w:tc>
           <w:tcPr>
-            <w:tcW w:type="dxa" w:w="1247"/>
+            <w:tcW w:type="dxa" w:w="864"/>
           </w:tcPr>
           <w:p>
             <w:r/>
             <w:r>
               <w:rPr>
-                <w:sz w:val="18"/>
-              </w:rPr>
-              <w:t>44.523904</w:t>
-            </w:r>
-          </w:p>
-        </w:tc>
-        <w:tc>
-          <w:tcPr>
-            <w:tcW w:type="dxa" w:w="1247"/>
-          </w:tcPr>
-          <w:p>
-            <w:r/>
-            <w:r>
-              <w:rPr>
-                <w:sz w:val="18"/>
-              </w:rPr>
-              <w:t>4.196789</w:t>
-            </w:r>
-          </w:p>
-        </w:tc>
-        <w:tc>
-          <w:tcPr>
-            <w:tcW w:type="dxa" w:w="1077"/>
-          </w:tcPr>
-          <w:p>
-            <w:r/>
-            <w:r>
-              <w:rPr>
-                <w:sz w:val="18"/>
+                <w:sz w:val="16"/>
               </w:rPr>
               <w:t>2015</w:t>
             </w:r>
@@ -498,28 +1306,55 @@
         </w:tc>
         <w:tc>
           <w:tcPr>
-            <w:tcW w:type="dxa" w:w="964"/>
+            <w:tcW w:type="dxa" w:w="864"/>
           </w:tcPr>
           <w:p>
-            <w:r>
-              <w:t>25</w:t>
-            </w:r>
+            <w:r/>
             <w:r>
               <w:rPr>
-                <w:sz w:val="18"/>
+                <w:sz w:val="16"/>
               </w:rPr>
+              <w:t>2015-07-22</w:t>
             </w:r>
           </w:p>
         </w:tc>
         <w:tc>
           <w:tcPr>
-            <w:tcW w:type="dxa" w:w="907"/>
+            <w:tcW w:type="dxa" w:w="864"/>
           </w:tcPr>
           <w:p>
             <w:r/>
             <w:r>
               <w:rPr>
-                <w:sz w:val="18"/>
+                <w:sz w:val="16"/>
+              </w:rPr>
+              <w:t>25</w:t>
+            </w:r>
+          </w:p>
+        </w:tc>
+        <w:tc>
+          <w:tcPr>
+            <w:tcW w:type="dxa" w:w="864"/>
+          </w:tcPr>
+          <w:p>
+            <w:r/>
+            <w:r>
+              <w:rPr>
+                <w:sz w:val="16"/>
+              </w:rPr>
+              <w:t>0 / 4 / 21</w:t>
+            </w:r>
+          </w:p>
+        </w:tc>
+        <w:tc>
+          <w:tcPr>
+            <w:tcW w:type="dxa" w:w="864"/>
+          </w:tcPr>
+          <w:p>
+            <w:r/>
+            <w:r>
+              <w:rPr>
+                <w:sz w:val="16"/>
               </w:rPr>
               <w:t>100</w:t>
             </w:r>
@@ -529,198 +1364,83 @@
       <w:tr>
         <w:tc>
           <w:tcPr>
-            <w:tcW w:type="dxa" w:w="907"/>
+            <w:tcW w:type="dxa" w:w="864"/>
           </w:tcPr>
           <w:p>
             <w:r/>
             <w:r>
               <w:rPr>
-                <w:sz w:val="18"/>
+                <w:sz w:val="16"/>
               </w:rPr>
-              <w:t>Bue</w:t>
+              <w:t>Saint-Just-d'Ardeche</w:t>
             </w:r>
           </w:p>
         </w:tc>
         <w:tc>
           <w:tcPr>
-            <w:tcW w:type="dxa" w:w="1020"/>
+            <w:tcW w:type="dxa" w:w="864"/>
           </w:tcPr>
           <w:p>
             <w:r/>
             <w:r>
               <w:rPr>
-                <w:sz w:val="18"/>
+                <w:sz w:val="16"/>
               </w:rPr>
-              <w:t>Durance</w:t>
+              <w:t>Ardeche</w:t>
             </w:r>
           </w:p>
         </w:tc>
         <w:tc>
           <w:tcPr>
-            <w:tcW w:type="dxa" w:w="2041"/>
+            <w:tcW w:type="dxa" w:w="864"/>
           </w:tcPr>
           <w:p>
             <w:r/>
             <w:r>
               <w:rPr>
-                <w:sz w:val="18"/>
+                <w:sz w:val="16"/>
               </w:rPr>
-              <w:t>Laragne-Montéglin</w:t>
+              <w:t>Jus</w:t>
             </w:r>
           </w:p>
         </w:tc>
         <w:tc>
           <w:tcPr>
-            <w:tcW w:type="dxa" w:w="1247"/>
+            <w:tcW w:type="dxa" w:w="864"/>
           </w:tcPr>
           <w:p>
             <w:r/>
             <w:r>
               <w:rPr>
-                <w:sz w:val="18"/>
+                <w:sz w:val="16"/>
               </w:rPr>
-              <w:t>44.308322</w:t>
+              <w:t>44.286000</w:t>
             </w:r>
           </w:p>
         </w:tc>
         <w:tc>
           <w:tcPr>
-            <w:tcW w:type="dxa" w:w="1247"/>
+            <w:tcW w:type="dxa" w:w="864"/>
           </w:tcPr>
           <w:p>
             <w:r/>
             <w:r>
               <w:rPr>
-                <w:sz w:val="18"/>
+                <w:sz w:val="16"/>
               </w:rPr>
-              <w:t>5.823657</w:t>
+              <w:t>4.597833</w:t>
             </w:r>
           </w:p>
         </w:tc>
         <w:tc>
           <w:tcPr>
-            <w:tcW w:type="dxa" w:w="1077"/>
+            <w:tcW w:type="dxa" w:w="864"/>
           </w:tcPr>
           <w:p>
             <w:r/>
             <w:r>
               <w:rPr>
-                <w:sz w:val="18"/>
-              </w:rPr>
-              <w:t>2014, 2015</w:t>
-            </w:r>
-          </w:p>
-        </w:tc>
-        <w:tc>
-          <w:tcPr>
-            <w:tcW w:type="dxa" w:w="964"/>
-          </w:tcPr>
-          <w:p>
-            <w:r>
-              <w:t>35 / 19</w:t>
-            </w:r>
-            <w:r>
-              <w:rPr>
-                <w:sz w:val="18"/>
-              </w:rPr>
-            </w:r>
-          </w:p>
-        </w:tc>
-        <w:tc>
-          <w:tcPr>
-            <w:tcW w:type="dxa" w:w="907"/>
-          </w:tcPr>
-          <w:p>
-            <w:r/>
-            <w:r>
-              <w:rPr>
-                <w:sz w:val="18"/>
-              </w:rPr>
-              <w:t>140</w:t>
-            </w:r>
-          </w:p>
-        </w:tc>
-      </w:tr>
-      <w:tr>
-        <w:tc>
-          <w:tcPr>
-            <w:tcW w:type="dxa" w:w="907"/>
-          </w:tcPr>
-          <w:p>
-            <w:r/>
-            <w:r>
-              <w:rPr>
-                <w:sz w:val="18"/>
-              </w:rPr>
-              <w:t>Caa</w:t>
-            </w:r>
-          </w:p>
-        </w:tc>
-        <w:tc>
-          <w:tcPr>
-            <w:tcW w:type="dxa" w:w="1020"/>
-          </w:tcPr>
-          <w:p>
-            <w:r/>
-            <w:r>
-              <w:rPr>
-                <w:sz w:val="18"/>
-              </w:rPr>
-              <w:t>Durance</w:t>
-            </w:r>
-          </w:p>
-        </w:tc>
-        <w:tc>
-          <w:tcPr>
-            <w:tcW w:type="dxa" w:w="2041"/>
-          </w:tcPr>
-          <w:p>
-            <w:r/>
-            <w:r>
-              <w:rPr>
-                <w:sz w:val="18"/>
-              </w:rPr>
-              <w:t>Le Puy-Sainte-Réparade</w:t>
-            </w:r>
-          </w:p>
-        </w:tc>
-        <w:tc>
-          <w:tcPr>
-            <w:tcW w:type="dxa" w:w="1247"/>
-          </w:tcPr>
-          <w:p>
-            <w:r/>
-            <w:r>
-              <w:rPr>
-                <w:sz w:val="18"/>
-              </w:rPr>
-              <w:t>43.660840</w:t>
-            </w:r>
-          </w:p>
-        </w:tc>
-        <w:tc>
-          <w:tcPr>
-            <w:tcW w:type="dxa" w:w="1247"/>
-          </w:tcPr>
-          <w:p>
-            <w:r/>
-            <w:r>
-              <w:rPr>
-                <w:sz w:val="18"/>
-              </w:rPr>
-              <w:t>5.417827</w:t>
-            </w:r>
-          </w:p>
-        </w:tc>
-        <w:tc>
-          <w:tcPr>
-            <w:tcW w:type="dxa" w:w="1077"/>
-          </w:tcPr>
-          <w:p>
-            <w:r/>
-            <w:r>
-              <w:rPr>
-                <w:sz w:val="18"/>
+                <w:sz w:val="16"/>
               </w:rPr>
               <w:t>2015</w:t>
             </w:r>
@@ -728,258 +1448,55 @@
         </w:tc>
         <w:tc>
           <w:tcPr>
-            <w:tcW w:type="dxa" w:w="964"/>
+            <w:tcW w:type="dxa" w:w="864"/>
           </w:tcPr>
           <w:p>
-            <w:r>
-              <w:t>20</w:t>
-            </w:r>
+            <w:r/>
             <w:r>
               <w:rPr>
-                <w:sz w:val="18"/>
+                <w:sz w:val="16"/>
               </w:rPr>
+              <w:t>2015-07-21</w:t>
             </w:r>
           </w:p>
         </w:tc>
         <w:tc>
           <w:tcPr>
-            <w:tcW w:type="dxa" w:w="907"/>
+            <w:tcW w:type="dxa" w:w="864"/>
           </w:tcPr>
           <w:p>
             <w:r/>
             <w:r>
               <w:rPr>
-                <w:sz w:val="18"/>
+                <w:sz w:val="16"/>
               </w:rPr>
-              <w:t>80</w:t>
+              <w:t>19</w:t>
             </w:r>
           </w:p>
         </w:tc>
-      </w:tr>
-      <w:tr>
         <w:tc>
           <w:tcPr>
-            <w:tcW w:type="dxa" w:w="907"/>
+            <w:tcW w:type="dxa" w:w="864"/>
           </w:tcPr>
           <w:p>
             <w:r/>
             <w:r>
               <w:rPr>
-                <w:sz w:val="18"/>
+                <w:sz w:val="16"/>
               </w:rPr>
-              <w:t>Cab</w:t>
+              <w:t>8 / 3 / 8</w:t>
             </w:r>
           </w:p>
         </w:tc>
         <w:tc>
           <w:tcPr>
-            <w:tcW w:type="dxa" w:w="1020"/>
+            <w:tcW w:type="dxa" w:w="864"/>
           </w:tcPr>
           <w:p>
             <w:r/>
             <w:r>
               <w:rPr>
-                <w:sz w:val="18"/>
-              </w:rPr>
-              <w:t>Ain</w:t>
-            </w:r>
-          </w:p>
-        </w:tc>
-        <w:tc>
-          <w:tcPr>
-            <w:tcW w:type="dxa" w:w="2041"/>
-          </w:tcPr>
-          <w:p>
-            <w:r/>
-            <w:r>
-              <w:rPr>
-                <w:sz w:val="18"/>
-              </w:rPr>
-              <w:t>Villieu-Loyes-Mollon</w:t>
-            </w:r>
-          </w:p>
-        </w:tc>
-        <w:tc>
-          <w:tcPr>
-            <w:tcW w:type="dxa" w:w="1247"/>
-          </w:tcPr>
-          <w:p>
-            <w:r/>
-            <w:r>
-              <w:rPr>
-                <w:sz w:val="18"/>
-              </w:rPr>
-              <w:t>45.906458</w:t>
-            </w:r>
-          </w:p>
-        </w:tc>
-        <w:tc>
-          <w:tcPr>
-            <w:tcW w:type="dxa" w:w="1247"/>
-          </w:tcPr>
-          <w:p>
-            <w:r/>
-            <w:r>
-              <w:rPr>
-                <w:sz w:val="18"/>
-              </w:rPr>
-              <w:t>5.233251</w:t>
-            </w:r>
-          </w:p>
-        </w:tc>
-        <w:tc>
-          <w:tcPr>
-            <w:tcW w:type="dxa" w:w="1077"/>
-          </w:tcPr>
-          <w:p>
-            <w:r/>
-            <w:r>
-              <w:rPr>
-                <w:sz w:val="18"/>
-              </w:rPr>
-              <w:t>2015</w:t>
-            </w:r>
-          </w:p>
-        </w:tc>
-        <w:tc>
-          <w:tcPr>
-            <w:tcW w:type="dxa" w:w="964"/>
-          </w:tcPr>
-          <w:p>
-            <w:r>
-              <w:t>19</w:t>
-            </w:r>
-            <w:r>
-              <w:rPr>
-                <w:sz w:val="18"/>
-              </w:rPr>
-            </w:r>
-          </w:p>
-        </w:tc>
-        <w:tc>
-          <w:tcPr>
-            <w:tcW w:type="dxa" w:w="907"/>
-          </w:tcPr>
-          <w:p>
-            <w:r/>
-            <w:r>
-              <w:rPr>
-                <w:sz w:val="18"/>
-              </w:rPr>
-              <w:t>78</w:t>
-            </w:r>
-          </w:p>
-        </w:tc>
-      </w:tr>
-      <w:tr>
-        <w:tc>
-          <w:tcPr>
-            <w:tcW w:type="dxa" w:w="907"/>
-          </w:tcPr>
-          <w:p>
-            <w:r/>
-            <w:r>
-              <w:rPr>
-                <w:sz w:val="18"/>
-              </w:rPr>
-              <w:t>Jus</w:t>
-            </w:r>
-          </w:p>
-        </w:tc>
-        <w:tc>
-          <w:tcPr>
-            <w:tcW w:type="dxa" w:w="1020"/>
-          </w:tcPr>
-          <w:p>
-            <w:r/>
-            <w:r>
-              <w:rPr>
-                <w:sz w:val="18"/>
-              </w:rPr>
-              <w:t>Ardèche</w:t>
-            </w:r>
-          </w:p>
-        </w:tc>
-        <w:tc>
-          <w:tcPr>
-            <w:tcW w:type="dxa" w:w="2041"/>
-          </w:tcPr>
-          <w:p>
-            <w:r/>
-            <w:r>
-              <w:rPr>
-                <w:sz w:val="18"/>
-              </w:rPr>
-              <w:t>Saint-Just-d'Ardèche</w:t>
-            </w:r>
-          </w:p>
-        </w:tc>
-        <w:tc>
-          <w:tcPr>
-            <w:tcW w:type="dxa" w:w="1247"/>
-          </w:tcPr>
-          <w:p>
-            <w:r/>
-            <w:r>
-              <w:rPr>
-                <w:sz w:val="18"/>
-              </w:rPr>
-              <w:t>44.286334</w:t>
-            </w:r>
-          </w:p>
-        </w:tc>
-        <w:tc>
-          <w:tcPr>
-            <w:tcW w:type="dxa" w:w="1247"/>
-          </w:tcPr>
-          <w:p>
-            <w:r/>
-            <w:r>
-              <w:rPr>
-                <w:sz w:val="18"/>
-              </w:rPr>
-              <w:t>4.611151</w:t>
-            </w:r>
-          </w:p>
-        </w:tc>
-        <w:tc>
-          <w:tcPr>
-            <w:tcW w:type="dxa" w:w="1077"/>
-          </w:tcPr>
-          <w:p>
-            <w:r/>
-            <w:r>
-              <w:rPr>
-                <w:sz w:val="18"/>
-              </w:rPr>
-              <w:t>2015</w:t>
-            </w:r>
-          </w:p>
-        </w:tc>
-        <w:tc>
-          <w:tcPr>
-            <w:tcW w:type="dxa" w:w="964"/>
-          </w:tcPr>
-          <w:p>
-            <w:r>
-              <w:t>19</w:t>
-            </w:r>
-            <w:r>
-              <w:rPr>
-                <w:sz w:val="18"/>
-              </w:rPr>
-            </w:r>
-          </w:p>
-        </w:tc>
-        <w:tc>
-          <w:tcPr>
-            <w:tcW w:type="dxa" w:w="907"/>
-          </w:tcPr>
-          <w:p>
-            <w:r/>
-            <w:r>
-              <w:rPr>
-                <w:sz w:val="18"/>
+                <w:sz w:val="16"/>
               </w:rPr>
               <w:t>76</w:t>
             </w:r>
@@ -989,243 +1506,14 @@
       <w:tr>
         <w:tc>
           <w:tcPr>
-            <w:tcW w:type="dxa" w:w="907"/>
+            <w:tcW w:type="dxa" w:w="864"/>
           </w:tcPr>
           <w:p>
             <w:r/>
             <w:r>
               <w:rPr>
-                <w:sz w:val="18"/>
-              </w:rPr>
-              <w:t>Man</w:t>
-            </w:r>
-          </w:p>
-        </w:tc>
-        <w:tc>
-          <w:tcPr>
-            <w:tcW w:type="dxa" w:w="1020"/>
-          </w:tcPr>
-          <w:p>
-            <w:r/>
-            <w:r>
-              <w:rPr>
-                <w:sz w:val="18"/>
-              </w:rPr>
-              <w:t>Durance</w:t>
-            </w:r>
-          </w:p>
-        </w:tc>
-        <w:tc>
-          <w:tcPr>
-            <w:tcW w:type="dxa" w:w="2041"/>
-          </w:tcPr>
-          <w:p>
-            <w:r/>
-            <w:r>
-              <w:rPr>
-                <w:sz w:val="18"/>
-              </w:rPr>
-              <w:t>Manosque</w:t>
-            </w:r>
-          </w:p>
-        </w:tc>
-        <w:tc>
-          <w:tcPr>
-            <w:tcW w:type="dxa" w:w="1247"/>
-          </w:tcPr>
-          <w:p>
-            <w:r/>
-            <w:r>
-              <w:rPr>
-                <w:sz w:val="18"/>
-              </w:rPr>
-              <w:t>43.809710</w:t>
-            </w:r>
-          </w:p>
-        </w:tc>
-        <w:tc>
-          <w:tcPr>
-            <w:tcW w:type="dxa" w:w="1247"/>
-          </w:tcPr>
-          <w:p>
-            <w:r/>
-            <w:r>
-              <w:rPr>
-                <w:sz w:val="18"/>
-              </w:rPr>
-              <w:t>5.828565</w:t>
-            </w:r>
-          </w:p>
-        </w:tc>
-        <w:tc>
-          <w:tcPr>
-            <w:tcW w:type="dxa" w:w="1077"/>
-          </w:tcPr>
-          <w:p>
-            <w:r/>
-            <w:r>
-              <w:rPr>
-                <w:sz w:val="18"/>
-              </w:rPr>
-              <w:t>2014</w:t>
-            </w:r>
-          </w:p>
-        </w:tc>
-        <w:tc>
-          <w:tcPr>
-            <w:tcW w:type="dxa" w:w="964"/>
-          </w:tcPr>
-          <w:p>
-            <w:r>
-              <w:t>15</w:t>
-            </w:r>
-            <w:r>
-              <w:rPr>
-                <w:sz w:val="18"/>
-              </w:rPr>
-            </w:r>
-          </w:p>
-        </w:tc>
-        <w:tc>
-          <w:tcPr>
-            <w:tcW w:type="dxa" w:w="907"/>
-          </w:tcPr>
-          <w:p>
-            <w:r/>
-            <w:r>
-              <w:rPr>
-                <w:sz w:val="18"/>
-              </w:rPr>
-              <w:t>60</w:t>
-            </w:r>
-          </w:p>
-        </w:tc>
-      </w:tr>
-      <w:tr>
-        <w:tc>
-          <w:tcPr>
-            <w:tcW w:type="dxa" w:w="907"/>
-          </w:tcPr>
-          <w:p>
-            <w:r/>
-            <w:r>
-              <w:rPr>
-                <w:sz w:val="18"/>
-              </w:rPr>
-              <w:t>Per</w:t>
-            </w:r>
-          </w:p>
-        </w:tc>
-        <w:tc>
-          <w:tcPr>
-            <w:tcW w:type="dxa" w:w="1020"/>
-          </w:tcPr>
-          <w:p>
-            <w:r/>
-            <w:r>
-              <w:rPr>
-                <w:sz w:val="18"/>
-              </w:rPr>
-              <w:t>Durance</w:t>
-            </w:r>
-          </w:p>
-        </w:tc>
-        <w:tc>
-          <w:tcPr>
-            <w:tcW w:type="dxa" w:w="2041"/>
-          </w:tcPr>
-          <w:p>
-            <w:r/>
-            <w:r>
-              <w:rPr>
-                <w:sz w:val="18"/>
-              </w:rPr>
-              <w:t>Pertuis</w:t>
-            </w:r>
-          </w:p>
-        </w:tc>
-        <w:tc>
-          <w:tcPr>
-            <w:tcW w:type="dxa" w:w="1247"/>
-          </w:tcPr>
-          <w:p>
-            <w:r/>
-            <w:r>
-              <w:rPr>
-                <w:sz w:val="18"/>
-              </w:rPr>
-              <w:t>43.667517</w:t>
-            </w:r>
-          </w:p>
-        </w:tc>
-        <w:tc>
-          <w:tcPr>
-            <w:tcW w:type="dxa" w:w="1247"/>
-          </w:tcPr>
-          <w:p>
-            <w:r/>
-            <w:r>
-              <w:rPr>
-                <w:sz w:val="18"/>
-              </w:rPr>
-              <w:t>5.497149</w:t>
-            </w:r>
-          </w:p>
-        </w:tc>
-        <w:tc>
-          <w:tcPr>
-            <w:tcW w:type="dxa" w:w="1077"/>
-          </w:tcPr>
-          <w:p>
-            <w:r/>
-            <w:r>
-              <w:rPr>
-                <w:sz w:val="18"/>
-              </w:rPr>
-              <w:t>2014, 2015</w:t>
-            </w:r>
-          </w:p>
-        </w:tc>
-        <w:tc>
-          <w:tcPr>
-            <w:tcW w:type="dxa" w:w="964"/>
-          </w:tcPr>
-          <w:p>
-            <w:r>
-              <w:t>10 / 9</w:t>
-            </w:r>
-            <w:r>
-              <w:rPr>
-                <w:sz w:val="18"/>
-              </w:rPr>
-            </w:r>
-          </w:p>
-        </w:tc>
-        <w:tc>
-          <w:tcPr>
-            <w:tcW w:type="dxa" w:w="907"/>
-          </w:tcPr>
-          <w:p>
-            <w:r/>
-            <w:r>
-              <w:rPr>
-                <w:sz w:val="18"/>
-              </w:rPr>
-              <w:t>44</w:t>
-            </w:r>
-          </w:p>
-        </w:tc>
-      </w:tr>
-      <w:tr>
-        <w:tc>
-          <w:tcPr>
-            <w:tcW w:type="dxa" w:w="907"/>
-          </w:tcPr>
-          <w:p>
-            <w:r/>
-            <w:r>
-              <w:rPr>
-                <w:sz w:val="18"/>
+                <w:b/>
+                <w:sz w:val="16"/>
               </w:rPr>
               <w:t>Total</w:t>
             </w:r>
@@ -1233,95 +1521,130 @@
         </w:tc>
         <w:tc>
           <w:tcPr>
-            <w:tcW w:type="dxa" w:w="1020"/>
+            <w:tcW w:type="dxa" w:w="864"/>
           </w:tcPr>
           <w:p>
             <w:r/>
             <w:r>
               <w:rPr>
-                <w:sz w:val="18"/>
+                <w:b/>
+                <w:sz w:val="16"/>
               </w:rPr>
             </w:r>
           </w:p>
         </w:tc>
         <w:tc>
           <w:tcPr>
-            <w:tcW w:type="dxa" w:w="2041"/>
+            <w:tcW w:type="dxa" w:w="864"/>
           </w:tcPr>
           <w:p>
             <w:r/>
             <w:r>
               <w:rPr>
-                <w:sz w:val="18"/>
+                <w:b/>
+                <w:sz w:val="16"/>
               </w:rPr>
             </w:r>
           </w:p>
         </w:tc>
         <w:tc>
           <w:tcPr>
-            <w:tcW w:type="dxa" w:w="1247"/>
+            <w:tcW w:type="dxa" w:w="864"/>
           </w:tcPr>
           <w:p>
             <w:r/>
             <w:r>
               <w:rPr>
-                <w:sz w:val="18"/>
+                <w:b/>
+                <w:sz w:val="16"/>
               </w:rPr>
             </w:r>
           </w:p>
         </w:tc>
         <w:tc>
           <w:tcPr>
-            <w:tcW w:type="dxa" w:w="1247"/>
+            <w:tcW w:type="dxa" w:w="864"/>
           </w:tcPr>
           <w:p>
             <w:r/>
             <w:r>
               <w:rPr>
-                <w:sz w:val="18"/>
+                <w:b/>
+                <w:sz w:val="16"/>
               </w:rPr>
             </w:r>
           </w:p>
         </w:tc>
         <w:tc>
           <w:tcPr>
-            <w:tcW w:type="dxa" w:w="1077"/>
+            <w:tcW w:type="dxa" w:w="864"/>
           </w:tcPr>
           <w:p>
             <w:r/>
             <w:r>
               <w:rPr>
-                <w:sz w:val="18"/>
+                <w:b/>
+                <w:sz w:val="16"/>
               </w:rPr>
             </w:r>
           </w:p>
         </w:tc>
         <w:tc>
           <w:tcPr>
-            <w:tcW w:type="dxa" w:w="964"/>
+            <w:tcW w:type="dxa" w:w="864"/>
           </w:tcPr>
           <w:p>
-            <w:r>
-              <w:t>181 / 156</w:t>
-            </w:r>
+            <w:r/>
             <w:r>
               <w:rPr>
-                <w:sz w:val="18"/>
+                <w:b/>
+                <w:sz w:val="16"/>
               </w:rPr>
             </w:r>
           </w:p>
         </w:tc>
         <w:tc>
           <w:tcPr>
-            <w:tcW w:type="dxa" w:w="907"/>
+            <w:tcW w:type="dxa" w:w="864"/>
           </w:tcPr>
           <w:p>
             <w:r/>
             <w:r>
               <w:rPr>
-                <w:sz w:val="18"/>
+                <w:b/>
+                <w:sz w:val="16"/>
               </w:rPr>
-              <w:t>729</w:t>
+              <w:t>180</w:t>
+            </w:r>
+          </w:p>
+        </w:tc>
+        <w:tc>
+          <w:tcPr>
+            <w:tcW w:type="dxa" w:w="864"/>
+          </w:tcPr>
+          <w:p>
+            <w:r/>
+            <w:r>
+              <w:rPr>
+                <w:b/>
+                <w:sz w:val="16"/>
+              </w:rPr>
+              <w:t>59 / 30 / 91</w:t>
+            </w:r>
+          </w:p>
+        </w:tc>
+        <w:tc>
+          <w:tcPr>
+            <w:tcW w:type="dxa" w:w="864"/>
+          </w:tcPr>
+          <w:p>
+            <w:r/>
+            <w:r>
+              <w:rPr>
+                <w:b/>
+                <w:sz w:val="16"/>
+              </w:rPr>
+              <w:t>727</w:t>
             </w:r>
           </w:p>
         </w:tc>
@@ -1342,7 +1665,12 @@
           <w:i w:val="0"/>
           <w:sz w:val="18"/>
         </w:rPr>
-        <w:t>Individual counts. Individuals are counted per site and year of sampling, because individual numbering restarts each year and the same station sampled in two years contributes distinct fish to the design. This gives 181 individuals across the nine site codes; collapsing years merges same-numbered fish from different years and gives 156. Both counts describe the same deposited samples; 181 is the figure used in the analyses. The two sites affected are Avi (24 vs 16) and Bue (35 vs 19), both sampled in 2014 and 2015.</w:t>
+      </w:r>
+      <w:r>
+        <w:rPr>
+          <w:i w:val="0"/>
+        </w:rPr>
+        <w:t>Individual counts. Individuals are counted per site code and year of sampling, because individual numbering restarts each year and the same station sampled in two years contributes distinct fish to the design. This gives 180 individuals across the nine site codes; collapsing years merges same-numbered fish from different years and gives 156. Both counts describe the same fish; 180 is the figure used in the analyses. The two site codes affected are Avi (24 vs 16), Bue (35 vs 19), both sampled in 2014 and 2015, and the difference they account for (24) is exactly 180 − 156. An earlier version of this note gave 181: one fish had been split into two records by a mistyped year prefix in a sample name, which the per-year count double-counted and the collapsed count did not.</w:t>
       </w:r>
     </w:p>
     <w:p>

--- a/docs/manuscrit/Supplementary_Data.docx
+++ b/docs/manuscrit/Supplementary_Data.docx
@@ -3465,6 +3465,2121 @@
     <w:p>
       <w:r>
         <w:t>The error decreased as N^−0.49 (Bray–Curtis) and N^−0.51 (Jaccard), matching the N^−0.5 expected for an average of independent draws and confirming that the accumulation behaves as intended. At 100 iterations per chain the relative error was already below 0.05 %, three orders of magnitude below both the technical (0.118–0.248) and the biological (0.880) dissimilarity scales reported in §8.7; 100 iterations would therefore have sufficed. The matrices used in the analyses combine both chains at 200 iterations each (400 draws in total). Alpha-diversity indices were averaged over 1,000 rarefactions, with median Monte-Carlo standard deviations of 0.023 for Shannon (0.8 % of the median value), 2.37 for observed richness (1.9 %) and 0.21 for inverse Simpson (2.5 %).</w:t>
+      </w:r>
+    </w:p>
+    <w:p/>
+    <w:p>
+      <w:r>
+        <w:rPr>
+          <w:b/>
+        </w:rPr>
+        <w:t>Table S6. Plate-position effect on community composition</w:t>
+      </w:r>
+    </w:p>
+    <w:tbl>
+      <w:tblPr>
+        <w:tblStyle w:val="LightGrid-Accent1"/>
+        <w:tblW w:type="auto" w:w="0"/>
+        <w:tblLook w:firstColumn="1" w:firstRow="1" w:lastColumn="0" w:lastRow="0" w:noHBand="0" w:noVBand="1" w:val="04A0"/>
+      </w:tblPr>
+      <w:tblGrid>
+        <w:gridCol w:w="1234"/>
+        <w:gridCol w:w="1234"/>
+        <w:gridCol w:w="1234"/>
+        <w:gridCol w:w="1234"/>
+        <w:gridCol w:w="1234"/>
+        <w:gridCol w:w="1234"/>
+        <w:gridCol w:w="1234"/>
+      </w:tblGrid>
+      <w:tr>
+        <w:tc>
+          <w:tcPr>
+            <w:tcW w:type="dxa" w:w="1234"/>
+          </w:tcPr>
+          <w:p>
+            <w:r/>
+            <w:r>
+              <w:rPr>
+                <w:b/>
+                <w:sz w:val="16"/>
+              </w:rPr>
+              <w:t>Term</w:t>
+            </w:r>
+          </w:p>
+        </w:tc>
+        <w:tc>
+          <w:tcPr>
+            <w:tcW w:type="dxa" w:w="1234"/>
+          </w:tcPr>
+          <w:p>
+            <w:r/>
+            <w:r>
+              <w:rPr>
+                <w:b/>
+                <w:sz w:val="16"/>
+              </w:rPr>
+              <w:t>Model</w:t>
+            </w:r>
+          </w:p>
+        </w:tc>
+        <w:tc>
+          <w:tcPr>
+            <w:tcW w:type="dxa" w:w="1234"/>
+          </w:tcPr>
+          <w:p>
+            <w:r/>
+            <w:r>
+              <w:rPr>
+                <w:b/>
+                <w:sz w:val="16"/>
+              </w:rPr>
+              <w:t>df</w:t>
+            </w:r>
+          </w:p>
+        </w:tc>
+        <w:tc>
+          <w:tcPr>
+            <w:tcW w:type="dxa" w:w="1234"/>
+          </w:tcPr>
+          <w:p>
+            <w:r/>
+            <w:r>
+              <w:rPr>
+                <w:b/>
+                <w:sz w:val="16"/>
+              </w:rPr>
+              <w:t>Median R²</w:t>
+            </w:r>
+          </w:p>
+        </w:tc>
+        <w:tc>
+          <w:tcPr>
+            <w:tcW w:type="dxa" w:w="1234"/>
+          </w:tcPr>
+          <w:p>
+            <w:r/>
+            <w:r>
+              <w:rPr>
+                <w:b/>
+                <w:sz w:val="16"/>
+              </w:rPr>
+              <w:t>R²/(df/(n−1))</w:t>
+            </w:r>
+          </w:p>
+        </w:tc>
+        <w:tc>
+          <w:tcPr>
+            <w:tcW w:type="dxa" w:w="1234"/>
+          </w:tcPr>
+          <w:p>
+            <w:r/>
+            <w:r>
+              <w:rPr>
+                <w:b/>
+                <w:sz w:val="16"/>
+              </w:rPr>
+              <w:t>Strata with p&lt;0.05</w:t>
+            </w:r>
+          </w:p>
+        </w:tc>
+        <w:tc>
+          <w:tcPr>
+            <w:tcW w:type="dxa" w:w="1234"/>
+          </w:tcPr>
+          <w:p>
+            <w:r/>
+            <w:r>
+              <w:rPr>
+                <w:b/>
+                <w:sz w:val="16"/>
+              </w:rPr>
+              <w:t>Max p</w:t>
+            </w:r>
+          </w:p>
+        </w:tc>
+      </w:tr>
+      <w:tr>
+        <w:tc>
+          <w:tcPr>
+            <w:tcW w:type="dxa" w:w="1234"/>
+          </w:tcPr>
+          <w:p>
+            <w:r/>
+            <w:r>
+              <w:rPr>
+                <w:sz w:val="16"/>
+              </w:rPr>
+              <w:t>Plate column</w:t>
+            </w:r>
+          </w:p>
+        </w:tc>
+        <w:tc>
+          <w:tcPr>
+            <w:tcW w:type="dxa" w:w="1234"/>
+          </w:tcPr>
+          <w:p>
+            <w:r/>
+            <w:r>
+              <w:rPr>
+                <w:sz w:val="16"/>
+              </w:rPr>
+              <w:t>col ~ site blocks</w:t>
+            </w:r>
+          </w:p>
+        </w:tc>
+        <w:tc>
+          <w:tcPr>
+            <w:tcW w:type="dxa" w:w="1234"/>
+          </w:tcPr>
+          <w:p>
+            <w:r/>
+            <w:r>
+              <w:rPr>
+                <w:sz w:val="16"/>
+              </w:rPr>
+              <w:t>11</w:t>
+            </w:r>
+          </w:p>
+        </w:tc>
+        <w:tc>
+          <w:tcPr>
+            <w:tcW w:type="dxa" w:w="1234"/>
+          </w:tcPr>
+          <w:p>
+            <w:r/>
+            <w:r>
+              <w:rPr>
+                <w:sz w:val="16"/>
+              </w:rPr>
+              <w:t>0.141</w:t>
+            </w:r>
+          </w:p>
+        </w:tc>
+        <w:tc>
+          <w:tcPr>
+            <w:tcW w:type="dxa" w:w="1234"/>
+          </w:tcPr>
+          <w:p>
+            <w:r/>
+            <w:r>
+              <w:rPr>
+                <w:sz w:val="16"/>
+              </w:rPr>
+              <w:t>1.95</w:t>
+            </w:r>
+          </w:p>
+        </w:tc>
+        <w:tc>
+          <w:tcPr>
+            <w:tcW w:type="dxa" w:w="1234"/>
+          </w:tcPr>
+          <w:p>
+            <w:r/>
+            <w:r>
+              <w:rPr>
+                <w:sz w:val="16"/>
+              </w:rPr>
+              <w:t>24/24</w:t>
+            </w:r>
+          </w:p>
+        </w:tc>
+        <w:tc>
+          <w:tcPr>
+            <w:tcW w:type="dxa" w:w="1234"/>
+          </w:tcPr>
+          <w:p>
+            <w:r/>
+            <w:r>
+              <w:rPr>
+                <w:sz w:val="16"/>
+              </w:rPr>
+              <w:t>≤ 0.007</w:t>
+            </w:r>
+          </w:p>
+        </w:tc>
+      </w:tr>
+      <w:tr>
+        <w:tc>
+          <w:tcPr>
+            <w:tcW w:type="dxa" w:w="1234"/>
+          </w:tcPr>
+          <w:p>
+            <w:r/>
+            <w:r>
+              <w:rPr>
+                <w:sz w:val="16"/>
+              </w:rPr>
+              <w:t>Genotypic category, after column</w:t>
+            </w:r>
+          </w:p>
+        </w:tc>
+        <w:tc>
+          <w:tcPr>
+            <w:tcW w:type="dxa" w:w="1234"/>
+          </w:tcPr>
+          <w:p>
+            <w:r/>
+            <w:r>
+              <w:rPr>
+                <w:sz w:val="16"/>
+              </w:rPr>
+              <w:t>col + tax ~ site blocks</w:t>
+            </w:r>
+          </w:p>
+        </w:tc>
+        <w:tc>
+          <w:tcPr>
+            <w:tcW w:type="dxa" w:w="1234"/>
+          </w:tcPr>
+          <w:p>
+            <w:r/>
+            <w:r>
+              <w:rPr>
+                <w:sz w:val="16"/>
+              </w:rPr>
+              <w:t>2</w:t>
+            </w:r>
+          </w:p>
+        </w:tc>
+        <w:tc>
+          <w:tcPr>
+            <w:tcW w:type="dxa" w:w="1234"/>
+          </w:tcPr>
+          <w:p>
+            <w:r/>
+            <w:r>
+              <w:rPr>
+                <w:sz w:val="16"/>
+              </w:rPr>
+              <w:t>0.029</w:t>
+            </w:r>
+          </w:p>
+        </w:tc>
+        <w:tc>
+          <w:tcPr>
+            <w:tcW w:type="dxa" w:w="1234"/>
+          </w:tcPr>
+          <w:p>
+            <w:r/>
+            <w:r>
+              <w:rPr>
+                <w:sz w:val="16"/>
+              </w:rPr>
+              <w:t>2.32</w:t>
+            </w:r>
+          </w:p>
+        </w:tc>
+        <w:tc>
+          <w:tcPr>
+            <w:tcW w:type="dxa" w:w="1234"/>
+          </w:tcPr>
+          <w:p>
+            <w:r/>
+            <w:r>
+              <w:rPr>
+                <w:sz w:val="16"/>
+              </w:rPr>
+              <w:t>14/24</w:t>
+            </w:r>
+          </w:p>
+        </w:tc>
+        <w:tc>
+          <w:tcPr>
+            <w:tcW w:type="dxa" w:w="1234"/>
+          </w:tcPr>
+          <w:p>
+            <w:r/>
+            <w:r>
+              <w:rPr>
+                <w:sz w:val="16"/>
+              </w:rPr>
+              <w:t>—</w:t>
+            </w:r>
+          </w:p>
+        </w:tc>
+      </w:tr>
+      <w:tr>
+        <w:tc>
+          <w:tcPr>
+            <w:tcW w:type="dxa" w:w="1234"/>
+          </w:tcPr>
+          <w:p>
+            <w:r/>
+            <w:r>
+              <w:rPr>
+                <w:sz w:val="16"/>
+              </w:rPr>
+              <w:t>Station (fitted first)</w:t>
+            </w:r>
+          </w:p>
+        </w:tc>
+        <w:tc>
+          <w:tcPr>
+            <w:tcW w:type="dxa" w:w="1234"/>
+          </w:tcPr>
+          <w:p>
+            <w:r/>
+            <w:r>
+              <w:rPr>
+                <w:sz w:val="16"/>
+              </w:rPr>
+              <w:t>site + col, free perm.</w:t>
+            </w:r>
+          </w:p>
+        </w:tc>
+        <w:tc>
+          <w:tcPr>
+            <w:tcW w:type="dxa" w:w="1234"/>
+          </w:tcPr>
+          <w:p>
+            <w:r/>
+            <w:r>
+              <w:rPr>
+                <w:sz w:val="16"/>
+              </w:rPr>
+              <w:t>8</w:t>
+            </w:r>
+          </w:p>
+        </w:tc>
+        <w:tc>
+          <w:tcPr>
+            <w:tcW w:type="dxa" w:w="1234"/>
+          </w:tcPr>
+          <w:p>
+            <w:r/>
+            <w:r>
+              <w:rPr>
+                <w:sz w:val="16"/>
+              </w:rPr>
+              <w:t>0.196</w:t>
+            </w:r>
+          </w:p>
+        </w:tc>
+        <w:tc>
+          <w:tcPr>
+            <w:tcW w:type="dxa" w:w="1234"/>
+          </w:tcPr>
+          <w:p>
+            <w:r/>
+            <w:r>
+              <w:rPr>
+                <w:sz w:val="16"/>
+              </w:rPr>
+              <w:t>3.69</w:t>
+            </w:r>
+          </w:p>
+        </w:tc>
+        <w:tc>
+          <w:tcPr>
+            <w:tcW w:type="dxa" w:w="1234"/>
+          </w:tcPr>
+          <w:p>
+            <w:r/>
+            <w:r>
+              <w:rPr>
+                <w:sz w:val="16"/>
+              </w:rPr>
+              <w:t>—</w:t>
+            </w:r>
+          </w:p>
+        </w:tc>
+        <w:tc>
+          <w:tcPr>
+            <w:tcW w:type="dxa" w:w="1234"/>
+          </w:tcPr>
+          <w:p>
+            <w:r/>
+            <w:r>
+              <w:rPr>
+                <w:sz w:val="16"/>
+              </w:rPr>
+              <w:t>—</w:t>
+            </w:r>
+          </w:p>
+        </w:tc>
+      </w:tr>
+      <w:tr>
+        <w:tc>
+          <w:tcPr>
+            <w:tcW w:type="dxa" w:w="1234"/>
+          </w:tcPr>
+          <w:p>
+            <w:r/>
+            <w:r>
+              <w:rPr>
+                <w:sz w:val="16"/>
+              </w:rPr>
+              <w:t>Plate column, single-category stations</w:t>
+            </w:r>
+          </w:p>
+        </w:tc>
+        <w:tc>
+          <w:tcPr>
+            <w:tcW w:type="dxa" w:w="1234"/>
+          </w:tcPr>
+          <w:p>
+            <w:r/>
+            <w:r>
+              <w:rPr>
+                <w:sz w:val="16"/>
+              </w:rPr>
+              <w:t>col ~ site blocks</w:t>
+            </w:r>
+          </w:p>
+        </w:tc>
+        <w:tc>
+          <w:tcPr>
+            <w:tcW w:type="dxa" w:w="1234"/>
+          </w:tcPr>
+          <w:p>
+            <w:r/>
+            <w:r>
+              <w:rPr>
+                <w:sz w:val="16"/>
+              </w:rPr>
+              <w:t>9</w:t>
+            </w:r>
+          </w:p>
+        </w:tc>
+        <w:tc>
+          <w:tcPr>
+            <w:tcW w:type="dxa" w:w="1234"/>
+          </w:tcPr>
+          <w:p>
+            <w:r/>
+            <w:r>
+              <w:rPr>
+                <w:sz w:val="16"/>
+              </w:rPr>
+              <w:t>0.301</w:t>
+            </w:r>
+          </w:p>
+        </w:tc>
+        <w:tc>
+          <w:tcPr>
+            <w:tcW w:type="dxa" w:w="1234"/>
+          </w:tcPr>
+          <w:p>
+            <w:r/>
+            <w:r>
+              <w:rPr>
+                <w:sz w:val="16"/>
+              </w:rPr>
+              <w:t>2.11</w:t>
+            </w:r>
+          </w:p>
+        </w:tc>
+        <w:tc>
+          <w:tcPr>
+            <w:tcW w:type="dxa" w:w="1234"/>
+          </w:tcPr>
+          <w:p>
+            <w:r/>
+            <w:r>
+              <w:rPr>
+                <w:sz w:val="16"/>
+              </w:rPr>
+              <w:t>20/24</w:t>
+            </w:r>
+          </w:p>
+        </w:tc>
+        <w:tc>
+          <w:tcPr>
+            <w:tcW w:type="dxa" w:w="1234"/>
+          </w:tcPr>
+          <w:p>
+            <w:r/>
+            <w:r>
+              <w:rPr>
+                <w:sz w:val="16"/>
+              </w:rPr>
+              <w:t>—</w:t>
+            </w:r>
+          </w:p>
+        </w:tc>
+      </w:tr>
+      <w:tr>
+        <w:tc>
+          <w:tcPr>
+            <w:tcW w:type="dxa" w:w="1234"/>
+          </w:tcPr>
+          <w:p>
+            <w:r/>
+            <w:r>
+              <w:rPr>
+                <w:sz w:val="16"/>
+              </w:rPr>
+              <w:t>Plate column, after category</w:t>
+            </w:r>
+          </w:p>
+        </w:tc>
+        <w:tc>
+          <w:tcPr>
+            <w:tcW w:type="dxa" w:w="1234"/>
+          </w:tcPr>
+          <w:p>
+            <w:r/>
+            <w:r>
+              <w:rPr>
+                <w:sz w:val="16"/>
+              </w:rPr>
+              <w:t>tax + col ~ site blocks</w:t>
+            </w:r>
+          </w:p>
+        </w:tc>
+        <w:tc>
+          <w:tcPr>
+            <w:tcW w:type="dxa" w:w="1234"/>
+          </w:tcPr>
+          <w:p>
+            <w:r/>
+            <w:r>
+              <w:rPr>
+                <w:sz w:val="16"/>
+              </w:rPr>
+              <w:t>11</w:t>
+            </w:r>
+          </w:p>
+        </w:tc>
+        <w:tc>
+          <w:tcPr>
+            <w:tcW w:type="dxa" w:w="1234"/>
+          </w:tcPr>
+          <w:p>
+            <w:r/>
+            <w:r>
+              <w:rPr>
+                <w:sz w:val="16"/>
+              </w:rPr>
+              <w:t>—</w:t>
+            </w:r>
+          </w:p>
+        </w:tc>
+        <w:tc>
+          <w:tcPr>
+            <w:tcW w:type="dxa" w:w="1234"/>
+          </w:tcPr>
+          <w:p>
+            <w:r/>
+            <w:r>
+              <w:rPr>
+                <w:sz w:val="16"/>
+              </w:rPr>
+              <w:t>—</w:t>
+            </w:r>
+          </w:p>
+        </w:tc>
+        <w:tc>
+          <w:tcPr>
+            <w:tcW w:type="dxa" w:w="1234"/>
+          </w:tcPr>
+          <w:p>
+            <w:r/>
+            <w:r>
+              <w:rPr>
+                <w:sz w:val="16"/>
+              </w:rPr>
+              <w:t>21/24</w:t>
+            </w:r>
+          </w:p>
+        </w:tc>
+        <w:tc>
+          <w:tcPr>
+            <w:tcW w:type="dxa" w:w="1234"/>
+          </w:tcPr>
+          <w:p>
+            <w:r/>
+            <w:r>
+              <w:rPr>
+                <w:sz w:val="16"/>
+              </w:rPr>
+              <w:t>—</w:t>
+            </w:r>
+          </w:p>
+        </w:tc>
+      </w:tr>
+      <w:tr>
+        <w:tc>
+          <w:tcPr>
+            <w:tcW w:type="dxa" w:w="1234"/>
+          </w:tcPr>
+          <w:p>
+            <w:r/>
+            <w:r>
+              <w:rPr>
+                <w:sz w:val="16"/>
+              </w:rPr>
+              <w:t>Plate row</w:t>
+            </w:r>
+          </w:p>
+        </w:tc>
+        <w:tc>
+          <w:tcPr>
+            <w:tcW w:type="dxa" w:w="1234"/>
+          </w:tcPr>
+          <w:p>
+            <w:r/>
+            <w:r>
+              <w:rPr>
+                <w:sz w:val="16"/>
+              </w:rPr>
+              <w:t>row ~ site blocks</w:t>
+            </w:r>
+          </w:p>
+        </w:tc>
+        <w:tc>
+          <w:tcPr>
+            <w:tcW w:type="dxa" w:w="1234"/>
+          </w:tcPr>
+          <w:p>
+            <w:r/>
+            <w:r>
+              <w:rPr>
+                <w:sz w:val="16"/>
+              </w:rPr>
+              <w:t>7</w:t>
+            </w:r>
+          </w:p>
+        </w:tc>
+        <w:tc>
+          <w:tcPr>
+            <w:tcW w:type="dxa" w:w="1234"/>
+          </w:tcPr>
+          <w:p>
+            <w:r/>
+            <w:r>
+              <w:rPr>
+                <w:sz w:val="16"/>
+              </w:rPr>
+              <w:t>—</w:t>
+            </w:r>
+          </w:p>
+        </w:tc>
+        <w:tc>
+          <w:tcPr>
+            <w:tcW w:type="dxa" w:w="1234"/>
+          </w:tcPr>
+          <w:p>
+            <w:r/>
+            <w:r>
+              <w:rPr>
+                <w:sz w:val="16"/>
+              </w:rPr>
+              <w:t>—</w:t>
+            </w:r>
+          </w:p>
+        </w:tc>
+        <w:tc>
+          <w:tcPr>
+            <w:tcW w:type="dxa" w:w="1234"/>
+          </w:tcPr>
+          <w:p>
+            <w:r/>
+            <w:r>
+              <w:rPr>
+                <w:sz w:val="16"/>
+              </w:rPr>
+              <w:t>6/24</w:t>
+            </w:r>
+          </w:p>
+        </w:tc>
+        <w:tc>
+          <w:tcPr>
+            <w:tcW w:type="dxa" w:w="1234"/>
+          </w:tcPr>
+          <w:p>
+            <w:r/>
+            <w:r>
+              <w:rPr>
+                <w:sz w:val="16"/>
+              </w:rPr>
+              <w:t>—</w:t>
+            </w:r>
+          </w:p>
+        </w:tc>
+      </w:tr>
+      <w:tr>
+        <w:tc>
+          <w:tcPr>
+            <w:tcW w:type="dxa" w:w="1234"/>
+          </w:tcPr>
+          <w:p>
+            <w:r/>
+            <w:r>
+              <w:rPr>
+                <w:sz w:val="16"/>
+              </w:rPr>
+              <w:t>Plate edge</w:t>
+            </w:r>
+          </w:p>
+        </w:tc>
+        <w:tc>
+          <w:tcPr>
+            <w:tcW w:type="dxa" w:w="1234"/>
+          </w:tcPr>
+          <w:p>
+            <w:r/>
+            <w:r>
+              <w:rPr>
+                <w:sz w:val="16"/>
+              </w:rPr>
+              <w:t>edge ~ site blocks</w:t>
+            </w:r>
+          </w:p>
+        </w:tc>
+        <w:tc>
+          <w:tcPr>
+            <w:tcW w:type="dxa" w:w="1234"/>
+          </w:tcPr>
+          <w:p>
+            <w:r/>
+            <w:r>
+              <w:rPr>
+                <w:sz w:val="16"/>
+              </w:rPr>
+              <w:t>1</w:t>
+            </w:r>
+          </w:p>
+        </w:tc>
+        <w:tc>
+          <w:tcPr>
+            <w:tcW w:type="dxa" w:w="1234"/>
+          </w:tcPr>
+          <w:p>
+            <w:r/>
+            <w:r>
+              <w:rPr>
+                <w:sz w:val="16"/>
+              </w:rPr>
+              <w:t>—</w:t>
+            </w:r>
+          </w:p>
+        </w:tc>
+        <w:tc>
+          <w:tcPr>
+            <w:tcW w:type="dxa" w:w="1234"/>
+          </w:tcPr>
+          <w:p>
+            <w:r/>
+            <w:r>
+              <w:rPr>
+                <w:sz w:val="16"/>
+              </w:rPr>
+              <w:t>—</w:t>
+            </w:r>
+          </w:p>
+        </w:tc>
+        <w:tc>
+          <w:tcPr>
+            <w:tcW w:type="dxa" w:w="1234"/>
+          </w:tcPr>
+          <w:p>
+            <w:r/>
+            <w:r>
+              <w:rPr>
+                <w:sz w:val="16"/>
+              </w:rPr>
+              <w:t>0/24</w:t>
+            </w:r>
+          </w:p>
+        </w:tc>
+        <w:tc>
+          <w:tcPr>
+            <w:tcW w:type="dxa" w:w="1234"/>
+          </w:tcPr>
+          <w:p>
+            <w:r/>
+            <w:r>
+              <w:rPr>
+                <w:sz w:val="16"/>
+              </w:rPr>
+              <w:t>—</w:t>
+            </w:r>
+          </w:p>
+        </w:tc>
+      </w:tr>
+    </w:tbl>
+    <w:p>
+      <w:r>
+        <w:rPr>
+          <w:i/>
+          <w:sz w:val="16"/>
+        </w:rPr>
+        <w:t>PERMANOVA stratified by tissue, permutations constrained within station blocks, each sequencing run analysed separately; 24 strata = 12 tissue × run strata × 2 metrics (Bray–Curtis, Jaccard). Because terms differ in degrees of freedom, effect sizes are also given relative to their expectation under the null, df/(n−1). Single-category stations are those carrying one genotypic category, where a column effect is positional by construction; the two-station Suran site is excluded from that subset because column could there encode station.</w:t>
+      </w:r>
+    </w:p>
+    <w:p/>
+    <w:p>
+      <w:r>
+        <w:rPr>
+          <w:b/>
+        </w:rPr>
+        <w:t>Table S7. Agreement of diversity metrics across rarefaction depths</w:t>
+      </w:r>
+    </w:p>
+    <w:tbl>
+      <w:tblPr>
+        <w:tblStyle w:val="LightGrid-Accent1"/>
+        <w:tblW w:type="auto" w:w="0"/>
+        <w:tblLook w:firstColumn="1" w:firstRow="1" w:lastColumn="0" w:lastRow="0" w:noHBand="0" w:noVBand="1" w:val="04A0"/>
+      </w:tblPr>
+      <w:tblGrid>
+        <w:gridCol w:w="1234"/>
+        <w:gridCol w:w="1234"/>
+        <w:gridCol w:w="1234"/>
+        <w:gridCol w:w="1234"/>
+        <w:gridCol w:w="1234"/>
+        <w:gridCol w:w="1234"/>
+        <w:gridCol w:w="1234"/>
+      </w:tblGrid>
+      <w:tr>
+        <w:tc>
+          <w:tcPr>
+            <w:tcW w:type="dxa" w:w="1234"/>
+          </w:tcPr>
+          <w:p>
+            <w:r/>
+            <w:r>
+              <w:rPr>
+                <w:b/>
+                <w:sz w:val="16"/>
+              </w:rPr>
+              <w:t>Depth</w:t>
+            </w:r>
+          </w:p>
+        </w:tc>
+        <w:tc>
+          <w:tcPr>
+            <w:tcW w:type="dxa" w:w="1234"/>
+          </w:tcPr>
+          <w:p>
+            <w:r/>
+            <w:r>
+              <w:rPr>
+                <w:b/>
+                <w:sz w:val="16"/>
+              </w:rPr>
+              <w:t>Weighted UniFrac</w:t>
+            </w:r>
+          </w:p>
+        </w:tc>
+        <w:tc>
+          <w:tcPr>
+            <w:tcW w:type="dxa" w:w="1234"/>
+          </w:tcPr>
+          <w:p>
+            <w:r/>
+            <w:r>
+              <w:rPr>
+                <w:b/>
+                <w:sz w:val="16"/>
+              </w:rPr>
+              <w:t>Bray–Curtis</w:t>
+            </w:r>
+          </w:p>
+        </w:tc>
+        <w:tc>
+          <w:tcPr>
+            <w:tcW w:type="dxa" w:w="1234"/>
+          </w:tcPr>
+          <w:p>
+            <w:r/>
+            <w:r>
+              <w:rPr>
+                <w:b/>
+                <w:sz w:val="16"/>
+              </w:rPr>
+              <w:t>Jaccard</w:t>
+            </w:r>
+          </w:p>
+        </w:tc>
+        <w:tc>
+          <w:tcPr>
+            <w:tcW w:type="dxa" w:w="1234"/>
+          </w:tcPr>
+          <w:p>
+            <w:r/>
+            <w:r>
+              <w:rPr>
+                <w:b/>
+                <w:sz w:val="16"/>
+              </w:rPr>
+              <w:t>Unweighted UniFrac</w:t>
+            </w:r>
+          </w:p>
+        </w:tc>
+        <w:tc>
+          <w:tcPr>
+            <w:tcW w:type="dxa" w:w="1234"/>
+          </w:tcPr>
+          <w:p>
+            <w:r/>
+            <w:r>
+              <w:rPr>
+                <w:b/>
+                <w:sz w:val="16"/>
+              </w:rPr>
+              <w:t>Observed richness</w:t>
+            </w:r>
+          </w:p>
+        </w:tc>
+        <w:tc>
+          <w:tcPr>
+            <w:tcW w:type="dxa" w:w="1234"/>
+          </w:tcPr>
+          <w:p>
+            <w:r/>
+            <w:r>
+              <w:rPr>
+                <w:b/>
+                <w:sz w:val="16"/>
+              </w:rPr>
+              <w:t>Retention gap Pt−Hy, caudal fin (pts)</w:t>
+            </w:r>
+          </w:p>
+        </w:tc>
+      </w:tr>
+      <w:tr>
+        <w:tc>
+          <w:tcPr>
+            <w:tcW w:type="dxa" w:w="1234"/>
+          </w:tcPr>
+          <w:p>
+            <w:r/>
+            <w:r>
+              <w:rPr>
+                <w:sz w:val="16"/>
+              </w:rPr>
+              <w:t>500.0</w:t>
+            </w:r>
+          </w:p>
+        </w:tc>
+        <w:tc>
+          <w:tcPr>
+            <w:tcW w:type="dxa" w:w="1234"/>
+          </w:tcPr>
+          <w:p>
+            <w:r/>
+            <w:r>
+              <w:rPr>
+                <w:sz w:val="16"/>
+              </w:rPr>
+              <w:t>0.9994</w:t>
+            </w:r>
+          </w:p>
+        </w:tc>
+        <w:tc>
+          <w:tcPr>
+            <w:tcW w:type="dxa" w:w="1234"/>
+          </w:tcPr>
+          <w:p>
+            <w:r/>
+            <w:r>
+              <w:rPr>
+                <w:sz w:val="16"/>
+              </w:rPr>
+              <w:t>0.9985</w:t>
+            </w:r>
+          </w:p>
+        </w:tc>
+        <w:tc>
+          <w:tcPr>
+            <w:tcW w:type="dxa" w:w="1234"/>
+          </w:tcPr>
+          <w:p>
+            <w:r/>
+            <w:r>
+              <w:rPr>
+                <w:sz w:val="16"/>
+              </w:rPr>
+              <w:t>0.9617</w:t>
+            </w:r>
+          </w:p>
+        </w:tc>
+        <w:tc>
+          <w:tcPr>
+            <w:tcW w:type="dxa" w:w="1234"/>
+          </w:tcPr>
+          <w:p>
+            <w:r/>
+            <w:r>
+              <w:rPr>
+                <w:sz w:val="16"/>
+              </w:rPr>
+              <w:t>0.9373</w:t>
+            </w:r>
+          </w:p>
+        </w:tc>
+        <w:tc>
+          <w:tcPr>
+            <w:tcW w:type="dxa" w:w="1234"/>
+          </w:tcPr>
+          <w:p>
+            <w:r/>
+            <w:r>
+              <w:rPr>
+                <w:sz w:val="16"/>
+              </w:rPr>
+              <w:t>0.9623</w:t>
+            </w:r>
+          </w:p>
+        </w:tc>
+        <w:tc>
+          <w:tcPr>
+            <w:tcW w:type="dxa" w:w="1234"/>
+          </w:tcPr>
+          <w:p>
+            <w:r/>
+            <w:r>
+              <w:rPr>
+                <w:sz w:val="16"/>
+              </w:rPr>
+              <w:t>2.5</w:t>
+            </w:r>
+          </w:p>
+        </w:tc>
+      </w:tr>
+      <w:tr>
+        <w:tc>
+          <w:tcPr>
+            <w:tcW w:type="dxa" w:w="1234"/>
+          </w:tcPr>
+          <w:p>
+            <w:r/>
+            <w:r>
+              <w:rPr>
+                <w:sz w:val="16"/>
+              </w:rPr>
+              <w:t>750.0</w:t>
+            </w:r>
+          </w:p>
+        </w:tc>
+        <w:tc>
+          <w:tcPr>
+            <w:tcW w:type="dxa" w:w="1234"/>
+          </w:tcPr>
+          <w:p>
+            <w:r/>
+            <w:r>
+              <w:rPr>
+                <w:sz w:val="16"/>
+              </w:rPr>
+              <w:t>0.9997</w:t>
+            </w:r>
+          </w:p>
+        </w:tc>
+        <w:tc>
+          <w:tcPr>
+            <w:tcW w:type="dxa" w:w="1234"/>
+          </w:tcPr>
+          <w:p>
+            <w:r/>
+            <w:r>
+              <w:rPr>
+                <w:sz w:val="16"/>
+              </w:rPr>
+              <w:t>nan</w:t>
+            </w:r>
+          </w:p>
+        </w:tc>
+        <w:tc>
+          <w:tcPr>
+            <w:tcW w:type="dxa" w:w="1234"/>
+          </w:tcPr>
+          <w:p>
+            <w:r/>
+            <w:r>
+              <w:rPr>
+                <w:sz w:val="16"/>
+              </w:rPr>
+              <w:t>0.9789</w:t>
+            </w:r>
+          </w:p>
+        </w:tc>
+        <w:tc>
+          <w:tcPr>
+            <w:tcW w:type="dxa" w:w="1234"/>
+          </w:tcPr>
+          <w:p>
+            <w:r/>
+            <w:r>
+              <w:rPr>
+                <w:sz w:val="16"/>
+              </w:rPr>
+              <w:t>0.9612</w:t>
+            </w:r>
+          </w:p>
+        </w:tc>
+        <w:tc>
+          <w:tcPr>
+            <w:tcW w:type="dxa" w:w="1234"/>
+          </w:tcPr>
+          <w:p>
+            <w:r/>
+            <w:r>
+              <w:rPr>
+                <w:sz w:val="16"/>
+              </w:rPr>
+              <w:t>0.9779</w:t>
+            </w:r>
+          </w:p>
+        </w:tc>
+        <w:tc>
+          <w:tcPr>
+            <w:tcW w:type="dxa" w:w="1234"/>
+          </w:tcPr>
+          <w:p>
+            <w:r/>
+            <w:r>
+              <w:rPr>
+                <w:sz w:val="16"/>
+              </w:rPr>
+              <w:t>8.1</w:t>
+            </w:r>
+          </w:p>
+        </w:tc>
+      </w:tr>
+      <w:tr>
+        <w:tc>
+          <w:tcPr>
+            <w:tcW w:type="dxa" w:w="1234"/>
+          </w:tcPr>
+          <w:p>
+            <w:r/>
+            <w:r>
+              <w:rPr>
+                <w:sz w:val="16"/>
+              </w:rPr>
+              <w:t>1000.0</w:t>
+            </w:r>
+          </w:p>
+        </w:tc>
+        <w:tc>
+          <w:tcPr>
+            <w:tcW w:type="dxa" w:w="1234"/>
+          </w:tcPr>
+          <w:p>
+            <w:r/>
+            <w:r>
+              <w:rPr>
+                <w:sz w:val="16"/>
+              </w:rPr>
+              <w:t>0.9998</w:t>
+            </w:r>
+          </w:p>
+        </w:tc>
+        <w:tc>
+          <w:tcPr>
+            <w:tcW w:type="dxa" w:w="1234"/>
+          </w:tcPr>
+          <w:p>
+            <w:r/>
+            <w:r>
+              <w:rPr>
+                <w:sz w:val="16"/>
+              </w:rPr>
+              <w:t>0.9996</w:t>
+            </w:r>
+          </w:p>
+        </w:tc>
+        <w:tc>
+          <w:tcPr>
+            <w:tcW w:type="dxa" w:w="1234"/>
+          </w:tcPr>
+          <w:p>
+            <w:r/>
+            <w:r>
+              <w:rPr>
+                <w:sz w:val="16"/>
+              </w:rPr>
+              <w:t>0.9876</w:t>
+            </w:r>
+          </w:p>
+        </w:tc>
+        <w:tc>
+          <w:tcPr>
+            <w:tcW w:type="dxa" w:w="1234"/>
+          </w:tcPr>
+          <w:p>
+            <w:r/>
+            <w:r>
+              <w:rPr>
+                <w:sz w:val="16"/>
+              </w:rPr>
+              <w:t>0.9755</w:t>
+            </w:r>
+          </w:p>
+        </w:tc>
+        <w:tc>
+          <w:tcPr>
+            <w:tcW w:type="dxa" w:w="1234"/>
+          </w:tcPr>
+          <w:p>
+            <w:r/>
+            <w:r>
+              <w:rPr>
+                <w:sz w:val="16"/>
+              </w:rPr>
+              <w:t>0.9864</w:t>
+            </w:r>
+          </w:p>
+        </w:tc>
+        <w:tc>
+          <w:tcPr>
+            <w:tcW w:type="dxa" w:w="1234"/>
+          </w:tcPr>
+          <w:p>
+            <w:r/>
+            <w:r>
+              <w:rPr>
+                <w:sz w:val="16"/>
+              </w:rPr>
+              <w:t>21.4</w:t>
+            </w:r>
+          </w:p>
+        </w:tc>
+      </w:tr>
+      <w:tr>
+        <w:tc>
+          <w:tcPr>
+            <w:tcW w:type="dxa" w:w="1234"/>
+          </w:tcPr>
+          <w:p>
+            <w:r/>
+            <w:r>
+              <w:rPr>
+                <w:sz w:val="16"/>
+              </w:rPr>
+              <w:t>1500.0</w:t>
+            </w:r>
+          </w:p>
+        </w:tc>
+        <w:tc>
+          <w:tcPr>
+            <w:tcW w:type="dxa" w:w="1234"/>
+          </w:tcPr>
+          <w:p>
+            <w:r/>
+            <w:r>
+              <w:rPr>
+                <w:sz w:val="16"/>
+              </w:rPr>
+              <w:t>0.9999</w:t>
+            </w:r>
+          </w:p>
+        </w:tc>
+        <w:tc>
+          <w:tcPr>
+            <w:tcW w:type="dxa" w:w="1234"/>
+          </w:tcPr>
+          <w:p>
+            <w:r/>
+            <w:r>
+              <w:rPr>
+                <w:sz w:val="16"/>
+              </w:rPr>
+              <w:t>nan</w:t>
+            </w:r>
+          </w:p>
+        </w:tc>
+        <w:tc>
+          <w:tcPr>
+            <w:tcW w:type="dxa" w:w="1234"/>
+          </w:tcPr>
+          <w:p>
+            <w:r/>
+            <w:r>
+              <w:rPr>
+                <w:sz w:val="16"/>
+              </w:rPr>
+              <w:t>0.9952</w:t>
+            </w:r>
+          </w:p>
+        </w:tc>
+        <w:tc>
+          <w:tcPr>
+            <w:tcW w:type="dxa" w:w="1234"/>
+          </w:tcPr>
+          <w:p>
+            <w:r/>
+            <w:r>
+              <w:rPr>
+                <w:sz w:val="16"/>
+              </w:rPr>
+              <w:t>0.99</w:t>
+            </w:r>
+          </w:p>
+        </w:tc>
+        <w:tc>
+          <w:tcPr>
+            <w:tcW w:type="dxa" w:w="1234"/>
+          </w:tcPr>
+          <w:p>
+            <w:r/>
+            <w:r>
+              <w:rPr>
+                <w:sz w:val="16"/>
+              </w:rPr>
+              <w:t>0.9949</w:t>
+            </w:r>
+          </w:p>
+        </w:tc>
+        <w:tc>
+          <w:tcPr>
+            <w:tcW w:type="dxa" w:w="1234"/>
+          </w:tcPr>
+          <w:p>
+            <w:r/>
+            <w:r>
+              <w:rPr>
+                <w:sz w:val="16"/>
+              </w:rPr>
+              <w:t>23.7</w:t>
+            </w:r>
+          </w:p>
+        </w:tc>
+      </w:tr>
+      <w:tr>
+        <w:tc>
+          <w:tcPr>
+            <w:tcW w:type="dxa" w:w="1234"/>
+          </w:tcPr>
+          <w:p>
+            <w:r/>
+            <w:r>
+              <w:rPr>
+                <w:sz w:val="16"/>
+              </w:rPr>
+              <w:t>2000.0</w:t>
+            </w:r>
+          </w:p>
+        </w:tc>
+        <w:tc>
+          <w:tcPr>
+            <w:tcW w:type="dxa" w:w="1234"/>
+          </w:tcPr>
+          <w:p>
+            <w:r/>
+            <w:r>
+              <w:rPr>
+                <w:sz w:val="16"/>
+              </w:rPr>
+              <w:t>0.9999</w:t>
+            </w:r>
+          </w:p>
+        </w:tc>
+        <w:tc>
+          <w:tcPr>
+            <w:tcW w:type="dxa" w:w="1234"/>
+          </w:tcPr>
+          <w:p>
+            <w:r/>
+            <w:r>
+              <w:rPr>
+                <w:sz w:val="16"/>
+              </w:rPr>
+              <w:t>0.9999</w:t>
+            </w:r>
+          </w:p>
+        </w:tc>
+        <w:tc>
+          <w:tcPr>
+            <w:tcW w:type="dxa" w:w="1234"/>
+          </w:tcPr>
+          <w:p>
+            <w:r/>
+            <w:r>
+              <w:rPr>
+                <w:sz w:val="16"/>
+              </w:rPr>
+              <w:t>0.9981</w:t>
+            </w:r>
+          </w:p>
+        </w:tc>
+        <w:tc>
+          <w:tcPr>
+            <w:tcW w:type="dxa" w:w="1234"/>
+          </w:tcPr>
+          <w:p>
+            <w:r/>
+            <w:r>
+              <w:rPr>
+                <w:sz w:val="16"/>
+              </w:rPr>
+              <w:t>0.9961</w:t>
+            </w:r>
+          </w:p>
+        </w:tc>
+        <w:tc>
+          <w:tcPr>
+            <w:tcW w:type="dxa" w:w="1234"/>
+          </w:tcPr>
+          <w:p>
+            <w:r/>
+            <w:r>
+              <w:rPr>
+                <w:sz w:val="16"/>
+              </w:rPr>
+              <w:t>0.9984</w:t>
+            </w:r>
+          </w:p>
+        </w:tc>
+        <w:tc>
+          <w:tcPr>
+            <w:tcW w:type="dxa" w:w="1234"/>
+          </w:tcPr>
+          <w:p>
+            <w:r/>
+            <w:r>
+              <w:rPr>
+                <w:sz w:val="16"/>
+              </w:rPr>
+              <w:t>28.2</w:t>
+            </w:r>
+          </w:p>
+        </w:tc>
+      </w:tr>
+    </w:tbl>
+    <w:p>
+      <w:r>
+        <w:rPr>
+          <w:i/>
+          <w:sz w:val="16"/>
+        </w:rPr>
+        <w:t>Pearson correlation with the 3,000-read reference, computed on a fixed set of 1,784 samples (those retained at 3,000 reads) so that only depth varies; 10–20 draws per depth. The last column gives the percentage-point gap in sample retention between P. toxostoma and hybrids in the caudal fin at each threshold, i.e. the selection the threshold imposes on the variable of interest. Bray–Curtis was measured with vegan::vegdist and validated against the archived 400-draw matrix (r = 0.99983).</w:t>
+      </w:r>
+    </w:p>
+    <w:p/>
+    <w:p>
+      <w:r>
+        <w:rPr>
+          <w:b/>
+        </w:rPr>
+        <w:t>Table S8. Preliminary variance partition of genotypic category</w:t>
+      </w:r>
+    </w:p>
+    <w:tbl>
+      <w:tblPr>
+        <w:tblStyle w:val="LightGrid-Accent1"/>
+        <w:tblW w:type="auto" w:w="0"/>
+        <w:tblLook w:firstColumn="1" w:firstRow="1" w:lastColumn="0" w:lastRow="0" w:noHBand="0" w:noVBand="1" w:val="04A0"/>
+      </w:tblPr>
+      <w:tblGrid>
+        <w:gridCol w:w="1234"/>
+        <w:gridCol w:w="1234"/>
+        <w:gridCol w:w="1234"/>
+        <w:gridCol w:w="1234"/>
+        <w:gridCol w:w="1234"/>
+        <w:gridCol w:w="1234"/>
+        <w:gridCol w:w="1234"/>
+      </w:tblGrid>
+      <w:tr>
+        <w:tc>
+          <w:tcPr>
+            <w:tcW w:type="dxa" w:w="1234"/>
+          </w:tcPr>
+          <w:p>
+            <w:r/>
+            <w:r>
+              <w:rPr>
+                <w:b/>
+                <w:sz w:val="16"/>
+              </w:rPr>
+              <w:t>Metric</w:t>
+            </w:r>
+          </w:p>
+        </w:tc>
+        <w:tc>
+          <w:tcPr>
+            <w:tcW w:type="dxa" w:w="1234"/>
+          </w:tcPr>
+          <w:p>
+            <w:r/>
+            <w:r>
+              <w:rPr>
+                <w:b/>
+                <w:sz w:val="16"/>
+              </w:rPr>
+              <w:t>Category R² (%), bracket</w:t>
+            </w:r>
+          </w:p>
+        </w:tc>
+        <w:tc>
+          <w:tcPr>
+            <w:tcW w:type="dxa" w:w="1234"/>
+          </w:tcPr>
+          <w:p>
+            <w:r/>
+            <w:r>
+              <w:rPr>
+                <w:b/>
+                <w:sz w:val="16"/>
+              </w:rPr>
+              <w:t>Station R² (%)</w:t>
+            </w:r>
+          </w:p>
+        </w:tc>
+        <w:tc>
+          <w:tcPr>
+            <w:tcW w:type="dxa" w:w="1234"/>
+          </w:tcPr>
+          <w:p>
+            <w:r/>
+            <w:r>
+              <w:rPr>
+                <w:b/>
+                <w:sz w:val="16"/>
+              </w:rPr>
+              <w:t>Caudal fin</w:t>
+            </w:r>
+          </w:p>
+        </w:tc>
+        <w:tc>
+          <w:tcPr>
+            <w:tcW w:type="dxa" w:w="1234"/>
+          </w:tcPr>
+          <w:p>
+            <w:r/>
+            <w:r>
+              <w:rPr>
+                <w:b/>
+                <w:sz w:val="16"/>
+              </w:rPr>
+              <w:t>Gill</w:t>
+            </w:r>
+          </w:p>
+        </w:tc>
+        <w:tc>
+          <w:tcPr>
+            <w:tcW w:type="dxa" w:w="1234"/>
+          </w:tcPr>
+          <w:p>
+            <w:r/>
+            <w:r>
+              <w:rPr>
+                <w:b/>
+                <w:sz w:val="16"/>
+              </w:rPr>
+              <w:t>Midgut</w:t>
+            </w:r>
+          </w:p>
+        </w:tc>
+        <w:tc>
+          <w:tcPr>
+            <w:tcW w:type="dxa" w:w="1234"/>
+          </w:tcPr>
+          <w:p>
+            <w:r/>
+            <w:r>
+              <w:rPr>
+                <w:b/>
+                <w:sz w:val="16"/>
+              </w:rPr>
+              <w:t>Hindgut</w:t>
+            </w:r>
+          </w:p>
+        </w:tc>
+      </w:tr>
+      <w:tr>
+        <w:tc>
+          <w:tcPr>
+            <w:tcW w:type="dxa" w:w="1234"/>
+          </w:tcPr>
+          <w:p>
+            <w:r/>
+            <w:r>
+              <w:rPr>
+                <w:sz w:val="16"/>
+              </w:rPr>
+              <w:t>Bray–Curtis</w:t>
+            </w:r>
+          </w:p>
+        </w:tc>
+        <w:tc>
+          <w:tcPr>
+            <w:tcW w:type="dxa" w:w="1234"/>
+          </w:tcPr>
+          <w:p>
+            <w:r/>
+            <w:r>
+              <w:rPr>
+                <w:sz w:val="16"/>
+              </w:rPr>
+              <w:t>1.42–3.27</w:t>
+            </w:r>
+          </w:p>
+        </w:tc>
+        <w:tc>
+          <w:tcPr>
+            <w:tcW w:type="dxa" w:w="1234"/>
+          </w:tcPr>
+          <w:p>
+            <w:r/>
+            <w:r>
+              <w:rPr>
+                <w:sz w:val="16"/>
+              </w:rPr>
+              <w:t>25.6</w:t>
+            </w:r>
+          </w:p>
+        </w:tc>
+        <w:tc>
+          <w:tcPr>
+            <w:tcW w:type="dxa" w:w="1234"/>
+          </w:tcPr>
+          <w:p>
+            <w:r/>
+            <w:r>
+              <w:rPr>
+                <w:sz w:val="16"/>
+              </w:rPr>
+              <w:t>2 / 2</w:t>
+            </w:r>
+          </w:p>
+        </w:tc>
+        <w:tc>
+          <w:tcPr>
+            <w:tcW w:type="dxa" w:w="1234"/>
+          </w:tcPr>
+          <w:p>
+            <w:r/>
+            <w:r>
+              <w:rPr>
+                <w:sz w:val="16"/>
+              </w:rPr>
+              <w:t>3 / 3</w:t>
+            </w:r>
+          </w:p>
+        </w:tc>
+        <w:tc>
+          <w:tcPr>
+            <w:tcW w:type="dxa" w:w="1234"/>
+          </w:tcPr>
+          <w:p>
+            <w:r/>
+            <w:r>
+              <w:rPr>
+                <w:sz w:val="16"/>
+              </w:rPr>
+              <w:t>0 / 0</w:t>
+            </w:r>
+          </w:p>
+        </w:tc>
+        <w:tc>
+          <w:tcPr>
+            <w:tcW w:type="dxa" w:w="1234"/>
+          </w:tcPr>
+          <w:p>
+            <w:r/>
+            <w:r>
+              <w:rPr>
+                <w:sz w:val="16"/>
+              </w:rPr>
+              <w:t>0 / 0</w:t>
+            </w:r>
+          </w:p>
+        </w:tc>
+      </w:tr>
+      <w:tr>
+        <w:tc>
+          <w:tcPr>
+            <w:tcW w:type="dxa" w:w="1234"/>
+          </w:tcPr>
+          <w:p>
+            <w:r/>
+            <w:r>
+              <w:rPr>
+                <w:sz w:val="16"/>
+              </w:rPr>
+              <w:t>Jaccard</w:t>
+            </w:r>
+          </w:p>
+        </w:tc>
+        <w:tc>
+          <w:tcPr>
+            <w:tcW w:type="dxa" w:w="1234"/>
+          </w:tcPr>
+          <w:p>
+            <w:r/>
+            <w:r>
+              <w:rPr>
+                <w:sz w:val="16"/>
+              </w:rPr>
+              <w:t>1.36–2.08</w:t>
+            </w:r>
+          </w:p>
+        </w:tc>
+        <w:tc>
+          <w:tcPr>
+            <w:tcW w:type="dxa" w:w="1234"/>
+          </w:tcPr>
+          <w:p>
+            <w:r/>
+            <w:r>
+              <w:rPr>
+                <w:sz w:val="16"/>
+              </w:rPr>
+              <w:t>14.9</w:t>
+            </w:r>
+          </w:p>
+        </w:tc>
+        <w:tc>
+          <w:tcPr>
+            <w:tcW w:type="dxa" w:w="1234"/>
+          </w:tcPr>
+          <w:p>
+            <w:r/>
+            <w:r>
+              <w:rPr>
+                <w:sz w:val="16"/>
+              </w:rPr>
+              <w:t>0 / 1</w:t>
+            </w:r>
+          </w:p>
+        </w:tc>
+        <w:tc>
+          <w:tcPr>
+            <w:tcW w:type="dxa" w:w="1234"/>
+          </w:tcPr>
+          <w:p>
+            <w:r/>
+            <w:r>
+              <w:rPr>
+                <w:sz w:val="16"/>
+              </w:rPr>
+              <w:t>3 / 3</w:t>
+            </w:r>
+          </w:p>
+        </w:tc>
+        <w:tc>
+          <w:tcPr>
+            <w:tcW w:type="dxa" w:w="1234"/>
+          </w:tcPr>
+          <w:p>
+            <w:r/>
+            <w:r>
+              <w:rPr>
+                <w:sz w:val="16"/>
+              </w:rPr>
+              <w:t>3 / 3</w:t>
+            </w:r>
+          </w:p>
+        </w:tc>
+        <w:tc>
+          <w:tcPr>
+            <w:tcW w:type="dxa" w:w="1234"/>
+          </w:tcPr>
+          <w:p>
+            <w:r/>
+            <w:r>
+              <w:rPr>
+                <w:sz w:val="16"/>
+              </w:rPr>
+              <w:t>2 / 1</w:t>
+            </w:r>
+          </w:p>
+        </w:tc>
+      </w:tr>
+      <w:tr>
+        <w:tc>
+          <w:tcPr>
+            <w:tcW w:type="dxa" w:w="1234"/>
+          </w:tcPr>
+          <w:p>
+            <w:r/>
+            <w:r>
+              <w:rPr>
+                <w:sz w:val="16"/>
+              </w:rPr>
+              <w:t>Unweighted UniFrac</w:t>
+            </w:r>
+          </w:p>
+        </w:tc>
+        <w:tc>
+          <w:tcPr>
+            <w:tcW w:type="dxa" w:w="1234"/>
+          </w:tcPr>
+          <w:p>
+            <w:r/>
+            <w:r>
+              <w:rPr>
+                <w:sz w:val="16"/>
+              </w:rPr>
+              <w:t>1.58–2.43</w:t>
+            </w:r>
+          </w:p>
+        </w:tc>
+        <w:tc>
+          <w:tcPr>
+            <w:tcW w:type="dxa" w:w="1234"/>
+          </w:tcPr>
+          <w:p>
+            <w:r/>
+            <w:r>
+              <w:rPr>
+                <w:sz w:val="16"/>
+              </w:rPr>
+              <w:t>17.5</w:t>
+            </w:r>
+          </w:p>
+        </w:tc>
+        <w:tc>
+          <w:tcPr>
+            <w:tcW w:type="dxa" w:w="1234"/>
+          </w:tcPr>
+          <w:p>
+            <w:r/>
+            <w:r>
+              <w:rPr>
+                <w:sz w:val="16"/>
+              </w:rPr>
+              <w:t>2 / 3</w:t>
+            </w:r>
+          </w:p>
+        </w:tc>
+        <w:tc>
+          <w:tcPr>
+            <w:tcW w:type="dxa" w:w="1234"/>
+          </w:tcPr>
+          <w:p>
+            <w:r/>
+            <w:r>
+              <w:rPr>
+                <w:sz w:val="16"/>
+              </w:rPr>
+              <w:t>0 / 0</w:t>
+            </w:r>
+          </w:p>
+        </w:tc>
+        <w:tc>
+          <w:tcPr>
+            <w:tcW w:type="dxa" w:w="1234"/>
+          </w:tcPr>
+          <w:p>
+            <w:r/>
+            <w:r>
+              <w:rPr>
+                <w:sz w:val="16"/>
+              </w:rPr>
+              <w:t>3 / 3</w:t>
+            </w:r>
+          </w:p>
+        </w:tc>
+        <w:tc>
+          <w:tcPr>
+            <w:tcW w:type="dxa" w:w="1234"/>
+          </w:tcPr>
+          <w:p>
+            <w:r/>
+            <w:r>
+              <w:rPr>
+                <w:sz w:val="16"/>
+              </w:rPr>
+              <w:t>0 / 0</w:t>
+            </w:r>
+          </w:p>
+        </w:tc>
+      </w:tr>
+      <w:tr>
+        <w:tc>
+          <w:tcPr>
+            <w:tcW w:type="dxa" w:w="1234"/>
+          </w:tcPr>
+          <w:p>
+            <w:r/>
+            <w:r>
+              <w:rPr>
+                <w:sz w:val="16"/>
+              </w:rPr>
+              <w:t>Weighted UniFrac</w:t>
+            </w:r>
+          </w:p>
+        </w:tc>
+        <w:tc>
+          <w:tcPr>
+            <w:tcW w:type="dxa" w:w="1234"/>
+          </w:tcPr>
+          <w:p>
+            <w:r/>
+            <w:r>
+              <w:rPr>
+                <w:sz w:val="16"/>
+              </w:rPr>
+              <w:t>1.65–3.19</w:t>
+            </w:r>
+          </w:p>
+        </w:tc>
+        <w:tc>
+          <w:tcPr>
+            <w:tcW w:type="dxa" w:w="1234"/>
+          </w:tcPr>
+          <w:p>
+            <w:r/>
+            <w:r>
+              <w:rPr>
+                <w:sz w:val="16"/>
+              </w:rPr>
+              <w:t>29.0</w:t>
+            </w:r>
+          </w:p>
+        </w:tc>
+        <w:tc>
+          <w:tcPr>
+            <w:tcW w:type="dxa" w:w="1234"/>
+          </w:tcPr>
+          <w:p>
+            <w:r/>
+            <w:r>
+              <w:rPr>
+                <w:sz w:val="16"/>
+              </w:rPr>
+              <w:t>3 / 3</w:t>
+            </w:r>
+          </w:p>
+        </w:tc>
+        <w:tc>
+          <w:tcPr>
+            <w:tcW w:type="dxa" w:w="1234"/>
+          </w:tcPr>
+          <w:p>
+            <w:r/>
+            <w:r>
+              <w:rPr>
+                <w:sz w:val="16"/>
+              </w:rPr>
+              <w:t>3 / 0</w:t>
+            </w:r>
+          </w:p>
+        </w:tc>
+        <w:tc>
+          <w:tcPr>
+            <w:tcW w:type="dxa" w:w="1234"/>
+          </w:tcPr>
+          <w:p>
+            <w:r/>
+            <w:r>
+              <w:rPr>
+                <w:sz w:val="16"/>
+              </w:rPr>
+              <w:t>0 / 3</w:t>
+            </w:r>
+          </w:p>
+        </w:tc>
+        <w:tc>
+          <w:tcPr>
+            <w:tcW w:type="dxa" w:w="1234"/>
+          </w:tcPr>
+          <w:p>
+            <w:r/>
+            <w:r>
+              <w:rPr>
+                <w:sz w:val="16"/>
+              </w:rPr>
+              <w:t>0 / 0</w:t>
+            </w:r>
+          </w:p>
+        </w:tc>
+      </w:tr>
+    </w:tbl>
+    <w:p>
+      <w:r>
+        <w:rPr>
+          <w:i/>
+          <w:sz w:val="16"/>
+        </w:rPr>
+        <w:t>R² of genotypic category, bracketed by the two sequential orderings (category fitted last, then first); station R² is given for scale. The four right-hand columns give the number of sequencing runs out of three in which category is significant (p&lt;0.05), as sequential test / test with station fixed by permutation blocks. No tissue is detected by all four metrics in both schemes. This partition was run to size the terms before the ecological analysis, not as a result of it.</w:t>
+      </w:r>
+    </w:p>
+    <w:p/>
+    <w:p>
+      <w:r>
+        <w:drawing>
+          <wp:inline xmlns:a="http://schemas.openxmlformats.org/drawingml/2006/main" xmlns:pic="http://schemas.openxmlformats.org/drawingml/2006/picture">
+            <wp:extent cx="5852160" cy="2546588"/>
+            <wp:docPr id="1" name="Picture 1"/>
+            <wp:cNvGraphicFramePr>
+              <a:graphicFrameLocks noChangeAspect="1"/>
+            </wp:cNvGraphicFramePr>
+            <a:graphic>
+              <a:graphicData uri="http://schemas.openxmlformats.org/drawingml/2006/picture">
+                <pic:pic>
+                  <pic:nvPicPr>
+                    <pic:cNvPr id="0" name="vc33e9d53_fig_position_effect.png"/>
+                    <pic:cNvPicPr/>
+                  </pic:nvPicPr>
+                  <pic:blipFill>
+                    <a:blip r:embed="rId9"/>
+                    <a:stretch>
+                      <a:fillRect/>
+                    </a:stretch>
+                  </pic:blipFill>
+                  <pic:spPr>
+                    <a:xfrm>
+                      <a:off x="0" y="0"/>
+                      <a:ext cx="5852160" cy="2546588"/>
+                    </a:xfrm>
+                    <a:prstGeom prst="rect"/>
+                  </pic:spPr>
+                </pic:pic>
+              </a:graphicData>
+            </a:graphic>
+          </wp:inline>
+        </w:drawing>
+      </w:r>
+    </w:p>
+    <w:p>
+      <w:r>
+        <w:rPr>
+          <w:i/>
+          <w:sz w:val="16"/>
+        </w:rPr>
+        <w:t>Figure S1. Plate position affects community composition. (a) Association between genotypic category and plate column. (b) Effect sizes relative to the null expectation, by sequencing run and metric. (c) Witnesses separating position from taxon.</w:t>
+      </w:r>
+    </w:p>
+    <w:p/>
+    <w:p>
+      <w:r>
+        <w:drawing>
+          <wp:inline xmlns:a="http://schemas.openxmlformats.org/drawingml/2006/main" xmlns:pic="http://schemas.openxmlformats.org/drawingml/2006/picture">
+            <wp:extent cx="5852160" cy="2418824"/>
+            <wp:docPr id="2" name="Picture 2"/>
+            <wp:cNvGraphicFramePr>
+              <a:graphicFrameLocks noChangeAspect="1"/>
+            </wp:cNvGraphicFramePr>
+            <a:graphic>
+              <a:graphicData uri="http://schemas.openxmlformats.org/drawingml/2006/picture">
+                <pic:pic>
+                  <pic:nvPicPr>
+                    <pic:cNvPr id="0" name="v5a4b51db_fig_depth_tradeoff.png"/>
+                    <pic:cNvPicPr/>
+                  </pic:nvPicPr>
+                  <pic:blipFill>
+                    <a:blip r:embed="rId10"/>
+                    <a:stretch>
+                      <a:fillRect/>
+                    </a:stretch>
+                  </pic:blipFill>
+                  <pic:spPr>
+                    <a:xfrm>
+                      <a:off x="0" y="0"/>
+                      <a:ext cx="5852160" cy="2418824"/>
+                    </a:xfrm>
+                    <a:prstGeom prst="rect"/>
+                  </pic:spPr>
+                </pic:pic>
+              </a:graphicData>
+            </a:graphic>
+          </wp:inline>
+        </w:drawing>
+      </w:r>
+    </w:p>
+    <w:p>
+      <w:r>
+        <w:rPr>
+          <w:i/>
+          <w:sz w:val="16"/>
+        </w:rPr>
+        <w:t>Figure S2. Trade-off between rarefaction depth, metric fidelity and selection bias. (a) Agreement with the 3,000-read reference on a fixed sample set. (b) Retention gap between P. toxostoma and hybrids, and loss of observed richness, as a function of depth.</w:t>
       </w:r>
     </w:p>
     <w:sectPr>

--- a/docs/manuscrit/Supplementary_Data.docx
+++ b/docs/manuscrit/Supplementary_Data.docx
@@ -52,7 +52,10 @@
           <w:color w:val="B2182B"/>
           <w:sz w:val="16"/>
         </w:rPr>
-        <w:t>Correction (2026-08-31). An earlier version of this table reported coordinates that were extrapolated from commune names rather than field records. Georeferences, river names and collection dates are now those supplied by the field team: five river names were wrong (Suran, Beaume, Buech and a canal were reported as Ain, Ardèche and Durance) and six positions were displaced by more than 5 km, up to 41.4 km. Site codes Ain and Cab each span two physically separate stations on the Suran, 17.2 km apart and separated by a barrier passable only downstream; they are listed separately here because they carry different taxa. The total is 180 individuals, not 181: one fish had been split into two records by a mistyped year prefix in a sample name. Genotypic categories (Cn, Hy, Pt) follow the chromosome-level assignment, not a threshold on the median hybrid index.</w:t>
+      </w:r>
+      <w:r>
+        <w:rPr/>
+        <w:t>Correction (2026-08-31). An earlier version of this table reported coordinates that were extrapolated from commune names rather than field records. Georeferences, river names and collection dates are now those supplied by the field team: five river names were wrong (Suran, Beaume, Buech and a canal were reported as Ain, Ardèche and Durance) and six positions were displaced by more than 5 km, up to 41.4 km. Site codes Ain and Cab each span two physically separate stations on the Suran, 25.4 km apart and separated by a barrier passable only downstream; they are listed separately here because they carry different taxa. The total is 180 individuals, not 181: one fish had been split into two records by a mistyped year prefix in a sample name. Genotypic categories (Cn, Hy, Pt) follow the chromosome-level assignment, not a threshold on the median hybrid index.</w:t>
       </w:r>
     </w:p>
     <w:tbl>

--- a/docs/manuscrit/Supplementary_Data.docx
+++ b/docs/manuscrit/Supplementary_Data.docx
@@ -5583,6 +5583,2033 @@
           <w:sz w:val="16"/>
         </w:rPr>
         <w:t>Figure S2. Trade-off between rarefaction depth, metric fidelity and selection bias. (a) Agreement with the 3,000-read reference on a fixed sample set. (b) Retention gap between P. toxostoma and hybrids, and loss of observed richness, as a function of depth.</w:t>
+      </w:r>
+    </w:p>
+    <w:p/>
+    <w:p>
+      <w:r>
+        <w:rPr>
+          <w:b/>
+        </w:rPr>
+        <w:t>Table S9. Dispersion of community composition by genotypic category (PERMDISP)</w:t>
+      </w:r>
+    </w:p>
+    <w:tbl>
+      <w:tblPr>
+        <w:tblStyle w:val="LightGrid-Accent1"/>
+        <w:tblW w:type="auto" w:w="0"/>
+        <w:tblLook w:firstColumn="1" w:firstRow="1" w:lastColumn="0" w:lastRow="0" w:noHBand="0" w:noVBand="1" w:val="04A0"/>
+      </w:tblPr>
+      <w:tblGrid>
+        <w:gridCol w:w="1080"/>
+        <w:gridCol w:w="1080"/>
+        <w:gridCol w:w="1080"/>
+        <w:gridCol w:w="1080"/>
+        <w:gridCol w:w="1080"/>
+        <w:gridCol w:w="1080"/>
+        <w:gridCol w:w="1080"/>
+        <w:gridCol w:w="1080"/>
+      </w:tblGrid>
+      <w:tr>
+        <w:tc>
+          <w:tcPr>
+            <w:tcW w:type="dxa" w:w="1080"/>
+          </w:tcPr>
+          <w:p>
+            <w:r/>
+            <w:r>
+              <w:rPr>
+                <w:b/>
+                <w:sz w:val="16"/>
+              </w:rPr>
+              <w:t>Metric</w:t>
+            </w:r>
+          </w:p>
+        </w:tc>
+        <w:tc>
+          <w:tcPr>
+            <w:tcW w:type="dxa" w:w="1080"/>
+          </w:tcPr>
+          <w:p>
+            <w:r/>
+            <w:r>
+              <w:rPr>
+                <w:b/>
+                <w:sz w:val="16"/>
+              </w:rPr>
+              <w:t>Tissue</w:t>
+            </w:r>
+          </w:p>
+        </w:tc>
+        <w:tc>
+          <w:tcPr>
+            <w:tcW w:type="dxa" w:w="1080"/>
+          </w:tcPr>
+          <w:p>
+            <w:r/>
+            <w:r>
+              <w:rPr>
+                <w:b/>
+                <w:sz w:val="16"/>
+              </w:rPr>
+              <w:t>Significant, station-blocked</w:t>
+            </w:r>
+          </w:p>
+        </w:tc>
+        <w:tc>
+          <w:tcPr>
+            <w:tcW w:type="dxa" w:w="1080"/>
+          </w:tcPr>
+          <w:p>
+            <w:r/>
+            <w:r>
+              <w:rPr>
+                <w:b/>
+                <w:sz w:val="16"/>
+              </w:rPr>
+              <w:t>Significant, within-station</w:t>
+            </w:r>
+          </w:p>
+        </w:tc>
+        <w:tc>
+          <w:tcPr>
+            <w:tcW w:type="dxa" w:w="1080"/>
+          </w:tcPr>
+          <w:p>
+            <w:r/>
+            <w:r>
+              <w:rPr>
+                <w:b/>
+                <w:sz w:val="16"/>
+              </w:rPr>
+              <w:t>Median distance Cn</w:t>
+            </w:r>
+          </w:p>
+        </w:tc>
+        <w:tc>
+          <w:tcPr>
+            <w:tcW w:type="dxa" w:w="1080"/>
+          </w:tcPr>
+          <w:p>
+            <w:r/>
+            <w:r>
+              <w:rPr>
+                <w:b/>
+                <w:sz w:val="16"/>
+              </w:rPr>
+              <w:t>Median distance Hy</w:t>
+            </w:r>
+          </w:p>
+        </w:tc>
+        <w:tc>
+          <w:tcPr>
+            <w:tcW w:type="dxa" w:w="1080"/>
+          </w:tcPr>
+          <w:p>
+            <w:r/>
+            <w:r>
+              <w:rPr>
+                <w:b/>
+                <w:sz w:val="16"/>
+              </w:rPr>
+              <w:t>Median distance Pt</w:t>
+            </w:r>
+          </w:p>
+        </w:tc>
+        <w:tc>
+          <w:tcPr>
+            <w:tcW w:type="dxa" w:w="1080"/>
+          </w:tcPr>
+          <w:p>
+            <w:r/>
+            <w:r>
+              <w:rPr>
+                <w:b/>
+                <w:sz w:val="16"/>
+              </w:rPr>
+              <w:t>Hy most dispersed</w:t>
+            </w:r>
+          </w:p>
+        </w:tc>
+      </w:tr>
+      <w:tr>
+        <w:tc>
+          <w:tcPr>
+            <w:tcW w:type="dxa" w:w="1080"/>
+          </w:tcPr>
+          <w:p>
+            <w:r/>
+            <w:r>
+              <w:rPr>
+                <w:sz w:val="16"/>
+              </w:rPr>
+              <w:t>Bray-Curtis</w:t>
+            </w:r>
+          </w:p>
+        </w:tc>
+        <w:tc>
+          <w:tcPr>
+            <w:tcW w:type="dxa" w:w="1080"/>
+          </w:tcPr>
+          <w:p>
+            <w:r/>
+            <w:r>
+              <w:rPr>
+                <w:sz w:val="16"/>
+              </w:rPr>
+              <w:t>caudale</w:t>
+            </w:r>
+          </w:p>
+        </w:tc>
+        <w:tc>
+          <w:tcPr>
+            <w:tcW w:type="dxa" w:w="1080"/>
+          </w:tcPr>
+          <w:p>
+            <w:r/>
+            <w:r>
+              <w:rPr>
+                <w:sz w:val="16"/>
+              </w:rPr>
+              <w:t>3/3</w:t>
+            </w:r>
+          </w:p>
+        </w:tc>
+        <w:tc>
+          <w:tcPr>
+            <w:tcW w:type="dxa" w:w="1080"/>
+          </w:tcPr>
+          <w:p>
+            <w:r/>
+            <w:r>
+              <w:rPr>
+                <w:sz w:val="16"/>
+              </w:rPr>
+              <w:t>0/3</w:t>
+            </w:r>
+          </w:p>
+        </w:tc>
+        <w:tc>
+          <w:tcPr>
+            <w:tcW w:type="dxa" w:w="1080"/>
+          </w:tcPr>
+          <w:p>
+            <w:r/>
+            <w:r>
+              <w:rPr>
+                <w:sz w:val="16"/>
+              </w:rPr>
+              <w:t>0.638</w:t>
+            </w:r>
+          </w:p>
+        </w:tc>
+        <w:tc>
+          <w:tcPr>
+            <w:tcW w:type="dxa" w:w="1080"/>
+          </w:tcPr>
+          <w:p>
+            <w:r/>
+            <w:r>
+              <w:rPr>
+                <w:sz w:val="16"/>
+              </w:rPr>
+              <w:t>0.602</w:t>
+            </w:r>
+          </w:p>
+        </w:tc>
+        <w:tc>
+          <w:tcPr>
+            <w:tcW w:type="dxa" w:w="1080"/>
+          </w:tcPr>
+          <w:p>
+            <w:r/>
+            <w:r>
+              <w:rPr>
+                <w:sz w:val="16"/>
+              </w:rPr>
+              <w:t>0.652</w:t>
+            </w:r>
+          </w:p>
+        </w:tc>
+        <w:tc>
+          <w:tcPr>
+            <w:tcW w:type="dxa" w:w="1080"/>
+          </w:tcPr>
+          <w:p>
+            <w:r/>
+            <w:r>
+              <w:rPr>
+                <w:sz w:val="16"/>
+              </w:rPr>
+              <w:t>0/3</w:t>
+            </w:r>
+          </w:p>
+        </w:tc>
+      </w:tr>
+      <w:tr>
+        <w:tc>
+          <w:tcPr>
+            <w:tcW w:type="dxa" w:w="1080"/>
+          </w:tcPr>
+          <w:p>
+            <w:r/>
+            <w:r>
+              <w:rPr>
+                <w:sz w:val="16"/>
+              </w:rPr>
+              <w:t>Bray-Curtis</w:t>
+            </w:r>
+          </w:p>
+        </w:tc>
+        <w:tc>
+          <w:tcPr>
+            <w:tcW w:type="dxa" w:w="1080"/>
+          </w:tcPr>
+          <w:p>
+            <w:r/>
+            <w:r>
+              <w:rPr>
+                <w:sz w:val="16"/>
+              </w:rPr>
+              <w:t>branchie</w:t>
+            </w:r>
+          </w:p>
+        </w:tc>
+        <w:tc>
+          <w:tcPr>
+            <w:tcW w:type="dxa" w:w="1080"/>
+          </w:tcPr>
+          <w:p>
+            <w:r/>
+            <w:r>
+              <w:rPr>
+                <w:sz w:val="16"/>
+              </w:rPr>
+              <w:t>0/3</w:t>
+            </w:r>
+          </w:p>
+        </w:tc>
+        <w:tc>
+          <w:tcPr>
+            <w:tcW w:type="dxa" w:w="1080"/>
+          </w:tcPr>
+          <w:p>
+            <w:r/>
+            <w:r>
+              <w:rPr>
+                <w:sz w:val="16"/>
+              </w:rPr>
+              <w:t>0/9</w:t>
+            </w:r>
+          </w:p>
+        </w:tc>
+        <w:tc>
+          <w:tcPr>
+            <w:tcW w:type="dxa" w:w="1080"/>
+          </w:tcPr>
+          <w:p>
+            <w:r/>
+            <w:r>
+              <w:rPr>
+                <w:sz w:val="16"/>
+              </w:rPr>
+              <w:t>0.623</w:t>
+            </w:r>
+          </w:p>
+        </w:tc>
+        <w:tc>
+          <w:tcPr>
+            <w:tcW w:type="dxa" w:w="1080"/>
+          </w:tcPr>
+          <w:p>
+            <w:r/>
+            <w:r>
+              <w:rPr>
+                <w:sz w:val="16"/>
+              </w:rPr>
+              <w:t>0.629</w:t>
+            </w:r>
+          </w:p>
+        </w:tc>
+        <w:tc>
+          <w:tcPr>
+            <w:tcW w:type="dxa" w:w="1080"/>
+          </w:tcPr>
+          <w:p>
+            <w:r/>
+            <w:r>
+              <w:rPr>
+                <w:sz w:val="16"/>
+              </w:rPr>
+              <w:t>0.628</w:t>
+            </w:r>
+          </w:p>
+        </w:tc>
+        <w:tc>
+          <w:tcPr>
+            <w:tcW w:type="dxa" w:w="1080"/>
+          </w:tcPr>
+          <w:p>
+            <w:r/>
+            <w:r>
+              <w:rPr>
+                <w:sz w:val="16"/>
+              </w:rPr>
+              <w:t>2/3</w:t>
+            </w:r>
+          </w:p>
+        </w:tc>
+      </w:tr>
+      <w:tr>
+        <w:tc>
+          <w:tcPr>
+            <w:tcW w:type="dxa" w:w="1080"/>
+          </w:tcPr>
+          <w:p>
+            <w:r/>
+            <w:r>
+              <w:rPr>
+                <w:sz w:val="16"/>
+              </w:rPr>
+              <w:t>Bray-Curtis</w:t>
+            </w:r>
+          </w:p>
+        </w:tc>
+        <w:tc>
+          <w:tcPr>
+            <w:tcW w:type="dxa" w:w="1080"/>
+          </w:tcPr>
+          <w:p>
+            <w:r/>
+            <w:r>
+              <w:rPr>
+                <w:sz w:val="16"/>
+              </w:rPr>
+              <w:t>midgut</w:t>
+            </w:r>
+          </w:p>
+        </w:tc>
+        <w:tc>
+          <w:tcPr>
+            <w:tcW w:type="dxa" w:w="1080"/>
+          </w:tcPr>
+          <w:p>
+            <w:r/>
+            <w:r>
+              <w:rPr>
+                <w:sz w:val="16"/>
+              </w:rPr>
+              <w:t>0/3</w:t>
+            </w:r>
+          </w:p>
+        </w:tc>
+        <w:tc>
+          <w:tcPr>
+            <w:tcW w:type="dxa" w:w="1080"/>
+          </w:tcPr>
+          <w:p>
+            <w:r/>
+            <w:r>
+              <w:rPr>
+                <w:sz w:val="16"/>
+              </w:rPr>
+              <w:t>0/6</w:t>
+            </w:r>
+          </w:p>
+        </w:tc>
+        <w:tc>
+          <w:tcPr>
+            <w:tcW w:type="dxa" w:w="1080"/>
+          </w:tcPr>
+          <w:p>
+            <w:r/>
+            <w:r>
+              <w:rPr>
+                <w:sz w:val="16"/>
+              </w:rPr>
+              <w:t>0.581</w:t>
+            </w:r>
+          </w:p>
+        </w:tc>
+        <w:tc>
+          <w:tcPr>
+            <w:tcW w:type="dxa" w:w="1080"/>
+          </w:tcPr>
+          <w:p>
+            <w:r/>
+            <w:r>
+              <w:rPr>
+                <w:sz w:val="16"/>
+              </w:rPr>
+              <w:t>0.559</w:t>
+            </w:r>
+          </w:p>
+        </w:tc>
+        <w:tc>
+          <w:tcPr>
+            <w:tcW w:type="dxa" w:w="1080"/>
+          </w:tcPr>
+          <w:p>
+            <w:r/>
+            <w:r>
+              <w:rPr>
+                <w:sz w:val="16"/>
+              </w:rPr>
+              <w:t>0.61</w:t>
+            </w:r>
+          </w:p>
+        </w:tc>
+        <w:tc>
+          <w:tcPr>
+            <w:tcW w:type="dxa" w:w="1080"/>
+          </w:tcPr>
+          <w:p>
+            <w:r/>
+            <w:r>
+              <w:rPr>
+                <w:sz w:val="16"/>
+              </w:rPr>
+              <w:t>0/3</w:t>
+            </w:r>
+          </w:p>
+        </w:tc>
+      </w:tr>
+      <w:tr>
+        <w:tc>
+          <w:tcPr>
+            <w:tcW w:type="dxa" w:w="1080"/>
+          </w:tcPr>
+          <w:p>
+            <w:r/>
+            <w:r>
+              <w:rPr>
+                <w:sz w:val="16"/>
+              </w:rPr>
+              <w:t>Bray-Curtis</w:t>
+            </w:r>
+          </w:p>
+        </w:tc>
+        <w:tc>
+          <w:tcPr>
+            <w:tcW w:type="dxa" w:w="1080"/>
+          </w:tcPr>
+          <w:p>
+            <w:r/>
+            <w:r>
+              <w:rPr>
+                <w:sz w:val="16"/>
+              </w:rPr>
+              <w:t>hindgut</w:t>
+            </w:r>
+          </w:p>
+        </w:tc>
+        <w:tc>
+          <w:tcPr>
+            <w:tcW w:type="dxa" w:w="1080"/>
+          </w:tcPr>
+          <w:p>
+            <w:r/>
+            <w:r>
+              <w:rPr>
+                <w:sz w:val="16"/>
+              </w:rPr>
+              <w:t>3/3</w:t>
+            </w:r>
+          </w:p>
+        </w:tc>
+        <w:tc>
+          <w:tcPr>
+            <w:tcW w:type="dxa" w:w="1080"/>
+          </w:tcPr>
+          <w:p>
+            <w:r/>
+            <w:r>
+              <w:rPr>
+                <w:sz w:val="16"/>
+              </w:rPr>
+              <w:t>0/9</w:t>
+            </w:r>
+          </w:p>
+        </w:tc>
+        <w:tc>
+          <w:tcPr>
+            <w:tcW w:type="dxa" w:w="1080"/>
+          </w:tcPr>
+          <w:p>
+            <w:r/>
+            <w:r>
+              <w:rPr>
+                <w:sz w:val="16"/>
+              </w:rPr>
+              <w:t>0.578</w:t>
+            </w:r>
+          </w:p>
+        </w:tc>
+        <w:tc>
+          <w:tcPr>
+            <w:tcW w:type="dxa" w:w="1080"/>
+          </w:tcPr>
+          <w:p>
+            <w:r/>
+            <w:r>
+              <w:rPr>
+                <w:sz w:val="16"/>
+              </w:rPr>
+              <w:t>0.56</w:t>
+            </w:r>
+          </w:p>
+        </w:tc>
+        <w:tc>
+          <w:tcPr>
+            <w:tcW w:type="dxa" w:w="1080"/>
+          </w:tcPr>
+          <w:p>
+            <w:r/>
+            <w:r>
+              <w:rPr>
+                <w:sz w:val="16"/>
+              </w:rPr>
+              <w:t>0.622</w:t>
+            </w:r>
+          </w:p>
+        </w:tc>
+        <w:tc>
+          <w:tcPr>
+            <w:tcW w:type="dxa" w:w="1080"/>
+          </w:tcPr>
+          <w:p>
+            <w:r/>
+            <w:r>
+              <w:rPr>
+                <w:sz w:val="16"/>
+              </w:rPr>
+              <w:t>0/3</w:t>
+            </w:r>
+          </w:p>
+        </w:tc>
+      </w:tr>
+      <w:tr>
+        <w:tc>
+          <w:tcPr>
+            <w:tcW w:type="dxa" w:w="1080"/>
+          </w:tcPr>
+          <w:p>
+            <w:r/>
+            <w:r>
+              <w:rPr>
+                <w:sz w:val="16"/>
+              </w:rPr>
+              <w:t>Jaccard</w:t>
+            </w:r>
+          </w:p>
+        </w:tc>
+        <w:tc>
+          <w:tcPr>
+            <w:tcW w:type="dxa" w:w="1080"/>
+          </w:tcPr>
+          <w:p>
+            <w:r/>
+            <w:r>
+              <w:rPr>
+                <w:sz w:val="16"/>
+              </w:rPr>
+              <w:t>caudale</w:t>
+            </w:r>
+          </w:p>
+        </w:tc>
+        <w:tc>
+          <w:tcPr>
+            <w:tcW w:type="dxa" w:w="1080"/>
+          </w:tcPr>
+          <w:p>
+            <w:r/>
+            <w:r>
+              <w:rPr>
+                <w:sz w:val="16"/>
+              </w:rPr>
+              <w:t>3/3</w:t>
+            </w:r>
+          </w:p>
+        </w:tc>
+        <w:tc>
+          <w:tcPr>
+            <w:tcW w:type="dxa" w:w="1080"/>
+          </w:tcPr>
+          <w:p>
+            <w:r/>
+            <w:r>
+              <w:rPr>
+                <w:sz w:val="16"/>
+              </w:rPr>
+              <w:t>3/3</w:t>
+            </w:r>
+          </w:p>
+        </w:tc>
+        <w:tc>
+          <w:tcPr>
+            <w:tcW w:type="dxa" w:w="1080"/>
+          </w:tcPr>
+          <w:p>
+            <w:r/>
+            <w:r>
+              <w:rPr>
+                <w:sz w:val="16"/>
+              </w:rPr>
+              <w:t>0.667</w:t>
+            </w:r>
+          </w:p>
+        </w:tc>
+        <w:tc>
+          <w:tcPr>
+            <w:tcW w:type="dxa" w:w="1080"/>
+          </w:tcPr>
+          <w:p>
+            <w:r/>
+            <w:r>
+              <w:rPr>
+                <w:sz w:val="16"/>
+              </w:rPr>
+              <w:t>0.64</w:t>
+            </w:r>
+          </w:p>
+        </w:tc>
+        <w:tc>
+          <w:tcPr>
+            <w:tcW w:type="dxa" w:w="1080"/>
+          </w:tcPr>
+          <w:p>
+            <w:r/>
+            <w:r>
+              <w:rPr>
+                <w:sz w:val="16"/>
+              </w:rPr>
+              <w:t>0.672</w:t>
+            </w:r>
+          </w:p>
+        </w:tc>
+        <w:tc>
+          <w:tcPr>
+            <w:tcW w:type="dxa" w:w="1080"/>
+          </w:tcPr>
+          <w:p>
+            <w:r/>
+            <w:r>
+              <w:rPr>
+                <w:sz w:val="16"/>
+              </w:rPr>
+              <w:t>0/3</w:t>
+            </w:r>
+          </w:p>
+        </w:tc>
+      </w:tr>
+      <w:tr>
+        <w:tc>
+          <w:tcPr>
+            <w:tcW w:type="dxa" w:w="1080"/>
+          </w:tcPr>
+          <w:p>
+            <w:r/>
+            <w:r>
+              <w:rPr>
+                <w:sz w:val="16"/>
+              </w:rPr>
+              <w:t>Jaccard</w:t>
+            </w:r>
+          </w:p>
+        </w:tc>
+        <w:tc>
+          <w:tcPr>
+            <w:tcW w:type="dxa" w:w="1080"/>
+          </w:tcPr>
+          <w:p>
+            <w:r/>
+            <w:r>
+              <w:rPr>
+                <w:sz w:val="16"/>
+              </w:rPr>
+              <w:t>branchie</w:t>
+            </w:r>
+          </w:p>
+        </w:tc>
+        <w:tc>
+          <w:tcPr>
+            <w:tcW w:type="dxa" w:w="1080"/>
+          </w:tcPr>
+          <w:p>
+            <w:r/>
+            <w:r>
+              <w:rPr>
+                <w:sz w:val="16"/>
+              </w:rPr>
+              <w:t>0/3</w:t>
+            </w:r>
+          </w:p>
+        </w:tc>
+        <w:tc>
+          <w:tcPr>
+            <w:tcW w:type="dxa" w:w="1080"/>
+          </w:tcPr>
+          <w:p>
+            <w:r/>
+            <w:r>
+              <w:rPr>
+                <w:sz w:val="16"/>
+              </w:rPr>
+              <w:t>1/9</w:t>
+            </w:r>
+          </w:p>
+        </w:tc>
+        <w:tc>
+          <w:tcPr>
+            <w:tcW w:type="dxa" w:w="1080"/>
+          </w:tcPr>
+          <w:p>
+            <w:r/>
+            <w:r>
+              <w:rPr>
+                <w:sz w:val="16"/>
+              </w:rPr>
+              <w:t>0.657</w:t>
+            </w:r>
+          </w:p>
+        </w:tc>
+        <w:tc>
+          <w:tcPr>
+            <w:tcW w:type="dxa" w:w="1080"/>
+          </w:tcPr>
+          <w:p>
+            <w:r/>
+            <w:r>
+              <w:rPr>
+                <w:sz w:val="16"/>
+              </w:rPr>
+              <w:t>0.652</w:t>
+            </w:r>
+          </w:p>
+        </w:tc>
+        <w:tc>
+          <w:tcPr>
+            <w:tcW w:type="dxa" w:w="1080"/>
+          </w:tcPr>
+          <w:p>
+            <w:r/>
+            <w:r>
+              <w:rPr>
+                <w:sz w:val="16"/>
+              </w:rPr>
+              <w:t>0.653</w:t>
+            </w:r>
+          </w:p>
+        </w:tc>
+        <w:tc>
+          <w:tcPr>
+            <w:tcW w:type="dxa" w:w="1080"/>
+          </w:tcPr>
+          <w:p>
+            <w:r/>
+            <w:r>
+              <w:rPr>
+                <w:sz w:val="16"/>
+              </w:rPr>
+              <w:t>0/3</w:t>
+            </w:r>
+          </w:p>
+        </w:tc>
+      </w:tr>
+      <w:tr>
+        <w:tc>
+          <w:tcPr>
+            <w:tcW w:type="dxa" w:w="1080"/>
+          </w:tcPr>
+          <w:p>
+            <w:r/>
+            <w:r>
+              <w:rPr>
+                <w:sz w:val="16"/>
+              </w:rPr>
+              <w:t>Jaccard</w:t>
+            </w:r>
+          </w:p>
+        </w:tc>
+        <w:tc>
+          <w:tcPr>
+            <w:tcW w:type="dxa" w:w="1080"/>
+          </w:tcPr>
+          <w:p>
+            <w:r/>
+            <w:r>
+              <w:rPr>
+                <w:sz w:val="16"/>
+              </w:rPr>
+              <w:t>midgut</w:t>
+            </w:r>
+          </w:p>
+        </w:tc>
+        <w:tc>
+          <w:tcPr>
+            <w:tcW w:type="dxa" w:w="1080"/>
+          </w:tcPr>
+          <w:p>
+            <w:r/>
+            <w:r>
+              <w:rPr>
+                <w:sz w:val="16"/>
+              </w:rPr>
+              <w:t>1/3</w:t>
+            </w:r>
+          </w:p>
+        </w:tc>
+        <w:tc>
+          <w:tcPr>
+            <w:tcW w:type="dxa" w:w="1080"/>
+          </w:tcPr>
+          <w:p>
+            <w:r/>
+            <w:r>
+              <w:rPr>
+                <w:sz w:val="16"/>
+              </w:rPr>
+              <w:t>1/6</w:t>
+            </w:r>
+          </w:p>
+        </w:tc>
+        <w:tc>
+          <w:tcPr>
+            <w:tcW w:type="dxa" w:w="1080"/>
+          </w:tcPr>
+          <w:p>
+            <w:r/>
+            <w:r>
+              <w:rPr>
+                <w:sz w:val="16"/>
+              </w:rPr>
+              <w:t>0.648</w:t>
+            </w:r>
+          </w:p>
+        </w:tc>
+        <w:tc>
+          <w:tcPr>
+            <w:tcW w:type="dxa" w:w="1080"/>
+          </w:tcPr>
+          <w:p>
+            <w:r/>
+            <w:r>
+              <w:rPr>
+                <w:sz w:val="16"/>
+              </w:rPr>
+              <w:t>0.633</w:t>
+            </w:r>
+          </w:p>
+        </w:tc>
+        <w:tc>
+          <w:tcPr>
+            <w:tcW w:type="dxa" w:w="1080"/>
+          </w:tcPr>
+          <w:p>
+            <w:r/>
+            <w:r>
+              <w:rPr>
+                <w:sz w:val="16"/>
+              </w:rPr>
+              <w:t>0.645</w:t>
+            </w:r>
+          </w:p>
+        </w:tc>
+        <w:tc>
+          <w:tcPr>
+            <w:tcW w:type="dxa" w:w="1080"/>
+          </w:tcPr>
+          <w:p>
+            <w:r/>
+            <w:r>
+              <w:rPr>
+                <w:sz w:val="16"/>
+              </w:rPr>
+              <w:t>0/3</w:t>
+            </w:r>
+          </w:p>
+        </w:tc>
+      </w:tr>
+      <w:tr>
+        <w:tc>
+          <w:tcPr>
+            <w:tcW w:type="dxa" w:w="1080"/>
+          </w:tcPr>
+          <w:p>
+            <w:r/>
+            <w:r>
+              <w:rPr>
+                <w:sz w:val="16"/>
+              </w:rPr>
+              <w:t>Jaccard</w:t>
+            </w:r>
+          </w:p>
+        </w:tc>
+        <w:tc>
+          <w:tcPr>
+            <w:tcW w:type="dxa" w:w="1080"/>
+          </w:tcPr>
+          <w:p>
+            <w:r/>
+            <w:r>
+              <w:rPr>
+                <w:sz w:val="16"/>
+              </w:rPr>
+              <w:t>hindgut</w:t>
+            </w:r>
+          </w:p>
+        </w:tc>
+        <w:tc>
+          <w:tcPr>
+            <w:tcW w:type="dxa" w:w="1080"/>
+          </w:tcPr>
+          <w:p>
+            <w:r/>
+            <w:r>
+              <w:rPr>
+                <w:sz w:val="16"/>
+              </w:rPr>
+              <w:t>1/3</w:t>
+            </w:r>
+          </w:p>
+        </w:tc>
+        <w:tc>
+          <w:tcPr>
+            <w:tcW w:type="dxa" w:w="1080"/>
+          </w:tcPr>
+          <w:p>
+            <w:r/>
+            <w:r>
+              <w:rPr>
+                <w:sz w:val="16"/>
+              </w:rPr>
+              <w:t>0/9</w:t>
+            </w:r>
+          </w:p>
+        </w:tc>
+        <w:tc>
+          <w:tcPr>
+            <w:tcW w:type="dxa" w:w="1080"/>
+          </w:tcPr>
+          <w:p>
+            <w:r/>
+            <w:r>
+              <w:rPr>
+                <w:sz w:val="16"/>
+              </w:rPr>
+              <w:t>0.653</w:t>
+            </w:r>
+          </w:p>
+        </w:tc>
+        <w:tc>
+          <w:tcPr>
+            <w:tcW w:type="dxa" w:w="1080"/>
+          </w:tcPr>
+          <w:p>
+            <w:r/>
+            <w:r>
+              <w:rPr>
+                <w:sz w:val="16"/>
+              </w:rPr>
+              <w:t>0.65</w:t>
+            </w:r>
+          </w:p>
+        </w:tc>
+        <w:tc>
+          <w:tcPr>
+            <w:tcW w:type="dxa" w:w="1080"/>
+          </w:tcPr>
+          <w:p>
+            <w:r/>
+            <w:r>
+              <w:rPr>
+                <w:sz w:val="16"/>
+              </w:rPr>
+              <w:t>0.66</w:t>
+            </w:r>
+          </w:p>
+        </w:tc>
+        <w:tc>
+          <w:tcPr>
+            <w:tcW w:type="dxa" w:w="1080"/>
+          </w:tcPr>
+          <w:p>
+            <w:r/>
+            <w:r>
+              <w:rPr>
+                <w:sz w:val="16"/>
+              </w:rPr>
+              <w:t>0/3</w:t>
+            </w:r>
+          </w:p>
+        </w:tc>
+      </w:tr>
+      <w:tr>
+        <w:tc>
+          <w:tcPr>
+            <w:tcW w:type="dxa" w:w="1080"/>
+          </w:tcPr>
+          <w:p>
+            <w:r/>
+            <w:r>
+              <w:rPr>
+                <w:sz w:val="16"/>
+              </w:rPr>
+              <w:t>UniFrac non pondéré</w:t>
+            </w:r>
+          </w:p>
+        </w:tc>
+        <w:tc>
+          <w:tcPr>
+            <w:tcW w:type="dxa" w:w="1080"/>
+          </w:tcPr>
+          <w:p>
+            <w:r/>
+            <w:r>
+              <w:rPr>
+                <w:sz w:val="16"/>
+              </w:rPr>
+              <w:t>caudale</w:t>
+            </w:r>
+          </w:p>
+        </w:tc>
+        <w:tc>
+          <w:tcPr>
+            <w:tcW w:type="dxa" w:w="1080"/>
+          </w:tcPr>
+          <w:p>
+            <w:r/>
+            <w:r>
+              <w:rPr>
+                <w:sz w:val="16"/>
+              </w:rPr>
+              <w:t>3/3</w:t>
+            </w:r>
+          </w:p>
+        </w:tc>
+        <w:tc>
+          <w:tcPr>
+            <w:tcW w:type="dxa" w:w="1080"/>
+          </w:tcPr>
+          <w:p>
+            <w:r/>
+            <w:r>
+              <w:rPr>
+                <w:sz w:val="16"/>
+              </w:rPr>
+              <w:t>3/3</w:t>
+            </w:r>
+          </w:p>
+        </w:tc>
+        <w:tc>
+          <w:tcPr>
+            <w:tcW w:type="dxa" w:w="1080"/>
+          </w:tcPr>
+          <w:p>
+            <w:r/>
+            <w:r>
+              <w:rPr>
+                <w:sz w:val="16"/>
+              </w:rPr>
+              <w:t>0.497</w:t>
+            </w:r>
+          </w:p>
+        </w:tc>
+        <w:tc>
+          <w:tcPr>
+            <w:tcW w:type="dxa" w:w="1080"/>
+          </w:tcPr>
+          <w:p>
+            <w:r/>
+            <w:r>
+              <w:rPr>
+                <w:sz w:val="16"/>
+              </w:rPr>
+              <w:t>0.464</w:t>
+            </w:r>
+          </w:p>
+        </w:tc>
+        <w:tc>
+          <w:tcPr>
+            <w:tcW w:type="dxa" w:w="1080"/>
+          </w:tcPr>
+          <w:p>
+            <w:r/>
+            <w:r>
+              <w:rPr>
+                <w:sz w:val="16"/>
+              </w:rPr>
+              <w:t>0.501</w:t>
+            </w:r>
+          </w:p>
+        </w:tc>
+        <w:tc>
+          <w:tcPr>
+            <w:tcW w:type="dxa" w:w="1080"/>
+          </w:tcPr>
+          <w:p>
+            <w:r/>
+            <w:r>
+              <w:rPr>
+                <w:sz w:val="16"/>
+              </w:rPr>
+              <w:t>0/3</w:t>
+            </w:r>
+          </w:p>
+        </w:tc>
+      </w:tr>
+      <w:tr>
+        <w:tc>
+          <w:tcPr>
+            <w:tcW w:type="dxa" w:w="1080"/>
+          </w:tcPr>
+          <w:p>
+            <w:r/>
+            <w:r>
+              <w:rPr>
+                <w:sz w:val="16"/>
+              </w:rPr>
+              <w:t>UniFrac non pondéré</w:t>
+            </w:r>
+          </w:p>
+        </w:tc>
+        <w:tc>
+          <w:tcPr>
+            <w:tcW w:type="dxa" w:w="1080"/>
+          </w:tcPr>
+          <w:p>
+            <w:r/>
+            <w:r>
+              <w:rPr>
+                <w:sz w:val="16"/>
+              </w:rPr>
+              <w:t>branchie</w:t>
+            </w:r>
+          </w:p>
+        </w:tc>
+        <w:tc>
+          <w:tcPr>
+            <w:tcW w:type="dxa" w:w="1080"/>
+          </w:tcPr>
+          <w:p>
+            <w:r/>
+            <w:r>
+              <w:rPr>
+                <w:sz w:val="16"/>
+              </w:rPr>
+              <w:t>2/3</w:t>
+            </w:r>
+          </w:p>
+        </w:tc>
+        <w:tc>
+          <w:tcPr>
+            <w:tcW w:type="dxa" w:w="1080"/>
+          </w:tcPr>
+          <w:p>
+            <w:r/>
+            <w:r>
+              <w:rPr>
+                <w:sz w:val="16"/>
+              </w:rPr>
+              <w:t>0/9</w:t>
+            </w:r>
+          </w:p>
+        </w:tc>
+        <w:tc>
+          <w:tcPr>
+            <w:tcW w:type="dxa" w:w="1080"/>
+          </w:tcPr>
+          <w:p>
+            <w:r/>
+            <w:r>
+              <w:rPr>
+                <w:sz w:val="16"/>
+              </w:rPr>
+              <w:t>0.5</w:t>
+            </w:r>
+          </w:p>
+        </w:tc>
+        <w:tc>
+          <w:tcPr>
+            <w:tcW w:type="dxa" w:w="1080"/>
+          </w:tcPr>
+          <w:p>
+            <w:r/>
+            <w:r>
+              <w:rPr>
+                <w:sz w:val="16"/>
+              </w:rPr>
+              <w:t>0.496</w:t>
+            </w:r>
+          </w:p>
+        </w:tc>
+        <w:tc>
+          <w:tcPr>
+            <w:tcW w:type="dxa" w:w="1080"/>
+          </w:tcPr>
+          <w:p>
+            <w:r/>
+            <w:r>
+              <w:rPr>
+                <w:sz w:val="16"/>
+              </w:rPr>
+              <w:t>0.482</w:t>
+            </w:r>
+          </w:p>
+        </w:tc>
+        <w:tc>
+          <w:tcPr>
+            <w:tcW w:type="dxa" w:w="1080"/>
+          </w:tcPr>
+          <w:p>
+            <w:r/>
+            <w:r>
+              <w:rPr>
+                <w:sz w:val="16"/>
+              </w:rPr>
+              <w:t>1/3</w:t>
+            </w:r>
+          </w:p>
+        </w:tc>
+      </w:tr>
+      <w:tr>
+        <w:tc>
+          <w:tcPr>
+            <w:tcW w:type="dxa" w:w="1080"/>
+          </w:tcPr>
+          <w:p>
+            <w:r/>
+            <w:r>
+              <w:rPr>
+                <w:sz w:val="16"/>
+              </w:rPr>
+              <w:t>UniFrac non pondéré</w:t>
+            </w:r>
+          </w:p>
+        </w:tc>
+        <w:tc>
+          <w:tcPr>
+            <w:tcW w:type="dxa" w:w="1080"/>
+          </w:tcPr>
+          <w:p>
+            <w:r/>
+            <w:r>
+              <w:rPr>
+                <w:sz w:val="16"/>
+              </w:rPr>
+              <w:t>midgut</w:t>
+            </w:r>
+          </w:p>
+        </w:tc>
+        <w:tc>
+          <w:tcPr>
+            <w:tcW w:type="dxa" w:w="1080"/>
+          </w:tcPr>
+          <w:p>
+            <w:r/>
+            <w:r>
+              <w:rPr>
+                <w:sz w:val="16"/>
+              </w:rPr>
+              <w:t>3/3</w:t>
+            </w:r>
+          </w:p>
+        </w:tc>
+        <w:tc>
+          <w:tcPr>
+            <w:tcW w:type="dxa" w:w="1080"/>
+          </w:tcPr>
+          <w:p>
+            <w:r/>
+            <w:r>
+              <w:rPr>
+                <w:sz w:val="16"/>
+              </w:rPr>
+              <w:t>0/6</w:t>
+            </w:r>
+          </w:p>
+        </w:tc>
+        <w:tc>
+          <w:tcPr>
+            <w:tcW w:type="dxa" w:w="1080"/>
+          </w:tcPr>
+          <w:p>
+            <w:r/>
+            <w:r>
+              <w:rPr>
+                <w:sz w:val="16"/>
+              </w:rPr>
+              <w:t>0.483</w:t>
+            </w:r>
+          </w:p>
+        </w:tc>
+        <w:tc>
+          <w:tcPr>
+            <w:tcW w:type="dxa" w:w="1080"/>
+          </w:tcPr>
+          <w:p>
+            <w:r/>
+            <w:r>
+              <w:rPr>
+                <w:sz w:val="16"/>
+              </w:rPr>
+              <w:t>0.425</w:t>
+            </w:r>
+          </w:p>
+        </w:tc>
+        <w:tc>
+          <w:tcPr>
+            <w:tcW w:type="dxa" w:w="1080"/>
+          </w:tcPr>
+          <w:p>
+            <w:r/>
+            <w:r>
+              <w:rPr>
+                <w:sz w:val="16"/>
+              </w:rPr>
+              <w:t>0.478</w:t>
+            </w:r>
+          </w:p>
+        </w:tc>
+        <w:tc>
+          <w:tcPr>
+            <w:tcW w:type="dxa" w:w="1080"/>
+          </w:tcPr>
+          <w:p>
+            <w:r/>
+            <w:r>
+              <w:rPr>
+                <w:sz w:val="16"/>
+              </w:rPr>
+              <w:t>0/3</w:t>
+            </w:r>
+          </w:p>
+        </w:tc>
+      </w:tr>
+      <w:tr>
+        <w:tc>
+          <w:tcPr>
+            <w:tcW w:type="dxa" w:w="1080"/>
+          </w:tcPr>
+          <w:p>
+            <w:r/>
+            <w:r>
+              <w:rPr>
+                <w:sz w:val="16"/>
+              </w:rPr>
+              <w:t>UniFrac non pondéré</w:t>
+            </w:r>
+          </w:p>
+        </w:tc>
+        <w:tc>
+          <w:tcPr>
+            <w:tcW w:type="dxa" w:w="1080"/>
+          </w:tcPr>
+          <w:p>
+            <w:r/>
+            <w:r>
+              <w:rPr>
+                <w:sz w:val="16"/>
+              </w:rPr>
+              <w:t>hindgut</w:t>
+            </w:r>
+          </w:p>
+        </w:tc>
+        <w:tc>
+          <w:tcPr>
+            <w:tcW w:type="dxa" w:w="1080"/>
+          </w:tcPr>
+          <w:p>
+            <w:r/>
+            <w:r>
+              <w:rPr>
+                <w:sz w:val="16"/>
+              </w:rPr>
+              <w:t>0/3</w:t>
+            </w:r>
+          </w:p>
+        </w:tc>
+        <w:tc>
+          <w:tcPr>
+            <w:tcW w:type="dxa" w:w="1080"/>
+          </w:tcPr>
+          <w:p>
+            <w:r/>
+            <w:r>
+              <w:rPr>
+                <w:sz w:val="16"/>
+              </w:rPr>
+              <w:t>0/9</w:t>
+            </w:r>
+          </w:p>
+        </w:tc>
+        <w:tc>
+          <w:tcPr>
+            <w:tcW w:type="dxa" w:w="1080"/>
+          </w:tcPr>
+          <w:p>
+            <w:r/>
+            <w:r>
+              <w:rPr>
+                <w:sz w:val="16"/>
+              </w:rPr>
+              <w:t>0.478</w:t>
+            </w:r>
+          </w:p>
+        </w:tc>
+        <w:tc>
+          <w:tcPr>
+            <w:tcW w:type="dxa" w:w="1080"/>
+          </w:tcPr>
+          <w:p>
+            <w:r/>
+            <w:r>
+              <w:rPr>
+                <w:sz w:val="16"/>
+              </w:rPr>
+              <w:t>0.472</w:t>
+            </w:r>
+          </w:p>
+        </w:tc>
+        <w:tc>
+          <w:tcPr>
+            <w:tcW w:type="dxa" w:w="1080"/>
+          </w:tcPr>
+          <w:p>
+            <w:r/>
+            <w:r>
+              <w:rPr>
+                <w:sz w:val="16"/>
+              </w:rPr>
+              <w:t>0.489</w:t>
+            </w:r>
+          </w:p>
+        </w:tc>
+        <w:tc>
+          <w:tcPr>
+            <w:tcW w:type="dxa" w:w="1080"/>
+          </w:tcPr>
+          <w:p>
+            <w:r/>
+            <w:r>
+              <w:rPr>
+                <w:sz w:val="16"/>
+              </w:rPr>
+              <w:t>1/3</w:t>
+            </w:r>
+          </w:p>
+        </w:tc>
+      </w:tr>
+      <w:tr>
+        <w:tc>
+          <w:tcPr>
+            <w:tcW w:type="dxa" w:w="1080"/>
+          </w:tcPr>
+          <w:p>
+            <w:r/>
+            <w:r>
+              <w:rPr>
+                <w:sz w:val="16"/>
+              </w:rPr>
+              <w:t>UniFrac pondéré</w:t>
+            </w:r>
+          </w:p>
+        </w:tc>
+        <w:tc>
+          <w:tcPr>
+            <w:tcW w:type="dxa" w:w="1080"/>
+          </w:tcPr>
+          <w:p>
+            <w:r/>
+            <w:r>
+              <w:rPr>
+                <w:sz w:val="16"/>
+              </w:rPr>
+              <w:t>caudale</w:t>
+            </w:r>
+          </w:p>
+        </w:tc>
+        <w:tc>
+          <w:tcPr>
+            <w:tcW w:type="dxa" w:w="1080"/>
+          </w:tcPr>
+          <w:p>
+            <w:r/>
+            <w:r>
+              <w:rPr>
+                <w:sz w:val="16"/>
+              </w:rPr>
+              <w:t>0/3</w:t>
+            </w:r>
+          </w:p>
+        </w:tc>
+        <w:tc>
+          <w:tcPr>
+            <w:tcW w:type="dxa" w:w="1080"/>
+          </w:tcPr>
+          <w:p>
+            <w:r/>
+            <w:r>
+              <w:rPr>
+                <w:sz w:val="16"/>
+              </w:rPr>
+              <w:t>0/3</w:t>
+            </w:r>
+          </w:p>
+        </w:tc>
+        <w:tc>
+          <w:tcPr>
+            <w:tcW w:type="dxa" w:w="1080"/>
+          </w:tcPr>
+          <w:p>
+            <w:r/>
+            <w:r>
+              <w:rPr>
+                <w:sz w:val="16"/>
+              </w:rPr>
+              <w:t>0.057</w:t>
+            </w:r>
+          </w:p>
+        </w:tc>
+        <w:tc>
+          <w:tcPr>
+            <w:tcW w:type="dxa" w:w="1080"/>
+          </w:tcPr>
+          <w:p>
+            <w:r/>
+            <w:r>
+              <w:rPr>
+                <w:sz w:val="16"/>
+              </w:rPr>
+              <w:t>0.062</w:t>
+            </w:r>
+          </w:p>
+        </w:tc>
+        <w:tc>
+          <w:tcPr>
+            <w:tcW w:type="dxa" w:w="1080"/>
+          </w:tcPr>
+          <w:p>
+            <w:r/>
+            <w:r>
+              <w:rPr>
+                <w:sz w:val="16"/>
+              </w:rPr>
+              <w:t>0.054</w:t>
+            </w:r>
+          </w:p>
+        </w:tc>
+        <w:tc>
+          <w:tcPr>
+            <w:tcW w:type="dxa" w:w="1080"/>
+          </w:tcPr>
+          <w:p>
+            <w:r/>
+            <w:r>
+              <w:rPr>
+                <w:sz w:val="16"/>
+              </w:rPr>
+              <w:t>3/3</w:t>
+            </w:r>
+          </w:p>
+        </w:tc>
+      </w:tr>
+      <w:tr>
+        <w:tc>
+          <w:tcPr>
+            <w:tcW w:type="dxa" w:w="1080"/>
+          </w:tcPr>
+          <w:p>
+            <w:r/>
+            <w:r>
+              <w:rPr>
+                <w:sz w:val="16"/>
+              </w:rPr>
+              <w:t>UniFrac pondéré</w:t>
+            </w:r>
+          </w:p>
+        </w:tc>
+        <w:tc>
+          <w:tcPr>
+            <w:tcW w:type="dxa" w:w="1080"/>
+          </w:tcPr>
+          <w:p>
+            <w:r/>
+            <w:r>
+              <w:rPr>
+                <w:sz w:val="16"/>
+              </w:rPr>
+              <w:t>branchie</w:t>
+            </w:r>
+          </w:p>
+        </w:tc>
+        <w:tc>
+          <w:tcPr>
+            <w:tcW w:type="dxa" w:w="1080"/>
+          </w:tcPr>
+          <w:p>
+            <w:r/>
+            <w:r>
+              <w:rPr>
+                <w:sz w:val="16"/>
+              </w:rPr>
+              <w:t>0/3</w:t>
+            </w:r>
+          </w:p>
+        </w:tc>
+        <w:tc>
+          <w:tcPr>
+            <w:tcW w:type="dxa" w:w="1080"/>
+          </w:tcPr>
+          <w:p>
+            <w:r/>
+            <w:r>
+              <w:rPr>
+                <w:sz w:val="16"/>
+              </w:rPr>
+              <w:t>1/9</w:t>
+            </w:r>
+          </w:p>
+        </w:tc>
+        <w:tc>
+          <w:tcPr>
+            <w:tcW w:type="dxa" w:w="1080"/>
+          </w:tcPr>
+          <w:p>
+            <w:r/>
+            <w:r>
+              <w:rPr>
+                <w:sz w:val="16"/>
+              </w:rPr>
+              <w:t>0.058</w:t>
+            </w:r>
+          </w:p>
+        </w:tc>
+        <w:tc>
+          <w:tcPr>
+            <w:tcW w:type="dxa" w:w="1080"/>
+          </w:tcPr>
+          <w:p>
+            <w:r/>
+            <w:r>
+              <w:rPr>
+                <w:sz w:val="16"/>
+              </w:rPr>
+              <w:t>0.067</w:t>
+            </w:r>
+          </w:p>
+        </w:tc>
+        <w:tc>
+          <w:tcPr>
+            <w:tcW w:type="dxa" w:w="1080"/>
+          </w:tcPr>
+          <w:p>
+            <w:r/>
+            <w:r>
+              <w:rPr>
+                <w:sz w:val="16"/>
+              </w:rPr>
+              <w:t>0.063</w:t>
+            </w:r>
+          </w:p>
+        </w:tc>
+        <w:tc>
+          <w:tcPr>
+            <w:tcW w:type="dxa" w:w="1080"/>
+          </w:tcPr>
+          <w:p>
+            <w:r/>
+            <w:r>
+              <w:rPr>
+                <w:sz w:val="16"/>
+              </w:rPr>
+              <w:t>2/3</w:t>
+            </w:r>
+          </w:p>
+        </w:tc>
+      </w:tr>
+      <w:tr>
+        <w:tc>
+          <w:tcPr>
+            <w:tcW w:type="dxa" w:w="1080"/>
+          </w:tcPr>
+          <w:p>
+            <w:r/>
+            <w:r>
+              <w:rPr>
+                <w:sz w:val="16"/>
+              </w:rPr>
+              <w:t>UniFrac pondéré</w:t>
+            </w:r>
+          </w:p>
+        </w:tc>
+        <w:tc>
+          <w:tcPr>
+            <w:tcW w:type="dxa" w:w="1080"/>
+          </w:tcPr>
+          <w:p>
+            <w:r/>
+            <w:r>
+              <w:rPr>
+                <w:sz w:val="16"/>
+              </w:rPr>
+              <w:t>midgut</w:t>
+            </w:r>
+          </w:p>
+        </w:tc>
+        <w:tc>
+          <w:tcPr>
+            <w:tcW w:type="dxa" w:w="1080"/>
+          </w:tcPr>
+          <w:p>
+            <w:r/>
+            <w:r>
+              <w:rPr>
+                <w:sz w:val="16"/>
+              </w:rPr>
+              <w:t>0/3</w:t>
+            </w:r>
+          </w:p>
+        </w:tc>
+        <w:tc>
+          <w:tcPr>
+            <w:tcW w:type="dxa" w:w="1080"/>
+          </w:tcPr>
+          <w:p>
+            <w:r/>
+            <w:r>
+              <w:rPr>
+                <w:sz w:val="16"/>
+              </w:rPr>
+              <w:t>0/6</w:t>
+            </w:r>
+          </w:p>
+        </w:tc>
+        <w:tc>
+          <w:tcPr>
+            <w:tcW w:type="dxa" w:w="1080"/>
+          </w:tcPr>
+          <w:p>
+            <w:r/>
+            <w:r>
+              <w:rPr>
+                <w:sz w:val="16"/>
+              </w:rPr>
+              <w:t>0.057</w:t>
+            </w:r>
+          </w:p>
+        </w:tc>
+        <w:tc>
+          <w:tcPr>
+            <w:tcW w:type="dxa" w:w="1080"/>
+          </w:tcPr>
+          <w:p>
+            <w:r/>
+            <w:r>
+              <w:rPr>
+                <w:sz w:val="16"/>
+              </w:rPr>
+              <w:t>0.056</w:t>
+            </w:r>
+          </w:p>
+        </w:tc>
+        <w:tc>
+          <w:tcPr>
+            <w:tcW w:type="dxa" w:w="1080"/>
+          </w:tcPr>
+          <w:p>
+            <w:r/>
+            <w:r>
+              <w:rPr>
+                <w:sz w:val="16"/>
+              </w:rPr>
+              <w:t>0.066</w:t>
+            </w:r>
+          </w:p>
+        </w:tc>
+        <w:tc>
+          <w:tcPr>
+            <w:tcW w:type="dxa" w:w="1080"/>
+          </w:tcPr>
+          <w:p>
+            <w:r/>
+            <w:r>
+              <w:rPr>
+                <w:sz w:val="16"/>
+              </w:rPr>
+              <w:t>0/3</w:t>
+            </w:r>
+          </w:p>
+        </w:tc>
+      </w:tr>
+      <w:tr>
+        <w:tc>
+          <w:tcPr>
+            <w:tcW w:type="dxa" w:w="1080"/>
+          </w:tcPr>
+          <w:p>
+            <w:r/>
+            <w:r>
+              <w:rPr>
+                <w:sz w:val="16"/>
+              </w:rPr>
+              <w:t>UniFrac pondéré</w:t>
+            </w:r>
+          </w:p>
+        </w:tc>
+        <w:tc>
+          <w:tcPr>
+            <w:tcW w:type="dxa" w:w="1080"/>
+          </w:tcPr>
+          <w:p>
+            <w:r/>
+            <w:r>
+              <w:rPr>
+                <w:sz w:val="16"/>
+              </w:rPr>
+              <w:t>hindgut</w:t>
+            </w:r>
+          </w:p>
+        </w:tc>
+        <w:tc>
+          <w:tcPr>
+            <w:tcW w:type="dxa" w:w="1080"/>
+          </w:tcPr>
+          <w:p>
+            <w:r/>
+            <w:r>
+              <w:rPr>
+                <w:sz w:val="16"/>
+              </w:rPr>
+              <w:t>0/3</w:t>
+            </w:r>
+          </w:p>
+        </w:tc>
+        <w:tc>
+          <w:tcPr>
+            <w:tcW w:type="dxa" w:w="1080"/>
+          </w:tcPr>
+          <w:p>
+            <w:r/>
+            <w:r>
+              <w:rPr>
+                <w:sz w:val="16"/>
+              </w:rPr>
+              <w:t>0/9</w:t>
+            </w:r>
+          </w:p>
+        </w:tc>
+        <w:tc>
+          <w:tcPr>
+            <w:tcW w:type="dxa" w:w="1080"/>
+          </w:tcPr>
+          <w:p>
+            <w:r/>
+            <w:r>
+              <w:rPr>
+                <w:sz w:val="16"/>
+              </w:rPr>
+              <w:t>0.06</w:t>
+            </w:r>
+          </w:p>
+        </w:tc>
+        <w:tc>
+          <w:tcPr>
+            <w:tcW w:type="dxa" w:w="1080"/>
+          </w:tcPr>
+          <w:p>
+            <w:r/>
+            <w:r>
+              <w:rPr>
+                <w:sz w:val="16"/>
+              </w:rPr>
+              <w:t>0.05</w:t>
+            </w:r>
+          </w:p>
+        </w:tc>
+        <w:tc>
+          <w:tcPr>
+            <w:tcW w:type="dxa" w:w="1080"/>
+          </w:tcPr>
+          <w:p>
+            <w:r/>
+            <w:r>
+              <w:rPr>
+                <w:sz w:val="16"/>
+              </w:rPr>
+              <w:t>0.062</w:t>
+            </w:r>
+          </w:p>
+        </w:tc>
+        <w:tc>
+          <w:tcPr>
+            <w:tcW w:type="dxa" w:w="1080"/>
+          </w:tcPr>
+          <w:p>
+            <w:r/>
+            <w:r>
+              <w:rPr>
+                <w:sz w:val="16"/>
+              </w:rPr>
+              <w:t>0/3</w:t>
+            </w:r>
+          </w:p>
+        </w:tc>
+      </w:tr>
+    </w:tbl>
+    <w:p>
+      <w:r>
+        <w:rPr>
+          <w:i/>
+          <w:sz w:val="16"/>
+        </w:rPr>
+        <w:t>betadisper on the averaged dissimilarity matrices, spatial median, stratified by tissue, each sequencing run analysed separately. Station-blocked: all samples of the stratum, permutations constrained within station. Within-station: the three stations carrying all three categories, analysed separately, where a dispersion difference cannot be spatial. Distances are the median distance of a category's samples to their group centre. Negative eigenvalues of the averaged matrices accounted for a median of 0.00 % and at most 10.4 % of the absolute eigenvalue sum.</w:t>
+      </w:r>
+    </w:p>
+    <w:p/>
+    <w:p>
+      <w:r>
+        <w:drawing>
+          <wp:inline xmlns:a="http://schemas.openxmlformats.org/drawingml/2006/main" xmlns:pic="http://schemas.openxmlformats.org/drawingml/2006/picture">
+            <wp:extent cx="5852160" cy="2531495"/>
+            <wp:docPr id="3" name="Picture 3"/>
+            <wp:cNvGraphicFramePr>
+              <a:graphicFrameLocks noChangeAspect="1"/>
+            </wp:cNvGraphicFramePr>
+            <a:graphic>
+              <a:graphicData uri="http://schemas.openxmlformats.org/drawingml/2006/picture">
+                <pic:pic>
+                  <pic:nvPicPr>
+                    <pic:cNvPr id="0" name="vb4f3ad89_fig_permdisp.png"/>
+                    <pic:cNvPicPr/>
+                  </pic:nvPicPr>
+                  <pic:blipFill>
+                    <a:blip r:embed="rId11"/>
+                    <a:stretch>
+                      <a:fillRect/>
+                    </a:stretch>
+                  </pic:blipFill>
+                  <pic:spPr>
+                    <a:xfrm>
+                      <a:off x="0" y="0"/>
+                      <a:ext cx="5852160" cy="2531495"/>
+                    </a:xfrm>
+                    <a:prstGeom prst="rect"/>
+                  </pic:spPr>
+                </pic:pic>
+              </a:graphicData>
+            </a:graphic>
+          </wp:inline>
+        </w:drawing>
+      </w:r>
+    </w:p>
+    <w:p>
+      <w:r>
+        <w:rPr>
+          <w:i/>
+          <w:sz w:val="16"/>
+        </w:rPr>
+        <w:t>Figure S3. Dispersion by genotypic category. (a) Distance to group centre, expressed as a deviation from the three-category mean within each metric x run so that metrics are comparable; 12 points per category. (b) Direction tally across tests: the transgressive prediction concerns the right-hand bars. (c) Caudal fin: location effect (PERMANOVA) against dispersion heterogeneity (PERMDISP), number of sequencing runs out of three.</w:t>
       </w:r>
     </w:p>
     <w:sectPr>

--- a/docs/manuscrit/Supplementary_Data.docx
+++ b/docs/manuscrit/Supplementary_Data.docx
@@ -1674,6 +1674,48 @@
           <w:i w:val="0"/>
         </w:rPr>
         <w:t>Individual counts. Individuals are counted per site code and year of sampling, because individual numbering restarts each year and the same station sampled in two years contributes distinct fish to the design. This gives 180 individuals across the nine site codes; collapsing years merges same-numbered fish from different years and gives 156. Both counts describe the same fish; 180 is the figure used in the analyses. The two site codes affected are Avi (24 vs 16), Bue (35 vs 19), both sampled in 2014 and 2015, and the difference they account for (24) is exactly 180 − 156. An earlier version of this note gave 181: one fish had been split into two records by a mistyped year prefix in a sample name, which the per-year count double-counted and the collapsed count did not.</w:t>
+      </w:r>
+    </w:p>
+    <w:p>
+      <w:r>
+        <w:rPr>
+          <w:i w:val="0"/>
+          <w:sz w:val="18"/>
+        </w:rPr>
+      </w:r>
+      <w:r>
+        <w:rPr>
+          <w:i w:val="0"/>
+        </w:rPr>
+      </w:r>
+      <w:r>
+        <w:rPr>
+          <w:b w:val="0"/>
+          <w:i w:val="0"/>
+          <w:color w:val="1F4E79"/>
+        </w:rPr>
+        <w:t>Coordinates are WGS84 decimal degrees taken from the field records, reported to six decimal places (≈0.1 m); the ENA sample checklist ERC000013 accepts up to eight. All stations share the same MIxS environmental context terms: broad-scale context ‘freshwater river biome’ (ENVO:01000253), local context ‘river’ (ENVO:00000022), environmental medium ‘river water’ (ENVO:01000599). The two Suran stations, Pont-d'Ain and Chavannes-sur-Suran, lie 25.4 km apart and are separated by an obstacle passable only in the downstream direction; both were sampled under site code Ain (2014) and again under Cab (2015), so each of those codes spans two physical stations. Libraries are counted as deposited.</w:t>
+      </w:r>
+    </w:p>
+    <w:p>
+      <w:r>
+        <w:rPr>
+          <w:i w:val="0"/>
+          <w:sz w:val="18"/>
+        </w:rPr>
+      </w:r>
+      <w:r>
+        <w:rPr>
+          <w:i w:val="0"/>
+        </w:rPr>
+      </w:r>
+      <w:r>
+        <w:rPr>
+          <w:b w:val="0"/>
+          <w:i w:val="0"/>
+          <w:color w:val="1F4E79"/>
+        </w:rPr>
+        <w:t>Host identity. Following microsatellite genotyping, the 727 biological samples are attributed as follows: Parachondrostoma toxostoma, 369; Chondrostoma nasus, 236; and C. nasus × P. toxostoma hybrids, 122. No sample remains recorded as ‘Chondrostoma sp.’. Host identity is carried by the MIxS free-text attribute ‘host scientific name’; the sample-level SCIENTIFIC_NAME remains the metagenome taxon (fish metagenome, fish gut metagenome or gill metagenome), as required by the ENA data model. No NCBI taxon exists for the hybrid, so the cross is given in free text.</w:t>
       </w:r>
     </w:p>
     <w:p>
@@ -7610,6 +7652,125 @@
           <w:sz w:val="16"/>
         </w:rPr>
         <w:t>Figure S3. Dispersion by genotypic category. (a) Distance to group centre, expressed as a deviation from the three-category mean within each metric x run so that metrics are comparable; 12 points per category. (b) Direction tally across tests: the transgressive prediction concerns the right-hand bars. (c) Caudal fin: location effect (PERMANOVA) against dispersion heterogeneity (PERMDISP), number of sequencing runs out of three.</w:t>
+      </w:r>
+    </w:p>
+    <w:p>
+      <w:pPr>
+        <w:pStyle w:val="Heading1"/>
+      </w:pPr>
+      <w:r>
+        <w:rPr>
+          <w:i/>
+          <w:sz w:val="16"/>
+        </w:rPr>
+      </w:r>
+      <w:r>
+        <w:rPr>
+          <w:b w:val="0"/>
+          <w:i w:val="0"/>
+        </w:rPr>
+      </w:r>
+      <w:r>
+        <w:t>Note S2. Host subject identifiers are reused between years</w:t>
+      </w:r>
+    </w:p>
+    <w:p>
+      <w:pPr>
+        <w:pStyle w:val="Heading1"/>
+      </w:pPr>
+      <w:r>
+        <w:rPr>
+          <w:i/>
+          <w:sz w:val="16"/>
+        </w:rPr>
+      </w:r>
+      <w:r>
+        <w:rPr>
+          <w:b w:val="0"/>
+          <w:i w:val="0"/>
+        </w:rPr>
+      </w:r>
+      <w:r/>
+      <w:r>
+        <w:rPr>
+          <w:b w:val="0"/>
+          <w:i w:val="0"/>
+          <w:color w:val="1F4E79"/>
+        </w:rPr>
+        <w:t>The MIxS attribute 'host subject id' deposited with each sample carries the field identifier of the fish (e.g. Bue1004). These identifiers were assigned per station and per sampling campaign, and 24 of them are reused between the 2014 and 2015 campaigns for different individuals. Grouping the deposited samples by 'host subject id' alone therefore merges 24 pairs of distinct fish and yields 156 apparent individuals instead of 180.</w:t>
+      </w:r>
+    </w:p>
+    <w:p>
+      <w:pPr>
+        <w:pStyle w:val="Heading1"/>
+      </w:pPr>
+      <w:r>
+        <w:rPr>
+          <w:i/>
+          <w:sz w:val="16"/>
+        </w:rPr>
+      </w:r>
+      <w:r>
+        <w:rPr>
+          <w:b w:val="0"/>
+          <w:i w:val="0"/>
+        </w:rPr>
+      </w:r>
+      <w:r/>
+      <w:r>
+        <w:rPr>
+          <w:b w:val="0"/>
+          <w:i w:val="0"/>
+          <w:color w:val="1F4E79"/>
+        </w:rPr>
+      </w:r>
+      <w:r>
+        <w:rPr>
+          <w:b w:val="0"/>
+          <w:i w:val="0"/>
+          <w:color w:val="1F4E79"/>
+        </w:rPr>
+        <w:t>The year is recoverable from the attribute 'original sample name', whose first two characters give the campaign (14 or 15), and from 'collection date'. The unambiguous individual key is therefore the pair (campaign, host subject id). On that key the deposited names yield 181 individuals, one more than the 180 of the genotyping table, and the discrepancy is informative rather than an error in either source: one sample, 15Per2015Ch03A, carries a mistyped campaign prefix — the fish was collected in 2014 and its three other tissues are named 14Per2015Ch01A, 02A and 05A. Keyed on the deposited prefix, that fish is split into a 2014 and a 2015 individual. The correct count is 180 individuals — 91 Parachondrostoma toxostoma, 59 Chondrostoma nasus and 30 hybrids — and the deposited alias is left unchanged, an alias being an identifier rather than a datum; the year is corrected in the 'collection date' attribute. Each individual is represented by four tissues, and each tissue by two library preparations (see Table S4).</w:t>
+      </w:r>
+    </w:p>
+    <w:p>
+      <w:pPr>
+        <w:pStyle w:val="Heading1"/>
+      </w:pPr>
+      <w:r>
+        <w:rPr>
+          <w:i/>
+          <w:sz w:val="16"/>
+        </w:rPr>
+      </w:r>
+      <w:r>
+        <w:rPr>
+          <w:b w:val="0"/>
+          <w:i w:val="0"/>
+        </w:rPr>
+      </w:r>
+      <w:r/>
+      <w:r>
+        <w:rPr>
+          <w:b w:val="0"/>
+          <w:i w:val="0"/>
+          <w:color w:val="1F4E79"/>
+        </w:rPr>
+      </w:r>
+      <w:r>
+        <w:rPr>
+          <w:b w:val="0"/>
+          <w:i w:val="0"/>
+          <w:color w:val="1F4E79"/>
+        </w:rPr>
+      </w:r>
+      <w:r>
+        <w:rPr>
+          <w:b w:val="0"/>
+          <w:i w:val="0"/>
+          <w:color w:val="1F4E79"/>
+        </w:rPr>
+        <w:t>[A TRANCHER : rendre 'host subject id' intrinsequement unique dans le depot, en le prefixant par la campagne (14Bue1004 / 15Bue1004), supprimerait ce piege pour tout reutilisateur. C'est une seconde correction MODIFY sur un champ, techniquement identique a celle du 2026-08-31.]</w:t>
       </w:r>
     </w:p>
     <w:sectPr>

--- a/docs/manuscrit/Supplementary_Data.docx
+++ b/docs/manuscrit/Supplementary_Data.docx
@@ -55,7 +55,7 @@
       </w:r>
       <w:r>
         <w:rPr/>
-        <w:t>Correction (2026-08-31). An earlier version of this table reported coordinates that were extrapolated from commune names rather than field records. Georeferences, river names and collection dates are now those supplied by the field team: five river names were wrong (Suran, Beaume, Buech and a canal were reported as Ain, Ardèche and Durance) and six positions were displaced by more than 5 km, up to 41.4 km. Site codes Ain and Cab each span two physically separate stations on the Suran, 25.4 km apart and separated by a barrier passable only downstream; they are listed separately here because they carry different taxa. The total is 180 individuals, not 181: one fish had been split into two records by a mistyped year prefix in a sample name. Genotypic categories (Cn, Hy, Pt) follow the chromosome-level assignment, not a threshold on the median hybrid index.</w:t>
+        <w:t>Correction (2026-08-31). An earlier version of this table reported coordinates that were extrapolated from commune names rather than field records. Georeferences, river names and collection dates are now those supplied by the field team: five river names were wrong (Suran, Beaume, Buech and a canal were reported as Ain, Ardèche and Durance) and six positions were displaced by more than 5 km, up to 41.4 km. Site codes Ain and Cab each span two physically separate stations on the Suran, 25.4 km apart and separated by a barrier passable only downstream; they are listed separately here because they carry different taxa. The total is 180 individuals, not 181: one fish had been split into two records by a mistyped year prefix in a sample name. Genotypic categories (Cn, Hy, Pt) follow the chromosome-level assignment across 25 chromosomes, not a threshold on the median hybrid index. Hy comprises 20 intermediate and 22 near-parental genomes; pass 2 retains all 42, pass 1 the 20 intermediate hybrids only (in parentheses), the 22 near-parental individuals being excluded rather than reassigned (main text §1). Cn and Pt counts are identical in both passes.</w:t>
       </w:r>
     </w:p>
     <w:tbl>
@@ -202,13 +202,14 @@
             <w:tcW w:type="dxa" w:w="864"/>
           </w:tcPr>
           <w:p>
-            <w:r/>
+            <w:r>
+              <w:t>Cn / Hy (Hy, pass 1) / Pt</w:t>
+            </w:r>
             <w:r>
               <w:rPr>
                 <w:b/>
                 <w:sz w:val="16"/>
               </w:rPr>
-              <w:t>Cn / Hy / Pt</w:t>
             </w:r>
           </w:p>
         </w:tc>
@@ -346,12 +347,13 @@
             <w:tcW w:type="dxa" w:w="864"/>
           </w:tcPr>
           <w:p>
-            <w:r/>
-            <w:r>
-              <w:rPr>
-                <w:sz w:val="16"/>
-              </w:rPr>
-              <w:t>20 / 4 / 0</w:t>
+            <w:r>
+              <w:t>19 / 5 (2) / 0</w:t>
+            </w:r>
+            <w:r>
+              <w:rPr>
+                <w:sz w:val="16"/>
+              </w:rPr>
             </w:r>
           </w:p>
         </w:tc>
@@ -488,12 +490,13 @@
             <w:tcW w:type="dxa" w:w="864"/>
           </w:tcPr>
           <w:p>
-            <w:r/>
-            <w:r>
-              <w:rPr>
-                <w:sz w:val="16"/>
-              </w:rPr>
-              <w:t>8 / 4 / 8</w:t>
+            <w:r>
+              <w:t>8 / 6 (4) / 6</w:t>
+            </w:r>
+            <w:r>
+              <w:rPr>
+                <w:sz w:val="16"/>
+              </w:rPr>
             </w:r>
           </w:p>
         </w:tc>
@@ -630,12 +633,13 @@
             <w:tcW w:type="dxa" w:w="864"/>
           </w:tcPr>
           <w:p>
-            <w:r/>
-            <w:r>
-              <w:rPr>
-                <w:sz w:val="16"/>
-              </w:rPr>
-              <w:t>0 / 0 / 19</w:t>
+            <w:r>
+              <w:t>0 / 0 (0) / 19</w:t>
+            </w:r>
+            <w:r>
+              <w:rPr>
+                <w:sz w:val="16"/>
+              </w:rPr>
             </w:r>
           </w:p>
         </w:tc>
@@ -772,12 +776,13 @@
             <w:tcW w:type="dxa" w:w="864"/>
           </w:tcPr>
           <w:p>
-            <w:r/>
-            <w:r>
-              <w:rPr>
-                <w:sz w:val="16"/>
-              </w:rPr>
-              <w:t>11 / 10 / 14</w:t>
+            <w:r>
+              <w:t>11 / 10 (8) / 14</w:t>
+            </w:r>
+            <w:r>
+              <w:rPr>
+                <w:sz w:val="16"/>
+              </w:rPr>
             </w:r>
           </w:p>
         </w:tc>
@@ -914,12 +919,13 @@
             <w:tcW w:type="dxa" w:w="864"/>
           </w:tcPr>
           <w:p>
-            <w:r/>
-            <w:r>
-              <w:rPr>
-                <w:sz w:val="16"/>
-              </w:rPr>
-              <w:t>0 / 2 / 13</w:t>
+            <w:r>
+              <w:t>0 / 5 (1) / 10</w:t>
+            </w:r>
+            <w:r>
+              <w:rPr>
+                <w:sz w:val="16"/>
+              </w:rPr>
             </w:r>
           </w:p>
         </w:tc>
@@ -1056,12 +1062,13 @@
             <w:tcW w:type="dxa" w:w="864"/>
           </w:tcPr>
           <w:p>
-            <w:r/>
-            <w:r>
-              <w:rPr>
-                <w:sz w:val="16"/>
-              </w:rPr>
-              <w:t>0 / 1 / 8</w:t>
+            <w:r>
+              <w:t>0 / 1 (1) / 8</w:t>
+            </w:r>
+            <w:r>
+              <w:rPr>
+                <w:sz w:val="16"/>
+              </w:rPr>
             </w:r>
           </w:p>
         </w:tc>
@@ -1198,12 +1205,13 @@
             <w:tcW w:type="dxa" w:w="864"/>
           </w:tcPr>
           <w:p>
-            <w:r/>
-            <w:r>
-              <w:rPr>
-                <w:sz w:val="16"/>
-              </w:rPr>
-              <w:t>12 / 2 / 0</w:t>
+            <w:r>
+              <w:t>12 / 2 (2) / 0</w:t>
+            </w:r>
+            <w:r>
+              <w:rPr>
+                <w:sz w:val="16"/>
+              </w:rPr>
             </w:r>
           </w:p>
         </w:tc>
@@ -1340,12 +1348,13 @@
             <w:tcW w:type="dxa" w:w="864"/>
           </w:tcPr>
           <w:p>
-            <w:r/>
-            <w:r>
-              <w:rPr>
-                <w:sz w:val="16"/>
-              </w:rPr>
-              <w:t>0 / 4 / 21</w:t>
+            <w:r>
+              <w:t>0 / 7 (1) / 18</w:t>
+            </w:r>
+            <w:r>
+              <w:rPr>
+                <w:sz w:val="16"/>
+              </w:rPr>
             </w:r>
           </w:p>
         </w:tc>
@@ -1482,12 +1491,13 @@
             <w:tcW w:type="dxa" w:w="864"/>
           </w:tcPr>
           <w:p>
-            <w:r/>
-            <w:r>
-              <w:rPr>
-                <w:sz w:val="16"/>
-              </w:rPr>
-              <w:t>8 / 3 / 8</w:t>
+            <w:r>
+              <w:t>9 / 6 (1) / 4</w:t>
+            </w:r>
+            <w:r>
+              <w:rPr>
+                <w:sz w:val="16"/>
+              </w:rPr>
             </w:r>
           </w:p>
         </w:tc>
@@ -1626,13 +1636,14 @@
             <w:tcW w:type="dxa" w:w="864"/>
           </w:tcPr>
           <w:p>
-            <w:r/>
+            <w:r>
+              <w:t>59 / 42 (20) / 79</w:t>
+            </w:r>
             <w:r>
               <w:rPr>
                 <w:b/>
                 <w:sz w:val="16"/>
               </w:rPr>
-              <w:t>59 / 30 / 91</w:t>
             </w:r>
           </w:p>
         </w:tc>
@@ -1653,15 +1664,6 @@
         </w:tc>
       </w:tr>
     </w:tbl>
-    <w:p>
-      <w:r>
-        <w:rPr>
-          <w:i/>
-          <w:sz w:val="18"/>
-        </w:rPr>
-        <w:t>Ain and Cab denote the same physical station on the river Ain, sampled in 2014 and 2015 respectively; they are retained as distinct site codes to preserve the year-of-sampling distinction used in the analyses.</w:t>
-      </w:r>
-    </w:p>
     <w:p>
       <w:r>
         <w:rPr>
@@ -1715,7 +1717,17 @@
           <w:i w:val="0"/>
           <w:color w:val="1F4E79"/>
         </w:rPr>
-        <w:t>Host identity. Following microsatellite genotyping, the 727 biological samples are attributed as follows: Parachondrostoma toxostoma, 369; Chondrostoma nasus, 236; and C. nasus × P. toxostoma hybrids, 122. No sample remains recorded as ‘Chondrostoma sp.’. Host identity is carried by the MIxS free-text attribute ‘host scientific name’; the sample-level SCIENTIFIC_NAME remains the metagenome taxon (fish metagenome, fish gut metagenome or gill metagenome), as required by the ENA data model. No NCBI taxon exists for the hybrid, so the cross is given in free text.</w:t>
+        <w:t>Host identity. Following microsatellite genotyping, the 727 biological samples are attributed as follows under the 25-chromosome assignment: Parachondrostoma toxostoma, 322; Chondrostoma nasus, 236; and C. nasus × P. toxostoma hybrids, 169, of which 87 belong to the 22 near-parental individuals excluded from pass 1 (640 samples in pass 1). No sample remains recorded as ‘Chondrostoma sp.’. Host identity is carried by the MIxS free-text attribute ‘host scientific name’; the sample-level SCIENTIFIC_NAME remains the metagenome taxon (fish metagenome, fish gut metagenome or gill metagenome), as required by the ENA data model. No NCBI taxon exists for the hybrid, so the cross is given in free text.</w:t>
+      </w:r>
+    </w:p>
+    <w:p>
+      <w:r>
+        <w:rPr>
+          <w:i/>
+          <w:color w:val="888888"/>
+          <w:sz w:val="18"/>
+        </w:rPr>
+        <w:t>[À CORRIGER DANS LE DÉPÔT : l'ENA porte encore l'attribution à 12 chromosomes du 2026-08-31 (369 / 236 / 122) ; 63 échantillons (16 individus) changent d'identité d'hôte — 51 Pt → Hy, 4 Cn → Hy, 4 Hy → Pt, 4 Hy → Cn. Tant que le MODIFY n'est pas fait, ce paragraphe décrit le génotypage et non le dépôt.]</w:t>
       </w:r>
     </w:p>
     <w:p>
@@ -3593,7 +3605,7 @@
                 <w:b/>
                 <w:sz w:val="16"/>
               </w:rPr>
-              <w:t>Median R²</w:t>
+              <w:t>Median R² (pass 1 / pass 2)</w:t>
             </w:r>
           </w:p>
         </w:tc>
@@ -3608,7 +3620,7 @@
                 <w:b/>
                 <w:sz w:val="16"/>
               </w:rPr>
-              <w:t>R²/(df/(n−1))</w:t>
+              <w:t>R²/(df/(n−1)) (pass 1 / pass 2)</w:t>
             </w:r>
           </w:p>
         </w:tc>
@@ -3623,7 +3635,7 @@
                 <w:b/>
                 <w:sz w:val="16"/>
               </w:rPr>
-              <w:t>Strata with p&lt;0.05</w:t>
+              <w:t>Strata with p&lt;0.05 (pass 1 / pass 2)</w:t>
             </w:r>
           </w:p>
         </w:tc>
@@ -3638,7 +3650,7 @@
                 <w:b/>
                 <w:sz w:val="16"/>
               </w:rPr>
-              <w:t>Max p</w:t>
+              <w:t>Max p (pass 1 / pass 2)</w:t>
             </w:r>
           </w:p>
         </w:tc>
@@ -3696,7 +3708,7 @@
               <w:rPr>
                 <w:sz w:val="16"/>
               </w:rPr>
-              <w:t>0.141</w:t>
+              <w:t>0.152 / 0.141</w:t>
             </w:r>
           </w:p>
         </w:tc>
@@ -3710,7 +3722,7 @@
               <w:rPr>
                 <w:sz w:val="16"/>
               </w:rPr>
-              <w:t>1.95</w:t>
+              <w:t>1.84 / 1.95</w:t>
             </w:r>
           </w:p>
         </w:tc>
@@ -3724,7 +3736,7 @@
               <w:rPr>
                 <w:sz w:val="16"/>
               </w:rPr>
-              <w:t>24/24</w:t>
+              <w:t>24/24 / 24/24</w:t>
             </w:r>
           </w:p>
         </w:tc>
@@ -3738,7 +3750,7 @@
               <w:rPr>
                 <w:sz w:val="16"/>
               </w:rPr>
-              <w:t>≤ 0.007</w:t>
+              <w:t>≤ 0.033 / ≤ 0.007</w:t>
             </w:r>
           </w:p>
         </w:tc>
@@ -3768,7 +3780,7 @@
               <w:rPr>
                 <w:sz w:val="16"/>
               </w:rPr>
-              <w:t>col + tax ~ site blocks</w:t>
+              <w:t>col + cat ~ site blocks</w:t>
             </w:r>
           </w:p>
         </w:tc>
@@ -3796,7 +3808,7 @@
               <w:rPr>
                 <w:sz w:val="16"/>
               </w:rPr>
-              <w:t>0.029</w:t>
+              <w:t>0.026 / 0.024</w:t>
             </w:r>
           </w:p>
         </w:tc>
@@ -3810,7 +3822,7 @@
               <w:rPr>
                 <w:sz w:val="16"/>
               </w:rPr>
-              <w:t>2.32</w:t>
+              <w:t>1.61 / 1.77</w:t>
             </w:r>
           </w:p>
         </w:tc>
@@ -3824,7 +3836,7 @@
               <w:rPr>
                 <w:sz w:val="16"/>
               </w:rPr>
-              <w:t>14/24</w:t>
+              <w:t>19/24 / 18/24</w:t>
             </w:r>
           </w:p>
         </w:tc>
@@ -3896,7 +3908,7 @@
               <w:rPr>
                 <w:sz w:val="16"/>
               </w:rPr>
-              <w:t>0.196</w:t>
+              <w:t>0.204 / 0.196</w:t>
             </w:r>
           </w:p>
         </w:tc>
@@ -3910,7 +3922,7 @@
               <w:rPr>
                 <w:sz w:val="16"/>
               </w:rPr>
-              <w:t>3.69</w:t>
+              <w:t>3.32 / 3.69</w:t>
             </w:r>
           </w:p>
         </w:tc>
@@ -3954,7 +3966,7 @@
               <w:rPr>
                 <w:sz w:val="16"/>
               </w:rPr>
-              <w:t>Plate column, single-category stations</w:t>
+              <w:t>Plate column, P. toxostoma only</w:t>
             </w:r>
           </w:p>
         </w:tc>
@@ -3982,7 +3994,7 @@
               <w:rPr>
                 <w:sz w:val="16"/>
               </w:rPr>
-              <w:t>9</w:t>
+              <w:t>8–9</w:t>
             </w:r>
           </w:p>
         </w:tc>
@@ -3996,7 +4008,7 @@
               <w:rPr>
                 <w:sz w:val="16"/>
               </w:rPr>
-              <w:t>0.301</w:t>
+              <w:t>0.227 / 0.227</w:t>
             </w:r>
           </w:p>
         </w:tc>
@@ -4010,7 +4022,7 @@
               <w:rPr>
                 <w:sz w:val="16"/>
               </w:rPr>
-              <w:t>2.11</w:t>
+              <w:t>1.65 / 1.65</w:t>
             </w:r>
           </w:p>
         </w:tc>
@@ -4024,7 +4036,7 @@
               <w:rPr>
                 <w:sz w:val="16"/>
               </w:rPr>
-              <w:t>20/24</w:t>
+              <w:t>17/24 / 17/24</w:t>
             </w:r>
           </w:p>
         </w:tc>
@@ -4054,7 +4066,7 @@
               <w:rPr>
                 <w:sz w:val="16"/>
               </w:rPr>
-              <w:t>Plate column, after category</w:t>
+              <w:t>Plate column, C. nasus only</w:t>
             </w:r>
           </w:p>
         </w:tc>
@@ -4068,7 +4080,7 @@
               <w:rPr>
                 <w:sz w:val="16"/>
               </w:rPr>
-              <w:t>tax + col ~ site blocks</w:t>
+              <w:t>col ~ site blocks</w:t>
             </w:r>
           </w:p>
         </w:tc>
@@ -4082,7 +4094,7 @@
               <w:rPr>
                 <w:sz w:val="16"/>
               </w:rPr>
-              <w:t>11</w:t>
+              <w:t>5–7</w:t>
             </w:r>
           </w:p>
         </w:tc>
@@ -4096,7 +4108,7 @@
               <w:rPr>
                 <w:sz w:val="16"/>
               </w:rPr>
-              <w:t>—</w:t>
+              <w:t>0.221 / 0.221</w:t>
             </w:r>
           </w:p>
         </w:tc>
@@ -4110,7 +4122,7 @@
               <w:rPr>
                 <w:sz w:val="16"/>
               </w:rPr>
-              <w:t>—</w:t>
+              <w:t>1.63 / 1.63</w:t>
             </w:r>
           </w:p>
         </w:tc>
@@ -4124,7 +4136,7 @@
               <w:rPr>
                 <w:sz w:val="16"/>
               </w:rPr>
-              <w:t>21/24</w:t>
+              <w:t>6/24 / 7/24</w:t>
             </w:r>
           </w:p>
         </w:tc>
@@ -4154,7 +4166,7 @@
               <w:rPr>
                 <w:sz w:val="16"/>
               </w:rPr>
-              <w:t>Plate row</w:t>
+              <w:t>Plate column, hybrids only</w:t>
             </w:r>
           </w:p>
         </w:tc>
@@ -4168,7 +4180,7 @@
               <w:rPr>
                 <w:sz w:val="16"/>
               </w:rPr>
-              <w:t>row ~ site blocks</w:t>
+              <w:t>col ~ site blocks</w:t>
             </w:r>
           </w:p>
         </w:tc>
@@ -4196,7 +4208,7 @@
               <w:rPr>
                 <w:sz w:val="16"/>
               </w:rPr>
-              <w:t>—</w:t>
+              <w:t>n.t. / 0.310</w:t>
             </w:r>
           </w:p>
         </w:tc>
@@ -4210,7 +4222,7 @@
               <w:rPr>
                 <w:sz w:val="16"/>
               </w:rPr>
-              <w:t>—</w:t>
+              <w:t>n.t. / 1.37</w:t>
             </w:r>
           </w:p>
         </w:tc>
@@ -4224,7 +4236,7 @@
               <w:rPr>
                 <w:sz w:val="16"/>
               </w:rPr>
-              <w:t>6/24</w:t>
+              <w:t>n.t. / 1/2</w:t>
             </w:r>
           </w:p>
         </w:tc>
@@ -4254,6 +4266,206 @@
               <w:rPr>
                 <w:sz w:val="16"/>
               </w:rPr>
+              <w:t>Plate column, after category</w:t>
+            </w:r>
+          </w:p>
+        </w:tc>
+        <w:tc>
+          <w:tcPr>
+            <w:tcW w:type="dxa" w:w="1234"/>
+          </w:tcPr>
+          <w:p>
+            <w:r/>
+            <w:r>
+              <w:rPr>
+                <w:sz w:val="16"/>
+              </w:rPr>
+              <w:t>cat + col ~ site blocks</w:t>
+            </w:r>
+          </w:p>
+        </w:tc>
+        <w:tc>
+          <w:tcPr>
+            <w:tcW w:type="dxa" w:w="1234"/>
+          </w:tcPr>
+          <w:p>
+            <w:r/>
+            <w:r>
+              <w:rPr>
+                <w:sz w:val="16"/>
+              </w:rPr>
+              <w:t>11</w:t>
+            </w:r>
+          </w:p>
+        </w:tc>
+        <w:tc>
+          <w:tcPr>
+            <w:tcW w:type="dxa" w:w="1234"/>
+          </w:tcPr>
+          <w:p>
+            <w:r/>
+            <w:r>
+              <w:rPr>
+                <w:sz w:val="16"/>
+              </w:rPr>
+              <w:t>—</w:t>
+            </w:r>
+          </w:p>
+        </w:tc>
+        <w:tc>
+          <w:tcPr>
+            <w:tcW w:type="dxa" w:w="1234"/>
+          </w:tcPr>
+          <w:p>
+            <w:r/>
+            <w:r>
+              <w:rPr>
+                <w:sz w:val="16"/>
+              </w:rPr>
+              <w:t>—</w:t>
+            </w:r>
+          </w:p>
+        </w:tc>
+        <w:tc>
+          <w:tcPr>
+            <w:tcW w:type="dxa" w:w="1234"/>
+          </w:tcPr>
+          <w:p>
+            <w:r/>
+            <w:r>
+              <w:rPr>
+                <w:sz w:val="16"/>
+              </w:rPr>
+              <w:t>21/24 / 22/24</w:t>
+            </w:r>
+          </w:p>
+        </w:tc>
+        <w:tc>
+          <w:tcPr>
+            <w:tcW w:type="dxa" w:w="1234"/>
+          </w:tcPr>
+          <w:p>
+            <w:r/>
+            <w:r>
+              <w:rPr>
+                <w:sz w:val="16"/>
+              </w:rPr>
+              <w:t>—</w:t>
+            </w:r>
+          </w:p>
+        </w:tc>
+      </w:tr>
+      <w:tr>
+        <w:tc>
+          <w:tcPr>
+            <w:tcW w:type="dxa" w:w="1234"/>
+          </w:tcPr>
+          <w:p>
+            <w:r/>
+            <w:r>
+              <w:rPr>
+                <w:sz w:val="16"/>
+              </w:rPr>
+              <w:t>Plate row</w:t>
+            </w:r>
+          </w:p>
+        </w:tc>
+        <w:tc>
+          <w:tcPr>
+            <w:tcW w:type="dxa" w:w="1234"/>
+          </w:tcPr>
+          <w:p>
+            <w:r/>
+            <w:r>
+              <w:rPr>
+                <w:sz w:val="16"/>
+              </w:rPr>
+              <w:t>row ~ site blocks</w:t>
+            </w:r>
+          </w:p>
+        </w:tc>
+        <w:tc>
+          <w:tcPr>
+            <w:tcW w:type="dxa" w:w="1234"/>
+          </w:tcPr>
+          <w:p>
+            <w:r/>
+            <w:r>
+              <w:rPr>
+                <w:sz w:val="16"/>
+              </w:rPr>
+              <w:t>7</w:t>
+            </w:r>
+          </w:p>
+        </w:tc>
+        <w:tc>
+          <w:tcPr>
+            <w:tcW w:type="dxa" w:w="1234"/>
+          </w:tcPr>
+          <w:p>
+            <w:r/>
+            <w:r>
+              <w:rPr>
+                <w:sz w:val="16"/>
+              </w:rPr>
+              <w:t>—</w:t>
+            </w:r>
+          </w:p>
+        </w:tc>
+        <w:tc>
+          <w:tcPr>
+            <w:tcW w:type="dxa" w:w="1234"/>
+          </w:tcPr>
+          <w:p>
+            <w:r/>
+            <w:r>
+              <w:rPr>
+                <w:sz w:val="16"/>
+              </w:rPr>
+              <w:t>—</w:t>
+            </w:r>
+          </w:p>
+        </w:tc>
+        <w:tc>
+          <w:tcPr>
+            <w:tcW w:type="dxa" w:w="1234"/>
+          </w:tcPr>
+          <w:p>
+            <w:r/>
+            <w:r>
+              <w:rPr>
+                <w:sz w:val="16"/>
+              </w:rPr>
+              <w:t>7/24 / 6/24</w:t>
+            </w:r>
+          </w:p>
+        </w:tc>
+        <w:tc>
+          <w:tcPr>
+            <w:tcW w:type="dxa" w:w="1234"/>
+          </w:tcPr>
+          <w:p>
+            <w:r/>
+            <w:r>
+              <w:rPr>
+                <w:sz w:val="16"/>
+              </w:rPr>
+              <w:t>—</w:t>
+            </w:r>
+          </w:p>
+        </w:tc>
+      </w:tr>
+      <w:tr>
+        <w:tc>
+          <w:tcPr>
+            <w:tcW w:type="dxa" w:w="1234"/>
+          </w:tcPr>
+          <w:p>
+            <w:r/>
+            <w:r>
+              <w:rPr>
+                <w:sz w:val="16"/>
+              </w:rPr>
               <w:t>Plate edge</w:t>
             </w:r>
           </w:p>
@@ -4324,7 +4536,7 @@
               <w:rPr>
                 <w:sz w:val="16"/>
               </w:rPr>
-              <w:t>0/24</w:t>
+              <w:t>0/24 / 0/24</w:t>
             </w:r>
           </w:p>
         </w:tc>
@@ -4350,7 +4562,7 @@
           <w:i/>
           <w:sz w:val="16"/>
         </w:rPr>
-        <w:t>PERMANOVA stratified by tissue, permutations constrained within station blocks, each sequencing run analysed separately; 24 strata = 12 tissue × run strata × 2 metrics (Bray–Curtis, Jaccard). Because terms differ in degrees of freedom, effect sizes are also given relative to their expectation under the null, df/(n−1). Single-category stations are those carrying one genotypic category, where a column effect is positional by construction; the two-station Suran site is excluded from that subset because column could there encode station.</w:t>
+        <w:t>PERMANOVA stratified by tissue, permutations constrained within station blocks, each sequencing run analysed separately; 24 strata = 12 tissue × run strata × 2 metrics (Bray–Curtis, Jaccard). Each cell gives pass 1 / pass 2 (main text §1). Because terms differ in degrees of freedom, effect sizes are also given relative to their expectation under the null, df/(n−1). Within-category rows test column inside a single genotypic category, where a column effect cannot be a category effect; df vary with the number of columns occupied (n.t.: not testable, fewer than 30 samples). They replace an earlier witness on single-category site codes, which rested on individuals unresolved by morphology: under genotyping, no site code carries a single category. The plate-column rows do not depend on category labels and differ between passes only through the 22 individuals excluded from pass 1.</w:t>
       </w:r>
     </w:p>
     <w:p/>
@@ -4473,13 +4685,14 @@
             <w:tcW w:type="dxa" w:w="1234"/>
           </w:tcPr>
           <w:p>
-            <w:r/>
+            <w:r>
+              <w:t>Retention gap Pt−Hy, caudal fin (pts), pass 1 / pass 2</w:t>
+            </w:r>
             <w:r>
               <w:rPr>
                 <w:b/>
                 <w:sz w:val="16"/>
               </w:rPr>
-              <w:t>Retention gap Pt−Hy, caudal fin (pts)</w:t>
             </w:r>
           </w:p>
         </w:tc>
@@ -4574,12 +4787,13 @@
             <w:tcW w:type="dxa" w:w="1234"/>
           </w:tcPr>
           <w:p>
-            <w:r/>
-            <w:r>
-              <w:rPr>
-                <w:sz w:val="16"/>
-              </w:rPr>
-              <w:t>2.5</w:t>
+            <w:r>
+              <w:t>3.8 / 5.7</w:t>
+            </w:r>
+            <w:r>
+              <w:rPr>
+                <w:sz w:val="16"/>
+              </w:rPr>
             </w:r>
           </w:p>
         </w:tc>
@@ -4674,12 +4888,13 @@
             <w:tcW w:type="dxa" w:w="1234"/>
           </w:tcPr>
           <w:p>
-            <w:r/>
-            <w:r>
-              <w:rPr>
-                <w:sz w:val="16"/>
-              </w:rPr>
-              <w:t>8.1</w:t>
+            <w:r>
+              <w:t>7.6 / 9.3</w:t>
+            </w:r>
+            <w:r>
+              <w:rPr>
+                <w:sz w:val="16"/>
+              </w:rPr>
             </w:r>
           </w:p>
         </w:tc>
@@ -4774,12 +4989,13 @@
             <w:tcW w:type="dxa" w:w="1234"/>
           </w:tcPr>
           <w:p>
-            <w:r/>
-            <w:r>
-              <w:rPr>
-                <w:sz w:val="16"/>
-              </w:rPr>
-              <w:t>21.4</w:t>
+            <w:r>
+              <w:t>27.6 / 18.8</w:t>
+            </w:r>
+            <w:r>
+              <w:rPr>
+                <w:sz w:val="16"/>
+              </w:rPr>
             </w:r>
           </w:p>
         </w:tc>
@@ -4874,12 +5090,13 @@
             <w:tcW w:type="dxa" w:w="1234"/>
           </w:tcPr>
           <w:p>
-            <w:r/>
-            <w:r>
-              <w:rPr>
-                <w:sz w:val="16"/>
-              </w:rPr>
-              <w:t>23.7</w:t>
+            <w:r>
+              <w:t>31.4 / 19.9</w:t>
+            </w:r>
+            <w:r>
+              <w:rPr>
+                <w:sz w:val="16"/>
+              </w:rPr>
             </w:r>
           </w:p>
         </w:tc>
@@ -4974,12 +5191,13 @@
             <w:tcW w:type="dxa" w:w="1234"/>
           </w:tcPr>
           <w:p>
-            <w:r/>
-            <w:r>
-              <w:rPr>
-                <w:sz w:val="16"/>
-              </w:rPr>
-              <w:t>28.2</w:t>
+            <w:r>
+              <w:t>32.7 / 18.6</w:t>
+            </w:r>
+            <w:r>
+              <w:rPr>
+                <w:sz w:val="16"/>
+              </w:rPr>
             </w:r>
           </w:p>
         </w:tc>
@@ -4991,7 +5209,7 @@
           <w:i/>
           <w:sz w:val="16"/>
         </w:rPr>
-        <w:t>Pearson correlation with the 3,000-read reference, computed on a fixed set of 1,784 samples (those retained at 3,000 reads) so that only depth varies; 10–20 draws per depth. The last column gives the percentage-point gap in sample retention between P. toxostoma and hybrids in the caudal fin at each threshold, i.e. the selection the threshold imposes on the variable of interest. Bray–Curtis was measured with vegan::vegdist and validated against the archived 400-draw matrix (r = 0.99983).</w:t>
+        <w:t>Pearson correlation with the 3,000-read reference, computed on a fixed set of 1,784 samples (those retained at 3,000 reads) so that only depth varies; 10–20 draws per depth. The last column gives the percentage-point gap in sample retention between P. toxostoma and hybrids in the caudal fin at each threshold, i.e. the selection the threshold imposes on the variable of interest, in pass 1 / pass 2; at 3,000 reads it is 36.4 / 19.8 points. The correlation columns do not depend on category. Bray–Curtis was measured with vegan::vegdist and validated against the archived 400-draw matrix (r = 0.99983).</w:t>
       </w:r>
     </w:p>
     <w:p/>
@@ -5010,18 +5228,20 @@
         <w:tblLook w:firstColumn="1" w:firstRow="1" w:lastColumn="0" w:lastRow="0" w:noHBand="0" w:noVBand="1" w:val="04A0"/>
       </w:tblPr>
       <w:tblGrid>
-        <w:gridCol w:w="1234"/>
-        <w:gridCol w:w="1234"/>
-        <w:gridCol w:w="1234"/>
-        <w:gridCol w:w="1234"/>
-        <w:gridCol w:w="1234"/>
-        <w:gridCol w:w="1234"/>
-        <w:gridCol w:w="1234"/>
+        <w:gridCol w:w="960"/>
+        <w:gridCol w:w="960"/>
+        <w:gridCol w:w="960"/>
+        <w:gridCol w:w="960"/>
+        <w:gridCol w:w="960"/>
+        <w:gridCol w:w="960"/>
+        <w:gridCol w:w="960"/>
+        <w:gridCol w:w="960"/>
+        <w:gridCol w:w="960"/>
       </w:tblGrid>
       <w:tr>
         <w:tc>
           <w:tcPr>
-            <w:tcW w:type="dxa" w:w="1234"/>
+            <w:tcW w:type="dxa" w:w="960"/>
           </w:tcPr>
           <w:p>
             <w:r/>
@@ -5030,13 +5250,43 @@
                 <w:b/>
                 <w:sz w:val="16"/>
               </w:rPr>
+              <w:t>Pass</w:t>
+            </w:r>
+          </w:p>
+        </w:tc>
+        <w:tc>
+          <w:tcPr>
+            <w:tcW w:type="dxa" w:w="960"/>
+          </w:tcPr>
+          <w:p>
+            <w:r/>
+            <w:r>
+              <w:rPr>
+                <w:b/>
+                <w:sz w:val="16"/>
+              </w:rPr>
+              <w:t>Model</w:t>
+            </w:r>
+          </w:p>
+        </w:tc>
+        <w:tc>
+          <w:tcPr>
+            <w:tcW w:type="dxa" w:w="960"/>
+          </w:tcPr>
+          <w:p>
+            <w:r/>
+            <w:r>
+              <w:rPr>
+                <w:b/>
+                <w:sz w:val="16"/>
+              </w:rPr>
               <w:t>Metric</w:t>
             </w:r>
           </w:p>
         </w:tc>
         <w:tc>
           <w:tcPr>
-            <w:tcW w:type="dxa" w:w="1234"/>
+            <w:tcW w:type="dxa" w:w="960"/>
           </w:tcPr>
           <w:p>
             <w:r/>
@@ -5051,7 +5301,7 @@
         </w:tc>
         <w:tc>
           <w:tcPr>
-            <w:tcW w:type="dxa" w:w="1234"/>
+            <w:tcW w:type="dxa" w:w="960"/>
           </w:tcPr>
           <w:p>
             <w:r/>
@@ -5066,7 +5316,7 @@
         </w:tc>
         <w:tc>
           <w:tcPr>
-            <w:tcW w:type="dxa" w:w="1234"/>
+            <w:tcW w:type="dxa" w:w="960"/>
           </w:tcPr>
           <w:p>
             <w:r/>
@@ -5081,7 +5331,7 @@
         </w:tc>
         <w:tc>
           <w:tcPr>
-            <w:tcW w:type="dxa" w:w="1234"/>
+            <w:tcW w:type="dxa" w:w="960"/>
           </w:tcPr>
           <w:p>
             <w:r/>
@@ -5096,7 +5346,7 @@
         </w:tc>
         <w:tc>
           <w:tcPr>
-            <w:tcW w:type="dxa" w:w="1234"/>
+            <w:tcW w:type="dxa" w:w="960"/>
           </w:tcPr>
           <w:p>
             <w:r/>
@@ -5111,7 +5361,7 @@
         </w:tc>
         <w:tc>
           <w:tcPr>
-            <w:tcW w:type="dxa" w:w="1234"/>
+            <w:tcW w:type="dxa" w:w="960"/>
           </w:tcPr>
           <w:p>
             <w:r/>
@@ -5128,7 +5378,35 @@
       <w:tr>
         <w:tc>
           <w:tcPr>
-            <w:tcW w:type="dxa" w:w="1234"/>
+            <w:tcW w:type="dxa" w:w="960"/>
+          </w:tcPr>
+          <w:p>
+            <w:r/>
+            <w:r>
+              <w:rPr>
+                <w:sz w:val="16"/>
+              </w:rPr>
+              <w:t>1 (20 Hy, n=158)</w:t>
+            </w:r>
+          </w:p>
+        </w:tc>
+        <w:tc>
+          <w:tcPr>
+            <w:tcW w:type="dxa" w:w="960"/>
+          </w:tcPr>
+          <w:p>
+            <w:r/>
+            <w:r>
+              <w:rPr>
+                <w:sz w:val="16"/>
+              </w:rPr>
+              <w:t>principal (no plate position)</w:t>
+            </w:r>
+          </w:p>
+        </w:tc>
+        <w:tc>
+          <w:tcPr>
+            <w:tcW w:type="dxa" w:w="960"/>
           </w:tcPr>
           <w:p>
             <w:r/>
@@ -5142,49 +5420,49 @@
         </w:tc>
         <w:tc>
           <w:tcPr>
-            <w:tcW w:type="dxa" w:w="1234"/>
-          </w:tcPr>
-          <w:p>
-            <w:r/>
-            <w:r>
-              <w:rPr>
-                <w:sz w:val="16"/>
-              </w:rPr>
-              <w:t>1.42–3.27</w:t>
-            </w:r>
-          </w:p>
-        </w:tc>
-        <w:tc>
-          <w:tcPr>
-            <w:tcW w:type="dxa" w:w="1234"/>
-          </w:tcPr>
-          <w:p>
-            <w:r/>
-            <w:r>
-              <w:rPr>
-                <w:sz w:val="16"/>
-              </w:rPr>
-              <w:t>25.6</w:t>
-            </w:r>
-          </w:p>
-        </w:tc>
-        <w:tc>
-          <w:tcPr>
-            <w:tcW w:type="dxa" w:w="1234"/>
-          </w:tcPr>
-          <w:p>
-            <w:r/>
-            <w:r>
-              <w:rPr>
-                <w:sz w:val="16"/>
-              </w:rPr>
-              <w:t>2 / 2</w:t>
-            </w:r>
-          </w:p>
-        </w:tc>
-        <w:tc>
-          <w:tcPr>
-            <w:tcW w:type="dxa" w:w="1234"/>
+            <w:tcW w:type="dxa" w:w="960"/>
+          </w:tcPr>
+          <w:p>
+            <w:r/>
+            <w:r>
+              <w:rPr>
+                <w:sz w:val="16"/>
+              </w:rPr>
+              <w:t>1.78–3.44</w:t>
+            </w:r>
+          </w:p>
+        </w:tc>
+        <w:tc>
+          <w:tcPr>
+            <w:tcW w:type="dxa" w:w="960"/>
+          </w:tcPr>
+          <w:p>
+            <w:r/>
+            <w:r>
+              <w:rPr>
+                <w:sz w:val="16"/>
+              </w:rPr>
+              <w:t>25.1</w:t>
+            </w:r>
+          </w:p>
+        </w:tc>
+        <w:tc>
+          <w:tcPr>
+            <w:tcW w:type="dxa" w:w="960"/>
+          </w:tcPr>
+          <w:p>
+            <w:r/>
+            <w:r>
+              <w:rPr>
+                <w:sz w:val="16"/>
+              </w:rPr>
+              <w:t>1 / 0</w:t>
+            </w:r>
+          </w:p>
+        </w:tc>
+        <w:tc>
+          <w:tcPr>
+            <w:tcW w:type="dxa" w:w="960"/>
           </w:tcPr>
           <w:p>
             <w:r/>
@@ -5198,21 +5476,21 @@
         </w:tc>
         <w:tc>
           <w:tcPr>
-            <w:tcW w:type="dxa" w:w="1234"/>
-          </w:tcPr>
-          <w:p>
-            <w:r/>
-            <w:r>
-              <w:rPr>
-                <w:sz w:val="16"/>
-              </w:rPr>
-              <w:t>0 / 0</w:t>
-            </w:r>
-          </w:p>
-        </w:tc>
-        <w:tc>
-          <w:tcPr>
-            <w:tcW w:type="dxa" w:w="1234"/>
+            <w:tcW w:type="dxa" w:w="960"/>
+          </w:tcPr>
+          <w:p>
+            <w:r/>
+            <w:r>
+              <w:rPr>
+                <w:sz w:val="16"/>
+              </w:rPr>
+              <w:t>3 / 0</w:t>
+            </w:r>
+          </w:p>
+        </w:tc>
+        <w:tc>
+          <w:tcPr>
+            <w:tcW w:type="dxa" w:w="960"/>
           </w:tcPr>
           <w:p>
             <w:r/>
@@ -5228,7 +5506,35 @@
       <w:tr>
         <w:tc>
           <w:tcPr>
-            <w:tcW w:type="dxa" w:w="1234"/>
+            <w:tcW w:type="dxa" w:w="960"/>
+          </w:tcPr>
+          <w:p>
+            <w:r/>
+            <w:r>
+              <w:rPr>
+                <w:sz w:val="16"/>
+              </w:rPr>
+              <w:t>1 (20 Hy, n=158)</w:t>
+            </w:r>
+          </w:p>
+        </w:tc>
+        <w:tc>
+          <w:tcPr>
+            <w:tcW w:type="dxa" w:w="960"/>
+          </w:tcPr>
+          <w:p>
+            <w:r/>
+            <w:r>
+              <w:rPr>
+                <w:sz w:val="16"/>
+              </w:rPr>
+              <w:t>principal (no plate position)</w:t>
+            </w:r>
+          </w:p>
+        </w:tc>
+        <w:tc>
+          <w:tcPr>
+            <w:tcW w:type="dxa" w:w="960"/>
           </w:tcPr>
           <w:p>
             <w:r/>
@@ -5242,35 +5548,77 @@
         </w:tc>
         <w:tc>
           <w:tcPr>
-            <w:tcW w:type="dxa" w:w="1234"/>
-          </w:tcPr>
-          <w:p>
-            <w:r/>
-            <w:r>
-              <w:rPr>
-                <w:sz w:val="16"/>
-              </w:rPr>
-              <w:t>1.36–2.08</w:t>
-            </w:r>
-          </w:p>
-        </w:tc>
-        <w:tc>
-          <w:tcPr>
-            <w:tcW w:type="dxa" w:w="1234"/>
-          </w:tcPr>
-          <w:p>
-            <w:r/>
-            <w:r>
-              <w:rPr>
-                <w:sz w:val="16"/>
-              </w:rPr>
-              <w:t>14.9</w:t>
-            </w:r>
-          </w:p>
-        </w:tc>
-        <w:tc>
-          <w:tcPr>
-            <w:tcW w:type="dxa" w:w="1234"/>
+            <w:tcW w:type="dxa" w:w="960"/>
+          </w:tcPr>
+          <w:p>
+            <w:r/>
+            <w:r>
+              <w:rPr>
+                <w:sz w:val="16"/>
+              </w:rPr>
+              <w:t>1.53–2.33</w:t>
+            </w:r>
+          </w:p>
+        </w:tc>
+        <w:tc>
+          <w:tcPr>
+            <w:tcW w:type="dxa" w:w="960"/>
+          </w:tcPr>
+          <w:p>
+            <w:r/>
+            <w:r>
+              <w:rPr>
+                <w:sz w:val="16"/>
+              </w:rPr>
+              <w:t>15.1</w:t>
+            </w:r>
+          </w:p>
+        </w:tc>
+        <w:tc>
+          <w:tcPr>
+            <w:tcW w:type="dxa" w:w="960"/>
+          </w:tcPr>
+          <w:p>
+            <w:r/>
+            <w:r>
+              <w:rPr>
+                <w:sz w:val="16"/>
+              </w:rPr>
+              <w:t>0 / 0</w:t>
+            </w:r>
+          </w:p>
+        </w:tc>
+        <w:tc>
+          <w:tcPr>
+            <w:tcW w:type="dxa" w:w="960"/>
+          </w:tcPr>
+          <w:p>
+            <w:r/>
+            <w:r>
+              <w:rPr>
+                <w:sz w:val="16"/>
+              </w:rPr>
+              <w:t>3 / 2</w:t>
+            </w:r>
+          </w:p>
+        </w:tc>
+        <w:tc>
+          <w:tcPr>
+            <w:tcW w:type="dxa" w:w="960"/>
+          </w:tcPr>
+          <w:p>
+            <w:r/>
+            <w:r>
+              <w:rPr>
+                <w:sz w:val="16"/>
+              </w:rPr>
+              <w:t>3 / 3</w:t>
+            </w:r>
+          </w:p>
+        </w:tc>
+        <w:tc>
+          <w:tcPr>
+            <w:tcW w:type="dxa" w:w="960"/>
           </w:tcPr>
           <w:p>
             <w:r/>
@@ -5279,48 +5627,6 @@
                 <w:sz w:val="16"/>
               </w:rPr>
               <w:t>0 / 1</w:t>
-            </w:r>
-          </w:p>
-        </w:tc>
-        <w:tc>
-          <w:tcPr>
-            <w:tcW w:type="dxa" w:w="1234"/>
-          </w:tcPr>
-          <w:p>
-            <w:r/>
-            <w:r>
-              <w:rPr>
-                <w:sz w:val="16"/>
-              </w:rPr>
-              <w:t>3 / 3</w:t>
-            </w:r>
-          </w:p>
-        </w:tc>
-        <w:tc>
-          <w:tcPr>
-            <w:tcW w:type="dxa" w:w="1234"/>
-          </w:tcPr>
-          <w:p>
-            <w:r/>
-            <w:r>
-              <w:rPr>
-                <w:sz w:val="16"/>
-              </w:rPr>
-              <w:t>3 / 3</w:t>
-            </w:r>
-          </w:p>
-        </w:tc>
-        <w:tc>
-          <w:tcPr>
-            <w:tcW w:type="dxa" w:w="1234"/>
-          </w:tcPr>
-          <w:p>
-            <w:r/>
-            <w:r>
-              <w:rPr>
-                <w:sz w:val="16"/>
-              </w:rPr>
-              <w:t>2 / 1</w:t>
             </w:r>
           </w:p>
         </w:tc>
@@ -5328,7 +5634,35 @@
       <w:tr>
         <w:tc>
           <w:tcPr>
-            <w:tcW w:type="dxa" w:w="1234"/>
+            <w:tcW w:type="dxa" w:w="960"/>
+          </w:tcPr>
+          <w:p>
+            <w:r/>
+            <w:r>
+              <w:rPr>
+                <w:sz w:val="16"/>
+              </w:rPr>
+              <w:t>1 (20 Hy, n=158)</w:t>
+            </w:r>
+          </w:p>
+        </w:tc>
+        <w:tc>
+          <w:tcPr>
+            <w:tcW w:type="dxa" w:w="960"/>
+          </w:tcPr>
+          <w:p>
+            <w:r/>
+            <w:r>
+              <w:rPr>
+                <w:sz w:val="16"/>
+              </w:rPr>
+              <w:t>principal (no plate position)</w:t>
+            </w:r>
+          </w:p>
+        </w:tc>
+        <w:tc>
+          <w:tcPr>
+            <w:tcW w:type="dxa" w:w="960"/>
           </w:tcPr>
           <w:p>
             <w:r/>
@@ -5342,35 +5676,63 @@
         </w:tc>
         <w:tc>
           <w:tcPr>
-            <w:tcW w:type="dxa" w:w="1234"/>
-          </w:tcPr>
-          <w:p>
-            <w:r/>
-            <w:r>
-              <w:rPr>
-                <w:sz w:val="16"/>
-              </w:rPr>
-              <w:t>1.58–2.43</w:t>
-            </w:r>
-          </w:p>
-        </w:tc>
-        <w:tc>
-          <w:tcPr>
-            <w:tcW w:type="dxa" w:w="1234"/>
-          </w:tcPr>
-          <w:p>
-            <w:r/>
-            <w:r>
-              <w:rPr>
-                <w:sz w:val="16"/>
-              </w:rPr>
-              <w:t>17.5</w:t>
-            </w:r>
-          </w:p>
-        </w:tc>
-        <w:tc>
-          <w:tcPr>
-            <w:tcW w:type="dxa" w:w="1234"/>
+            <w:tcW w:type="dxa" w:w="960"/>
+          </w:tcPr>
+          <w:p>
+            <w:r/>
+            <w:r>
+              <w:rPr>
+                <w:sz w:val="16"/>
+              </w:rPr>
+              <w:t>1.60–2.56</w:t>
+            </w:r>
+          </w:p>
+        </w:tc>
+        <w:tc>
+          <w:tcPr>
+            <w:tcW w:type="dxa" w:w="960"/>
+          </w:tcPr>
+          <w:p>
+            <w:r/>
+            <w:r>
+              <w:rPr>
+                <w:sz w:val="16"/>
+              </w:rPr>
+              <w:t>18.4</w:t>
+            </w:r>
+          </w:p>
+        </w:tc>
+        <w:tc>
+          <w:tcPr>
+            <w:tcW w:type="dxa" w:w="960"/>
+          </w:tcPr>
+          <w:p>
+            <w:r/>
+            <w:r>
+              <w:rPr>
+                <w:sz w:val="16"/>
+              </w:rPr>
+              <w:t>0 / 0</w:t>
+            </w:r>
+          </w:p>
+        </w:tc>
+        <w:tc>
+          <w:tcPr>
+            <w:tcW w:type="dxa" w:w="960"/>
+          </w:tcPr>
+          <w:p>
+            <w:r/>
+            <w:r>
+              <w:rPr>
+                <w:sz w:val="16"/>
+              </w:rPr>
+              <w:t>0 / 0</w:t>
+            </w:r>
+          </w:p>
+        </w:tc>
+        <w:tc>
+          <w:tcPr>
+            <w:tcW w:type="dxa" w:w="960"/>
           </w:tcPr>
           <w:p>
             <w:r/>
@@ -5384,35 +5746,7 @@
         </w:tc>
         <w:tc>
           <w:tcPr>
-            <w:tcW w:type="dxa" w:w="1234"/>
-          </w:tcPr>
-          <w:p>
-            <w:r/>
-            <w:r>
-              <w:rPr>
-                <w:sz w:val="16"/>
-              </w:rPr>
-              <w:t>0 / 0</w:t>
-            </w:r>
-          </w:p>
-        </w:tc>
-        <w:tc>
-          <w:tcPr>
-            <w:tcW w:type="dxa" w:w="1234"/>
-          </w:tcPr>
-          <w:p>
-            <w:r/>
-            <w:r>
-              <w:rPr>
-                <w:sz w:val="16"/>
-              </w:rPr>
-              <w:t>3 / 3</w:t>
-            </w:r>
-          </w:p>
-        </w:tc>
-        <w:tc>
-          <w:tcPr>
-            <w:tcW w:type="dxa" w:w="1234"/>
+            <w:tcW w:type="dxa" w:w="960"/>
           </w:tcPr>
           <w:p>
             <w:r/>
@@ -5428,7 +5762,35 @@
       <w:tr>
         <w:tc>
           <w:tcPr>
-            <w:tcW w:type="dxa" w:w="1234"/>
+            <w:tcW w:type="dxa" w:w="960"/>
+          </w:tcPr>
+          <w:p>
+            <w:r/>
+            <w:r>
+              <w:rPr>
+                <w:sz w:val="16"/>
+              </w:rPr>
+              <w:t>1 (20 Hy, n=158)</w:t>
+            </w:r>
+          </w:p>
+        </w:tc>
+        <w:tc>
+          <w:tcPr>
+            <w:tcW w:type="dxa" w:w="960"/>
+          </w:tcPr>
+          <w:p>
+            <w:r/>
+            <w:r>
+              <w:rPr>
+                <w:sz w:val="16"/>
+              </w:rPr>
+              <w:t>principal (no plate position)</w:t>
+            </w:r>
+          </w:p>
+        </w:tc>
+        <w:tc>
+          <w:tcPr>
+            <w:tcW w:type="dxa" w:w="960"/>
           </w:tcPr>
           <w:p>
             <w:r/>
@@ -5442,21 +5804,21 @@
         </w:tc>
         <w:tc>
           <w:tcPr>
-            <w:tcW w:type="dxa" w:w="1234"/>
-          </w:tcPr>
-          <w:p>
-            <w:r/>
-            <w:r>
-              <w:rPr>
-                <w:sz w:val="16"/>
-              </w:rPr>
-              <w:t>1.65–3.19</w:t>
-            </w:r>
-          </w:p>
-        </w:tc>
-        <w:tc>
-          <w:tcPr>
-            <w:tcW w:type="dxa" w:w="1234"/>
+            <w:tcW w:type="dxa" w:w="960"/>
+          </w:tcPr>
+          <w:p>
+            <w:r/>
+            <w:r>
+              <w:rPr>
+                <w:sz w:val="16"/>
+              </w:rPr>
+              <w:t>1.81–3.35</w:t>
+            </w:r>
+          </w:p>
+        </w:tc>
+        <w:tc>
+          <w:tcPr>
+            <w:tcW w:type="dxa" w:w="960"/>
           </w:tcPr>
           <w:p>
             <w:r/>
@@ -5470,7 +5832,7 @@
         </w:tc>
         <w:tc>
           <w:tcPr>
-            <w:tcW w:type="dxa" w:w="1234"/>
+            <w:tcW w:type="dxa" w:w="960"/>
           </w:tcPr>
           <w:p>
             <w:r/>
@@ -5484,7 +5846,661 @@
         </w:tc>
         <w:tc>
           <w:tcPr>
-            <w:tcW w:type="dxa" w:w="1234"/>
+            <w:tcW w:type="dxa" w:w="960"/>
+          </w:tcPr>
+          <w:p>
+            <w:r/>
+            <w:r>
+              <w:rPr>
+                <w:sz w:val="16"/>
+              </w:rPr>
+              <w:t>1 / 0</w:t>
+            </w:r>
+          </w:p>
+        </w:tc>
+        <w:tc>
+          <w:tcPr>
+            <w:tcW w:type="dxa" w:w="960"/>
+          </w:tcPr>
+          <w:p>
+            <w:r/>
+            <w:r>
+              <w:rPr>
+                <w:sz w:val="16"/>
+              </w:rPr>
+              <w:t>2 / 0</w:t>
+            </w:r>
+          </w:p>
+        </w:tc>
+        <w:tc>
+          <w:tcPr>
+            <w:tcW w:type="dxa" w:w="960"/>
+          </w:tcPr>
+          <w:p>
+            <w:r/>
+            <w:r>
+              <w:rPr>
+                <w:sz w:val="16"/>
+              </w:rPr>
+              <w:t>0 / 0</w:t>
+            </w:r>
+          </w:p>
+        </w:tc>
+      </w:tr>
+      <w:tr>
+        <w:tc>
+          <w:tcPr>
+            <w:tcW w:type="dxa" w:w="960"/>
+          </w:tcPr>
+          <w:p>
+            <w:r/>
+            <w:r>
+              <w:rPr>
+                <w:sz w:val="16"/>
+              </w:rPr>
+              <w:t>2 (42 Hy, n=180)</w:t>
+            </w:r>
+          </w:p>
+        </w:tc>
+        <w:tc>
+          <w:tcPr>
+            <w:tcW w:type="dxa" w:w="960"/>
+          </w:tcPr>
+          <w:p>
+            <w:r/>
+            <w:r>
+              <w:rPr>
+                <w:sz w:val="16"/>
+              </w:rPr>
+              <w:t>principal (no plate position)</w:t>
+            </w:r>
+          </w:p>
+        </w:tc>
+        <w:tc>
+          <w:tcPr>
+            <w:tcW w:type="dxa" w:w="960"/>
+          </w:tcPr>
+          <w:p>
+            <w:r/>
+            <w:r>
+              <w:rPr>
+                <w:sz w:val="16"/>
+              </w:rPr>
+              <w:t>Bray–Curtis</w:t>
+            </w:r>
+          </w:p>
+        </w:tc>
+        <w:tc>
+          <w:tcPr>
+            <w:tcW w:type="dxa" w:w="960"/>
+          </w:tcPr>
+          <w:p>
+            <w:r/>
+            <w:r>
+              <w:rPr>
+                <w:sz w:val="16"/>
+              </w:rPr>
+              <w:t>1.44–3.65</w:t>
+            </w:r>
+          </w:p>
+        </w:tc>
+        <w:tc>
+          <w:tcPr>
+            <w:tcW w:type="dxa" w:w="960"/>
+          </w:tcPr>
+          <w:p>
+            <w:r/>
+            <w:r>
+              <w:rPr>
+                <w:sz w:val="16"/>
+              </w:rPr>
+              <w:t>25.1</w:t>
+            </w:r>
+          </w:p>
+        </w:tc>
+        <w:tc>
+          <w:tcPr>
+            <w:tcW w:type="dxa" w:w="960"/>
+          </w:tcPr>
+          <w:p>
+            <w:r/>
+            <w:r>
+              <w:rPr>
+                <w:sz w:val="16"/>
+              </w:rPr>
+              <w:t>0 / 0</w:t>
+            </w:r>
+          </w:p>
+        </w:tc>
+        <w:tc>
+          <w:tcPr>
+            <w:tcW w:type="dxa" w:w="960"/>
+          </w:tcPr>
+          <w:p>
+            <w:r/>
+            <w:r>
+              <w:rPr>
+                <w:sz w:val="16"/>
+              </w:rPr>
+              <w:t>3 / 3</w:t>
+            </w:r>
+          </w:p>
+        </w:tc>
+        <w:tc>
+          <w:tcPr>
+            <w:tcW w:type="dxa" w:w="960"/>
+          </w:tcPr>
+          <w:p>
+            <w:r/>
+            <w:r>
+              <w:rPr>
+                <w:sz w:val="16"/>
+              </w:rPr>
+              <w:t>0 / 3</w:t>
+            </w:r>
+          </w:p>
+        </w:tc>
+        <w:tc>
+          <w:tcPr>
+            <w:tcW w:type="dxa" w:w="960"/>
+          </w:tcPr>
+          <w:p>
+            <w:r/>
+            <w:r>
+              <w:rPr>
+                <w:sz w:val="16"/>
+              </w:rPr>
+              <w:t>2 / 3</w:t>
+            </w:r>
+          </w:p>
+        </w:tc>
+      </w:tr>
+      <w:tr>
+        <w:tc>
+          <w:tcPr>
+            <w:tcW w:type="dxa" w:w="960"/>
+          </w:tcPr>
+          <w:p>
+            <w:r/>
+            <w:r>
+              <w:rPr>
+                <w:sz w:val="16"/>
+              </w:rPr>
+              <w:t>2 (42 Hy, n=180)</w:t>
+            </w:r>
+          </w:p>
+        </w:tc>
+        <w:tc>
+          <w:tcPr>
+            <w:tcW w:type="dxa" w:w="960"/>
+          </w:tcPr>
+          <w:p>
+            <w:r/>
+            <w:r>
+              <w:rPr>
+                <w:sz w:val="16"/>
+              </w:rPr>
+              <w:t>principal (no plate position)</w:t>
+            </w:r>
+          </w:p>
+        </w:tc>
+        <w:tc>
+          <w:tcPr>
+            <w:tcW w:type="dxa" w:w="960"/>
+          </w:tcPr>
+          <w:p>
+            <w:r/>
+            <w:r>
+              <w:rPr>
+                <w:sz w:val="16"/>
+              </w:rPr>
+              <w:t>Jaccard</w:t>
+            </w:r>
+          </w:p>
+        </w:tc>
+        <w:tc>
+          <w:tcPr>
+            <w:tcW w:type="dxa" w:w="960"/>
+          </w:tcPr>
+          <w:p>
+            <w:r/>
+            <w:r>
+              <w:rPr>
+                <w:sz w:val="16"/>
+              </w:rPr>
+              <w:t>1.35–2.28</w:t>
+            </w:r>
+          </w:p>
+        </w:tc>
+        <w:tc>
+          <w:tcPr>
+            <w:tcW w:type="dxa" w:w="960"/>
+          </w:tcPr>
+          <w:p>
+            <w:r/>
+            <w:r>
+              <w:rPr>
+                <w:sz w:val="16"/>
+              </w:rPr>
+              <w:t>14.8</w:t>
+            </w:r>
+          </w:p>
+        </w:tc>
+        <w:tc>
+          <w:tcPr>
+            <w:tcW w:type="dxa" w:w="960"/>
+          </w:tcPr>
+          <w:p>
+            <w:r/>
+            <w:r>
+              <w:rPr>
+                <w:sz w:val="16"/>
+              </w:rPr>
+              <w:t>0 / 0</w:t>
+            </w:r>
+          </w:p>
+        </w:tc>
+        <w:tc>
+          <w:tcPr>
+            <w:tcW w:type="dxa" w:w="960"/>
+          </w:tcPr>
+          <w:p>
+            <w:r/>
+            <w:r>
+              <w:rPr>
+                <w:sz w:val="16"/>
+              </w:rPr>
+              <w:t>3 / 3</w:t>
+            </w:r>
+          </w:p>
+        </w:tc>
+        <w:tc>
+          <w:tcPr>
+            <w:tcW w:type="dxa" w:w="960"/>
+          </w:tcPr>
+          <w:p>
+            <w:r/>
+            <w:r>
+              <w:rPr>
+                <w:sz w:val="16"/>
+              </w:rPr>
+              <w:t>3 / 3</w:t>
+            </w:r>
+          </w:p>
+        </w:tc>
+        <w:tc>
+          <w:tcPr>
+            <w:tcW w:type="dxa" w:w="960"/>
+          </w:tcPr>
+          <w:p>
+            <w:r/>
+            <w:r>
+              <w:rPr>
+                <w:sz w:val="16"/>
+              </w:rPr>
+              <w:t>0 / 3</w:t>
+            </w:r>
+          </w:p>
+        </w:tc>
+      </w:tr>
+      <w:tr>
+        <w:tc>
+          <w:tcPr>
+            <w:tcW w:type="dxa" w:w="960"/>
+          </w:tcPr>
+          <w:p>
+            <w:r/>
+            <w:r>
+              <w:rPr>
+                <w:sz w:val="16"/>
+              </w:rPr>
+              <w:t>2 (42 Hy, n=180)</w:t>
+            </w:r>
+          </w:p>
+        </w:tc>
+        <w:tc>
+          <w:tcPr>
+            <w:tcW w:type="dxa" w:w="960"/>
+          </w:tcPr>
+          <w:p>
+            <w:r/>
+            <w:r>
+              <w:rPr>
+                <w:sz w:val="16"/>
+              </w:rPr>
+              <w:t>principal (no plate position)</w:t>
+            </w:r>
+          </w:p>
+        </w:tc>
+        <w:tc>
+          <w:tcPr>
+            <w:tcW w:type="dxa" w:w="960"/>
+          </w:tcPr>
+          <w:p>
+            <w:r/>
+            <w:r>
+              <w:rPr>
+                <w:sz w:val="16"/>
+              </w:rPr>
+              <w:t>Unweighted UniFrac</w:t>
+            </w:r>
+          </w:p>
+        </w:tc>
+        <w:tc>
+          <w:tcPr>
+            <w:tcW w:type="dxa" w:w="960"/>
+          </w:tcPr>
+          <w:p>
+            <w:r/>
+            <w:r>
+              <w:rPr>
+                <w:sz w:val="16"/>
+              </w:rPr>
+              <w:t>1.41–2.55</w:t>
+            </w:r>
+          </w:p>
+        </w:tc>
+        <w:tc>
+          <w:tcPr>
+            <w:tcW w:type="dxa" w:w="960"/>
+          </w:tcPr>
+          <w:p>
+            <w:r/>
+            <w:r>
+              <w:rPr>
+                <w:sz w:val="16"/>
+              </w:rPr>
+              <w:t>17.3</w:t>
+            </w:r>
+          </w:p>
+        </w:tc>
+        <w:tc>
+          <w:tcPr>
+            <w:tcW w:type="dxa" w:w="960"/>
+          </w:tcPr>
+          <w:p>
+            <w:r/>
+            <w:r>
+              <w:rPr>
+                <w:sz w:val="16"/>
+              </w:rPr>
+              <w:t>0 / 1</w:t>
+            </w:r>
+          </w:p>
+        </w:tc>
+        <w:tc>
+          <w:tcPr>
+            <w:tcW w:type="dxa" w:w="960"/>
+          </w:tcPr>
+          <w:p>
+            <w:r/>
+            <w:r>
+              <w:rPr>
+                <w:sz w:val="16"/>
+              </w:rPr>
+              <w:t>1 / 0</w:t>
+            </w:r>
+          </w:p>
+        </w:tc>
+        <w:tc>
+          <w:tcPr>
+            <w:tcW w:type="dxa" w:w="960"/>
+          </w:tcPr>
+          <w:p>
+            <w:r/>
+            <w:r>
+              <w:rPr>
+                <w:sz w:val="16"/>
+              </w:rPr>
+              <w:t>2 / 3</w:t>
+            </w:r>
+          </w:p>
+        </w:tc>
+        <w:tc>
+          <w:tcPr>
+            <w:tcW w:type="dxa" w:w="960"/>
+          </w:tcPr>
+          <w:p>
+            <w:r/>
+            <w:r>
+              <w:rPr>
+                <w:sz w:val="16"/>
+              </w:rPr>
+              <w:t>0 / 3</w:t>
+            </w:r>
+          </w:p>
+        </w:tc>
+      </w:tr>
+      <w:tr>
+        <w:tc>
+          <w:tcPr>
+            <w:tcW w:type="dxa" w:w="960"/>
+          </w:tcPr>
+          <w:p>
+            <w:r/>
+            <w:r>
+              <w:rPr>
+                <w:sz w:val="16"/>
+              </w:rPr>
+              <w:t>2 (42 Hy, n=180)</w:t>
+            </w:r>
+          </w:p>
+        </w:tc>
+        <w:tc>
+          <w:tcPr>
+            <w:tcW w:type="dxa" w:w="960"/>
+          </w:tcPr>
+          <w:p>
+            <w:r/>
+            <w:r>
+              <w:rPr>
+                <w:sz w:val="16"/>
+              </w:rPr>
+              <w:t>principal (no plate position)</w:t>
+            </w:r>
+          </w:p>
+        </w:tc>
+        <w:tc>
+          <w:tcPr>
+            <w:tcW w:type="dxa" w:w="960"/>
+          </w:tcPr>
+          <w:p>
+            <w:r/>
+            <w:r>
+              <w:rPr>
+                <w:sz w:val="16"/>
+              </w:rPr>
+              <w:t>Weighted UniFrac</w:t>
+            </w:r>
+          </w:p>
+        </w:tc>
+        <w:tc>
+          <w:tcPr>
+            <w:tcW w:type="dxa" w:w="960"/>
+          </w:tcPr>
+          <w:p>
+            <w:r/>
+            <w:r>
+              <w:rPr>
+                <w:sz w:val="16"/>
+              </w:rPr>
+              <w:t>1.54–3.70</w:t>
+            </w:r>
+          </w:p>
+        </w:tc>
+        <w:tc>
+          <w:tcPr>
+            <w:tcW w:type="dxa" w:w="960"/>
+          </w:tcPr>
+          <w:p>
+            <w:r/>
+            <w:r>
+              <w:rPr>
+                <w:sz w:val="16"/>
+              </w:rPr>
+              <w:t>28.2</w:t>
+            </w:r>
+          </w:p>
+        </w:tc>
+        <w:tc>
+          <w:tcPr>
+            <w:tcW w:type="dxa" w:w="960"/>
+          </w:tcPr>
+          <w:p>
+            <w:r/>
+            <w:r>
+              <w:rPr>
+                <w:sz w:val="16"/>
+              </w:rPr>
+              <w:t>0 / 0</w:t>
+            </w:r>
+          </w:p>
+        </w:tc>
+        <w:tc>
+          <w:tcPr>
+            <w:tcW w:type="dxa" w:w="960"/>
+          </w:tcPr>
+          <w:p>
+            <w:r/>
+            <w:r>
+              <w:rPr>
+                <w:sz w:val="16"/>
+              </w:rPr>
+              <w:t>0 / 0</w:t>
+            </w:r>
+          </w:p>
+        </w:tc>
+        <w:tc>
+          <w:tcPr>
+            <w:tcW w:type="dxa" w:w="960"/>
+          </w:tcPr>
+          <w:p>
+            <w:r/>
+            <w:r>
+              <w:rPr>
+                <w:sz w:val="16"/>
+              </w:rPr>
+              <w:t>2 / 3</w:t>
+            </w:r>
+          </w:p>
+        </w:tc>
+        <w:tc>
+          <w:tcPr>
+            <w:tcW w:type="dxa" w:w="960"/>
+          </w:tcPr>
+          <w:p>
+            <w:r/>
+            <w:r>
+              <w:rPr>
+                <w:sz w:val="16"/>
+              </w:rPr>
+              <w:t>1 / 3</w:t>
+            </w:r>
+          </w:p>
+        </w:tc>
+      </w:tr>
+      <w:tr>
+        <w:tc>
+          <w:tcPr>
+            <w:tcW w:type="dxa" w:w="960"/>
+          </w:tcPr>
+          <w:p>
+            <w:r/>
+            <w:r>
+              <w:rPr>
+                <w:sz w:val="16"/>
+              </w:rPr>
+              <w:t>1 (20 Hy, n=158)</w:t>
+            </w:r>
+          </w:p>
+        </w:tc>
+        <w:tc>
+          <w:tcPr>
+            <w:tcW w:type="dxa" w:w="960"/>
+          </w:tcPr>
+          <w:p>
+            <w:r/>
+            <w:r>
+              <w:rPr>
+                <w:sz w:val="16"/>
+              </w:rPr>
+              <w:t>sensitivity (plate position as covariate)</w:t>
+            </w:r>
+          </w:p>
+        </w:tc>
+        <w:tc>
+          <w:tcPr>
+            <w:tcW w:type="dxa" w:w="960"/>
+          </w:tcPr>
+          <w:p>
+            <w:r/>
+            <w:r>
+              <w:rPr>
+                <w:sz w:val="16"/>
+              </w:rPr>
+              <w:t>Bray–Curtis</w:t>
+            </w:r>
+          </w:p>
+        </w:tc>
+        <w:tc>
+          <w:tcPr>
+            <w:tcW w:type="dxa" w:w="960"/>
+          </w:tcPr>
+          <w:p>
+            <w:r/>
+            <w:r>
+              <w:rPr>
+                <w:sz w:val="16"/>
+              </w:rPr>
+              <w:t>1.68–3.44</w:t>
+            </w:r>
+          </w:p>
+        </w:tc>
+        <w:tc>
+          <w:tcPr>
+            <w:tcW w:type="dxa" w:w="960"/>
+          </w:tcPr>
+          <w:p>
+            <w:r/>
+            <w:r>
+              <w:rPr>
+                <w:sz w:val="16"/>
+              </w:rPr>
+              <w:t>25.1</w:t>
+            </w:r>
+          </w:p>
+        </w:tc>
+        <w:tc>
+          <w:tcPr>
+            <w:tcW w:type="dxa" w:w="960"/>
+          </w:tcPr>
+          <w:p>
+            <w:r/>
+            <w:r>
+              <w:rPr>
+                <w:sz w:val="16"/>
+              </w:rPr>
+              <w:t>1 / 0</w:t>
+            </w:r>
+          </w:p>
+        </w:tc>
+        <w:tc>
+          <w:tcPr>
+            <w:tcW w:type="dxa" w:w="960"/>
+          </w:tcPr>
+          <w:p>
+            <w:r/>
+            <w:r>
+              <w:rPr>
+                <w:sz w:val="16"/>
+              </w:rPr>
+              <w:t>3 / 1</w:t>
+            </w:r>
+          </w:p>
+        </w:tc>
+        <w:tc>
+          <w:tcPr>
+            <w:tcW w:type="dxa" w:w="960"/>
           </w:tcPr>
           <w:p>
             <w:r/>
@@ -5498,7 +6514,505 @@
         </w:tc>
         <w:tc>
           <w:tcPr>
-            <w:tcW w:type="dxa" w:w="1234"/>
+            <w:tcW w:type="dxa" w:w="960"/>
+          </w:tcPr>
+          <w:p>
+            <w:r/>
+            <w:r>
+              <w:rPr>
+                <w:sz w:val="16"/>
+              </w:rPr>
+              <w:t>0 / 0</w:t>
+            </w:r>
+          </w:p>
+        </w:tc>
+      </w:tr>
+      <w:tr>
+        <w:tc>
+          <w:tcPr>
+            <w:tcW w:type="dxa" w:w="960"/>
+          </w:tcPr>
+          <w:p>
+            <w:r/>
+            <w:r>
+              <w:rPr>
+                <w:sz w:val="16"/>
+              </w:rPr>
+              <w:t>1 (20 Hy, n=158)</w:t>
+            </w:r>
+          </w:p>
+        </w:tc>
+        <w:tc>
+          <w:tcPr>
+            <w:tcW w:type="dxa" w:w="960"/>
+          </w:tcPr>
+          <w:p>
+            <w:r/>
+            <w:r>
+              <w:rPr>
+                <w:sz w:val="16"/>
+              </w:rPr>
+              <w:t>sensitivity (plate position as covariate)</w:t>
+            </w:r>
+          </w:p>
+        </w:tc>
+        <w:tc>
+          <w:tcPr>
+            <w:tcW w:type="dxa" w:w="960"/>
+          </w:tcPr>
+          <w:p>
+            <w:r/>
+            <w:r>
+              <w:rPr>
+                <w:sz w:val="16"/>
+              </w:rPr>
+              <w:t>Jaccard</w:t>
+            </w:r>
+          </w:p>
+        </w:tc>
+        <w:tc>
+          <w:tcPr>
+            <w:tcW w:type="dxa" w:w="960"/>
+          </w:tcPr>
+          <w:p>
+            <w:r/>
+            <w:r>
+              <w:rPr>
+                <w:sz w:val="16"/>
+              </w:rPr>
+              <w:t>1.52–2.33</w:t>
+            </w:r>
+          </w:p>
+        </w:tc>
+        <w:tc>
+          <w:tcPr>
+            <w:tcW w:type="dxa" w:w="960"/>
+          </w:tcPr>
+          <w:p>
+            <w:r/>
+            <w:r>
+              <w:rPr>
+                <w:sz w:val="16"/>
+              </w:rPr>
+              <w:t>15.1</w:t>
+            </w:r>
+          </w:p>
+        </w:tc>
+        <w:tc>
+          <w:tcPr>
+            <w:tcW w:type="dxa" w:w="960"/>
+          </w:tcPr>
+          <w:p>
+            <w:r/>
+            <w:r>
+              <w:rPr>
+                <w:sz w:val="16"/>
+              </w:rPr>
+              <w:t>0 / 0</w:t>
+            </w:r>
+          </w:p>
+        </w:tc>
+        <w:tc>
+          <w:tcPr>
+            <w:tcW w:type="dxa" w:w="960"/>
+          </w:tcPr>
+          <w:p>
+            <w:r/>
+            <w:r>
+              <w:rPr>
+                <w:sz w:val="16"/>
+              </w:rPr>
+              <w:t>2 / 3</w:t>
+            </w:r>
+          </w:p>
+        </w:tc>
+        <w:tc>
+          <w:tcPr>
+            <w:tcW w:type="dxa" w:w="960"/>
+          </w:tcPr>
+          <w:p>
+            <w:r/>
+            <w:r>
+              <w:rPr>
+                <w:sz w:val="16"/>
+              </w:rPr>
+              <w:t>3 / 3</w:t>
+            </w:r>
+          </w:p>
+        </w:tc>
+        <w:tc>
+          <w:tcPr>
+            <w:tcW w:type="dxa" w:w="960"/>
+          </w:tcPr>
+          <w:p>
+            <w:r/>
+            <w:r>
+              <w:rPr>
+                <w:sz w:val="16"/>
+              </w:rPr>
+              <w:t>1 / 3</w:t>
+            </w:r>
+          </w:p>
+        </w:tc>
+      </w:tr>
+      <w:tr>
+        <w:tc>
+          <w:tcPr>
+            <w:tcW w:type="dxa" w:w="960"/>
+          </w:tcPr>
+          <w:p>
+            <w:r/>
+            <w:r>
+              <w:rPr>
+                <w:sz w:val="16"/>
+              </w:rPr>
+              <w:t>1 (20 Hy, n=158)</w:t>
+            </w:r>
+          </w:p>
+        </w:tc>
+        <w:tc>
+          <w:tcPr>
+            <w:tcW w:type="dxa" w:w="960"/>
+          </w:tcPr>
+          <w:p>
+            <w:r/>
+            <w:r>
+              <w:rPr>
+                <w:sz w:val="16"/>
+              </w:rPr>
+              <w:t>sensitivity (plate position as covariate)</w:t>
+            </w:r>
+          </w:p>
+        </w:tc>
+        <w:tc>
+          <w:tcPr>
+            <w:tcW w:type="dxa" w:w="960"/>
+          </w:tcPr>
+          <w:p>
+            <w:r/>
+            <w:r>
+              <w:rPr>
+                <w:sz w:val="16"/>
+              </w:rPr>
+              <w:t>Unweighted UniFrac</w:t>
+            </w:r>
+          </w:p>
+        </w:tc>
+        <w:tc>
+          <w:tcPr>
+            <w:tcW w:type="dxa" w:w="960"/>
+          </w:tcPr>
+          <w:p>
+            <w:r/>
+            <w:r>
+              <w:rPr>
+                <w:sz w:val="16"/>
+              </w:rPr>
+              <w:t>1.65–2.56</w:t>
+            </w:r>
+          </w:p>
+        </w:tc>
+        <w:tc>
+          <w:tcPr>
+            <w:tcW w:type="dxa" w:w="960"/>
+          </w:tcPr>
+          <w:p>
+            <w:r/>
+            <w:r>
+              <w:rPr>
+                <w:sz w:val="16"/>
+              </w:rPr>
+              <w:t>18.4</w:t>
+            </w:r>
+          </w:p>
+        </w:tc>
+        <w:tc>
+          <w:tcPr>
+            <w:tcW w:type="dxa" w:w="960"/>
+          </w:tcPr>
+          <w:p>
+            <w:r/>
+            <w:r>
+              <w:rPr>
+                <w:sz w:val="16"/>
+              </w:rPr>
+              <w:t>1 / 1</w:t>
+            </w:r>
+          </w:p>
+        </w:tc>
+        <w:tc>
+          <w:tcPr>
+            <w:tcW w:type="dxa" w:w="960"/>
+          </w:tcPr>
+          <w:p>
+            <w:r/>
+            <w:r>
+              <w:rPr>
+                <w:sz w:val="16"/>
+              </w:rPr>
+              <w:t>0 / 0</w:t>
+            </w:r>
+          </w:p>
+        </w:tc>
+        <w:tc>
+          <w:tcPr>
+            <w:tcW w:type="dxa" w:w="960"/>
+          </w:tcPr>
+          <w:p>
+            <w:r/>
+            <w:r>
+              <w:rPr>
+                <w:sz w:val="16"/>
+              </w:rPr>
+              <w:t>3 / 3</w:t>
+            </w:r>
+          </w:p>
+        </w:tc>
+        <w:tc>
+          <w:tcPr>
+            <w:tcW w:type="dxa" w:w="960"/>
+          </w:tcPr>
+          <w:p>
+            <w:r/>
+            <w:r>
+              <w:rPr>
+                <w:sz w:val="16"/>
+              </w:rPr>
+              <w:t>0 / 2</w:t>
+            </w:r>
+          </w:p>
+        </w:tc>
+      </w:tr>
+      <w:tr>
+        <w:tc>
+          <w:tcPr>
+            <w:tcW w:type="dxa" w:w="960"/>
+          </w:tcPr>
+          <w:p>
+            <w:r/>
+            <w:r>
+              <w:rPr>
+                <w:sz w:val="16"/>
+              </w:rPr>
+              <w:t>1 (20 Hy, n=158)</w:t>
+            </w:r>
+          </w:p>
+        </w:tc>
+        <w:tc>
+          <w:tcPr>
+            <w:tcW w:type="dxa" w:w="960"/>
+          </w:tcPr>
+          <w:p>
+            <w:r/>
+            <w:r>
+              <w:rPr>
+                <w:sz w:val="16"/>
+              </w:rPr>
+              <w:t>sensitivity (plate position as covariate)</w:t>
+            </w:r>
+          </w:p>
+        </w:tc>
+        <w:tc>
+          <w:tcPr>
+            <w:tcW w:type="dxa" w:w="960"/>
+          </w:tcPr>
+          <w:p>
+            <w:r/>
+            <w:r>
+              <w:rPr>
+                <w:sz w:val="16"/>
+              </w:rPr>
+              <w:t>Weighted UniFrac</w:t>
+            </w:r>
+          </w:p>
+        </w:tc>
+        <w:tc>
+          <w:tcPr>
+            <w:tcW w:type="dxa" w:w="960"/>
+          </w:tcPr>
+          <w:p>
+            <w:r/>
+            <w:r>
+              <w:rPr>
+                <w:sz w:val="16"/>
+              </w:rPr>
+              <w:t>1.65–3.35</w:t>
+            </w:r>
+          </w:p>
+        </w:tc>
+        <w:tc>
+          <w:tcPr>
+            <w:tcW w:type="dxa" w:w="960"/>
+          </w:tcPr>
+          <w:p>
+            <w:r/>
+            <w:r>
+              <w:rPr>
+                <w:sz w:val="16"/>
+              </w:rPr>
+              <w:t>29.0</w:t>
+            </w:r>
+          </w:p>
+        </w:tc>
+        <w:tc>
+          <w:tcPr>
+            <w:tcW w:type="dxa" w:w="960"/>
+          </w:tcPr>
+          <w:p>
+            <w:r/>
+            <w:r>
+              <w:rPr>
+                <w:sz w:val="16"/>
+              </w:rPr>
+              <w:t>3 / 3</w:t>
+            </w:r>
+          </w:p>
+        </w:tc>
+        <w:tc>
+          <w:tcPr>
+            <w:tcW w:type="dxa" w:w="960"/>
+          </w:tcPr>
+          <w:p>
+            <w:r/>
+            <w:r>
+              <w:rPr>
+                <w:sz w:val="16"/>
+              </w:rPr>
+              <w:t>1 / 0</w:t>
+            </w:r>
+          </w:p>
+        </w:tc>
+        <w:tc>
+          <w:tcPr>
+            <w:tcW w:type="dxa" w:w="960"/>
+          </w:tcPr>
+          <w:p>
+            <w:r/>
+            <w:r>
+              <w:rPr>
+                <w:sz w:val="16"/>
+              </w:rPr>
+              <w:t>0 / 0</w:t>
+            </w:r>
+          </w:p>
+        </w:tc>
+        <w:tc>
+          <w:tcPr>
+            <w:tcW w:type="dxa" w:w="960"/>
+          </w:tcPr>
+          <w:p>
+            <w:r/>
+            <w:r>
+              <w:rPr>
+                <w:sz w:val="16"/>
+              </w:rPr>
+              <w:t>0 / 0</w:t>
+            </w:r>
+          </w:p>
+        </w:tc>
+      </w:tr>
+      <w:tr>
+        <w:tc>
+          <w:tcPr>
+            <w:tcW w:type="dxa" w:w="960"/>
+          </w:tcPr>
+          <w:p>
+            <w:r/>
+            <w:r>
+              <w:rPr>
+                <w:sz w:val="16"/>
+              </w:rPr>
+              <w:t>2 (42 Hy, n=180)</w:t>
+            </w:r>
+          </w:p>
+        </w:tc>
+        <w:tc>
+          <w:tcPr>
+            <w:tcW w:type="dxa" w:w="960"/>
+          </w:tcPr>
+          <w:p>
+            <w:r/>
+            <w:r>
+              <w:rPr>
+                <w:sz w:val="16"/>
+              </w:rPr>
+              <w:t>sensitivity (plate position as covariate)</w:t>
+            </w:r>
+          </w:p>
+        </w:tc>
+        <w:tc>
+          <w:tcPr>
+            <w:tcW w:type="dxa" w:w="960"/>
+          </w:tcPr>
+          <w:p>
+            <w:r/>
+            <w:r>
+              <w:rPr>
+                <w:sz w:val="16"/>
+              </w:rPr>
+              <w:t>Bray–Curtis</w:t>
+            </w:r>
+          </w:p>
+        </w:tc>
+        <w:tc>
+          <w:tcPr>
+            <w:tcW w:type="dxa" w:w="960"/>
+          </w:tcPr>
+          <w:p>
+            <w:r/>
+            <w:r>
+              <w:rPr>
+                <w:sz w:val="16"/>
+              </w:rPr>
+              <w:t>1.32–3.65</w:t>
+            </w:r>
+          </w:p>
+        </w:tc>
+        <w:tc>
+          <w:tcPr>
+            <w:tcW w:type="dxa" w:w="960"/>
+          </w:tcPr>
+          <w:p>
+            <w:r/>
+            <w:r>
+              <w:rPr>
+                <w:sz w:val="16"/>
+              </w:rPr>
+              <w:t>25.1</w:t>
+            </w:r>
+          </w:p>
+        </w:tc>
+        <w:tc>
+          <w:tcPr>
+            <w:tcW w:type="dxa" w:w="960"/>
+          </w:tcPr>
+          <w:p>
+            <w:r/>
+            <w:r>
+              <w:rPr>
+                <w:sz w:val="16"/>
+              </w:rPr>
+              <w:t>0 / 0</w:t>
+            </w:r>
+          </w:p>
+        </w:tc>
+        <w:tc>
+          <w:tcPr>
+            <w:tcW w:type="dxa" w:w="960"/>
+          </w:tcPr>
+          <w:p>
+            <w:r/>
+            <w:r>
+              <w:rPr>
+                <w:sz w:val="16"/>
+              </w:rPr>
+              <w:t>3 / 3</w:t>
+            </w:r>
+          </w:p>
+        </w:tc>
+        <w:tc>
+          <w:tcPr>
+            <w:tcW w:type="dxa" w:w="960"/>
           </w:tcPr>
           <w:p>
             <w:r/>
@@ -5512,7 +7026,93 @@
         </w:tc>
         <w:tc>
           <w:tcPr>
-            <w:tcW w:type="dxa" w:w="1234"/>
+            <w:tcW w:type="dxa" w:w="960"/>
+          </w:tcPr>
+          <w:p>
+            <w:r/>
+            <w:r>
+              <w:rPr>
+                <w:sz w:val="16"/>
+              </w:rPr>
+              <w:t>1 / 3</w:t>
+            </w:r>
+          </w:p>
+        </w:tc>
+      </w:tr>
+      <w:tr>
+        <w:tc>
+          <w:tcPr>
+            <w:tcW w:type="dxa" w:w="960"/>
+          </w:tcPr>
+          <w:p>
+            <w:r/>
+            <w:r>
+              <w:rPr>
+                <w:sz w:val="16"/>
+              </w:rPr>
+              <w:t>2 (42 Hy, n=180)</w:t>
+            </w:r>
+          </w:p>
+        </w:tc>
+        <w:tc>
+          <w:tcPr>
+            <w:tcW w:type="dxa" w:w="960"/>
+          </w:tcPr>
+          <w:p>
+            <w:r/>
+            <w:r>
+              <w:rPr>
+                <w:sz w:val="16"/>
+              </w:rPr>
+              <w:t>sensitivity (plate position as covariate)</w:t>
+            </w:r>
+          </w:p>
+        </w:tc>
+        <w:tc>
+          <w:tcPr>
+            <w:tcW w:type="dxa" w:w="960"/>
+          </w:tcPr>
+          <w:p>
+            <w:r/>
+            <w:r>
+              <w:rPr>
+                <w:sz w:val="16"/>
+              </w:rPr>
+              <w:t>Jaccard</w:t>
+            </w:r>
+          </w:p>
+        </w:tc>
+        <w:tc>
+          <w:tcPr>
+            <w:tcW w:type="dxa" w:w="960"/>
+          </w:tcPr>
+          <w:p>
+            <w:r/>
+            <w:r>
+              <w:rPr>
+                <w:sz w:val="16"/>
+              </w:rPr>
+              <w:t>1.35–2.28</w:t>
+            </w:r>
+          </w:p>
+        </w:tc>
+        <w:tc>
+          <w:tcPr>
+            <w:tcW w:type="dxa" w:w="960"/>
+          </w:tcPr>
+          <w:p>
+            <w:r/>
+            <w:r>
+              <w:rPr>
+                <w:sz w:val="16"/>
+              </w:rPr>
+              <w:t>14.8</w:t>
+            </w:r>
+          </w:p>
+        </w:tc>
+        <w:tc>
+          <w:tcPr>
+            <w:tcW w:type="dxa" w:w="960"/>
           </w:tcPr>
           <w:p>
             <w:r/>
@@ -5521,6 +7121,304 @@
                 <w:sz w:val="16"/>
               </w:rPr>
               <w:t>0 / 0</w:t>
+            </w:r>
+          </w:p>
+        </w:tc>
+        <w:tc>
+          <w:tcPr>
+            <w:tcW w:type="dxa" w:w="960"/>
+          </w:tcPr>
+          <w:p>
+            <w:r/>
+            <w:r>
+              <w:rPr>
+                <w:sz w:val="16"/>
+              </w:rPr>
+              <w:t>3 / 3</w:t>
+            </w:r>
+          </w:p>
+        </w:tc>
+        <w:tc>
+          <w:tcPr>
+            <w:tcW w:type="dxa" w:w="960"/>
+          </w:tcPr>
+          <w:p>
+            <w:r/>
+            <w:r>
+              <w:rPr>
+                <w:sz w:val="16"/>
+              </w:rPr>
+              <w:t>3 / 3</w:t>
+            </w:r>
+          </w:p>
+        </w:tc>
+        <w:tc>
+          <w:tcPr>
+            <w:tcW w:type="dxa" w:w="960"/>
+          </w:tcPr>
+          <w:p>
+            <w:r/>
+            <w:r>
+              <w:rPr>
+                <w:sz w:val="16"/>
+              </w:rPr>
+              <w:t>3 / 3</w:t>
+            </w:r>
+          </w:p>
+        </w:tc>
+      </w:tr>
+      <w:tr>
+        <w:tc>
+          <w:tcPr>
+            <w:tcW w:type="dxa" w:w="960"/>
+          </w:tcPr>
+          <w:p>
+            <w:r/>
+            <w:r>
+              <w:rPr>
+                <w:sz w:val="16"/>
+              </w:rPr>
+              <w:t>2 (42 Hy, n=180)</w:t>
+            </w:r>
+          </w:p>
+        </w:tc>
+        <w:tc>
+          <w:tcPr>
+            <w:tcW w:type="dxa" w:w="960"/>
+          </w:tcPr>
+          <w:p>
+            <w:r/>
+            <w:r>
+              <w:rPr>
+                <w:sz w:val="16"/>
+              </w:rPr>
+              <w:t>sensitivity (plate position as covariate)</w:t>
+            </w:r>
+          </w:p>
+        </w:tc>
+        <w:tc>
+          <w:tcPr>
+            <w:tcW w:type="dxa" w:w="960"/>
+          </w:tcPr>
+          <w:p>
+            <w:r/>
+            <w:r>
+              <w:rPr>
+                <w:sz w:val="16"/>
+              </w:rPr>
+              <w:t>Unweighted UniFrac</w:t>
+            </w:r>
+          </w:p>
+        </w:tc>
+        <w:tc>
+          <w:tcPr>
+            <w:tcW w:type="dxa" w:w="960"/>
+          </w:tcPr>
+          <w:p>
+            <w:r/>
+            <w:r>
+              <w:rPr>
+                <w:sz w:val="16"/>
+              </w:rPr>
+              <w:t>1.46–2.55</w:t>
+            </w:r>
+          </w:p>
+        </w:tc>
+        <w:tc>
+          <w:tcPr>
+            <w:tcW w:type="dxa" w:w="960"/>
+          </w:tcPr>
+          <w:p>
+            <w:r/>
+            <w:r>
+              <w:rPr>
+                <w:sz w:val="16"/>
+              </w:rPr>
+              <w:t>17.3</w:t>
+            </w:r>
+          </w:p>
+        </w:tc>
+        <w:tc>
+          <w:tcPr>
+            <w:tcW w:type="dxa" w:w="960"/>
+          </w:tcPr>
+          <w:p>
+            <w:r/>
+            <w:r>
+              <w:rPr>
+                <w:sz w:val="16"/>
+              </w:rPr>
+              <w:t>0 / 1</w:t>
+            </w:r>
+          </w:p>
+        </w:tc>
+        <w:tc>
+          <w:tcPr>
+            <w:tcW w:type="dxa" w:w="960"/>
+          </w:tcPr>
+          <w:p>
+            <w:r/>
+            <w:r>
+              <w:rPr>
+                <w:sz w:val="16"/>
+              </w:rPr>
+              <w:t>0 / 0</w:t>
+            </w:r>
+          </w:p>
+        </w:tc>
+        <w:tc>
+          <w:tcPr>
+            <w:tcW w:type="dxa" w:w="960"/>
+          </w:tcPr>
+          <w:p>
+            <w:r/>
+            <w:r>
+              <w:rPr>
+                <w:sz w:val="16"/>
+              </w:rPr>
+              <w:t>3 / 3</w:t>
+            </w:r>
+          </w:p>
+        </w:tc>
+        <w:tc>
+          <w:tcPr>
+            <w:tcW w:type="dxa" w:w="960"/>
+          </w:tcPr>
+          <w:p>
+            <w:r/>
+            <w:r>
+              <w:rPr>
+                <w:sz w:val="16"/>
+              </w:rPr>
+              <w:t>0 / 2</w:t>
+            </w:r>
+          </w:p>
+        </w:tc>
+      </w:tr>
+      <w:tr>
+        <w:tc>
+          <w:tcPr>
+            <w:tcW w:type="dxa" w:w="960"/>
+          </w:tcPr>
+          <w:p>
+            <w:r/>
+            <w:r>
+              <w:rPr>
+                <w:sz w:val="16"/>
+              </w:rPr>
+              <w:t>2 (42 Hy, n=180)</w:t>
+            </w:r>
+          </w:p>
+        </w:tc>
+        <w:tc>
+          <w:tcPr>
+            <w:tcW w:type="dxa" w:w="960"/>
+          </w:tcPr>
+          <w:p>
+            <w:r/>
+            <w:r>
+              <w:rPr>
+                <w:sz w:val="16"/>
+              </w:rPr>
+              <w:t>sensitivity (plate position as covariate)</w:t>
+            </w:r>
+          </w:p>
+        </w:tc>
+        <w:tc>
+          <w:tcPr>
+            <w:tcW w:type="dxa" w:w="960"/>
+          </w:tcPr>
+          <w:p>
+            <w:r/>
+            <w:r>
+              <w:rPr>
+                <w:sz w:val="16"/>
+              </w:rPr>
+              <w:t>Weighted UniFrac</w:t>
+            </w:r>
+          </w:p>
+        </w:tc>
+        <w:tc>
+          <w:tcPr>
+            <w:tcW w:type="dxa" w:w="960"/>
+          </w:tcPr>
+          <w:p>
+            <w:r/>
+            <w:r>
+              <w:rPr>
+                <w:sz w:val="16"/>
+              </w:rPr>
+              <w:t>1.38–3.70</w:t>
+            </w:r>
+          </w:p>
+        </w:tc>
+        <w:tc>
+          <w:tcPr>
+            <w:tcW w:type="dxa" w:w="960"/>
+          </w:tcPr>
+          <w:p>
+            <w:r/>
+            <w:r>
+              <w:rPr>
+                <w:sz w:val="16"/>
+              </w:rPr>
+              <w:t>28.2</w:t>
+            </w:r>
+          </w:p>
+        </w:tc>
+        <w:tc>
+          <w:tcPr>
+            <w:tcW w:type="dxa" w:w="960"/>
+          </w:tcPr>
+          <w:p>
+            <w:r/>
+            <w:r>
+              <w:rPr>
+                <w:sz w:val="16"/>
+              </w:rPr>
+              <w:t>0 / 0</w:t>
+            </w:r>
+          </w:p>
+        </w:tc>
+        <w:tc>
+          <w:tcPr>
+            <w:tcW w:type="dxa" w:w="960"/>
+          </w:tcPr>
+          <w:p>
+            <w:r/>
+            <w:r>
+              <w:rPr>
+                <w:sz w:val="16"/>
+              </w:rPr>
+              <w:t>0 / 0</w:t>
+            </w:r>
+          </w:p>
+        </w:tc>
+        <w:tc>
+          <w:tcPr>
+            <w:tcW w:type="dxa" w:w="960"/>
+          </w:tcPr>
+          <w:p>
+            <w:r/>
+            <w:r>
+              <w:rPr>
+                <w:sz w:val="16"/>
+              </w:rPr>
+              <w:t>0 / 3</w:t>
+            </w:r>
+          </w:p>
+        </w:tc>
+        <w:tc>
+          <w:tcPr>
+            <w:tcW w:type="dxa" w:w="960"/>
+          </w:tcPr>
+          <w:p>
+            <w:r/>
+            <w:r>
+              <w:rPr>
+                <w:sz w:val="16"/>
+              </w:rPr>
+              <w:t>0 / 3</w:t>
             </w:r>
           </w:p>
         </w:tc>
@@ -5532,7 +7430,7 @@
           <w:i/>
           <w:sz w:val="16"/>
         </w:rPr>
-        <w:t>R² of genotypic category, bracketed by the two sequential orderings (category fitted last, then first); station R² is given for scale. The four right-hand columns give the number of sequencing runs out of three in which category is significant (p&lt;0.05), as sequential test / test with station fixed by permutation blocks. No tissue is detected by all four metrics in both schemes. This partition was run to size the terms before the ecological analysis, not as a result of it.</w:t>
+        <w:t>R² of genotypic category, bracketed by the two sequential orderings (category fitted last, then first); station R² (median, category-first ordering) is given for scale. Rows are given for both passes (main text §1) and both model versions: principal, without plate position, and sensitivity, with plate column rank as a covariate (§8.6, §8.8). The four right-hand columns give the number of sequencing runs out of three in which category is significant (p&lt;0.05), as sequential test / test with station fixed by permutation blocks. No tissue is detected by all four metrics in both schemes in either pass or model version. The two model versions differ in 7 of 16 cells in each pass. This partition was run to size the terms before the ecological analysis, not as a result of it.</w:t>
       </w:r>
     </w:p>
     <w:p/>
@@ -5579,6 +7477,16 @@
           <w:sz w:val="16"/>
         </w:rPr>
         <w:t>Figure S1. Plate position affects community composition. (a) Association between genotypic category and plate column. (b) Effect sizes relative to the null expectation, by sequencing run and metric. (c) Witnesses separating position from taxon.</w:t>
+      </w:r>
+    </w:p>
+    <w:p>
+      <w:r>
+        <w:rPr>
+          <w:i/>
+          <w:color w:val="888888"/>
+          <w:sz w:val="16"/>
+        </w:rPr>
+        <w:t>[FIGURE À RÉGÉNÉRER : elle représente encore l'analyse antérieure (taxon morphologique pour S1a et S1c, classification à 12 chromosomes pour S3) ; les tables correspondantes sont à jour.]</w:t>
       </w:r>
     </w:p>
     <w:p/>
@@ -5643,19 +7551,20 @@
         <w:tblLook w:firstColumn="1" w:firstRow="1" w:lastColumn="0" w:lastRow="0" w:noHBand="0" w:noVBand="1" w:val="04A0"/>
       </w:tblPr>
       <w:tblGrid>
-        <w:gridCol w:w="1080"/>
-        <w:gridCol w:w="1080"/>
-        <w:gridCol w:w="1080"/>
-        <w:gridCol w:w="1080"/>
-        <w:gridCol w:w="1080"/>
-        <w:gridCol w:w="1080"/>
-        <w:gridCol w:w="1080"/>
-        <w:gridCol w:w="1080"/>
+        <w:gridCol w:w="960"/>
+        <w:gridCol w:w="960"/>
+        <w:gridCol w:w="960"/>
+        <w:gridCol w:w="960"/>
+        <w:gridCol w:w="960"/>
+        <w:gridCol w:w="960"/>
+        <w:gridCol w:w="960"/>
+        <w:gridCol w:w="960"/>
+        <w:gridCol w:w="960"/>
       </w:tblGrid>
       <w:tr>
         <w:tc>
           <w:tcPr>
-            <w:tcW w:type="dxa" w:w="1080"/>
+            <w:tcW w:type="dxa" w:w="960"/>
           </w:tcPr>
           <w:p>
             <w:r/>
@@ -5664,13 +7573,28 @@
                 <w:b/>
                 <w:sz w:val="16"/>
               </w:rPr>
+              <w:t>Pass</w:t>
+            </w:r>
+          </w:p>
+        </w:tc>
+        <w:tc>
+          <w:tcPr>
+            <w:tcW w:type="dxa" w:w="960"/>
+          </w:tcPr>
+          <w:p>
+            <w:r/>
+            <w:r>
+              <w:rPr>
+                <w:b/>
+                <w:sz w:val="16"/>
+              </w:rPr>
               <w:t>Metric</w:t>
             </w:r>
           </w:p>
         </w:tc>
         <w:tc>
           <w:tcPr>
-            <w:tcW w:type="dxa" w:w="1080"/>
+            <w:tcW w:type="dxa" w:w="960"/>
           </w:tcPr>
           <w:p>
             <w:r/>
@@ -5685,7 +7609,7 @@
         </w:tc>
         <w:tc>
           <w:tcPr>
-            <w:tcW w:type="dxa" w:w="1080"/>
+            <w:tcW w:type="dxa" w:w="960"/>
           </w:tcPr>
           <w:p>
             <w:r/>
@@ -5700,7 +7624,7 @@
         </w:tc>
         <w:tc>
           <w:tcPr>
-            <w:tcW w:type="dxa" w:w="1080"/>
+            <w:tcW w:type="dxa" w:w="960"/>
           </w:tcPr>
           <w:p>
             <w:r/>
@@ -5715,7 +7639,7 @@
         </w:tc>
         <w:tc>
           <w:tcPr>
-            <w:tcW w:type="dxa" w:w="1080"/>
+            <w:tcW w:type="dxa" w:w="960"/>
           </w:tcPr>
           <w:p>
             <w:r/>
@@ -5730,7 +7654,7 @@
         </w:tc>
         <w:tc>
           <w:tcPr>
-            <w:tcW w:type="dxa" w:w="1080"/>
+            <w:tcW w:type="dxa" w:w="960"/>
           </w:tcPr>
           <w:p>
             <w:r/>
@@ -5745,7 +7669,7 @@
         </w:tc>
         <w:tc>
           <w:tcPr>
-            <w:tcW w:type="dxa" w:w="1080"/>
+            <w:tcW w:type="dxa" w:w="960"/>
           </w:tcPr>
           <w:p>
             <w:r/>
@@ -5760,7 +7684,7 @@
         </w:tc>
         <w:tc>
           <w:tcPr>
-            <w:tcW w:type="dxa" w:w="1080"/>
+            <w:tcW w:type="dxa" w:w="960"/>
           </w:tcPr>
           <w:p>
             <w:r/>
@@ -5777,7 +7701,21 @@
       <w:tr>
         <w:tc>
           <w:tcPr>
-            <w:tcW w:type="dxa" w:w="1080"/>
+            <w:tcW w:type="dxa" w:w="960"/>
+          </w:tcPr>
+          <w:p>
+            <w:r/>
+            <w:r>
+              <w:rPr>
+                <w:sz w:val="16"/>
+              </w:rPr>
+              <w:t>1</w:t>
+            </w:r>
+          </w:p>
+        </w:tc>
+        <w:tc>
+          <w:tcPr>
+            <w:tcW w:type="dxa" w:w="960"/>
           </w:tcPr>
           <w:p>
             <w:r/>
@@ -5791,7 +7729,7 @@
         </w:tc>
         <w:tc>
           <w:tcPr>
-            <w:tcW w:type="dxa" w:w="1080"/>
+            <w:tcW w:type="dxa" w:w="960"/>
           </w:tcPr>
           <w:p>
             <w:r/>
@@ -5805,7 +7743,7 @@
         </w:tc>
         <w:tc>
           <w:tcPr>
-            <w:tcW w:type="dxa" w:w="1080"/>
+            <w:tcW w:type="dxa" w:w="960"/>
           </w:tcPr>
           <w:p>
             <w:r/>
@@ -5819,7 +7757,7 @@
         </w:tc>
         <w:tc>
           <w:tcPr>
-            <w:tcW w:type="dxa" w:w="1080"/>
+            <w:tcW w:type="dxa" w:w="960"/>
           </w:tcPr>
           <w:p>
             <w:r/>
@@ -5833,49 +7771,49 @@
         </w:tc>
         <w:tc>
           <w:tcPr>
-            <w:tcW w:type="dxa" w:w="1080"/>
-          </w:tcPr>
-          <w:p>
-            <w:r/>
-            <w:r>
-              <w:rPr>
-                <w:sz w:val="16"/>
-              </w:rPr>
-              <w:t>0.638</w:t>
-            </w:r>
-          </w:p>
-        </w:tc>
-        <w:tc>
-          <w:tcPr>
-            <w:tcW w:type="dxa" w:w="1080"/>
-          </w:tcPr>
-          <w:p>
-            <w:r/>
-            <w:r>
-              <w:rPr>
-                <w:sz w:val="16"/>
-              </w:rPr>
-              <w:t>0.602</w:t>
-            </w:r>
-          </w:p>
-        </w:tc>
-        <w:tc>
-          <w:tcPr>
-            <w:tcW w:type="dxa" w:w="1080"/>
-          </w:tcPr>
-          <w:p>
-            <w:r/>
-            <w:r>
-              <w:rPr>
-                <w:sz w:val="16"/>
-              </w:rPr>
-              <w:t>0.652</w:t>
-            </w:r>
-          </w:p>
-        </w:tc>
-        <w:tc>
-          <w:tcPr>
-            <w:tcW w:type="dxa" w:w="1080"/>
+            <w:tcW w:type="dxa" w:w="960"/>
+          </w:tcPr>
+          <w:p>
+            <w:r/>
+            <w:r>
+              <w:rPr>
+                <w:sz w:val="16"/>
+              </w:rPr>
+              <w:t>0.643</w:t>
+            </w:r>
+          </w:p>
+        </w:tc>
+        <w:tc>
+          <w:tcPr>
+            <w:tcW w:type="dxa" w:w="960"/>
+          </w:tcPr>
+          <w:p>
+            <w:r/>
+            <w:r>
+              <w:rPr>
+                <w:sz w:val="16"/>
+              </w:rPr>
+              <w:t>0.598</w:t>
+            </w:r>
+          </w:p>
+        </w:tc>
+        <w:tc>
+          <w:tcPr>
+            <w:tcW w:type="dxa" w:w="960"/>
+          </w:tcPr>
+          <w:p>
+            <w:r/>
+            <w:r>
+              <w:rPr>
+                <w:sz w:val="16"/>
+              </w:rPr>
+              <w:t>0.647</w:t>
+            </w:r>
+          </w:p>
+        </w:tc>
+        <w:tc>
+          <w:tcPr>
+            <w:tcW w:type="dxa" w:w="960"/>
           </w:tcPr>
           <w:p>
             <w:r/>
@@ -5891,7 +7829,21 @@
       <w:tr>
         <w:tc>
           <w:tcPr>
-            <w:tcW w:type="dxa" w:w="1080"/>
+            <w:tcW w:type="dxa" w:w="960"/>
+          </w:tcPr>
+          <w:p>
+            <w:r/>
+            <w:r>
+              <w:rPr>
+                <w:sz w:val="16"/>
+              </w:rPr>
+              <w:t>1</w:t>
+            </w:r>
+          </w:p>
+        </w:tc>
+        <w:tc>
+          <w:tcPr>
+            <w:tcW w:type="dxa" w:w="960"/>
           </w:tcPr>
           <w:p>
             <w:r/>
@@ -5905,7 +7857,7 @@
         </w:tc>
         <w:tc>
           <w:tcPr>
-            <w:tcW w:type="dxa" w:w="1080"/>
+            <w:tcW w:type="dxa" w:w="960"/>
           </w:tcPr>
           <w:p>
             <w:r/>
@@ -5919,7 +7871,7 @@
         </w:tc>
         <w:tc>
           <w:tcPr>
-            <w:tcW w:type="dxa" w:w="1080"/>
+            <w:tcW w:type="dxa" w:w="960"/>
           </w:tcPr>
           <w:p>
             <w:r/>
@@ -5933,35 +7885,49 @@
         </w:tc>
         <w:tc>
           <w:tcPr>
-            <w:tcW w:type="dxa" w:w="1080"/>
-          </w:tcPr>
-          <w:p>
-            <w:r/>
-            <w:r>
-              <w:rPr>
-                <w:sz w:val="16"/>
-              </w:rPr>
-              <w:t>0/9</w:t>
-            </w:r>
-          </w:p>
-        </w:tc>
-        <w:tc>
-          <w:tcPr>
-            <w:tcW w:type="dxa" w:w="1080"/>
-          </w:tcPr>
-          <w:p>
-            <w:r/>
-            <w:r>
-              <w:rPr>
-                <w:sz w:val="16"/>
-              </w:rPr>
-              <w:t>0.623</w:t>
-            </w:r>
-          </w:p>
-        </w:tc>
-        <w:tc>
-          <w:tcPr>
-            <w:tcW w:type="dxa" w:w="1080"/>
+            <w:tcW w:type="dxa" w:w="960"/>
+          </w:tcPr>
+          <w:p>
+            <w:r/>
+            <w:r>
+              <w:rPr>
+                <w:sz w:val="16"/>
+              </w:rPr>
+              <w:t>0/6</w:t>
+            </w:r>
+          </w:p>
+        </w:tc>
+        <w:tc>
+          <w:tcPr>
+            <w:tcW w:type="dxa" w:w="960"/>
+          </w:tcPr>
+          <w:p>
+            <w:r/>
+            <w:r>
+              <w:rPr>
+                <w:sz w:val="16"/>
+              </w:rPr>
+              <w:t>0.625</w:t>
+            </w:r>
+          </w:p>
+        </w:tc>
+        <w:tc>
+          <w:tcPr>
+            <w:tcW w:type="dxa" w:w="960"/>
+          </w:tcPr>
+          <w:p>
+            <w:r/>
+            <w:r>
+              <w:rPr>
+                <w:sz w:val="16"/>
+              </w:rPr>
+              <w:t>0.63</w:t>
+            </w:r>
+          </w:p>
+        </w:tc>
+        <w:tc>
+          <w:tcPr>
+            <w:tcW w:type="dxa" w:w="960"/>
           </w:tcPr>
           <w:p>
             <w:r/>
@@ -5975,29 +7941,15 @@
         </w:tc>
         <w:tc>
           <w:tcPr>
-            <w:tcW w:type="dxa" w:w="1080"/>
-          </w:tcPr>
-          <w:p>
-            <w:r/>
-            <w:r>
-              <w:rPr>
-                <w:sz w:val="16"/>
-              </w:rPr>
-              <w:t>0.628</w:t>
-            </w:r>
-          </w:p>
-        </w:tc>
-        <w:tc>
-          <w:tcPr>
-            <w:tcW w:type="dxa" w:w="1080"/>
-          </w:tcPr>
-          <w:p>
-            <w:r/>
-            <w:r>
-              <w:rPr>
-                <w:sz w:val="16"/>
-              </w:rPr>
-              <w:t>2/3</w:t>
+            <w:tcW w:type="dxa" w:w="960"/>
+          </w:tcPr>
+          <w:p>
+            <w:r/>
+            <w:r>
+              <w:rPr>
+                <w:sz w:val="16"/>
+              </w:rPr>
+              <w:t>3/3</w:t>
             </w:r>
           </w:p>
         </w:tc>
@@ -6005,7 +7957,21 @@
       <w:tr>
         <w:tc>
           <w:tcPr>
-            <w:tcW w:type="dxa" w:w="1080"/>
+            <w:tcW w:type="dxa" w:w="960"/>
+          </w:tcPr>
+          <w:p>
+            <w:r/>
+            <w:r>
+              <w:rPr>
+                <w:sz w:val="16"/>
+              </w:rPr>
+              <w:t>1</w:t>
+            </w:r>
+          </w:p>
+        </w:tc>
+        <w:tc>
+          <w:tcPr>
+            <w:tcW w:type="dxa" w:w="960"/>
           </w:tcPr>
           <w:p>
             <w:r/>
@@ -6019,7 +7985,7 @@
         </w:tc>
         <w:tc>
           <w:tcPr>
-            <w:tcW w:type="dxa" w:w="1080"/>
+            <w:tcW w:type="dxa" w:w="960"/>
           </w:tcPr>
           <w:p>
             <w:r/>
@@ -6033,7 +7999,7 @@
         </w:tc>
         <w:tc>
           <w:tcPr>
-            <w:tcW w:type="dxa" w:w="1080"/>
+            <w:tcW w:type="dxa" w:w="960"/>
           </w:tcPr>
           <w:p>
             <w:r/>
@@ -6047,63 +8013,63 @@
         </w:tc>
         <w:tc>
           <w:tcPr>
-            <w:tcW w:type="dxa" w:w="1080"/>
-          </w:tcPr>
-          <w:p>
-            <w:r/>
-            <w:r>
-              <w:rPr>
-                <w:sz w:val="16"/>
-              </w:rPr>
-              <w:t>0/6</w:t>
-            </w:r>
-          </w:p>
-        </w:tc>
-        <w:tc>
-          <w:tcPr>
-            <w:tcW w:type="dxa" w:w="1080"/>
-          </w:tcPr>
-          <w:p>
-            <w:r/>
-            <w:r>
-              <w:rPr>
-                <w:sz w:val="16"/>
-              </w:rPr>
-              <w:t>0.581</w:t>
-            </w:r>
-          </w:p>
-        </w:tc>
-        <w:tc>
-          <w:tcPr>
-            <w:tcW w:type="dxa" w:w="1080"/>
-          </w:tcPr>
-          <w:p>
-            <w:r/>
-            <w:r>
-              <w:rPr>
-                <w:sz w:val="16"/>
-              </w:rPr>
-              <w:t>0.559</w:t>
-            </w:r>
-          </w:p>
-        </w:tc>
-        <w:tc>
-          <w:tcPr>
-            <w:tcW w:type="dxa" w:w="1080"/>
-          </w:tcPr>
-          <w:p>
-            <w:r/>
-            <w:r>
-              <w:rPr>
-                <w:sz w:val="16"/>
-              </w:rPr>
-              <w:t>0.61</w:t>
-            </w:r>
-          </w:p>
-        </w:tc>
-        <w:tc>
-          <w:tcPr>
-            <w:tcW w:type="dxa" w:w="1080"/>
+            <w:tcW w:type="dxa" w:w="960"/>
+          </w:tcPr>
+          <w:p>
+            <w:r/>
+            <w:r>
+              <w:rPr>
+                <w:sz w:val="16"/>
+              </w:rPr>
+              <w:t>0/2</w:t>
+            </w:r>
+          </w:p>
+        </w:tc>
+        <w:tc>
+          <w:tcPr>
+            <w:tcW w:type="dxa" w:w="960"/>
+          </w:tcPr>
+          <w:p>
+            <w:r/>
+            <w:r>
+              <w:rPr>
+                <w:sz w:val="16"/>
+              </w:rPr>
+              <w:t>0.586</w:t>
+            </w:r>
+          </w:p>
+        </w:tc>
+        <w:tc>
+          <w:tcPr>
+            <w:tcW w:type="dxa" w:w="960"/>
+          </w:tcPr>
+          <w:p>
+            <w:r/>
+            <w:r>
+              <w:rPr>
+                <w:sz w:val="16"/>
+              </w:rPr>
+              <w:t>0.57</w:t>
+            </w:r>
+          </w:p>
+        </w:tc>
+        <w:tc>
+          <w:tcPr>
+            <w:tcW w:type="dxa" w:w="960"/>
+          </w:tcPr>
+          <w:p>
+            <w:r/>
+            <w:r>
+              <w:rPr>
+                <w:sz w:val="16"/>
+              </w:rPr>
+              <w:t>0.599</w:t>
+            </w:r>
+          </w:p>
+        </w:tc>
+        <w:tc>
+          <w:tcPr>
+            <w:tcW w:type="dxa" w:w="960"/>
           </w:tcPr>
           <w:p>
             <w:r/>
@@ -6119,7 +8085,21 @@
       <w:tr>
         <w:tc>
           <w:tcPr>
-            <w:tcW w:type="dxa" w:w="1080"/>
+            <w:tcW w:type="dxa" w:w="960"/>
+          </w:tcPr>
+          <w:p>
+            <w:r/>
+            <w:r>
+              <w:rPr>
+                <w:sz w:val="16"/>
+              </w:rPr>
+              <w:t>1</w:t>
+            </w:r>
+          </w:p>
+        </w:tc>
+        <w:tc>
+          <w:tcPr>
+            <w:tcW w:type="dxa" w:w="960"/>
           </w:tcPr>
           <w:p>
             <w:r/>
@@ -6133,7 +8113,7 @@
         </w:tc>
         <w:tc>
           <w:tcPr>
-            <w:tcW w:type="dxa" w:w="1080"/>
+            <w:tcW w:type="dxa" w:w="960"/>
           </w:tcPr>
           <w:p>
             <w:r/>
@@ -6147,77 +8127,77 @@
         </w:tc>
         <w:tc>
           <w:tcPr>
-            <w:tcW w:type="dxa" w:w="1080"/>
-          </w:tcPr>
-          <w:p>
-            <w:r/>
-            <w:r>
-              <w:rPr>
-                <w:sz w:val="16"/>
-              </w:rPr>
-              <w:t>3/3</w:t>
-            </w:r>
-          </w:p>
-        </w:tc>
-        <w:tc>
-          <w:tcPr>
-            <w:tcW w:type="dxa" w:w="1080"/>
-          </w:tcPr>
-          <w:p>
-            <w:r/>
-            <w:r>
-              <w:rPr>
-                <w:sz w:val="16"/>
-              </w:rPr>
-              <w:t>0/9</w:t>
-            </w:r>
-          </w:p>
-        </w:tc>
-        <w:tc>
-          <w:tcPr>
-            <w:tcW w:type="dxa" w:w="1080"/>
-          </w:tcPr>
-          <w:p>
-            <w:r/>
-            <w:r>
-              <w:rPr>
-                <w:sz w:val="16"/>
-              </w:rPr>
-              <w:t>0.578</w:t>
-            </w:r>
-          </w:p>
-        </w:tc>
-        <w:tc>
-          <w:tcPr>
-            <w:tcW w:type="dxa" w:w="1080"/>
-          </w:tcPr>
-          <w:p>
-            <w:r/>
-            <w:r>
-              <w:rPr>
-                <w:sz w:val="16"/>
-              </w:rPr>
-              <w:t>0.56</w:t>
-            </w:r>
-          </w:p>
-        </w:tc>
-        <w:tc>
-          <w:tcPr>
-            <w:tcW w:type="dxa" w:w="1080"/>
-          </w:tcPr>
-          <w:p>
-            <w:r/>
-            <w:r>
-              <w:rPr>
-                <w:sz w:val="16"/>
-              </w:rPr>
-              <w:t>0.622</w:t>
-            </w:r>
-          </w:p>
-        </w:tc>
-        <w:tc>
-          <w:tcPr>
-            <w:tcW w:type="dxa" w:w="1080"/>
+            <w:tcW w:type="dxa" w:w="960"/>
+          </w:tcPr>
+          <w:p>
+            <w:r/>
+            <w:r>
+              <w:rPr>
+                <w:sz w:val="16"/>
+              </w:rPr>
+              <w:t>1/3</w:t>
+            </w:r>
+          </w:p>
+        </w:tc>
+        <w:tc>
+          <w:tcPr>
+            <w:tcW w:type="dxa" w:w="960"/>
+          </w:tcPr>
+          <w:p>
+            <w:r/>
+            <w:r>
+              <w:rPr>
+                <w:sz w:val="16"/>
+              </w:rPr>
+              <w:t>0/6</w:t>
+            </w:r>
+          </w:p>
+        </w:tc>
+        <w:tc>
+          <w:tcPr>
+            <w:tcW w:type="dxa" w:w="960"/>
+          </w:tcPr>
+          <w:p>
+            <w:r/>
+            <w:r>
+              <w:rPr>
+                <w:sz w:val="16"/>
+              </w:rPr>
+              <w:t>0.582</w:t>
+            </w:r>
+          </w:p>
+        </w:tc>
+        <w:tc>
+          <w:tcPr>
+            <w:tcW w:type="dxa" w:w="960"/>
+          </w:tcPr>
+          <w:p>
+            <w:r/>
+            <w:r>
+              <w:rPr>
+                <w:sz w:val="16"/>
+              </w:rPr>
+              <w:t>0.57</w:t>
+            </w:r>
+          </w:p>
+        </w:tc>
+        <w:tc>
+          <w:tcPr>
+            <w:tcW w:type="dxa" w:w="960"/>
+          </w:tcPr>
+          <w:p>
+            <w:r/>
+            <w:r>
+              <w:rPr>
+                <w:sz w:val="16"/>
+              </w:rPr>
+              <w:t>0.616</w:t>
+            </w:r>
+          </w:p>
+        </w:tc>
+        <w:tc>
+          <w:tcPr>
+            <w:tcW w:type="dxa" w:w="960"/>
           </w:tcPr>
           <w:p>
             <w:r/>
@@ -6233,7 +8213,21 @@
       <w:tr>
         <w:tc>
           <w:tcPr>
-            <w:tcW w:type="dxa" w:w="1080"/>
+            <w:tcW w:type="dxa" w:w="960"/>
+          </w:tcPr>
+          <w:p>
+            <w:r/>
+            <w:r>
+              <w:rPr>
+                <w:sz w:val="16"/>
+              </w:rPr>
+              <w:t>1</w:t>
+            </w:r>
+          </w:p>
+        </w:tc>
+        <w:tc>
+          <w:tcPr>
+            <w:tcW w:type="dxa" w:w="960"/>
           </w:tcPr>
           <w:p>
             <w:r/>
@@ -6247,7 +8241,7 @@
         </w:tc>
         <w:tc>
           <w:tcPr>
-            <w:tcW w:type="dxa" w:w="1080"/>
+            <w:tcW w:type="dxa" w:w="960"/>
           </w:tcPr>
           <w:p>
             <w:r/>
@@ -6261,7 +8255,7 @@
         </w:tc>
         <w:tc>
           <w:tcPr>
-            <w:tcW w:type="dxa" w:w="1080"/>
+            <w:tcW w:type="dxa" w:w="960"/>
           </w:tcPr>
           <w:p>
             <w:r/>
@@ -6275,7 +8269,7 @@
         </w:tc>
         <w:tc>
           <w:tcPr>
-            <w:tcW w:type="dxa" w:w="1080"/>
+            <w:tcW w:type="dxa" w:w="960"/>
           </w:tcPr>
           <w:p>
             <w:r/>
@@ -6289,7 +8283,7 @@
         </w:tc>
         <w:tc>
           <w:tcPr>
-            <w:tcW w:type="dxa" w:w="1080"/>
+            <w:tcW w:type="dxa" w:w="960"/>
           </w:tcPr>
           <w:p>
             <w:r/>
@@ -6303,35 +8297,35 @@
         </w:tc>
         <w:tc>
           <w:tcPr>
-            <w:tcW w:type="dxa" w:w="1080"/>
-          </w:tcPr>
-          <w:p>
-            <w:r/>
-            <w:r>
-              <w:rPr>
-                <w:sz w:val="16"/>
-              </w:rPr>
-              <w:t>0.64</w:t>
-            </w:r>
-          </w:p>
-        </w:tc>
-        <w:tc>
-          <w:tcPr>
-            <w:tcW w:type="dxa" w:w="1080"/>
-          </w:tcPr>
-          <w:p>
-            <w:r/>
-            <w:r>
-              <w:rPr>
-                <w:sz w:val="16"/>
-              </w:rPr>
-              <w:t>0.672</w:t>
-            </w:r>
-          </w:p>
-        </w:tc>
-        <w:tc>
-          <w:tcPr>
-            <w:tcW w:type="dxa" w:w="1080"/>
+            <w:tcW w:type="dxa" w:w="960"/>
+          </w:tcPr>
+          <w:p>
+            <w:r/>
+            <w:r>
+              <w:rPr>
+                <w:sz w:val="16"/>
+              </w:rPr>
+              <w:t>0.634</w:t>
+            </w:r>
+          </w:p>
+        </w:tc>
+        <w:tc>
+          <w:tcPr>
+            <w:tcW w:type="dxa" w:w="960"/>
+          </w:tcPr>
+          <w:p>
+            <w:r/>
+            <w:r>
+              <w:rPr>
+                <w:sz w:val="16"/>
+              </w:rPr>
+              <w:t>0.669</w:t>
+            </w:r>
+          </w:p>
+        </w:tc>
+        <w:tc>
+          <w:tcPr>
+            <w:tcW w:type="dxa" w:w="960"/>
           </w:tcPr>
           <w:p>
             <w:r/>
@@ -6347,7 +8341,21 @@
       <w:tr>
         <w:tc>
           <w:tcPr>
-            <w:tcW w:type="dxa" w:w="1080"/>
+            <w:tcW w:type="dxa" w:w="960"/>
+          </w:tcPr>
+          <w:p>
+            <w:r/>
+            <w:r>
+              <w:rPr>
+                <w:sz w:val="16"/>
+              </w:rPr>
+              <w:t>1</w:t>
+            </w:r>
+          </w:p>
+        </w:tc>
+        <w:tc>
+          <w:tcPr>
+            <w:tcW w:type="dxa" w:w="960"/>
           </w:tcPr>
           <w:p>
             <w:r/>
@@ -6361,7 +8369,7 @@
         </w:tc>
         <w:tc>
           <w:tcPr>
-            <w:tcW w:type="dxa" w:w="1080"/>
+            <w:tcW w:type="dxa" w:w="960"/>
           </w:tcPr>
           <w:p>
             <w:r/>
@@ -6375,7 +8383,7 @@
         </w:tc>
         <w:tc>
           <w:tcPr>
-            <w:tcW w:type="dxa" w:w="1080"/>
+            <w:tcW w:type="dxa" w:w="960"/>
           </w:tcPr>
           <w:p>
             <w:r/>
@@ -6389,21 +8397,35 @@
         </w:tc>
         <w:tc>
           <w:tcPr>
-            <w:tcW w:type="dxa" w:w="1080"/>
-          </w:tcPr>
-          <w:p>
-            <w:r/>
-            <w:r>
-              <w:rPr>
-                <w:sz w:val="16"/>
-              </w:rPr>
-              <w:t>1/9</w:t>
-            </w:r>
-          </w:p>
-        </w:tc>
-        <w:tc>
-          <w:tcPr>
-            <w:tcW w:type="dxa" w:w="1080"/>
+            <w:tcW w:type="dxa" w:w="960"/>
+          </w:tcPr>
+          <w:p>
+            <w:r/>
+            <w:r>
+              <w:rPr>
+                <w:sz w:val="16"/>
+              </w:rPr>
+              <w:t>0/6</w:t>
+            </w:r>
+          </w:p>
+        </w:tc>
+        <w:tc>
+          <w:tcPr>
+            <w:tcW w:type="dxa" w:w="960"/>
+          </w:tcPr>
+          <w:p>
+            <w:r/>
+            <w:r>
+              <w:rPr>
+                <w:sz w:val="16"/>
+              </w:rPr>
+              <w:t>0.659</w:t>
+            </w:r>
+          </w:p>
+        </w:tc>
+        <w:tc>
+          <w:tcPr>
+            <w:tcW w:type="dxa" w:w="960"/>
           </w:tcPr>
           <w:p>
             <w:r/>
@@ -6417,35 +8439,21 @@
         </w:tc>
         <w:tc>
           <w:tcPr>
-            <w:tcW w:type="dxa" w:w="1080"/>
-          </w:tcPr>
-          <w:p>
-            <w:r/>
-            <w:r>
-              <w:rPr>
-                <w:sz w:val="16"/>
-              </w:rPr>
-              <w:t>0.652</w:t>
-            </w:r>
-          </w:p>
-        </w:tc>
-        <w:tc>
-          <w:tcPr>
-            <w:tcW w:type="dxa" w:w="1080"/>
-          </w:tcPr>
-          <w:p>
-            <w:r/>
-            <w:r>
-              <w:rPr>
-                <w:sz w:val="16"/>
-              </w:rPr>
-              <w:t>0.653</w:t>
-            </w:r>
-          </w:p>
-        </w:tc>
-        <w:tc>
-          <w:tcPr>
-            <w:tcW w:type="dxa" w:w="1080"/>
+            <w:tcW w:type="dxa" w:w="960"/>
+          </w:tcPr>
+          <w:p>
+            <w:r/>
+            <w:r>
+              <w:rPr>
+                <w:sz w:val="16"/>
+              </w:rPr>
+              <w:t>0.65</w:t>
+            </w:r>
+          </w:p>
+        </w:tc>
+        <w:tc>
+          <w:tcPr>
+            <w:tcW w:type="dxa" w:w="960"/>
           </w:tcPr>
           <w:p>
             <w:r/>
@@ -6461,7 +8469,21 @@
       <w:tr>
         <w:tc>
           <w:tcPr>
-            <w:tcW w:type="dxa" w:w="1080"/>
+            <w:tcW w:type="dxa" w:w="960"/>
+          </w:tcPr>
+          <w:p>
+            <w:r/>
+            <w:r>
+              <w:rPr>
+                <w:sz w:val="16"/>
+              </w:rPr>
+              <w:t>1</w:t>
+            </w:r>
+          </w:p>
+        </w:tc>
+        <w:tc>
+          <w:tcPr>
+            <w:tcW w:type="dxa" w:w="960"/>
           </w:tcPr>
           <w:p>
             <w:r/>
@@ -6475,7 +8497,7 @@
         </w:tc>
         <w:tc>
           <w:tcPr>
-            <w:tcW w:type="dxa" w:w="1080"/>
+            <w:tcW w:type="dxa" w:w="960"/>
           </w:tcPr>
           <w:p>
             <w:r/>
@@ -6489,35 +8511,35 @@
         </w:tc>
         <w:tc>
           <w:tcPr>
-            <w:tcW w:type="dxa" w:w="1080"/>
-          </w:tcPr>
-          <w:p>
-            <w:r/>
-            <w:r>
-              <w:rPr>
-                <w:sz w:val="16"/>
-              </w:rPr>
-              <w:t>1/3</w:t>
-            </w:r>
-          </w:p>
-        </w:tc>
-        <w:tc>
-          <w:tcPr>
-            <w:tcW w:type="dxa" w:w="1080"/>
-          </w:tcPr>
-          <w:p>
-            <w:r/>
-            <w:r>
-              <w:rPr>
-                <w:sz w:val="16"/>
-              </w:rPr>
-              <w:t>1/6</w:t>
-            </w:r>
-          </w:p>
-        </w:tc>
-        <w:tc>
-          <w:tcPr>
-            <w:tcW w:type="dxa" w:w="1080"/>
+            <w:tcW w:type="dxa" w:w="960"/>
+          </w:tcPr>
+          <w:p>
+            <w:r/>
+            <w:r>
+              <w:rPr>
+                <w:sz w:val="16"/>
+              </w:rPr>
+              <w:t>2/3</w:t>
+            </w:r>
+          </w:p>
+        </w:tc>
+        <w:tc>
+          <w:tcPr>
+            <w:tcW w:type="dxa" w:w="960"/>
+          </w:tcPr>
+          <w:p>
+            <w:r/>
+            <w:r>
+              <w:rPr>
+                <w:sz w:val="16"/>
+              </w:rPr>
+              <w:t>2/2</w:t>
+            </w:r>
+          </w:p>
+        </w:tc>
+        <w:tc>
+          <w:tcPr>
+            <w:tcW w:type="dxa" w:w="960"/>
           </w:tcPr>
           <w:p>
             <w:r/>
@@ -6531,35 +8553,35 @@
         </w:tc>
         <w:tc>
           <w:tcPr>
-            <w:tcW w:type="dxa" w:w="1080"/>
-          </w:tcPr>
-          <w:p>
-            <w:r/>
-            <w:r>
-              <w:rPr>
-                <w:sz w:val="16"/>
-              </w:rPr>
-              <w:t>0.633</w:t>
-            </w:r>
-          </w:p>
-        </w:tc>
-        <w:tc>
-          <w:tcPr>
-            <w:tcW w:type="dxa" w:w="1080"/>
-          </w:tcPr>
-          <w:p>
-            <w:r/>
-            <w:r>
-              <w:rPr>
-                <w:sz w:val="16"/>
-              </w:rPr>
-              <w:t>0.645</w:t>
-            </w:r>
-          </w:p>
-        </w:tc>
-        <w:tc>
-          <w:tcPr>
-            <w:tcW w:type="dxa" w:w="1080"/>
+            <w:tcW w:type="dxa" w:w="960"/>
+          </w:tcPr>
+          <w:p>
+            <w:r/>
+            <w:r>
+              <w:rPr>
+                <w:sz w:val="16"/>
+              </w:rPr>
+              <w:t>0.623</w:t>
+            </w:r>
+          </w:p>
+        </w:tc>
+        <w:tc>
+          <w:tcPr>
+            <w:tcW w:type="dxa" w:w="960"/>
+          </w:tcPr>
+          <w:p>
+            <w:r/>
+            <w:r>
+              <w:rPr>
+                <w:sz w:val="16"/>
+              </w:rPr>
+              <w:t>0.643</w:t>
+            </w:r>
+          </w:p>
+        </w:tc>
+        <w:tc>
+          <w:tcPr>
+            <w:tcW w:type="dxa" w:w="960"/>
           </w:tcPr>
           <w:p>
             <w:r/>
@@ -6575,7 +8597,21 @@
       <w:tr>
         <w:tc>
           <w:tcPr>
-            <w:tcW w:type="dxa" w:w="1080"/>
+            <w:tcW w:type="dxa" w:w="960"/>
+          </w:tcPr>
+          <w:p>
+            <w:r/>
+            <w:r>
+              <w:rPr>
+                <w:sz w:val="16"/>
+              </w:rPr>
+              <w:t>1</w:t>
+            </w:r>
+          </w:p>
+        </w:tc>
+        <w:tc>
+          <w:tcPr>
+            <w:tcW w:type="dxa" w:w="960"/>
           </w:tcPr>
           <w:p>
             <w:r/>
@@ -6589,7 +8625,7 @@
         </w:tc>
         <w:tc>
           <w:tcPr>
-            <w:tcW w:type="dxa" w:w="1080"/>
+            <w:tcW w:type="dxa" w:w="960"/>
           </w:tcPr>
           <w:p>
             <w:r/>
@@ -6603,77 +8639,77 @@
         </w:tc>
         <w:tc>
           <w:tcPr>
-            <w:tcW w:type="dxa" w:w="1080"/>
-          </w:tcPr>
-          <w:p>
-            <w:r/>
-            <w:r>
-              <w:rPr>
-                <w:sz w:val="16"/>
-              </w:rPr>
-              <w:t>1/3</w:t>
-            </w:r>
-          </w:p>
-        </w:tc>
-        <w:tc>
-          <w:tcPr>
-            <w:tcW w:type="dxa" w:w="1080"/>
-          </w:tcPr>
-          <w:p>
-            <w:r/>
-            <w:r>
-              <w:rPr>
-                <w:sz w:val="16"/>
-              </w:rPr>
-              <w:t>0/9</w:t>
-            </w:r>
-          </w:p>
-        </w:tc>
-        <w:tc>
-          <w:tcPr>
-            <w:tcW w:type="dxa" w:w="1080"/>
-          </w:tcPr>
-          <w:p>
-            <w:r/>
-            <w:r>
-              <w:rPr>
-                <w:sz w:val="16"/>
-              </w:rPr>
-              <w:t>0.653</w:t>
-            </w:r>
-          </w:p>
-        </w:tc>
-        <w:tc>
-          <w:tcPr>
-            <w:tcW w:type="dxa" w:w="1080"/>
-          </w:tcPr>
-          <w:p>
-            <w:r/>
-            <w:r>
-              <w:rPr>
-                <w:sz w:val="16"/>
-              </w:rPr>
-              <w:t>0.65</w:t>
-            </w:r>
-          </w:p>
-        </w:tc>
-        <w:tc>
-          <w:tcPr>
-            <w:tcW w:type="dxa" w:w="1080"/>
-          </w:tcPr>
-          <w:p>
-            <w:r/>
-            <w:r>
-              <w:rPr>
-                <w:sz w:val="16"/>
-              </w:rPr>
-              <w:t>0.66</w:t>
-            </w:r>
-          </w:p>
-        </w:tc>
-        <w:tc>
-          <w:tcPr>
-            <w:tcW w:type="dxa" w:w="1080"/>
+            <w:tcW w:type="dxa" w:w="960"/>
+          </w:tcPr>
+          <w:p>
+            <w:r/>
+            <w:r>
+              <w:rPr>
+                <w:sz w:val="16"/>
+              </w:rPr>
+              <w:t>0/3</w:t>
+            </w:r>
+          </w:p>
+        </w:tc>
+        <w:tc>
+          <w:tcPr>
+            <w:tcW w:type="dxa" w:w="960"/>
+          </w:tcPr>
+          <w:p>
+            <w:r/>
+            <w:r>
+              <w:rPr>
+                <w:sz w:val="16"/>
+              </w:rPr>
+              <w:t>0/6</w:t>
+            </w:r>
+          </w:p>
+        </w:tc>
+        <w:tc>
+          <w:tcPr>
+            <w:tcW w:type="dxa" w:w="960"/>
+          </w:tcPr>
+          <w:p>
+            <w:r/>
+            <w:r>
+              <w:rPr>
+                <w:sz w:val="16"/>
+              </w:rPr>
+              <w:t>0.655</w:t>
+            </w:r>
+          </w:p>
+        </w:tc>
+        <w:tc>
+          <w:tcPr>
+            <w:tcW w:type="dxa" w:w="960"/>
+          </w:tcPr>
+          <w:p>
+            <w:r/>
+            <w:r>
+              <w:rPr>
+                <w:sz w:val="16"/>
+              </w:rPr>
+              <w:t>0.642</w:t>
+            </w:r>
+          </w:p>
+        </w:tc>
+        <w:tc>
+          <w:tcPr>
+            <w:tcW w:type="dxa" w:w="960"/>
+          </w:tcPr>
+          <w:p>
+            <w:r/>
+            <w:r>
+              <w:rPr>
+                <w:sz w:val="16"/>
+              </w:rPr>
+              <w:t>0.658</w:t>
+            </w:r>
+          </w:p>
+        </w:tc>
+        <w:tc>
+          <w:tcPr>
+            <w:tcW w:type="dxa" w:w="960"/>
           </w:tcPr>
           <w:p>
             <w:r/>
@@ -6689,7 +8725,21 @@
       <w:tr>
         <w:tc>
           <w:tcPr>
-            <w:tcW w:type="dxa" w:w="1080"/>
+            <w:tcW w:type="dxa" w:w="960"/>
+          </w:tcPr>
+          <w:p>
+            <w:r/>
+            <w:r>
+              <w:rPr>
+                <w:sz w:val="16"/>
+              </w:rPr>
+              <w:t>1</w:t>
+            </w:r>
+          </w:p>
+        </w:tc>
+        <w:tc>
+          <w:tcPr>
+            <w:tcW w:type="dxa" w:w="960"/>
           </w:tcPr>
           <w:p>
             <w:r/>
@@ -6703,7 +8753,7 @@
         </w:tc>
         <w:tc>
           <w:tcPr>
-            <w:tcW w:type="dxa" w:w="1080"/>
+            <w:tcW w:type="dxa" w:w="960"/>
           </w:tcPr>
           <w:p>
             <w:r/>
@@ -6717,7 +8767,7 @@
         </w:tc>
         <w:tc>
           <w:tcPr>
-            <w:tcW w:type="dxa" w:w="1080"/>
+            <w:tcW w:type="dxa" w:w="960"/>
           </w:tcPr>
           <w:p>
             <w:r/>
@@ -6731,7 +8781,7 @@
         </w:tc>
         <w:tc>
           <w:tcPr>
-            <w:tcW w:type="dxa" w:w="1080"/>
+            <w:tcW w:type="dxa" w:w="960"/>
           </w:tcPr>
           <w:p>
             <w:r/>
@@ -6745,49 +8795,49 @@
         </w:tc>
         <w:tc>
           <w:tcPr>
-            <w:tcW w:type="dxa" w:w="1080"/>
-          </w:tcPr>
-          <w:p>
-            <w:r/>
-            <w:r>
-              <w:rPr>
-                <w:sz w:val="16"/>
-              </w:rPr>
-              <w:t>0.497</w:t>
-            </w:r>
-          </w:p>
-        </w:tc>
-        <w:tc>
-          <w:tcPr>
-            <w:tcW w:type="dxa" w:w="1080"/>
-          </w:tcPr>
-          <w:p>
-            <w:r/>
-            <w:r>
-              <w:rPr>
-                <w:sz w:val="16"/>
-              </w:rPr>
-              <w:t>0.464</w:t>
-            </w:r>
-          </w:p>
-        </w:tc>
-        <w:tc>
-          <w:tcPr>
-            <w:tcW w:type="dxa" w:w="1080"/>
-          </w:tcPr>
-          <w:p>
-            <w:r/>
-            <w:r>
-              <w:rPr>
-                <w:sz w:val="16"/>
-              </w:rPr>
-              <w:t>0.501</w:t>
-            </w:r>
-          </w:p>
-        </w:tc>
-        <w:tc>
-          <w:tcPr>
-            <w:tcW w:type="dxa" w:w="1080"/>
+            <w:tcW w:type="dxa" w:w="960"/>
+          </w:tcPr>
+          <w:p>
+            <w:r/>
+            <w:r>
+              <w:rPr>
+                <w:sz w:val="16"/>
+              </w:rPr>
+              <w:t>0.496</w:t>
+            </w:r>
+          </w:p>
+        </w:tc>
+        <w:tc>
+          <w:tcPr>
+            <w:tcW w:type="dxa" w:w="960"/>
+          </w:tcPr>
+          <w:p>
+            <w:r/>
+            <w:r>
+              <w:rPr>
+                <w:sz w:val="16"/>
+              </w:rPr>
+              <w:t>0.467</w:t>
+            </w:r>
+          </w:p>
+        </w:tc>
+        <w:tc>
+          <w:tcPr>
+            <w:tcW w:type="dxa" w:w="960"/>
+          </w:tcPr>
+          <w:p>
+            <w:r/>
+            <w:r>
+              <w:rPr>
+                <w:sz w:val="16"/>
+              </w:rPr>
+              <w:t>0.504</w:t>
+            </w:r>
+          </w:p>
+        </w:tc>
+        <w:tc>
+          <w:tcPr>
+            <w:tcW w:type="dxa" w:w="960"/>
           </w:tcPr>
           <w:p>
             <w:r/>
@@ -6803,7 +8853,21 @@
       <w:tr>
         <w:tc>
           <w:tcPr>
-            <w:tcW w:type="dxa" w:w="1080"/>
+            <w:tcW w:type="dxa" w:w="960"/>
+          </w:tcPr>
+          <w:p>
+            <w:r/>
+            <w:r>
+              <w:rPr>
+                <w:sz w:val="16"/>
+              </w:rPr>
+              <w:t>1</w:t>
+            </w:r>
+          </w:p>
+        </w:tc>
+        <w:tc>
+          <w:tcPr>
+            <w:tcW w:type="dxa" w:w="960"/>
           </w:tcPr>
           <w:p>
             <w:r/>
@@ -6817,7 +8881,7 @@
         </w:tc>
         <w:tc>
           <w:tcPr>
-            <w:tcW w:type="dxa" w:w="1080"/>
+            <w:tcW w:type="dxa" w:w="960"/>
           </w:tcPr>
           <w:p>
             <w:r/>
@@ -6831,7 +8895,7 @@
         </w:tc>
         <w:tc>
           <w:tcPr>
-            <w:tcW w:type="dxa" w:w="1080"/>
+            <w:tcW w:type="dxa" w:w="960"/>
           </w:tcPr>
           <w:p>
             <w:r/>
@@ -6845,63 +8909,63 @@
         </w:tc>
         <w:tc>
           <w:tcPr>
-            <w:tcW w:type="dxa" w:w="1080"/>
-          </w:tcPr>
-          <w:p>
-            <w:r/>
-            <w:r>
-              <w:rPr>
-                <w:sz w:val="16"/>
-              </w:rPr>
-              <w:t>0/9</w:t>
-            </w:r>
-          </w:p>
-        </w:tc>
-        <w:tc>
-          <w:tcPr>
-            <w:tcW w:type="dxa" w:w="1080"/>
-          </w:tcPr>
-          <w:p>
-            <w:r/>
-            <w:r>
-              <w:rPr>
-                <w:sz w:val="16"/>
-              </w:rPr>
-              <w:t>0.5</w:t>
-            </w:r>
-          </w:p>
-        </w:tc>
-        <w:tc>
-          <w:tcPr>
-            <w:tcW w:type="dxa" w:w="1080"/>
-          </w:tcPr>
-          <w:p>
-            <w:r/>
-            <w:r>
-              <w:rPr>
-                <w:sz w:val="16"/>
-              </w:rPr>
-              <w:t>0.496</w:t>
-            </w:r>
-          </w:p>
-        </w:tc>
-        <w:tc>
-          <w:tcPr>
-            <w:tcW w:type="dxa" w:w="1080"/>
-          </w:tcPr>
-          <w:p>
-            <w:r/>
-            <w:r>
-              <w:rPr>
-                <w:sz w:val="16"/>
-              </w:rPr>
-              <w:t>0.482</w:t>
-            </w:r>
-          </w:p>
-        </w:tc>
-        <w:tc>
-          <w:tcPr>
-            <w:tcW w:type="dxa" w:w="1080"/>
+            <w:tcW w:type="dxa" w:w="960"/>
+          </w:tcPr>
+          <w:p>
+            <w:r/>
+            <w:r>
+              <w:rPr>
+                <w:sz w:val="16"/>
+              </w:rPr>
+              <w:t>0/6</w:t>
+            </w:r>
+          </w:p>
+        </w:tc>
+        <w:tc>
+          <w:tcPr>
+            <w:tcW w:type="dxa" w:w="960"/>
+          </w:tcPr>
+          <w:p>
+            <w:r/>
+            <w:r>
+              <w:rPr>
+                <w:sz w:val="16"/>
+              </w:rPr>
+              <w:t>0.506</w:t>
+            </w:r>
+          </w:p>
+        </w:tc>
+        <w:tc>
+          <w:tcPr>
+            <w:tcW w:type="dxa" w:w="960"/>
+          </w:tcPr>
+          <w:p>
+            <w:r/>
+            <w:r>
+              <w:rPr>
+                <w:sz w:val="16"/>
+              </w:rPr>
+              <w:t>0.501</w:t>
+            </w:r>
+          </w:p>
+        </w:tc>
+        <w:tc>
+          <w:tcPr>
+            <w:tcW w:type="dxa" w:w="960"/>
+          </w:tcPr>
+          <w:p>
+            <w:r/>
+            <w:r>
+              <w:rPr>
+                <w:sz w:val="16"/>
+              </w:rPr>
+              <w:t>0.478</w:t>
+            </w:r>
+          </w:p>
+        </w:tc>
+        <w:tc>
+          <w:tcPr>
+            <w:tcW w:type="dxa" w:w="960"/>
           </w:tcPr>
           <w:p>
             <w:r/>
@@ -6917,7 +8981,21 @@
       <w:tr>
         <w:tc>
           <w:tcPr>
-            <w:tcW w:type="dxa" w:w="1080"/>
+            <w:tcW w:type="dxa" w:w="960"/>
+          </w:tcPr>
+          <w:p>
+            <w:r/>
+            <w:r>
+              <w:rPr>
+                <w:sz w:val="16"/>
+              </w:rPr>
+              <w:t>1</w:t>
+            </w:r>
+          </w:p>
+        </w:tc>
+        <w:tc>
+          <w:tcPr>
+            <w:tcW w:type="dxa" w:w="960"/>
           </w:tcPr>
           <w:p>
             <w:r/>
@@ -6931,7 +9009,7 @@
         </w:tc>
         <w:tc>
           <w:tcPr>
-            <w:tcW w:type="dxa" w:w="1080"/>
+            <w:tcW w:type="dxa" w:w="960"/>
           </w:tcPr>
           <w:p>
             <w:r/>
@@ -6945,7 +9023,7 @@
         </w:tc>
         <w:tc>
           <w:tcPr>
-            <w:tcW w:type="dxa" w:w="1080"/>
+            <w:tcW w:type="dxa" w:w="960"/>
           </w:tcPr>
           <w:p>
             <w:r/>
@@ -6959,63 +9037,63 @@
         </w:tc>
         <w:tc>
           <w:tcPr>
-            <w:tcW w:type="dxa" w:w="1080"/>
-          </w:tcPr>
-          <w:p>
-            <w:r/>
-            <w:r>
-              <w:rPr>
-                <w:sz w:val="16"/>
-              </w:rPr>
-              <w:t>0/6</w:t>
-            </w:r>
-          </w:p>
-        </w:tc>
-        <w:tc>
-          <w:tcPr>
-            <w:tcW w:type="dxa" w:w="1080"/>
-          </w:tcPr>
-          <w:p>
-            <w:r/>
-            <w:r>
-              <w:rPr>
-                <w:sz w:val="16"/>
-              </w:rPr>
-              <w:t>0.483</w:t>
-            </w:r>
-          </w:p>
-        </w:tc>
-        <w:tc>
-          <w:tcPr>
-            <w:tcW w:type="dxa" w:w="1080"/>
-          </w:tcPr>
-          <w:p>
-            <w:r/>
-            <w:r>
-              <w:rPr>
-                <w:sz w:val="16"/>
-              </w:rPr>
-              <w:t>0.425</w:t>
-            </w:r>
-          </w:p>
-        </w:tc>
-        <w:tc>
-          <w:tcPr>
-            <w:tcW w:type="dxa" w:w="1080"/>
-          </w:tcPr>
-          <w:p>
-            <w:r/>
-            <w:r>
-              <w:rPr>
-                <w:sz w:val="16"/>
-              </w:rPr>
-              <w:t>0.478</w:t>
-            </w:r>
-          </w:p>
-        </w:tc>
-        <w:tc>
-          <w:tcPr>
-            <w:tcW w:type="dxa" w:w="1080"/>
+            <w:tcW w:type="dxa" w:w="960"/>
+          </w:tcPr>
+          <w:p>
+            <w:r/>
+            <w:r>
+              <w:rPr>
+                <w:sz w:val="16"/>
+              </w:rPr>
+              <w:t>0/2</w:t>
+            </w:r>
+          </w:p>
+        </w:tc>
+        <w:tc>
+          <w:tcPr>
+            <w:tcW w:type="dxa" w:w="960"/>
+          </w:tcPr>
+          <w:p>
+            <w:r/>
+            <w:r>
+              <w:rPr>
+                <w:sz w:val="16"/>
+              </w:rPr>
+              <w:t>0.482</w:t>
+            </w:r>
+          </w:p>
+        </w:tc>
+        <w:tc>
+          <w:tcPr>
+            <w:tcW w:type="dxa" w:w="960"/>
+          </w:tcPr>
+          <w:p>
+            <w:r/>
+            <w:r>
+              <w:rPr>
+                <w:sz w:val="16"/>
+              </w:rPr>
+              <w:t>0.431</w:t>
+            </w:r>
+          </w:p>
+        </w:tc>
+        <w:tc>
+          <w:tcPr>
+            <w:tcW w:type="dxa" w:w="960"/>
+          </w:tcPr>
+          <w:p>
+            <w:r/>
+            <w:r>
+              <w:rPr>
+                <w:sz w:val="16"/>
+              </w:rPr>
+              <w:t>0.479</w:t>
+            </w:r>
+          </w:p>
+        </w:tc>
+        <w:tc>
+          <w:tcPr>
+            <w:tcW w:type="dxa" w:w="960"/>
           </w:tcPr>
           <w:p>
             <w:r/>
@@ -7031,7 +9109,21 @@
       <w:tr>
         <w:tc>
           <w:tcPr>
-            <w:tcW w:type="dxa" w:w="1080"/>
+            <w:tcW w:type="dxa" w:w="960"/>
+          </w:tcPr>
+          <w:p>
+            <w:r/>
+            <w:r>
+              <w:rPr>
+                <w:sz w:val="16"/>
+              </w:rPr>
+              <w:t>1</w:t>
+            </w:r>
+          </w:p>
+        </w:tc>
+        <w:tc>
+          <w:tcPr>
+            <w:tcW w:type="dxa" w:w="960"/>
           </w:tcPr>
           <w:p>
             <w:r/>
@@ -7045,7 +9137,7 @@
         </w:tc>
         <w:tc>
           <w:tcPr>
-            <w:tcW w:type="dxa" w:w="1080"/>
+            <w:tcW w:type="dxa" w:w="960"/>
           </w:tcPr>
           <w:p>
             <w:r/>
@@ -7059,7 +9151,7 @@
         </w:tc>
         <w:tc>
           <w:tcPr>
-            <w:tcW w:type="dxa" w:w="1080"/>
+            <w:tcW w:type="dxa" w:w="960"/>
           </w:tcPr>
           <w:p>
             <w:r/>
@@ -7073,71 +9165,71 @@
         </w:tc>
         <w:tc>
           <w:tcPr>
-            <w:tcW w:type="dxa" w:w="1080"/>
-          </w:tcPr>
-          <w:p>
-            <w:r/>
-            <w:r>
-              <w:rPr>
-                <w:sz w:val="16"/>
-              </w:rPr>
-              <w:t>0/9</w:t>
-            </w:r>
-          </w:p>
-        </w:tc>
-        <w:tc>
-          <w:tcPr>
-            <w:tcW w:type="dxa" w:w="1080"/>
-          </w:tcPr>
-          <w:p>
-            <w:r/>
-            <w:r>
-              <w:rPr>
-                <w:sz w:val="16"/>
-              </w:rPr>
-              <w:t>0.478</w:t>
-            </w:r>
-          </w:p>
-        </w:tc>
-        <w:tc>
-          <w:tcPr>
-            <w:tcW w:type="dxa" w:w="1080"/>
-          </w:tcPr>
-          <w:p>
-            <w:r/>
-            <w:r>
-              <w:rPr>
-                <w:sz w:val="16"/>
-              </w:rPr>
-              <w:t>0.472</w:t>
-            </w:r>
-          </w:p>
-        </w:tc>
-        <w:tc>
-          <w:tcPr>
-            <w:tcW w:type="dxa" w:w="1080"/>
-          </w:tcPr>
-          <w:p>
-            <w:r/>
-            <w:r>
-              <w:rPr>
-                <w:sz w:val="16"/>
-              </w:rPr>
-              <w:t>0.489</w:t>
-            </w:r>
-          </w:p>
-        </w:tc>
-        <w:tc>
-          <w:tcPr>
-            <w:tcW w:type="dxa" w:w="1080"/>
-          </w:tcPr>
-          <w:p>
-            <w:r/>
-            <w:r>
-              <w:rPr>
-                <w:sz w:val="16"/>
-              </w:rPr>
-              <w:t>1/3</w:t>
+            <w:tcW w:type="dxa" w:w="960"/>
+          </w:tcPr>
+          <w:p>
+            <w:r/>
+            <w:r>
+              <w:rPr>
+                <w:sz w:val="16"/>
+              </w:rPr>
+              <w:t>0/6</w:t>
+            </w:r>
+          </w:p>
+        </w:tc>
+        <w:tc>
+          <w:tcPr>
+            <w:tcW w:type="dxa" w:w="960"/>
+          </w:tcPr>
+          <w:p>
+            <w:r/>
+            <w:r>
+              <w:rPr>
+                <w:sz w:val="16"/>
+              </w:rPr>
+              <w:t>0.479</w:t>
+            </w:r>
+          </w:p>
+        </w:tc>
+        <w:tc>
+          <w:tcPr>
+            <w:tcW w:type="dxa" w:w="960"/>
+          </w:tcPr>
+          <w:p>
+            <w:r/>
+            <w:r>
+              <w:rPr>
+                <w:sz w:val="16"/>
+              </w:rPr>
+              <w:t>0.464</w:t>
+            </w:r>
+          </w:p>
+        </w:tc>
+        <w:tc>
+          <w:tcPr>
+            <w:tcW w:type="dxa" w:w="960"/>
+          </w:tcPr>
+          <w:p>
+            <w:r/>
+            <w:r>
+              <w:rPr>
+                <w:sz w:val="16"/>
+              </w:rPr>
+              <w:t>0.488</w:t>
+            </w:r>
+          </w:p>
+        </w:tc>
+        <w:tc>
+          <w:tcPr>
+            <w:tcW w:type="dxa" w:w="960"/>
+          </w:tcPr>
+          <w:p>
+            <w:r/>
+            <w:r>
+              <w:rPr>
+                <w:sz w:val="16"/>
+              </w:rPr>
+              <w:t>0/3</w:t>
             </w:r>
           </w:p>
         </w:tc>
@@ -7145,7 +9237,21 @@
       <w:tr>
         <w:tc>
           <w:tcPr>
-            <w:tcW w:type="dxa" w:w="1080"/>
+            <w:tcW w:type="dxa" w:w="960"/>
+          </w:tcPr>
+          <w:p>
+            <w:r/>
+            <w:r>
+              <w:rPr>
+                <w:sz w:val="16"/>
+              </w:rPr>
+              <w:t>1</w:t>
+            </w:r>
+          </w:p>
+        </w:tc>
+        <w:tc>
+          <w:tcPr>
+            <w:tcW w:type="dxa" w:w="960"/>
           </w:tcPr>
           <w:p>
             <w:r/>
@@ -7159,7 +9265,7 @@
         </w:tc>
         <w:tc>
           <w:tcPr>
-            <w:tcW w:type="dxa" w:w="1080"/>
+            <w:tcW w:type="dxa" w:w="960"/>
           </w:tcPr>
           <w:p>
             <w:r/>
@@ -7173,7 +9279,7 @@
         </w:tc>
         <w:tc>
           <w:tcPr>
-            <w:tcW w:type="dxa" w:w="1080"/>
+            <w:tcW w:type="dxa" w:w="960"/>
           </w:tcPr>
           <w:p>
             <w:r/>
@@ -7187,7 +9293,7 @@
         </w:tc>
         <w:tc>
           <w:tcPr>
-            <w:tcW w:type="dxa" w:w="1080"/>
+            <w:tcW w:type="dxa" w:w="960"/>
           </w:tcPr>
           <w:p>
             <w:r/>
@@ -7201,35 +9307,35 @@
         </w:tc>
         <w:tc>
           <w:tcPr>
-            <w:tcW w:type="dxa" w:w="1080"/>
-          </w:tcPr>
-          <w:p>
-            <w:r/>
-            <w:r>
-              <w:rPr>
-                <w:sz w:val="16"/>
-              </w:rPr>
-              <w:t>0.057</w:t>
-            </w:r>
-          </w:p>
-        </w:tc>
-        <w:tc>
-          <w:tcPr>
-            <w:tcW w:type="dxa" w:w="1080"/>
-          </w:tcPr>
-          <w:p>
-            <w:r/>
-            <w:r>
-              <w:rPr>
-                <w:sz w:val="16"/>
-              </w:rPr>
-              <w:t>0.062</w:t>
-            </w:r>
-          </w:p>
-        </w:tc>
-        <w:tc>
-          <w:tcPr>
-            <w:tcW w:type="dxa" w:w="1080"/>
+            <w:tcW w:type="dxa" w:w="960"/>
+          </w:tcPr>
+          <w:p>
+            <w:r/>
+            <w:r>
+              <w:rPr>
+                <w:sz w:val="16"/>
+              </w:rPr>
+              <w:t>0.058</w:t>
+            </w:r>
+          </w:p>
+        </w:tc>
+        <w:tc>
+          <w:tcPr>
+            <w:tcW w:type="dxa" w:w="960"/>
+          </w:tcPr>
+          <w:p>
+            <w:r/>
+            <w:r>
+              <w:rPr>
+                <w:sz w:val="16"/>
+              </w:rPr>
+              <w:t>0.056</w:t>
+            </w:r>
+          </w:p>
+        </w:tc>
+        <w:tc>
+          <w:tcPr>
+            <w:tcW w:type="dxa" w:w="960"/>
           </w:tcPr>
           <w:p>
             <w:r/>
@@ -7243,15 +9349,15 @@
         </w:tc>
         <w:tc>
           <w:tcPr>
-            <w:tcW w:type="dxa" w:w="1080"/>
-          </w:tcPr>
-          <w:p>
-            <w:r/>
-            <w:r>
-              <w:rPr>
-                <w:sz w:val="16"/>
-              </w:rPr>
-              <w:t>3/3</w:t>
+            <w:tcW w:type="dxa" w:w="960"/>
+          </w:tcPr>
+          <w:p>
+            <w:r/>
+            <w:r>
+              <w:rPr>
+                <w:sz w:val="16"/>
+              </w:rPr>
+              <w:t>0/3</w:t>
             </w:r>
           </w:p>
         </w:tc>
@@ -7259,7 +9365,21 @@
       <w:tr>
         <w:tc>
           <w:tcPr>
-            <w:tcW w:type="dxa" w:w="1080"/>
+            <w:tcW w:type="dxa" w:w="960"/>
+          </w:tcPr>
+          <w:p>
+            <w:r/>
+            <w:r>
+              <w:rPr>
+                <w:sz w:val="16"/>
+              </w:rPr>
+              <w:t>1</w:t>
+            </w:r>
+          </w:p>
+        </w:tc>
+        <w:tc>
+          <w:tcPr>
+            <w:tcW w:type="dxa" w:w="960"/>
           </w:tcPr>
           <w:p>
             <w:r/>
@@ -7273,7 +9393,7 @@
         </w:tc>
         <w:tc>
           <w:tcPr>
-            <w:tcW w:type="dxa" w:w="1080"/>
+            <w:tcW w:type="dxa" w:w="960"/>
           </w:tcPr>
           <w:p>
             <w:r/>
@@ -7287,7 +9407,7 @@
         </w:tc>
         <w:tc>
           <w:tcPr>
-            <w:tcW w:type="dxa" w:w="1080"/>
+            <w:tcW w:type="dxa" w:w="960"/>
           </w:tcPr>
           <w:p>
             <w:r/>
@@ -7301,63 +9421,63 @@
         </w:tc>
         <w:tc>
           <w:tcPr>
-            <w:tcW w:type="dxa" w:w="1080"/>
-          </w:tcPr>
-          <w:p>
-            <w:r/>
-            <w:r>
-              <w:rPr>
-                <w:sz w:val="16"/>
-              </w:rPr>
-              <w:t>1/9</w:t>
-            </w:r>
-          </w:p>
-        </w:tc>
-        <w:tc>
-          <w:tcPr>
-            <w:tcW w:type="dxa" w:w="1080"/>
-          </w:tcPr>
-          <w:p>
-            <w:r/>
-            <w:r>
-              <w:rPr>
-                <w:sz w:val="16"/>
-              </w:rPr>
-              <w:t>0.058</w:t>
-            </w:r>
-          </w:p>
-        </w:tc>
-        <w:tc>
-          <w:tcPr>
-            <w:tcW w:type="dxa" w:w="1080"/>
-          </w:tcPr>
-          <w:p>
-            <w:r/>
-            <w:r>
-              <w:rPr>
-                <w:sz w:val="16"/>
-              </w:rPr>
-              <w:t>0.067</w:t>
-            </w:r>
-          </w:p>
-        </w:tc>
-        <w:tc>
-          <w:tcPr>
-            <w:tcW w:type="dxa" w:w="1080"/>
-          </w:tcPr>
-          <w:p>
-            <w:r/>
-            <w:r>
-              <w:rPr>
-                <w:sz w:val="16"/>
-              </w:rPr>
-              <w:t>0.063</w:t>
-            </w:r>
-          </w:p>
-        </w:tc>
-        <w:tc>
-          <w:tcPr>
-            <w:tcW w:type="dxa" w:w="1080"/>
+            <w:tcW w:type="dxa" w:w="960"/>
+          </w:tcPr>
+          <w:p>
+            <w:r/>
+            <w:r>
+              <w:rPr>
+                <w:sz w:val="16"/>
+              </w:rPr>
+              <w:t>0/6</w:t>
+            </w:r>
+          </w:p>
+        </w:tc>
+        <w:tc>
+          <w:tcPr>
+            <w:tcW w:type="dxa" w:w="960"/>
+          </w:tcPr>
+          <w:p>
+            <w:r/>
+            <w:r>
+              <w:rPr>
+                <w:sz w:val="16"/>
+              </w:rPr>
+              <w:t>0.06</w:t>
+            </w:r>
+          </w:p>
+        </w:tc>
+        <w:tc>
+          <w:tcPr>
+            <w:tcW w:type="dxa" w:w="960"/>
+          </w:tcPr>
+          <w:p>
+            <w:r/>
+            <w:r>
+              <w:rPr>
+                <w:sz w:val="16"/>
+              </w:rPr>
+              <w:t>0.065</w:t>
+            </w:r>
+          </w:p>
+        </w:tc>
+        <w:tc>
+          <w:tcPr>
+            <w:tcW w:type="dxa" w:w="960"/>
+          </w:tcPr>
+          <w:p>
+            <w:r/>
+            <w:r>
+              <w:rPr>
+                <w:sz w:val="16"/>
+              </w:rPr>
+              <w:t>0.064</w:t>
+            </w:r>
+          </w:p>
+        </w:tc>
+        <w:tc>
+          <w:tcPr>
+            <w:tcW w:type="dxa" w:w="960"/>
           </w:tcPr>
           <w:p>
             <w:r/>
@@ -7373,7 +9493,21 @@
       <w:tr>
         <w:tc>
           <w:tcPr>
-            <w:tcW w:type="dxa" w:w="1080"/>
+            <w:tcW w:type="dxa" w:w="960"/>
+          </w:tcPr>
+          <w:p>
+            <w:r/>
+            <w:r>
+              <w:rPr>
+                <w:sz w:val="16"/>
+              </w:rPr>
+              <w:t>1</w:t>
+            </w:r>
+          </w:p>
+        </w:tc>
+        <w:tc>
+          <w:tcPr>
+            <w:tcW w:type="dxa" w:w="960"/>
           </w:tcPr>
           <w:p>
             <w:r/>
@@ -7387,7 +9521,7 @@
         </w:tc>
         <w:tc>
           <w:tcPr>
-            <w:tcW w:type="dxa" w:w="1080"/>
+            <w:tcW w:type="dxa" w:w="960"/>
           </w:tcPr>
           <w:p>
             <w:r/>
@@ -7401,7 +9535,7 @@
         </w:tc>
         <w:tc>
           <w:tcPr>
-            <w:tcW w:type="dxa" w:w="1080"/>
+            <w:tcW w:type="dxa" w:w="960"/>
           </w:tcPr>
           <w:p>
             <w:r/>
@@ -7415,21 +9549,21 @@
         </w:tc>
         <w:tc>
           <w:tcPr>
-            <w:tcW w:type="dxa" w:w="1080"/>
-          </w:tcPr>
-          <w:p>
-            <w:r/>
-            <w:r>
-              <w:rPr>
-                <w:sz w:val="16"/>
-              </w:rPr>
-              <w:t>0/6</w:t>
-            </w:r>
-          </w:p>
-        </w:tc>
-        <w:tc>
-          <w:tcPr>
-            <w:tcW w:type="dxa" w:w="1080"/>
+            <w:tcW w:type="dxa" w:w="960"/>
+          </w:tcPr>
+          <w:p>
+            <w:r/>
+            <w:r>
+              <w:rPr>
+                <w:sz w:val="16"/>
+              </w:rPr>
+              <w:t>0/2</w:t>
+            </w:r>
+          </w:p>
+        </w:tc>
+        <w:tc>
+          <w:tcPr>
+            <w:tcW w:type="dxa" w:w="960"/>
           </w:tcPr>
           <w:p>
             <w:r/>
@@ -7443,43 +9577,43 @@
         </w:tc>
         <w:tc>
           <w:tcPr>
-            <w:tcW w:type="dxa" w:w="1080"/>
-          </w:tcPr>
-          <w:p>
-            <w:r/>
-            <w:r>
-              <w:rPr>
-                <w:sz w:val="16"/>
-              </w:rPr>
-              <w:t>0.056</w:t>
-            </w:r>
-          </w:p>
-        </w:tc>
-        <w:tc>
-          <w:tcPr>
-            <w:tcW w:type="dxa" w:w="1080"/>
-          </w:tcPr>
-          <w:p>
-            <w:r/>
-            <w:r>
-              <w:rPr>
-                <w:sz w:val="16"/>
-              </w:rPr>
-              <w:t>0.066</w:t>
-            </w:r>
-          </w:p>
-        </w:tc>
-        <w:tc>
-          <w:tcPr>
-            <w:tcW w:type="dxa" w:w="1080"/>
-          </w:tcPr>
-          <w:p>
-            <w:r/>
-            <w:r>
-              <w:rPr>
-                <w:sz w:val="16"/>
-              </w:rPr>
-              <w:t>0/3</w:t>
+            <w:tcW w:type="dxa" w:w="960"/>
+          </w:tcPr>
+          <w:p>
+            <w:r/>
+            <w:r>
+              <w:rPr>
+                <w:sz w:val="16"/>
+              </w:rPr>
+              <w:t>0.057</w:t>
+            </w:r>
+          </w:p>
+        </w:tc>
+        <w:tc>
+          <w:tcPr>
+            <w:tcW w:type="dxa" w:w="960"/>
+          </w:tcPr>
+          <w:p>
+            <w:r/>
+            <w:r>
+              <w:rPr>
+                <w:sz w:val="16"/>
+              </w:rPr>
+              <w:t>0.065</w:t>
+            </w:r>
+          </w:p>
+        </w:tc>
+        <w:tc>
+          <w:tcPr>
+            <w:tcW w:type="dxa" w:w="960"/>
+          </w:tcPr>
+          <w:p>
+            <w:r/>
+            <w:r>
+              <w:rPr>
+                <w:sz w:val="16"/>
+              </w:rPr>
+              <w:t>1/3</w:t>
             </w:r>
           </w:p>
         </w:tc>
@@ -7487,7 +9621,21 @@
       <w:tr>
         <w:tc>
           <w:tcPr>
-            <w:tcW w:type="dxa" w:w="1080"/>
+            <w:tcW w:type="dxa" w:w="960"/>
+          </w:tcPr>
+          <w:p>
+            <w:r/>
+            <w:r>
+              <w:rPr>
+                <w:sz w:val="16"/>
+              </w:rPr>
+              <w:t>1</w:t>
+            </w:r>
+          </w:p>
+        </w:tc>
+        <w:tc>
+          <w:tcPr>
+            <w:tcW w:type="dxa" w:w="960"/>
           </w:tcPr>
           <w:p>
             <w:r/>
@@ -7501,7 +9649,7 @@
         </w:tc>
         <w:tc>
           <w:tcPr>
-            <w:tcW w:type="dxa" w:w="1080"/>
+            <w:tcW w:type="dxa" w:w="960"/>
           </w:tcPr>
           <w:p>
             <w:r/>
@@ -7515,7 +9663,7 @@
         </w:tc>
         <w:tc>
           <w:tcPr>
-            <w:tcW w:type="dxa" w:w="1080"/>
+            <w:tcW w:type="dxa" w:w="960"/>
           </w:tcPr>
           <w:p>
             <w:r/>
@@ -7529,7 +9677,519 @@
         </w:tc>
         <w:tc>
           <w:tcPr>
-            <w:tcW w:type="dxa" w:w="1080"/>
+            <w:tcW w:type="dxa" w:w="960"/>
+          </w:tcPr>
+          <w:p>
+            <w:r/>
+            <w:r>
+              <w:rPr>
+                <w:sz w:val="16"/>
+              </w:rPr>
+              <w:t>0/6</w:t>
+            </w:r>
+          </w:p>
+        </w:tc>
+        <w:tc>
+          <w:tcPr>
+            <w:tcW w:type="dxa" w:w="960"/>
+          </w:tcPr>
+          <w:p>
+            <w:r/>
+            <w:r>
+              <w:rPr>
+                <w:sz w:val="16"/>
+              </w:rPr>
+              <w:t>0.061</w:t>
+            </w:r>
+          </w:p>
+        </w:tc>
+        <w:tc>
+          <w:tcPr>
+            <w:tcW w:type="dxa" w:w="960"/>
+          </w:tcPr>
+          <w:p>
+            <w:r/>
+            <w:r>
+              <w:rPr>
+                <w:sz w:val="16"/>
+              </w:rPr>
+              <w:t>0.057</w:t>
+            </w:r>
+          </w:p>
+        </w:tc>
+        <w:tc>
+          <w:tcPr>
+            <w:tcW w:type="dxa" w:w="960"/>
+          </w:tcPr>
+          <w:p>
+            <w:r/>
+            <w:r>
+              <w:rPr>
+                <w:sz w:val="16"/>
+              </w:rPr>
+              <w:t>0.059</w:t>
+            </w:r>
+          </w:p>
+        </w:tc>
+        <w:tc>
+          <w:tcPr>
+            <w:tcW w:type="dxa" w:w="960"/>
+          </w:tcPr>
+          <w:p>
+            <w:r/>
+            <w:r>
+              <w:rPr>
+                <w:sz w:val="16"/>
+              </w:rPr>
+              <w:t>0/3</w:t>
+            </w:r>
+          </w:p>
+        </w:tc>
+      </w:tr>
+      <w:tr>
+        <w:tc>
+          <w:tcPr>
+            <w:tcW w:type="dxa" w:w="960"/>
+          </w:tcPr>
+          <w:p>
+            <w:r/>
+            <w:r>
+              <w:rPr>
+                <w:sz w:val="16"/>
+              </w:rPr>
+              <w:t>2</w:t>
+            </w:r>
+          </w:p>
+        </w:tc>
+        <w:tc>
+          <w:tcPr>
+            <w:tcW w:type="dxa" w:w="960"/>
+          </w:tcPr>
+          <w:p>
+            <w:r/>
+            <w:r>
+              <w:rPr>
+                <w:sz w:val="16"/>
+              </w:rPr>
+              <w:t>Bray-Curtis</w:t>
+            </w:r>
+          </w:p>
+        </w:tc>
+        <w:tc>
+          <w:tcPr>
+            <w:tcW w:type="dxa" w:w="960"/>
+          </w:tcPr>
+          <w:p>
+            <w:r/>
+            <w:r>
+              <w:rPr>
+                <w:sz w:val="16"/>
+              </w:rPr>
+              <w:t>caudale</w:t>
+            </w:r>
+          </w:p>
+        </w:tc>
+        <w:tc>
+          <w:tcPr>
+            <w:tcW w:type="dxa" w:w="960"/>
+          </w:tcPr>
+          <w:p>
+            <w:r/>
+            <w:r>
+              <w:rPr>
+                <w:sz w:val="16"/>
+              </w:rPr>
+              <w:t>0/3</w:t>
+            </w:r>
+          </w:p>
+        </w:tc>
+        <w:tc>
+          <w:tcPr>
+            <w:tcW w:type="dxa" w:w="960"/>
+          </w:tcPr>
+          <w:p>
+            <w:r/>
+            <w:r>
+              <w:rPr>
+                <w:sz w:val="16"/>
+              </w:rPr>
+              <w:t>0/6</w:t>
+            </w:r>
+          </w:p>
+        </w:tc>
+        <w:tc>
+          <w:tcPr>
+            <w:tcW w:type="dxa" w:w="960"/>
+          </w:tcPr>
+          <w:p>
+            <w:r/>
+            <w:r>
+              <w:rPr>
+                <w:sz w:val="16"/>
+              </w:rPr>
+              <w:t>0.643</w:t>
+            </w:r>
+          </w:p>
+        </w:tc>
+        <w:tc>
+          <w:tcPr>
+            <w:tcW w:type="dxa" w:w="960"/>
+          </w:tcPr>
+          <w:p>
+            <w:r/>
+            <w:r>
+              <w:rPr>
+                <w:sz w:val="16"/>
+              </w:rPr>
+              <w:t>0.605</w:t>
+            </w:r>
+          </w:p>
+        </w:tc>
+        <w:tc>
+          <w:tcPr>
+            <w:tcW w:type="dxa" w:w="960"/>
+          </w:tcPr>
+          <w:p>
+            <w:r/>
+            <w:r>
+              <w:rPr>
+                <w:sz w:val="16"/>
+              </w:rPr>
+              <w:t>0.647</w:t>
+            </w:r>
+          </w:p>
+        </w:tc>
+        <w:tc>
+          <w:tcPr>
+            <w:tcW w:type="dxa" w:w="960"/>
+          </w:tcPr>
+          <w:p>
+            <w:r/>
+            <w:r>
+              <w:rPr>
+                <w:sz w:val="16"/>
+              </w:rPr>
+              <w:t>0/3</w:t>
+            </w:r>
+          </w:p>
+        </w:tc>
+      </w:tr>
+      <w:tr>
+        <w:tc>
+          <w:tcPr>
+            <w:tcW w:type="dxa" w:w="960"/>
+          </w:tcPr>
+          <w:p>
+            <w:r/>
+            <w:r>
+              <w:rPr>
+                <w:sz w:val="16"/>
+              </w:rPr>
+              <w:t>2</w:t>
+            </w:r>
+          </w:p>
+        </w:tc>
+        <w:tc>
+          <w:tcPr>
+            <w:tcW w:type="dxa" w:w="960"/>
+          </w:tcPr>
+          <w:p>
+            <w:r/>
+            <w:r>
+              <w:rPr>
+                <w:sz w:val="16"/>
+              </w:rPr>
+              <w:t>Bray-Curtis</w:t>
+            </w:r>
+          </w:p>
+        </w:tc>
+        <w:tc>
+          <w:tcPr>
+            <w:tcW w:type="dxa" w:w="960"/>
+          </w:tcPr>
+          <w:p>
+            <w:r/>
+            <w:r>
+              <w:rPr>
+                <w:sz w:val="16"/>
+              </w:rPr>
+              <w:t>branchie</w:t>
+            </w:r>
+          </w:p>
+        </w:tc>
+        <w:tc>
+          <w:tcPr>
+            <w:tcW w:type="dxa" w:w="960"/>
+          </w:tcPr>
+          <w:p>
+            <w:r/>
+            <w:r>
+              <w:rPr>
+                <w:sz w:val="16"/>
+              </w:rPr>
+              <w:t>0/3</w:t>
+            </w:r>
+          </w:p>
+        </w:tc>
+        <w:tc>
+          <w:tcPr>
+            <w:tcW w:type="dxa" w:w="960"/>
+          </w:tcPr>
+          <w:p>
+            <w:r/>
+            <w:r>
+              <w:rPr>
+                <w:sz w:val="16"/>
+              </w:rPr>
+              <w:t>2/9</w:t>
+            </w:r>
+          </w:p>
+        </w:tc>
+        <w:tc>
+          <w:tcPr>
+            <w:tcW w:type="dxa" w:w="960"/>
+          </w:tcPr>
+          <w:p>
+            <w:r/>
+            <w:r>
+              <w:rPr>
+                <w:sz w:val="16"/>
+              </w:rPr>
+              <w:t>0.625</w:t>
+            </w:r>
+          </w:p>
+        </w:tc>
+        <w:tc>
+          <w:tcPr>
+            <w:tcW w:type="dxa" w:w="960"/>
+          </w:tcPr>
+          <w:p>
+            <w:r/>
+            <w:r>
+              <w:rPr>
+                <w:sz w:val="16"/>
+              </w:rPr>
+              <w:t>0.636</w:t>
+            </w:r>
+          </w:p>
+        </w:tc>
+        <w:tc>
+          <w:tcPr>
+            <w:tcW w:type="dxa" w:w="960"/>
+          </w:tcPr>
+          <w:p>
+            <w:r/>
+            <w:r>
+              <w:rPr>
+                <w:sz w:val="16"/>
+              </w:rPr>
+              <w:t>0.629</w:t>
+            </w:r>
+          </w:p>
+        </w:tc>
+        <w:tc>
+          <w:tcPr>
+            <w:tcW w:type="dxa" w:w="960"/>
+          </w:tcPr>
+          <w:p>
+            <w:r/>
+            <w:r>
+              <w:rPr>
+                <w:sz w:val="16"/>
+              </w:rPr>
+              <w:t>3/3</w:t>
+            </w:r>
+          </w:p>
+        </w:tc>
+      </w:tr>
+      <w:tr>
+        <w:tc>
+          <w:tcPr>
+            <w:tcW w:type="dxa" w:w="960"/>
+          </w:tcPr>
+          <w:p>
+            <w:r/>
+            <w:r>
+              <w:rPr>
+                <w:sz w:val="16"/>
+              </w:rPr>
+              <w:t>2</w:t>
+            </w:r>
+          </w:p>
+        </w:tc>
+        <w:tc>
+          <w:tcPr>
+            <w:tcW w:type="dxa" w:w="960"/>
+          </w:tcPr>
+          <w:p>
+            <w:r/>
+            <w:r>
+              <w:rPr>
+                <w:sz w:val="16"/>
+              </w:rPr>
+              <w:t>Bray-Curtis</w:t>
+            </w:r>
+          </w:p>
+        </w:tc>
+        <w:tc>
+          <w:tcPr>
+            <w:tcW w:type="dxa" w:w="960"/>
+          </w:tcPr>
+          <w:p>
+            <w:r/>
+            <w:r>
+              <w:rPr>
+                <w:sz w:val="16"/>
+              </w:rPr>
+              <w:t>midgut</w:t>
+            </w:r>
+          </w:p>
+        </w:tc>
+        <w:tc>
+          <w:tcPr>
+            <w:tcW w:type="dxa" w:w="960"/>
+          </w:tcPr>
+          <w:p>
+            <w:r/>
+            <w:r>
+              <w:rPr>
+                <w:sz w:val="16"/>
+              </w:rPr>
+              <w:t>3/3</w:t>
+            </w:r>
+          </w:p>
+        </w:tc>
+        <w:tc>
+          <w:tcPr>
+            <w:tcW w:type="dxa" w:w="960"/>
+          </w:tcPr>
+          <w:p>
+            <w:r/>
+            <w:r>
+              <w:rPr>
+                <w:sz w:val="16"/>
+              </w:rPr>
+              <w:t>0/6</w:t>
+            </w:r>
+          </w:p>
+        </w:tc>
+        <w:tc>
+          <w:tcPr>
+            <w:tcW w:type="dxa" w:w="960"/>
+          </w:tcPr>
+          <w:p>
+            <w:r/>
+            <w:r>
+              <w:rPr>
+                <w:sz w:val="16"/>
+              </w:rPr>
+              <w:t>0.586</w:t>
+            </w:r>
+          </w:p>
+        </w:tc>
+        <w:tc>
+          <w:tcPr>
+            <w:tcW w:type="dxa" w:w="960"/>
+          </w:tcPr>
+          <w:p>
+            <w:r/>
+            <w:r>
+              <w:rPr>
+                <w:sz w:val="16"/>
+              </w:rPr>
+              <w:t>0.476</w:t>
+            </w:r>
+          </w:p>
+        </w:tc>
+        <w:tc>
+          <w:tcPr>
+            <w:tcW w:type="dxa" w:w="960"/>
+          </w:tcPr>
+          <w:p>
+            <w:r/>
+            <w:r>
+              <w:rPr>
+                <w:sz w:val="16"/>
+              </w:rPr>
+              <w:t>0.598</w:t>
+            </w:r>
+          </w:p>
+        </w:tc>
+        <w:tc>
+          <w:tcPr>
+            <w:tcW w:type="dxa" w:w="960"/>
+          </w:tcPr>
+          <w:p>
+            <w:r/>
+            <w:r>
+              <w:rPr>
+                <w:sz w:val="16"/>
+              </w:rPr>
+              <w:t>0/3</w:t>
+            </w:r>
+          </w:p>
+        </w:tc>
+      </w:tr>
+      <w:tr>
+        <w:tc>
+          <w:tcPr>
+            <w:tcW w:type="dxa" w:w="960"/>
+          </w:tcPr>
+          <w:p>
+            <w:r/>
+            <w:r>
+              <w:rPr>
+                <w:sz w:val="16"/>
+              </w:rPr>
+              <w:t>2</w:t>
+            </w:r>
+          </w:p>
+        </w:tc>
+        <w:tc>
+          <w:tcPr>
+            <w:tcW w:type="dxa" w:w="960"/>
+          </w:tcPr>
+          <w:p>
+            <w:r/>
+            <w:r>
+              <w:rPr>
+                <w:sz w:val="16"/>
+              </w:rPr>
+              <w:t>Bray-Curtis</w:t>
+            </w:r>
+          </w:p>
+        </w:tc>
+        <w:tc>
+          <w:tcPr>
+            <w:tcW w:type="dxa" w:w="960"/>
+          </w:tcPr>
+          <w:p>
+            <w:r/>
+            <w:r>
+              <w:rPr>
+                <w:sz w:val="16"/>
+              </w:rPr>
+              <w:t>hindgut</w:t>
+            </w:r>
+          </w:p>
+        </w:tc>
+        <w:tc>
+          <w:tcPr>
+            <w:tcW w:type="dxa" w:w="960"/>
+          </w:tcPr>
+          <w:p>
+            <w:r/>
+            <w:r>
+              <w:rPr>
+                <w:sz w:val="16"/>
+              </w:rPr>
+              <w:t>3/3</w:t>
+            </w:r>
+          </w:p>
+        </w:tc>
+        <w:tc>
+          <w:tcPr>
+            <w:tcW w:type="dxa" w:w="960"/>
           </w:tcPr>
           <w:p>
             <w:r/>
@@ -7543,7 +10203,1287 @@
         </w:tc>
         <w:tc>
           <w:tcPr>
-            <w:tcW w:type="dxa" w:w="1080"/>
+            <w:tcW w:type="dxa" w:w="960"/>
+          </w:tcPr>
+          <w:p>
+            <w:r/>
+            <w:r>
+              <w:rPr>
+                <w:sz w:val="16"/>
+              </w:rPr>
+              <w:t>0.583</w:t>
+            </w:r>
+          </w:p>
+        </w:tc>
+        <w:tc>
+          <w:tcPr>
+            <w:tcW w:type="dxa" w:w="960"/>
+          </w:tcPr>
+          <w:p>
+            <w:r/>
+            <w:r>
+              <w:rPr>
+                <w:sz w:val="16"/>
+              </w:rPr>
+              <w:t>0.495</w:t>
+            </w:r>
+          </w:p>
+        </w:tc>
+        <w:tc>
+          <w:tcPr>
+            <w:tcW w:type="dxa" w:w="960"/>
+          </w:tcPr>
+          <w:p>
+            <w:r/>
+            <w:r>
+              <w:rPr>
+                <w:sz w:val="16"/>
+              </w:rPr>
+              <w:t>0.616</w:t>
+            </w:r>
+          </w:p>
+        </w:tc>
+        <w:tc>
+          <w:tcPr>
+            <w:tcW w:type="dxa" w:w="960"/>
+          </w:tcPr>
+          <w:p>
+            <w:r/>
+            <w:r>
+              <w:rPr>
+                <w:sz w:val="16"/>
+              </w:rPr>
+              <w:t>0/3</w:t>
+            </w:r>
+          </w:p>
+        </w:tc>
+      </w:tr>
+      <w:tr>
+        <w:tc>
+          <w:tcPr>
+            <w:tcW w:type="dxa" w:w="960"/>
+          </w:tcPr>
+          <w:p>
+            <w:r/>
+            <w:r>
+              <w:rPr>
+                <w:sz w:val="16"/>
+              </w:rPr>
+              <w:t>2</w:t>
+            </w:r>
+          </w:p>
+        </w:tc>
+        <w:tc>
+          <w:tcPr>
+            <w:tcW w:type="dxa" w:w="960"/>
+          </w:tcPr>
+          <w:p>
+            <w:r/>
+            <w:r>
+              <w:rPr>
+                <w:sz w:val="16"/>
+              </w:rPr>
+              <w:t>Jaccard</w:t>
+            </w:r>
+          </w:p>
+        </w:tc>
+        <w:tc>
+          <w:tcPr>
+            <w:tcW w:type="dxa" w:w="960"/>
+          </w:tcPr>
+          <w:p>
+            <w:r/>
+            <w:r>
+              <w:rPr>
+                <w:sz w:val="16"/>
+              </w:rPr>
+              <w:t>caudale</w:t>
+            </w:r>
+          </w:p>
+        </w:tc>
+        <w:tc>
+          <w:tcPr>
+            <w:tcW w:type="dxa" w:w="960"/>
+          </w:tcPr>
+          <w:p>
+            <w:r/>
+            <w:r>
+              <w:rPr>
+                <w:sz w:val="16"/>
+              </w:rPr>
+              <w:t>3/3</w:t>
+            </w:r>
+          </w:p>
+        </w:tc>
+        <w:tc>
+          <w:tcPr>
+            <w:tcW w:type="dxa" w:w="960"/>
+          </w:tcPr>
+          <w:p>
+            <w:r/>
+            <w:r>
+              <w:rPr>
+                <w:sz w:val="16"/>
+              </w:rPr>
+              <w:t>3/6</w:t>
+            </w:r>
+          </w:p>
+        </w:tc>
+        <w:tc>
+          <w:tcPr>
+            <w:tcW w:type="dxa" w:w="960"/>
+          </w:tcPr>
+          <w:p>
+            <w:r/>
+            <w:r>
+              <w:rPr>
+                <w:sz w:val="16"/>
+              </w:rPr>
+              <w:t>0.668</w:t>
+            </w:r>
+          </w:p>
+        </w:tc>
+        <w:tc>
+          <w:tcPr>
+            <w:tcW w:type="dxa" w:w="960"/>
+          </w:tcPr>
+          <w:p>
+            <w:r/>
+            <w:r>
+              <w:rPr>
+                <w:sz w:val="16"/>
+              </w:rPr>
+              <w:t>0.654</w:t>
+            </w:r>
+          </w:p>
+        </w:tc>
+        <w:tc>
+          <w:tcPr>
+            <w:tcW w:type="dxa" w:w="960"/>
+          </w:tcPr>
+          <w:p>
+            <w:r/>
+            <w:r>
+              <w:rPr>
+                <w:sz w:val="16"/>
+              </w:rPr>
+              <w:t>0.669</w:t>
+            </w:r>
+          </w:p>
+        </w:tc>
+        <w:tc>
+          <w:tcPr>
+            <w:tcW w:type="dxa" w:w="960"/>
+          </w:tcPr>
+          <w:p>
+            <w:r/>
+            <w:r>
+              <w:rPr>
+                <w:sz w:val="16"/>
+              </w:rPr>
+              <w:t>0/3</w:t>
+            </w:r>
+          </w:p>
+        </w:tc>
+      </w:tr>
+      <w:tr>
+        <w:tc>
+          <w:tcPr>
+            <w:tcW w:type="dxa" w:w="960"/>
+          </w:tcPr>
+          <w:p>
+            <w:r/>
+            <w:r>
+              <w:rPr>
+                <w:sz w:val="16"/>
+              </w:rPr>
+              <w:t>2</w:t>
+            </w:r>
+          </w:p>
+        </w:tc>
+        <w:tc>
+          <w:tcPr>
+            <w:tcW w:type="dxa" w:w="960"/>
+          </w:tcPr>
+          <w:p>
+            <w:r/>
+            <w:r>
+              <w:rPr>
+                <w:sz w:val="16"/>
+              </w:rPr>
+              <w:t>Jaccard</w:t>
+            </w:r>
+          </w:p>
+        </w:tc>
+        <w:tc>
+          <w:tcPr>
+            <w:tcW w:type="dxa" w:w="960"/>
+          </w:tcPr>
+          <w:p>
+            <w:r/>
+            <w:r>
+              <w:rPr>
+                <w:sz w:val="16"/>
+              </w:rPr>
+              <w:t>branchie</w:t>
+            </w:r>
+          </w:p>
+        </w:tc>
+        <w:tc>
+          <w:tcPr>
+            <w:tcW w:type="dxa" w:w="960"/>
+          </w:tcPr>
+          <w:p>
+            <w:r/>
+            <w:r>
+              <w:rPr>
+                <w:sz w:val="16"/>
+              </w:rPr>
+              <w:t>0/3</w:t>
+            </w:r>
+          </w:p>
+        </w:tc>
+        <w:tc>
+          <w:tcPr>
+            <w:tcW w:type="dxa" w:w="960"/>
+          </w:tcPr>
+          <w:p>
+            <w:r/>
+            <w:r>
+              <w:rPr>
+                <w:sz w:val="16"/>
+              </w:rPr>
+              <w:t>1/9</w:t>
+            </w:r>
+          </w:p>
+        </w:tc>
+        <w:tc>
+          <w:tcPr>
+            <w:tcW w:type="dxa" w:w="960"/>
+          </w:tcPr>
+          <w:p>
+            <w:r/>
+            <w:r>
+              <w:rPr>
+                <w:sz w:val="16"/>
+              </w:rPr>
+              <w:t>0.659</w:t>
+            </w:r>
+          </w:p>
+        </w:tc>
+        <w:tc>
+          <w:tcPr>
+            <w:tcW w:type="dxa" w:w="960"/>
+          </w:tcPr>
+          <w:p>
+            <w:r/>
+            <w:r>
+              <w:rPr>
+                <w:sz w:val="16"/>
+              </w:rPr>
+              <w:t>0.656</w:t>
+            </w:r>
+          </w:p>
+        </w:tc>
+        <w:tc>
+          <w:tcPr>
+            <w:tcW w:type="dxa" w:w="960"/>
+          </w:tcPr>
+          <w:p>
+            <w:r/>
+            <w:r>
+              <w:rPr>
+                <w:sz w:val="16"/>
+              </w:rPr>
+              <w:t>0.65</w:t>
+            </w:r>
+          </w:p>
+        </w:tc>
+        <w:tc>
+          <w:tcPr>
+            <w:tcW w:type="dxa" w:w="960"/>
+          </w:tcPr>
+          <w:p>
+            <w:r/>
+            <w:r>
+              <w:rPr>
+                <w:sz w:val="16"/>
+              </w:rPr>
+              <w:t>0/3</w:t>
+            </w:r>
+          </w:p>
+        </w:tc>
+      </w:tr>
+      <w:tr>
+        <w:tc>
+          <w:tcPr>
+            <w:tcW w:type="dxa" w:w="960"/>
+          </w:tcPr>
+          <w:p>
+            <w:r/>
+            <w:r>
+              <w:rPr>
+                <w:sz w:val="16"/>
+              </w:rPr>
+              <w:t>2</w:t>
+            </w:r>
+          </w:p>
+        </w:tc>
+        <w:tc>
+          <w:tcPr>
+            <w:tcW w:type="dxa" w:w="960"/>
+          </w:tcPr>
+          <w:p>
+            <w:r/>
+            <w:r>
+              <w:rPr>
+                <w:sz w:val="16"/>
+              </w:rPr>
+              <w:t>Jaccard</w:t>
+            </w:r>
+          </w:p>
+        </w:tc>
+        <w:tc>
+          <w:tcPr>
+            <w:tcW w:type="dxa" w:w="960"/>
+          </w:tcPr>
+          <w:p>
+            <w:r/>
+            <w:r>
+              <w:rPr>
+                <w:sz w:val="16"/>
+              </w:rPr>
+              <w:t>midgut</w:t>
+            </w:r>
+          </w:p>
+        </w:tc>
+        <w:tc>
+          <w:tcPr>
+            <w:tcW w:type="dxa" w:w="960"/>
+          </w:tcPr>
+          <w:p>
+            <w:r/>
+            <w:r>
+              <w:rPr>
+                <w:sz w:val="16"/>
+              </w:rPr>
+              <w:t>3/3</w:t>
+            </w:r>
+          </w:p>
+        </w:tc>
+        <w:tc>
+          <w:tcPr>
+            <w:tcW w:type="dxa" w:w="960"/>
+          </w:tcPr>
+          <w:p>
+            <w:r/>
+            <w:r>
+              <w:rPr>
+                <w:sz w:val="16"/>
+              </w:rPr>
+              <w:t>1/6</w:t>
+            </w:r>
+          </w:p>
+        </w:tc>
+        <w:tc>
+          <w:tcPr>
+            <w:tcW w:type="dxa" w:w="960"/>
+          </w:tcPr>
+          <w:p>
+            <w:r/>
+            <w:r>
+              <w:rPr>
+                <w:sz w:val="16"/>
+              </w:rPr>
+              <w:t>0.648</w:t>
+            </w:r>
+          </w:p>
+        </w:tc>
+        <w:tc>
+          <w:tcPr>
+            <w:tcW w:type="dxa" w:w="960"/>
+          </w:tcPr>
+          <w:p>
+            <w:r/>
+            <w:r>
+              <w:rPr>
+                <w:sz w:val="16"/>
+              </w:rPr>
+              <w:t>0.633</w:t>
+            </w:r>
+          </w:p>
+        </w:tc>
+        <w:tc>
+          <w:tcPr>
+            <w:tcW w:type="dxa" w:w="960"/>
+          </w:tcPr>
+          <w:p>
+            <w:r/>
+            <w:r>
+              <w:rPr>
+                <w:sz w:val="16"/>
+              </w:rPr>
+              <w:t>0.643</w:t>
+            </w:r>
+          </w:p>
+        </w:tc>
+        <w:tc>
+          <w:tcPr>
+            <w:tcW w:type="dxa" w:w="960"/>
+          </w:tcPr>
+          <w:p>
+            <w:r/>
+            <w:r>
+              <w:rPr>
+                <w:sz w:val="16"/>
+              </w:rPr>
+              <w:t>0/3</w:t>
+            </w:r>
+          </w:p>
+        </w:tc>
+      </w:tr>
+      <w:tr>
+        <w:tc>
+          <w:tcPr>
+            <w:tcW w:type="dxa" w:w="960"/>
+          </w:tcPr>
+          <w:p>
+            <w:r/>
+            <w:r>
+              <w:rPr>
+                <w:sz w:val="16"/>
+              </w:rPr>
+              <w:t>2</w:t>
+            </w:r>
+          </w:p>
+        </w:tc>
+        <w:tc>
+          <w:tcPr>
+            <w:tcW w:type="dxa" w:w="960"/>
+          </w:tcPr>
+          <w:p>
+            <w:r/>
+            <w:r>
+              <w:rPr>
+                <w:sz w:val="16"/>
+              </w:rPr>
+              <w:t>Jaccard</w:t>
+            </w:r>
+          </w:p>
+        </w:tc>
+        <w:tc>
+          <w:tcPr>
+            <w:tcW w:type="dxa" w:w="960"/>
+          </w:tcPr>
+          <w:p>
+            <w:r/>
+            <w:r>
+              <w:rPr>
+                <w:sz w:val="16"/>
+              </w:rPr>
+              <w:t>hindgut</w:t>
+            </w:r>
+          </w:p>
+        </w:tc>
+        <w:tc>
+          <w:tcPr>
+            <w:tcW w:type="dxa" w:w="960"/>
+          </w:tcPr>
+          <w:p>
+            <w:r/>
+            <w:r>
+              <w:rPr>
+                <w:sz w:val="16"/>
+              </w:rPr>
+              <w:t>0/3</w:t>
+            </w:r>
+          </w:p>
+        </w:tc>
+        <w:tc>
+          <w:tcPr>
+            <w:tcW w:type="dxa" w:w="960"/>
+          </w:tcPr>
+          <w:p>
+            <w:r/>
+            <w:r>
+              <w:rPr>
+                <w:sz w:val="16"/>
+              </w:rPr>
+              <w:t>0/9</w:t>
+            </w:r>
+          </w:p>
+        </w:tc>
+        <w:tc>
+          <w:tcPr>
+            <w:tcW w:type="dxa" w:w="960"/>
+          </w:tcPr>
+          <w:p>
+            <w:r/>
+            <w:r>
+              <w:rPr>
+                <w:sz w:val="16"/>
+              </w:rPr>
+              <w:t>0.655</w:t>
+            </w:r>
+          </w:p>
+        </w:tc>
+        <w:tc>
+          <w:tcPr>
+            <w:tcW w:type="dxa" w:w="960"/>
+          </w:tcPr>
+          <w:p>
+            <w:r/>
+            <w:r>
+              <w:rPr>
+                <w:sz w:val="16"/>
+              </w:rPr>
+              <w:t>0.651</w:t>
+            </w:r>
+          </w:p>
+        </w:tc>
+        <w:tc>
+          <w:tcPr>
+            <w:tcW w:type="dxa" w:w="960"/>
+          </w:tcPr>
+          <w:p>
+            <w:r/>
+            <w:r>
+              <w:rPr>
+                <w:sz w:val="16"/>
+              </w:rPr>
+              <w:t>0.658</w:t>
+            </w:r>
+          </w:p>
+        </w:tc>
+        <w:tc>
+          <w:tcPr>
+            <w:tcW w:type="dxa" w:w="960"/>
+          </w:tcPr>
+          <w:p>
+            <w:r/>
+            <w:r>
+              <w:rPr>
+                <w:sz w:val="16"/>
+              </w:rPr>
+              <w:t>0/3</w:t>
+            </w:r>
+          </w:p>
+        </w:tc>
+      </w:tr>
+      <w:tr>
+        <w:tc>
+          <w:tcPr>
+            <w:tcW w:type="dxa" w:w="960"/>
+          </w:tcPr>
+          <w:p>
+            <w:r/>
+            <w:r>
+              <w:rPr>
+                <w:sz w:val="16"/>
+              </w:rPr>
+              <w:t>2</w:t>
+            </w:r>
+          </w:p>
+        </w:tc>
+        <w:tc>
+          <w:tcPr>
+            <w:tcW w:type="dxa" w:w="960"/>
+          </w:tcPr>
+          <w:p>
+            <w:r/>
+            <w:r>
+              <w:rPr>
+                <w:sz w:val="16"/>
+              </w:rPr>
+              <w:t>UniFrac non pondéré</w:t>
+            </w:r>
+          </w:p>
+        </w:tc>
+        <w:tc>
+          <w:tcPr>
+            <w:tcW w:type="dxa" w:w="960"/>
+          </w:tcPr>
+          <w:p>
+            <w:r/>
+            <w:r>
+              <w:rPr>
+                <w:sz w:val="16"/>
+              </w:rPr>
+              <w:t>caudale</w:t>
+            </w:r>
+          </w:p>
+        </w:tc>
+        <w:tc>
+          <w:tcPr>
+            <w:tcW w:type="dxa" w:w="960"/>
+          </w:tcPr>
+          <w:p>
+            <w:r/>
+            <w:r>
+              <w:rPr>
+                <w:sz w:val="16"/>
+              </w:rPr>
+              <w:t>1/3</w:t>
+            </w:r>
+          </w:p>
+        </w:tc>
+        <w:tc>
+          <w:tcPr>
+            <w:tcW w:type="dxa" w:w="960"/>
+          </w:tcPr>
+          <w:p>
+            <w:r/>
+            <w:r>
+              <w:rPr>
+                <w:sz w:val="16"/>
+              </w:rPr>
+              <w:t>3/6</w:t>
+            </w:r>
+          </w:p>
+        </w:tc>
+        <w:tc>
+          <w:tcPr>
+            <w:tcW w:type="dxa" w:w="960"/>
+          </w:tcPr>
+          <w:p>
+            <w:r/>
+            <w:r>
+              <w:rPr>
+                <w:sz w:val="16"/>
+              </w:rPr>
+              <w:t>0.496</w:t>
+            </w:r>
+          </w:p>
+        </w:tc>
+        <w:tc>
+          <w:tcPr>
+            <w:tcW w:type="dxa" w:w="960"/>
+          </w:tcPr>
+          <w:p>
+            <w:r/>
+            <w:r>
+              <w:rPr>
+                <w:sz w:val="16"/>
+              </w:rPr>
+              <w:t>0.485</w:t>
+            </w:r>
+          </w:p>
+        </w:tc>
+        <w:tc>
+          <w:tcPr>
+            <w:tcW w:type="dxa" w:w="960"/>
+          </w:tcPr>
+          <w:p>
+            <w:r/>
+            <w:r>
+              <w:rPr>
+                <w:sz w:val="16"/>
+              </w:rPr>
+              <w:t>0.504</w:t>
+            </w:r>
+          </w:p>
+        </w:tc>
+        <w:tc>
+          <w:tcPr>
+            <w:tcW w:type="dxa" w:w="960"/>
+          </w:tcPr>
+          <w:p>
+            <w:r/>
+            <w:r>
+              <w:rPr>
+                <w:sz w:val="16"/>
+              </w:rPr>
+              <w:t>0/3</w:t>
+            </w:r>
+          </w:p>
+        </w:tc>
+      </w:tr>
+      <w:tr>
+        <w:tc>
+          <w:tcPr>
+            <w:tcW w:type="dxa" w:w="960"/>
+          </w:tcPr>
+          <w:p>
+            <w:r/>
+            <w:r>
+              <w:rPr>
+                <w:sz w:val="16"/>
+              </w:rPr>
+              <w:t>2</w:t>
+            </w:r>
+          </w:p>
+        </w:tc>
+        <w:tc>
+          <w:tcPr>
+            <w:tcW w:type="dxa" w:w="960"/>
+          </w:tcPr>
+          <w:p>
+            <w:r/>
+            <w:r>
+              <w:rPr>
+                <w:sz w:val="16"/>
+              </w:rPr>
+              <w:t>UniFrac non pondéré</w:t>
+            </w:r>
+          </w:p>
+        </w:tc>
+        <w:tc>
+          <w:tcPr>
+            <w:tcW w:type="dxa" w:w="960"/>
+          </w:tcPr>
+          <w:p>
+            <w:r/>
+            <w:r>
+              <w:rPr>
+                <w:sz w:val="16"/>
+              </w:rPr>
+              <w:t>branchie</w:t>
+            </w:r>
+          </w:p>
+        </w:tc>
+        <w:tc>
+          <w:tcPr>
+            <w:tcW w:type="dxa" w:w="960"/>
+          </w:tcPr>
+          <w:p>
+            <w:r/>
+            <w:r>
+              <w:rPr>
+                <w:sz w:val="16"/>
+              </w:rPr>
+              <w:t>2/3</w:t>
+            </w:r>
+          </w:p>
+        </w:tc>
+        <w:tc>
+          <w:tcPr>
+            <w:tcW w:type="dxa" w:w="960"/>
+          </w:tcPr>
+          <w:p>
+            <w:r/>
+            <w:r>
+              <w:rPr>
+                <w:sz w:val="16"/>
+              </w:rPr>
+              <w:t>0/9</w:t>
+            </w:r>
+          </w:p>
+        </w:tc>
+        <w:tc>
+          <w:tcPr>
+            <w:tcW w:type="dxa" w:w="960"/>
+          </w:tcPr>
+          <w:p>
+            <w:r/>
+            <w:r>
+              <w:rPr>
+                <w:sz w:val="16"/>
+              </w:rPr>
+              <w:t>0.506</w:t>
+            </w:r>
+          </w:p>
+        </w:tc>
+        <w:tc>
+          <w:tcPr>
+            <w:tcW w:type="dxa" w:w="960"/>
+          </w:tcPr>
+          <w:p>
+            <w:r/>
+            <w:r>
+              <w:rPr>
+                <w:sz w:val="16"/>
+              </w:rPr>
+              <w:t>0.49</w:t>
+            </w:r>
+          </w:p>
+        </w:tc>
+        <w:tc>
+          <w:tcPr>
+            <w:tcW w:type="dxa" w:w="960"/>
+          </w:tcPr>
+          <w:p>
+            <w:r/>
+            <w:r>
+              <w:rPr>
+                <w:sz w:val="16"/>
+              </w:rPr>
+              <w:t>0.478</w:t>
+            </w:r>
+          </w:p>
+        </w:tc>
+        <w:tc>
+          <w:tcPr>
+            <w:tcW w:type="dxa" w:w="960"/>
+          </w:tcPr>
+          <w:p>
+            <w:r/>
+            <w:r>
+              <w:rPr>
+                <w:sz w:val="16"/>
+              </w:rPr>
+              <w:t>0/3</w:t>
+            </w:r>
+          </w:p>
+        </w:tc>
+      </w:tr>
+      <w:tr>
+        <w:tc>
+          <w:tcPr>
+            <w:tcW w:type="dxa" w:w="960"/>
+          </w:tcPr>
+          <w:p>
+            <w:r/>
+            <w:r>
+              <w:rPr>
+                <w:sz w:val="16"/>
+              </w:rPr>
+              <w:t>2</w:t>
+            </w:r>
+          </w:p>
+        </w:tc>
+        <w:tc>
+          <w:tcPr>
+            <w:tcW w:type="dxa" w:w="960"/>
+          </w:tcPr>
+          <w:p>
+            <w:r/>
+            <w:r>
+              <w:rPr>
+                <w:sz w:val="16"/>
+              </w:rPr>
+              <w:t>UniFrac non pondéré</w:t>
+            </w:r>
+          </w:p>
+        </w:tc>
+        <w:tc>
+          <w:tcPr>
+            <w:tcW w:type="dxa" w:w="960"/>
+          </w:tcPr>
+          <w:p>
+            <w:r/>
+            <w:r>
+              <w:rPr>
+                <w:sz w:val="16"/>
+              </w:rPr>
+              <w:t>midgut</w:t>
+            </w:r>
+          </w:p>
+        </w:tc>
+        <w:tc>
+          <w:tcPr>
+            <w:tcW w:type="dxa" w:w="960"/>
+          </w:tcPr>
+          <w:p>
+            <w:r/>
+            <w:r>
+              <w:rPr>
+                <w:sz w:val="16"/>
+              </w:rPr>
+              <w:t>3/3</w:t>
+            </w:r>
+          </w:p>
+        </w:tc>
+        <w:tc>
+          <w:tcPr>
+            <w:tcW w:type="dxa" w:w="960"/>
+          </w:tcPr>
+          <w:p>
+            <w:r/>
+            <w:r>
+              <w:rPr>
+                <w:sz w:val="16"/>
+              </w:rPr>
+              <w:t>1/6</w:t>
+            </w:r>
+          </w:p>
+        </w:tc>
+        <w:tc>
+          <w:tcPr>
+            <w:tcW w:type="dxa" w:w="960"/>
+          </w:tcPr>
+          <w:p>
+            <w:r/>
+            <w:r>
+              <w:rPr>
+                <w:sz w:val="16"/>
+              </w:rPr>
+              <w:t>0.482</w:t>
+            </w:r>
+          </w:p>
+        </w:tc>
+        <w:tc>
+          <w:tcPr>
+            <w:tcW w:type="dxa" w:w="960"/>
+          </w:tcPr>
+          <w:p>
+            <w:r/>
+            <w:r>
+              <w:rPr>
+                <w:sz w:val="16"/>
+              </w:rPr>
+              <w:t>0.429</w:t>
+            </w:r>
+          </w:p>
+        </w:tc>
+        <w:tc>
+          <w:tcPr>
+            <w:tcW w:type="dxa" w:w="960"/>
+          </w:tcPr>
+          <w:p>
+            <w:r/>
+            <w:r>
+              <w:rPr>
+                <w:sz w:val="16"/>
+              </w:rPr>
+              <w:t>0.479</w:t>
+            </w:r>
+          </w:p>
+        </w:tc>
+        <w:tc>
+          <w:tcPr>
+            <w:tcW w:type="dxa" w:w="960"/>
+          </w:tcPr>
+          <w:p>
+            <w:r/>
+            <w:r>
+              <w:rPr>
+                <w:sz w:val="16"/>
+              </w:rPr>
+              <w:t>0/3</w:t>
+            </w:r>
+          </w:p>
+        </w:tc>
+      </w:tr>
+      <w:tr>
+        <w:tc>
+          <w:tcPr>
+            <w:tcW w:type="dxa" w:w="960"/>
+          </w:tcPr>
+          <w:p>
+            <w:r/>
+            <w:r>
+              <w:rPr>
+                <w:sz w:val="16"/>
+              </w:rPr>
+              <w:t>2</w:t>
+            </w:r>
+          </w:p>
+        </w:tc>
+        <w:tc>
+          <w:tcPr>
+            <w:tcW w:type="dxa" w:w="960"/>
+          </w:tcPr>
+          <w:p>
+            <w:r/>
+            <w:r>
+              <w:rPr>
+                <w:sz w:val="16"/>
+              </w:rPr>
+              <w:t>UniFrac non pondéré</w:t>
+            </w:r>
+          </w:p>
+        </w:tc>
+        <w:tc>
+          <w:tcPr>
+            <w:tcW w:type="dxa" w:w="960"/>
+          </w:tcPr>
+          <w:p>
+            <w:r/>
+            <w:r>
+              <w:rPr>
+                <w:sz w:val="16"/>
+              </w:rPr>
+              <w:t>hindgut</w:t>
+            </w:r>
+          </w:p>
+        </w:tc>
+        <w:tc>
+          <w:tcPr>
+            <w:tcW w:type="dxa" w:w="960"/>
+          </w:tcPr>
+          <w:p>
+            <w:r/>
+            <w:r>
+              <w:rPr>
+                <w:sz w:val="16"/>
+              </w:rPr>
+              <w:t>0/3</w:t>
+            </w:r>
+          </w:p>
+        </w:tc>
+        <w:tc>
+          <w:tcPr>
+            <w:tcW w:type="dxa" w:w="960"/>
+          </w:tcPr>
+          <w:p>
+            <w:r/>
+            <w:r>
+              <w:rPr>
+                <w:sz w:val="16"/>
+              </w:rPr>
+              <w:t>0/9</w:t>
+            </w:r>
+          </w:p>
+        </w:tc>
+        <w:tc>
+          <w:tcPr>
+            <w:tcW w:type="dxa" w:w="960"/>
+          </w:tcPr>
+          <w:p>
+            <w:r/>
+            <w:r>
+              <w:rPr>
+                <w:sz w:val="16"/>
+              </w:rPr>
+              <w:t>0.479</w:t>
+            </w:r>
+          </w:p>
+        </w:tc>
+        <w:tc>
+          <w:tcPr>
+            <w:tcW w:type="dxa" w:w="960"/>
+          </w:tcPr>
+          <w:p>
+            <w:r/>
+            <w:r>
+              <w:rPr>
+                <w:sz w:val="16"/>
+              </w:rPr>
+              <w:t>0.466</w:t>
+            </w:r>
+          </w:p>
+        </w:tc>
+        <w:tc>
+          <w:tcPr>
+            <w:tcW w:type="dxa" w:w="960"/>
+          </w:tcPr>
+          <w:p>
+            <w:r/>
+            <w:r>
+              <w:rPr>
+                <w:sz w:val="16"/>
+              </w:rPr>
+              <w:t>0.488</w:t>
+            </w:r>
+          </w:p>
+        </w:tc>
+        <w:tc>
+          <w:tcPr>
+            <w:tcW w:type="dxa" w:w="960"/>
+          </w:tcPr>
+          <w:p>
+            <w:r/>
+            <w:r>
+              <w:rPr>
+                <w:sz w:val="16"/>
+              </w:rPr>
+              <w:t>0/3</w:t>
+            </w:r>
+          </w:p>
+        </w:tc>
+      </w:tr>
+      <w:tr>
+        <w:tc>
+          <w:tcPr>
+            <w:tcW w:type="dxa" w:w="960"/>
+          </w:tcPr>
+          <w:p>
+            <w:r/>
+            <w:r>
+              <w:rPr>
+                <w:sz w:val="16"/>
+              </w:rPr>
+              <w:t>2</w:t>
+            </w:r>
+          </w:p>
+        </w:tc>
+        <w:tc>
+          <w:tcPr>
+            <w:tcW w:type="dxa" w:w="960"/>
+          </w:tcPr>
+          <w:p>
+            <w:r/>
+            <w:r>
+              <w:rPr>
+                <w:sz w:val="16"/>
+              </w:rPr>
+              <w:t>UniFrac pondéré</w:t>
+            </w:r>
+          </w:p>
+        </w:tc>
+        <w:tc>
+          <w:tcPr>
+            <w:tcW w:type="dxa" w:w="960"/>
+          </w:tcPr>
+          <w:p>
+            <w:r/>
+            <w:r>
+              <w:rPr>
+                <w:sz w:val="16"/>
+              </w:rPr>
+              <w:t>caudale</w:t>
+            </w:r>
+          </w:p>
+        </w:tc>
+        <w:tc>
+          <w:tcPr>
+            <w:tcW w:type="dxa" w:w="960"/>
+          </w:tcPr>
+          <w:p>
+            <w:r/>
+            <w:r>
+              <w:rPr>
+                <w:sz w:val="16"/>
+              </w:rPr>
+              <w:t>0/3</w:t>
+            </w:r>
+          </w:p>
+        </w:tc>
+        <w:tc>
+          <w:tcPr>
+            <w:tcW w:type="dxa" w:w="960"/>
+          </w:tcPr>
+          <w:p>
+            <w:r/>
+            <w:r>
+              <w:rPr>
+                <w:sz w:val="16"/>
+              </w:rPr>
+              <w:t>0/6</w:t>
+            </w:r>
+          </w:p>
+        </w:tc>
+        <w:tc>
+          <w:tcPr>
+            <w:tcW w:type="dxa" w:w="960"/>
+          </w:tcPr>
+          <w:p>
+            <w:r/>
+            <w:r>
+              <w:rPr>
+                <w:sz w:val="16"/>
+              </w:rPr>
+              <w:t>0.058</w:t>
+            </w:r>
+          </w:p>
+        </w:tc>
+        <w:tc>
+          <w:tcPr>
+            <w:tcW w:type="dxa" w:w="960"/>
+          </w:tcPr>
+          <w:p>
+            <w:r/>
+            <w:r>
+              <w:rPr>
+                <w:sz w:val="16"/>
+              </w:rPr>
+              <w:t>0.059</w:t>
+            </w:r>
+          </w:p>
+        </w:tc>
+        <w:tc>
+          <w:tcPr>
+            <w:tcW w:type="dxa" w:w="960"/>
+          </w:tcPr>
+          <w:p>
+            <w:r/>
+            <w:r>
+              <w:rPr>
+                <w:sz w:val="16"/>
+              </w:rPr>
+              <w:t>0.054</w:t>
+            </w:r>
+          </w:p>
+        </w:tc>
+        <w:tc>
+          <w:tcPr>
+            <w:tcW w:type="dxa" w:w="960"/>
+          </w:tcPr>
+          <w:p>
+            <w:r/>
+            <w:r>
+              <w:rPr>
+                <w:sz w:val="16"/>
+              </w:rPr>
+              <w:t>3/3</w:t>
+            </w:r>
+          </w:p>
+        </w:tc>
+      </w:tr>
+      <w:tr>
+        <w:tc>
+          <w:tcPr>
+            <w:tcW w:type="dxa" w:w="960"/>
+          </w:tcPr>
+          <w:p>
+            <w:r/>
+            <w:r>
+              <w:rPr>
+                <w:sz w:val="16"/>
+              </w:rPr>
+              <w:t>2</w:t>
+            </w:r>
+          </w:p>
+        </w:tc>
+        <w:tc>
+          <w:tcPr>
+            <w:tcW w:type="dxa" w:w="960"/>
+          </w:tcPr>
+          <w:p>
+            <w:r/>
+            <w:r>
+              <w:rPr>
+                <w:sz w:val="16"/>
+              </w:rPr>
+              <w:t>UniFrac pondéré</w:t>
+            </w:r>
+          </w:p>
+        </w:tc>
+        <w:tc>
+          <w:tcPr>
+            <w:tcW w:type="dxa" w:w="960"/>
+          </w:tcPr>
+          <w:p>
+            <w:r/>
+            <w:r>
+              <w:rPr>
+                <w:sz w:val="16"/>
+              </w:rPr>
+              <w:t>branchie</w:t>
+            </w:r>
+          </w:p>
+        </w:tc>
+        <w:tc>
+          <w:tcPr>
+            <w:tcW w:type="dxa" w:w="960"/>
+          </w:tcPr>
+          <w:p>
+            <w:r/>
+            <w:r>
+              <w:rPr>
+                <w:sz w:val="16"/>
+              </w:rPr>
+              <w:t>0/3</w:t>
+            </w:r>
+          </w:p>
+        </w:tc>
+        <w:tc>
+          <w:tcPr>
+            <w:tcW w:type="dxa" w:w="960"/>
+          </w:tcPr>
+          <w:p>
+            <w:r/>
+            <w:r>
+              <w:rPr>
+                <w:sz w:val="16"/>
+              </w:rPr>
+              <w:t>3/9</w:t>
+            </w:r>
+          </w:p>
+        </w:tc>
+        <w:tc>
+          <w:tcPr>
+            <w:tcW w:type="dxa" w:w="960"/>
           </w:tcPr>
           <w:p>
             <w:r/>
@@ -7557,35 +11497,291 @@
         </w:tc>
         <w:tc>
           <w:tcPr>
-            <w:tcW w:type="dxa" w:w="1080"/>
-          </w:tcPr>
-          <w:p>
-            <w:r/>
-            <w:r>
-              <w:rPr>
-                <w:sz w:val="16"/>
-              </w:rPr>
-              <w:t>0.05</w:t>
-            </w:r>
-          </w:p>
-        </w:tc>
-        <w:tc>
-          <w:tcPr>
-            <w:tcW w:type="dxa" w:w="1080"/>
-          </w:tcPr>
-          <w:p>
-            <w:r/>
-            <w:r>
-              <w:rPr>
-                <w:sz w:val="16"/>
-              </w:rPr>
-              <w:t>0.062</w:t>
-            </w:r>
-          </w:p>
-        </w:tc>
-        <w:tc>
-          <w:tcPr>
-            <w:tcW w:type="dxa" w:w="1080"/>
+            <w:tcW w:type="dxa" w:w="960"/>
+          </w:tcPr>
+          <w:p>
+            <w:r/>
+            <w:r>
+              <w:rPr>
+                <w:sz w:val="16"/>
+              </w:rPr>
+              <w:t>0.065</w:t>
+            </w:r>
+          </w:p>
+        </w:tc>
+        <w:tc>
+          <w:tcPr>
+            <w:tcW w:type="dxa" w:w="960"/>
+          </w:tcPr>
+          <w:p>
+            <w:r/>
+            <w:r>
+              <w:rPr>
+                <w:sz w:val="16"/>
+              </w:rPr>
+              <w:t>0.064</w:t>
+            </w:r>
+          </w:p>
+        </w:tc>
+        <w:tc>
+          <w:tcPr>
+            <w:tcW w:type="dxa" w:w="960"/>
+          </w:tcPr>
+          <w:p>
+            <w:r/>
+            <w:r>
+              <w:rPr>
+                <w:sz w:val="16"/>
+              </w:rPr>
+              <w:t>2/3</w:t>
+            </w:r>
+          </w:p>
+        </w:tc>
+      </w:tr>
+      <w:tr>
+        <w:tc>
+          <w:tcPr>
+            <w:tcW w:type="dxa" w:w="960"/>
+          </w:tcPr>
+          <w:p>
+            <w:r/>
+            <w:r>
+              <w:rPr>
+                <w:sz w:val="16"/>
+              </w:rPr>
+              <w:t>2</w:t>
+            </w:r>
+          </w:p>
+        </w:tc>
+        <w:tc>
+          <w:tcPr>
+            <w:tcW w:type="dxa" w:w="960"/>
+          </w:tcPr>
+          <w:p>
+            <w:r/>
+            <w:r>
+              <w:rPr>
+                <w:sz w:val="16"/>
+              </w:rPr>
+              <w:t>UniFrac pondéré</w:t>
+            </w:r>
+          </w:p>
+        </w:tc>
+        <w:tc>
+          <w:tcPr>
+            <w:tcW w:type="dxa" w:w="960"/>
+          </w:tcPr>
+          <w:p>
+            <w:r/>
+            <w:r>
+              <w:rPr>
+                <w:sz w:val="16"/>
+              </w:rPr>
+              <w:t>midgut</w:t>
+            </w:r>
+          </w:p>
+        </w:tc>
+        <w:tc>
+          <w:tcPr>
+            <w:tcW w:type="dxa" w:w="960"/>
+          </w:tcPr>
+          <w:p>
+            <w:r/>
+            <w:r>
+              <w:rPr>
+                <w:sz w:val="16"/>
+              </w:rPr>
+              <w:t>3/3</w:t>
+            </w:r>
+          </w:p>
+        </w:tc>
+        <w:tc>
+          <w:tcPr>
+            <w:tcW w:type="dxa" w:w="960"/>
+          </w:tcPr>
+          <w:p>
+            <w:r/>
+            <w:r>
+              <w:rPr>
+                <w:sz w:val="16"/>
+              </w:rPr>
+              <w:t>0/6</w:t>
+            </w:r>
+          </w:p>
+        </w:tc>
+        <w:tc>
+          <w:tcPr>
+            <w:tcW w:type="dxa" w:w="960"/>
+          </w:tcPr>
+          <w:p>
+            <w:r/>
+            <w:r>
+              <w:rPr>
+                <w:sz w:val="16"/>
+              </w:rPr>
+              <w:t>0.057</w:t>
+            </w:r>
+          </w:p>
+        </w:tc>
+        <w:tc>
+          <w:tcPr>
+            <w:tcW w:type="dxa" w:w="960"/>
+          </w:tcPr>
+          <w:p>
+            <w:r/>
+            <w:r>
+              <w:rPr>
+                <w:sz w:val="16"/>
+              </w:rPr>
+              <w:t>0.045</w:t>
+            </w:r>
+          </w:p>
+        </w:tc>
+        <w:tc>
+          <w:tcPr>
+            <w:tcW w:type="dxa" w:w="960"/>
+          </w:tcPr>
+          <w:p>
+            <w:r/>
+            <w:r>
+              <w:rPr>
+                <w:sz w:val="16"/>
+              </w:rPr>
+              <w:t>0.065</w:t>
+            </w:r>
+          </w:p>
+        </w:tc>
+        <w:tc>
+          <w:tcPr>
+            <w:tcW w:type="dxa" w:w="960"/>
+          </w:tcPr>
+          <w:p>
+            <w:r/>
+            <w:r>
+              <w:rPr>
+                <w:sz w:val="16"/>
+              </w:rPr>
+              <w:t>0/3</w:t>
+            </w:r>
+          </w:p>
+        </w:tc>
+      </w:tr>
+      <w:tr>
+        <w:tc>
+          <w:tcPr>
+            <w:tcW w:type="dxa" w:w="960"/>
+          </w:tcPr>
+          <w:p>
+            <w:r/>
+            <w:r>
+              <w:rPr>
+                <w:sz w:val="16"/>
+              </w:rPr>
+              <w:t>2</w:t>
+            </w:r>
+          </w:p>
+        </w:tc>
+        <w:tc>
+          <w:tcPr>
+            <w:tcW w:type="dxa" w:w="960"/>
+          </w:tcPr>
+          <w:p>
+            <w:r/>
+            <w:r>
+              <w:rPr>
+                <w:sz w:val="16"/>
+              </w:rPr>
+              <w:t>UniFrac pondéré</w:t>
+            </w:r>
+          </w:p>
+        </w:tc>
+        <w:tc>
+          <w:tcPr>
+            <w:tcW w:type="dxa" w:w="960"/>
+          </w:tcPr>
+          <w:p>
+            <w:r/>
+            <w:r>
+              <w:rPr>
+                <w:sz w:val="16"/>
+              </w:rPr>
+              <w:t>hindgut</w:t>
+            </w:r>
+          </w:p>
+        </w:tc>
+        <w:tc>
+          <w:tcPr>
+            <w:tcW w:type="dxa" w:w="960"/>
+          </w:tcPr>
+          <w:p>
+            <w:r/>
+            <w:r>
+              <w:rPr>
+                <w:sz w:val="16"/>
+              </w:rPr>
+              <w:t>1/3</w:t>
+            </w:r>
+          </w:p>
+        </w:tc>
+        <w:tc>
+          <w:tcPr>
+            <w:tcW w:type="dxa" w:w="960"/>
+          </w:tcPr>
+          <w:p>
+            <w:r/>
+            <w:r>
+              <w:rPr>
+                <w:sz w:val="16"/>
+              </w:rPr>
+              <w:t>0/9</w:t>
+            </w:r>
+          </w:p>
+        </w:tc>
+        <w:tc>
+          <w:tcPr>
+            <w:tcW w:type="dxa" w:w="960"/>
+          </w:tcPr>
+          <w:p>
+            <w:r/>
+            <w:r>
+              <w:rPr>
+                <w:sz w:val="16"/>
+              </w:rPr>
+              <w:t>0.061</w:t>
+            </w:r>
+          </w:p>
+        </w:tc>
+        <w:tc>
+          <w:tcPr>
+            <w:tcW w:type="dxa" w:w="960"/>
+          </w:tcPr>
+          <w:p>
+            <w:r/>
+            <w:r>
+              <w:rPr>
+                <w:sz w:val="16"/>
+              </w:rPr>
+              <w:t>0.049</w:t>
+            </w:r>
+          </w:p>
+        </w:tc>
+        <w:tc>
+          <w:tcPr>
+            <w:tcW w:type="dxa" w:w="960"/>
+          </w:tcPr>
+          <w:p>
+            <w:r/>
+            <w:r>
+              <w:rPr>
+                <w:sz w:val="16"/>
+              </w:rPr>
+              <w:t>0.06</w:t>
+            </w:r>
+          </w:p>
+        </w:tc>
+        <w:tc>
+          <w:tcPr>
+            <w:tcW w:type="dxa" w:w="960"/>
           </w:tcPr>
           <w:p>
             <w:r/>
@@ -7605,7 +11801,7 @@
           <w:i/>
           <w:sz w:val="16"/>
         </w:rPr>
-        <w:t>betadisper on the averaged dissimilarity matrices, spatial median, stratified by tissue, each sequencing run analysed separately. Station-blocked: all samples of the stratum, permutations constrained within station. Within-station: the three stations carrying all three categories, analysed separately, where a dispersion difference cannot be spatial. Distances are the median distance of a category's samples to their group centre. Negative eigenvalues of the averaged matrices accounted for a median of 0.00 % and at most 10.4 % of the absolute eigenvalue sum.</w:t>
+        <w:t>betadisper on the averaged dissimilarity matrices, spatial median, stratified by tissue, each sequencing run analysed separately. Rows are given for both passes (main text §1). Station-blocked: all samples of the stratum, permutations constrained within station. Within-station: the stations carrying all three categories with at least three samples per category, analysed separately (three stations in pass 2; Saint-Just-d'Ardèche is not testable in pass 1), where a dispersion difference cannot be spatial. Distances are the median distance of a category's samples to their group centre. Negative eigenvalues of the averaged matrices accounted for a median of 0.00 % and at most 10.4 % of the absolute eigenvalue sum.</w:t>
       </w:r>
     </w:p>
     <w:p/>
@@ -7652,6 +11848,16 @@
           <w:sz w:val="16"/>
         </w:rPr>
         <w:t>Figure S3. Dispersion by genotypic category. (a) Distance to group centre, expressed as a deviation from the three-category mean within each metric x run so that metrics are comparable; 12 points per category. (b) Direction tally across tests: the transgressive prediction concerns the right-hand bars. (c) Caudal fin: location effect (PERMANOVA) against dispersion heterogeneity (PERMDISP), number of sequencing runs out of three.</w:t>
+      </w:r>
+    </w:p>
+    <w:p>
+      <w:r>
+        <w:rPr>
+          <w:i/>
+          <w:color w:val="888888"/>
+          <w:sz w:val="16"/>
+        </w:rPr>
+        <w:t>[FIGURE À RÉGÉNÉRER : elle représente encore l'analyse antérieure (taxon morphologique pour S1a et S1c, classification à 12 chromosomes pour S3) ; les tables correspondantes sont à jour.]</w:t>
       </w:r>
     </w:p>
     <w:p>
@@ -7730,7 +11936,7 @@
           <w:i w:val="0"/>
           <w:color w:val="1F4E79"/>
         </w:rPr>
-        <w:t>The year is recoverable from the attribute 'original sample name', whose first two characters give the campaign (14 or 15), and from 'collection date'. The unambiguous individual key is therefore the pair (campaign, host subject id). On that key the deposited names yield 181 individuals, one more than the 180 of the genotyping table, and the discrepancy is informative rather than an error in either source: one sample, 15Per2015Ch03A, carries a mistyped campaign prefix — the fish was collected in 2014 and its three other tissues are named 14Per2015Ch01A, 02A and 05A. Keyed on the deposited prefix, that fish is split into a 2014 and a 2015 individual. The correct count is 180 individuals — 91 Parachondrostoma toxostoma, 59 Chondrostoma nasus and 30 hybrids — and the deposited alias is left unchanged, an alias being an identifier rather than a datum; the year is corrected in the 'collection date' attribute. Each individual is represented by four tissues, and each tissue by two library preparations (see Table S4).</w:t>
+        <w:t>The year is recoverable from the attribute 'original sample name', whose first two characters give the campaign (14 or 15), and from 'collection date'. The unambiguous individual key is therefore the pair (campaign, host subject id). On that key the deposited names yield 181 individuals, one more than the 180 of the genotyping table, and the discrepancy is informative rather than an error in either source: one sample, 15Per2015Ch03A, carries a mistyped campaign prefix — the fish was collected in 2014 and its three other tissues are named 14Per2015Ch01A, 02A and 05A. Keyed on the deposited prefix, that fish is split into a 2014 and a 2015 individual. The correct count is 180 individuals — 79 Parachondrostoma toxostoma, 59 Chondrostoma nasus and 42 hybrids — and the deposited alias is left unchanged, an alias being an identifier rather than a datum; the year is corrected in the 'collection date' attribute. Each individual is represented by four tissues, and each tissue by two library preparations (see Table S4).</w:t>
       </w:r>
     </w:p>
     <w:p>

--- a/docs/manuscrit/Supplementary_Data.docx
+++ b/docs/manuscrit/Supplementary_Data.docx
@@ -7438,8 +7438,8 @@
       <w:r>
         <w:drawing>
           <wp:inline xmlns:a="http://schemas.openxmlformats.org/drawingml/2006/main" xmlns:pic="http://schemas.openxmlformats.org/drawingml/2006/picture">
-            <wp:extent cx="5852160" cy="2546588"/>
-            <wp:docPr id="1" name="Picture 1"/>
+            <wp:extent cx="5852160" cy="2316411"/>
+            <wp:docPr id="4" name="Picture 4"/>
             <wp:cNvGraphicFramePr>
               <a:graphicFrameLocks noChangeAspect="1"/>
             </wp:cNvGraphicFramePr>
@@ -7447,11 +7447,11 @@
               <a:graphicData uri="http://schemas.openxmlformats.org/drawingml/2006/picture">
                 <pic:pic>
                   <pic:nvPicPr>
-                    <pic:cNvPr id="0" name="vc33e9d53_fig_position_effect.png"/>
+                    <pic:cNvPr id="0" name="fig_S1_position_effect.png"/>
                     <pic:cNvPicPr/>
                   </pic:nvPicPr>
                   <pic:blipFill>
-                    <a:blip r:embed="rId9"/>
+                    <a:blip r:embed="rId12"/>
                     <a:stretch>
                       <a:fillRect/>
                     </a:stretch>
@@ -7459,7 +7459,7 @@
                   <pic:spPr>
                     <a:xfrm>
                       <a:off x="0" y="0"/>
-                      <a:ext cx="5852160" cy="2546588"/>
+                      <a:ext cx="5852160" cy="2316411"/>
                     </a:xfrm>
                     <a:prstGeom prst="rect"/>
                   </pic:spPr>
@@ -7476,17 +7476,7 @@
           <w:i/>
           <w:sz w:val="16"/>
         </w:rPr>
-        <w:t>Figure S1. Plate position affects community composition. (a) Association between genotypic category and plate column. (b) Effect sizes relative to the null expectation, by sequencing run and metric. (c) Witnesses separating position from taxon.</w:t>
-      </w:r>
-    </w:p>
-    <w:p>
-      <w:r>
-        <w:rPr>
-          <w:i/>
-          <w:color w:val="888888"/>
-          <w:sz w:val="16"/>
-        </w:rPr>
-        <w:t>[FIGURE À RÉGÉNÉRER : elle représente encore l'analyse antérieure (taxon morphologique pour S1a et S1c, classification à 12 chromosomes pour S3) ; les tables correspondantes sont à jour.]</w:t>
+        <w:t>Figure S1. Plate position affects community composition. (a) Genotypic category against plate column, sequencing run durance1 (727 samples, four tissues per fish); hybrids are split into the 20 intermediate genomes (pass 1) and the 22 near-parental genomes added in pass 2. Cramér's V = 0.53 (pass 1) and 0.48 (pass 2), computed on individuals. (b) Effect sizes relative to the null expectation, R²/(df/(n−1)), one point per tissue × run stratum and metric (24 per term and pass); filled, p &lt; 0.05; bar, median. Within-category rows test column inside a single genotypic category, where a column effect cannot be a category effect. (c) p-value of the plate-column term (Jaccard, permutations within station blocks) per tissue and run; 0.001 is the smallest value attainable with 999 permutations. The column term does not depend on category labels; the two passes differ only by the 22 individuals excluded from pass 1. Supplementary Table S6.</w:t>
       </w:r>
     </w:p>
     <w:p/>
@@ -11809,8 +11799,8 @@
       <w:r>
         <w:drawing>
           <wp:inline xmlns:a="http://schemas.openxmlformats.org/drawingml/2006/main" xmlns:pic="http://schemas.openxmlformats.org/drawingml/2006/picture">
-            <wp:extent cx="5852160" cy="2531495"/>
-            <wp:docPr id="3" name="Picture 3"/>
+            <wp:extent cx="5852160" cy="3457080"/>
+            <wp:docPr id="5" name="Picture 5"/>
             <wp:cNvGraphicFramePr>
               <a:graphicFrameLocks noChangeAspect="1"/>
             </wp:cNvGraphicFramePr>
@@ -11818,11 +11808,11 @@
               <a:graphicData uri="http://schemas.openxmlformats.org/drawingml/2006/picture">
                 <pic:pic>
                   <pic:nvPicPr>
-                    <pic:cNvPr id="0" name="vb4f3ad89_fig_permdisp.png"/>
+                    <pic:cNvPr id="0" name="fig_S3_permdisp.png"/>
                     <pic:cNvPicPr/>
                   </pic:nvPicPr>
                   <pic:blipFill>
-                    <a:blip r:embed="rId11"/>
+                    <a:blip r:embed="rId13"/>
                     <a:stretch>
                       <a:fillRect/>
                     </a:stretch>
@@ -11830,7 +11820,7 @@
                   <pic:spPr>
                     <a:xfrm>
                       <a:off x="0" y="0"/>
-                      <a:ext cx="5852160" cy="2531495"/>
+                      <a:ext cx="5852160" cy="3457080"/>
                     </a:xfrm>
                     <a:prstGeom prst="rect"/>
                   </pic:spPr>
@@ -11847,17 +11837,7 @@
           <w:i/>
           <w:sz w:val="16"/>
         </w:rPr>
-        <w:t>Figure S3. Dispersion by genotypic category. (a) Distance to group centre, expressed as a deviation from the three-category mean within each metric x run so that metrics are comparable; 12 points per category. (b) Direction tally across tests: the transgressive prediction concerns the right-hand bars. (c) Caudal fin: location effect (PERMANOVA) against dispersion heterogeneity (PERMDISP), number of sequencing runs out of three.</w:t>
-      </w:r>
-    </w:p>
-    <w:p>
-      <w:r>
-        <w:rPr>
-          <w:i/>
-          <w:color w:val="888888"/>
-          <w:sz w:val="16"/>
-        </w:rPr>
-        <w:t>[FIGURE À RÉGÉNÉRER : elle représente encore l'analyse antérieure (taxon morphologique pour S1a et S1c, classification à 12 chromosomes pour S3) ; les tables correspondantes sont à jour.]</w:t>
+        <w:t>Figure S3. Dispersion by genotypic category (PERMDISP). (a, b) Distance to group centre, expressed as a deviation from the three-category mean within each metric × run so that metrics are comparable, permutations constrained within station blocks; 12 points per category and tissue (4 metrics × 3 runs); bar, median. (a) pass 1, 20 intermediate hybrids (n = 158); (b) pass 2, all 42 hybrids (n = 180). (c) Direction tally across tests; the transgressive prediction concerns the right-hand bars. Within-station tests cover the stations carrying all three categories with at least three samples per category, so their number differs between passes (68 and 120; Saint-Just-d'Ardèche is testable only in pass 2). (d) Caudal fin: number of sequencing runs out of three in which category affects location (PERMANOVA, principal model without plate position, station fixed by permutation blocks) and dispersion (PERMDISP, station-blocked). Supplementary Table S9.</w:t>
       </w:r>
     </w:p>
     <w:p>

--- a/docs/manuscrit/Supplementary_Data.docx
+++ b/docs/manuscrit/Supplementary_Data.docx
@@ -11861,9 +11861,7 @@
       </w:r>
     </w:p>
     <w:p>
-      <w:pPr>
-        <w:pStyle w:val="Heading1"/>
-      </w:pPr>
+      <w:pPr/>
       <w:r>
         <w:rPr>
           <w:i/>
@@ -11887,9 +11885,7 @@
       </w:r>
     </w:p>
     <w:p>
-      <w:pPr>
-        <w:pStyle w:val="Heading1"/>
-      </w:pPr>
+      <w:pPr/>
       <w:r>
         <w:rPr>
           <w:i/>
@@ -11920,9 +11916,7 @@
       </w:r>
     </w:p>
     <w:p>
-      <w:pPr>
-        <w:pStyle w:val="Heading1"/>
-      </w:pPr>
+      <w:pPr/>
       <w:r>
         <w:rPr>
           <w:i/>

--- a/docs/manuscrit/Supplementary_Data.docx
+++ b/docs/manuscrit/Supplementary_Data.docx
@@ -1718,16 +1718,6 @@
           <w:color w:val="1F4E79"/>
         </w:rPr>
         <w:t>Host identity. Following microsatellite genotyping, the 727 biological samples are attributed as follows under the 25-chromosome assignment: Parachondrostoma toxostoma, 322; Chondrostoma nasus, 236; and C. nasus × P. toxostoma hybrids, 169, of which 87 belong to the 22 near-parental individuals excluded from pass 1 (640 samples in pass 1). No sample remains recorded as ‘Chondrostoma sp.’. Host identity is carried by the MIxS free-text attribute ‘host scientific name’; the sample-level SCIENTIFIC_NAME remains the metagenome taxon (fish metagenome, fish gut metagenome or gill metagenome), as required by the ENA data model. No NCBI taxon exists for the hybrid, so the cross is given in free text.</w:t>
-      </w:r>
-    </w:p>
-    <w:p>
-      <w:r>
-        <w:rPr>
-          <w:i/>
-          <w:color w:val="888888"/>
-          <w:sz w:val="18"/>
-        </w:rPr>
-        <w:t>[À CORRIGER DANS LE DÉPÔT : l'ENA porte encore l'attribution à 12 chromosomes du 2026-08-31 (369 / 236 / 122) ; 63 échantillons (16 individus) changent d'identité d'hôte — 51 Pt → Hy, 4 Cn → Hy, 4 Hy → Pt, 4 Hy → Cn. Tant que le MODIFY n'est pas fait, ce paragraphe décrit le génotypage et non le dépôt.]</w:t>
       </w:r>
     </w:p>
     <w:p>
